--- a/REPORT/BaoCao_BTL_INT14105_Nhom15.docx
+++ b/REPORT/BaoCao_BTL_INT14105_Nhom15.docx
@@ -40,7 +40,7 @@
           <w:noProof/>
         </w:rPr>
         <w:drawing>
-          <wp:inline distT="0" distB="0" distL="0" distR="0" wp14:anchorId="450C9129" wp14:editId="0E29A059">
+          <wp:inline distT="0" distB="0" distL="0" distR="0" wp14:anchorId="17FC454D" wp14:editId="43FB47A1">
             <wp:extent cx="1296000" cy="1296000"/>
             <wp:effectExtent l="0" t="0" r="0" b="0"/>
             <wp:docPr id="1" name="Picture 1"/>
@@ -250,7 +250,7 @@
       <w:pPr>
         <w:pStyle w:val="BTL-H0"/>
       </w:pPr>
-      <w:bookmarkStart w:id="0" w:name="_Toc241591645"/>
+      <w:bookmarkStart w:id="0" w:name="_Toc241596696"/>
       <w:r>
         <w:lastRenderedPageBreak/>
         <w:t>PHÂN CÔNG NHI</w:t>
@@ -974,7 +974,7 @@
       <w:pPr>
         <w:pStyle w:val="BTL-H0"/>
       </w:pPr>
-      <w:bookmarkStart w:id="1" w:name="_Toc241591646"/>
+      <w:bookmarkStart w:id="1" w:name="_Toc241596697"/>
       <w:r>
         <w:t>NHÓM TH</w:t>
       </w:r>
@@ -1507,7 +1507,7 @@
       <w:r>
         <w:fldChar w:fldCharType="separate"/>
       </w:r>
-      <w:hyperlink w:anchor="_Toc241591645" w:history="1">
+      <w:hyperlink w:anchor="_Toc241596696" w:history="1">
         <w:r>
           <w:rPr>
             <w:rStyle w:val="Siuktni"/>
@@ -1534,7 +1534,7 @@
             <w:noProof/>
             <w:webHidden/>
           </w:rPr>
-          <w:instrText xml:space="preserve"> PAGEREF _Toc241591645 \h </w:instrText>
+          <w:instrText xml:space="preserve"> PAGEREF _Toc241596696 \h </w:instrText>
         </w:r>
         <w:r>
           <w:rPr>
@@ -1577,7 +1577,7 @@
           <w14:ligatures w14:val="standardContextual"/>
         </w:rPr>
       </w:pPr>
-      <w:hyperlink w:anchor="_Toc241591646" w:history="1">
+      <w:hyperlink w:anchor="_Toc241596697" w:history="1">
         <w:r>
           <w:rPr>
             <w:rStyle w:val="Siuktni"/>
@@ -1604,7 +1604,7 @@
             <w:noProof/>
             <w:webHidden/>
           </w:rPr>
-          <w:instrText xml:space="preserve"> PAGEREF _Toc241591646 \h </w:instrText>
+          <w:instrText xml:space="preserve"> PAGEREF _Toc241596697 \h </w:instrText>
         </w:r>
         <w:r>
           <w:rPr>
@@ -1647,7 +1647,7 @@
           <w14:ligatures w14:val="standardContextual"/>
         </w:rPr>
       </w:pPr>
-      <w:hyperlink w:anchor="_Toc241591647" w:history="1">
+      <w:hyperlink w:anchor="_Toc241596698" w:history="1">
         <w:r>
           <w:rPr>
             <w:rStyle w:val="Siuktni"/>
@@ -1675,7 +1675,7 @@
             <w:noProof/>
             <w:webHidden/>
           </w:rPr>
-          <w:instrText xml:space="preserve"> PAGEREF _Toc241591647 \h </w:instrText>
+          <w:instrText xml:space="preserve"> PAGEREF _Toc241596698 \h </w:instrText>
         </w:r>
         <w:r>
           <w:rPr>
@@ -1718,7 +1718,7 @@
           <w14:ligatures w14:val="standardContextual"/>
         </w:rPr>
       </w:pPr>
-      <w:hyperlink w:anchor="_Toc241591648" w:history="1">
+      <w:hyperlink w:anchor="_Toc241596699" w:history="1">
         <w:r>
           <w:rPr>
             <w:rStyle w:val="Siuktni"/>
@@ -1754,7 +1754,7 @@
             <w:noProof/>
             <w:webHidden/>
           </w:rPr>
-          <w:instrText xml:space="preserve"> PAGEREF _Toc241591648 \h </w:instrText>
+          <w:instrText xml:space="preserve"> PAGEREF _Toc241596699 \h </w:instrText>
         </w:r>
         <w:r>
           <w:rPr>
@@ -1800,7 +1800,7 @@
           <w14:ligatures w14:val="standardContextual"/>
         </w:rPr>
       </w:pPr>
-      <w:hyperlink w:anchor="_Toc241591649" w:history="1">
+      <w:hyperlink w:anchor="_Toc241596700" w:history="1">
         <w:r>
           <w:rPr>
             <w:rStyle w:val="Siuktni"/>
@@ -1835,7 +1835,7 @@
             <w:noProof/>
             <w:webHidden/>
           </w:rPr>
-          <w:instrText xml:space="preserve"> PAGEREF _Toc241591649 \h </w:instrText>
+          <w:instrText xml:space="preserve"> PAGEREF _Toc241596700 \h </w:instrText>
         </w:r>
         <w:r>
           <w:rPr>
@@ -1881,7 +1881,7 @@
           <w14:ligatures w14:val="standardContextual"/>
         </w:rPr>
       </w:pPr>
-      <w:hyperlink w:anchor="_Toc241591650" w:history="1">
+      <w:hyperlink w:anchor="_Toc241596701" w:history="1">
         <w:r>
           <w:rPr>
             <w:rStyle w:val="Siuktni"/>
@@ -1916,7 +1916,7 @@
             <w:noProof/>
             <w:webHidden/>
           </w:rPr>
-          <w:instrText xml:space="preserve"> PAGEREF _Toc241591650 \h </w:instrText>
+          <w:instrText xml:space="preserve"> PAGEREF _Toc241596701 \h </w:instrText>
         </w:r>
         <w:r>
           <w:rPr>
@@ -1959,7 +1959,7 @@
           <w14:ligatures w14:val="standardContextual"/>
         </w:rPr>
       </w:pPr>
-      <w:hyperlink w:anchor="_Toc241591651" w:history="1">
+      <w:hyperlink w:anchor="_Toc241596702" w:history="1">
         <w:r>
           <w:rPr>
             <w:rStyle w:val="Siuktni"/>
@@ -1995,7 +1995,7 @@
             <w:noProof/>
             <w:webHidden/>
           </w:rPr>
-          <w:instrText xml:space="preserve"> PAGEREF _Toc241591651 \h </w:instrText>
+          <w:instrText xml:space="preserve"> PAGEREF _Toc241596702 \h </w:instrText>
         </w:r>
         <w:r>
           <w:rPr>
@@ -2038,7 +2038,7 @@
           <w14:ligatures w14:val="standardContextual"/>
         </w:rPr>
       </w:pPr>
-      <w:hyperlink w:anchor="_Toc241591652" w:history="1">
+      <w:hyperlink w:anchor="_Toc241596703" w:history="1">
         <w:r>
           <w:rPr>
             <w:rStyle w:val="Siuktni"/>
@@ -2074,7 +2074,7 @@
             <w:noProof/>
             <w:webHidden/>
           </w:rPr>
-          <w:instrText xml:space="preserve"> PAGEREF _Toc241591652 \h </w:instrText>
+          <w:instrText xml:space="preserve"> PAGEREF _Toc241596703 \h </w:instrText>
         </w:r>
         <w:r>
           <w:rPr>
@@ -2117,7 +2117,7 @@
           <w14:ligatures w14:val="standardContextual"/>
         </w:rPr>
       </w:pPr>
-      <w:hyperlink w:anchor="_Toc241591653" w:history="1">
+      <w:hyperlink w:anchor="_Toc241596704" w:history="1">
         <w:r>
           <w:rPr>
             <w:rStyle w:val="Siuktni"/>
@@ -2153,7 +2153,7 @@
             <w:noProof/>
             <w:webHidden/>
           </w:rPr>
-          <w:instrText xml:space="preserve"> PAGEREF _Toc241591653 \h </w:instrText>
+          <w:instrText xml:space="preserve"> PAGEREF _Toc241596704 \h </w:instrText>
         </w:r>
         <w:r>
           <w:rPr>
@@ -2199,7 +2199,7 @@
           <w14:ligatures w14:val="standardContextual"/>
         </w:rPr>
       </w:pPr>
-      <w:hyperlink w:anchor="_Toc241591654" w:history="1">
+      <w:hyperlink w:anchor="_Toc241596705" w:history="1">
         <w:r>
           <w:rPr>
             <w:rStyle w:val="Siuktni"/>
@@ -2234,7 +2234,7 @@
             <w:noProof/>
             <w:webHidden/>
           </w:rPr>
-          <w:instrText xml:space="preserve"> PAGEREF _Toc241591654 \h </w:instrText>
+          <w:instrText xml:space="preserve"> PAGEREF _Toc241596705 \h </w:instrText>
         </w:r>
         <w:r>
           <w:rPr>
@@ -2277,7 +2277,7 @@
           <w14:ligatures w14:val="standardContextual"/>
         </w:rPr>
       </w:pPr>
-      <w:hyperlink w:anchor="_Toc241591655" w:history="1">
+      <w:hyperlink w:anchor="_Toc241596706" w:history="1">
         <w:r>
           <w:rPr>
             <w:rStyle w:val="Siuktni"/>
@@ -2313,7 +2313,7 @@
             <w:noProof/>
             <w:webHidden/>
           </w:rPr>
-          <w:instrText xml:space="preserve"> PAGEREF _Toc241591655 \h </w:instrText>
+          <w:instrText xml:space="preserve"> PAGEREF _Toc241596706 \h </w:instrText>
         </w:r>
         <w:r>
           <w:rPr>
@@ -2356,7 +2356,7 @@
           <w14:ligatures w14:val="standardContextual"/>
         </w:rPr>
       </w:pPr>
-      <w:hyperlink w:anchor="_Toc241591656" w:history="1">
+      <w:hyperlink w:anchor="_Toc241596707" w:history="1">
         <w:r>
           <w:rPr>
             <w:rStyle w:val="Siuktni"/>
@@ -2392,7 +2392,7 @@
             <w:noProof/>
             <w:webHidden/>
           </w:rPr>
-          <w:instrText xml:space="preserve"> PAGEREF _Toc241591656 \h </w:instrText>
+          <w:instrText xml:space="preserve"> PAGEREF _Toc241596707 \h </w:instrText>
         </w:r>
         <w:r>
           <w:rPr>
@@ -2435,7 +2435,7 @@
           <w14:ligatures w14:val="standardContextual"/>
         </w:rPr>
       </w:pPr>
-      <w:hyperlink w:anchor="_Toc241591657" w:history="1">
+      <w:hyperlink w:anchor="_Toc241596708" w:history="1">
         <w:r>
           <w:rPr>
             <w:rStyle w:val="Siuktni"/>
@@ -2471,7 +2471,7 @@
             <w:noProof/>
             <w:webHidden/>
           </w:rPr>
-          <w:instrText xml:space="preserve"> PAGEREF _Toc241591657 \h </w:instrText>
+          <w:instrText xml:space="preserve"> PAGEREF _Toc241596708 \h </w:instrText>
         </w:r>
         <w:r>
           <w:rPr>
@@ -2517,7 +2517,7 @@
           <w14:ligatures w14:val="standardContextual"/>
         </w:rPr>
       </w:pPr>
-      <w:hyperlink w:anchor="_Toc241591658" w:history="1">
+      <w:hyperlink w:anchor="_Toc241596709" w:history="1">
         <w:r>
           <w:rPr>
             <w:rStyle w:val="Siuktni"/>
@@ -2552,7 +2552,7 @@
             <w:noProof/>
             <w:webHidden/>
           </w:rPr>
-          <w:instrText xml:space="preserve"> PAGEREF _Toc241591658 \h </w:instrText>
+          <w:instrText xml:space="preserve"> PAGEREF _Toc241596709 \h </w:instrText>
         </w:r>
         <w:r>
           <w:rPr>
@@ -2598,7 +2598,7 @@
           <w14:ligatures w14:val="standardContextual"/>
         </w:rPr>
       </w:pPr>
-      <w:hyperlink w:anchor="_Toc241591659" w:history="1">
+      <w:hyperlink w:anchor="_Toc241596710" w:history="1">
         <w:r>
           <w:rPr>
             <w:rStyle w:val="Siuktni"/>
@@ -2633,7 +2633,7 @@
             <w:noProof/>
             <w:webHidden/>
           </w:rPr>
-          <w:instrText xml:space="preserve"> PAGEREF _Toc241591659 \h </w:instrText>
+          <w:instrText xml:space="preserve"> PAGEREF _Toc241596710 \h </w:instrText>
         </w:r>
         <w:r>
           <w:rPr>
@@ -2676,7 +2676,7 @@
           <w14:ligatures w14:val="standardContextual"/>
         </w:rPr>
       </w:pPr>
-      <w:hyperlink w:anchor="_Toc241591660" w:history="1">
+      <w:hyperlink w:anchor="_Toc241596711" w:history="1">
         <w:r>
           <w:rPr>
             <w:rStyle w:val="Siuktni"/>
@@ -2712,7 +2712,7 @@
             <w:noProof/>
             <w:webHidden/>
           </w:rPr>
-          <w:instrText xml:space="preserve"> PAGEREF _Toc241591660 \h </w:instrText>
+          <w:instrText xml:space="preserve"> PAGEREF _Toc241596711 \h </w:instrText>
         </w:r>
         <w:r>
           <w:rPr>
@@ -2755,7 +2755,7 @@
           <w14:ligatures w14:val="standardContextual"/>
         </w:rPr>
       </w:pPr>
-      <w:hyperlink w:anchor="_Toc241591661" w:history="1">
+      <w:hyperlink w:anchor="_Toc241596712" w:history="1">
         <w:r>
           <w:rPr>
             <w:rStyle w:val="Siuktni"/>
@@ -2791,7 +2791,7 @@
             <w:noProof/>
             <w:webHidden/>
           </w:rPr>
-          <w:instrText xml:space="preserve"> PAGEREF _Toc241591661 \h </w:instrText>
+          <w:instrText xml:space="preserve"> PAGEREF _Toc241596712 \h </w:instrText>
         </w:r>
         <w:r>
           <w:rPr>
@@ -2834,7 +2834,7 @@
           <w14:ligatures w14:val="standardContextual"/>
         </w:rPr>
       </w:pPr>
-      <w:hyperlink w:anchor="_Toc241591662" w:history="1">
+      <w:hyperlink w:anchor="_Toc241596713" w:history="1">
         <w:r>
           <w:rPr>
             <w:rStyle w:val="Siuktni"/>
@@ -2870,7 +2870,7 @@
             <w:noProof/>
             <w:webHidden/>
           </w:rPr>
-          <w:instrText xml:space="preserve"> PAGEREF _Toc241591662 \h </w:instrText>
+          <w:instrText xml:space="preserve"> PAGEREF _Toc241596713 \h </w:instrText>
         </w:r>
         <w:r>
           <w:rPr>
@@ -2913,7 +2913,7 @@
           <w14:ligatures w14:val="standardContextual"/>
         </w:rPr>
       </w:pPr>
-      <w:hyperlink w:anchor="_Toc241591663" w:history="1">
+      <w:hyperlink w:anchor="_Toc241596714" w:history="1">
         <w:r>
           <w:rPr>
             <w:rStyle w:val="Siuktni"/>
@@ -2949,7 +2949,7 @@
             <w:noProof/>
             <w:webHidden/>
           </w:rPr>
-          <w:instrText xml:space="preserve"> PAGEREF _Toc241591663 \h </w:instrText>
+          <w:instrText xml:space="preserve"> PAGEREF _Toc241596714 \h </w:instrText>
         </w:r>
         <w:r>
           <w:rPr>
@@ -2992,7 +2992,7 @@
           <w14:ligatures w14:val="standardContextual"/>
         </w:rPr>
       </w:pPr>
-      <w:hyperlink w:anchor="_Toc241591664" w:history="1">
+      <w:hyperlink w:anchor="_Toc241596715" w:history="1">
         <w:r>
           <w:rPr>
             <w:rStyle w:val="Siuktni"/>
@@ -3028,7 +3028,7 @@
             <w:noProof/>
             <w:webHidden/>
           </w:rPr>
-          <w:instrText xml:space="preserve"> PAGEREF _Toc241591664 \h </w:instrText>
+          <w:instrText xml:space="preserve"> PAGEREF _Toc241596715 \h </w:instrText>
         </w:r>
         <w:r>
           <w:rPr>
@@ -3071,7 +3071,7 @@
           <w14:ligatures w14:val="standardContextual"/>
         </w:rPr>
       </w:pPr>
-      <w:hyperlink w:anchor="_Toc241591665" w:history="1">
+      <w:hyperlink w:anchor="_Toc241596716" w:history="1">
         <w:r>
           <w:rPr>
             <w:rStyle w:val="Siuktni"/>
@@ -3107,7 +3107,7 @@
             <w:noProof/>
             <w:webHidden/>
           </w:rPr>
-          <w:instrText xml:space="preserve"> PAGEREF _Toc241591665 \h </w:instrText>
+          <w:instrText xml:space="preserve"> PAGEREF _Toc241596716 \h </w:instrText>
         </w:r>
         <w:r>
           <w:rPr>
@@ -3153,7 +3153,7 @@
           <w14:ligatures w14:val="standardContextual"/>
         </w:rPr>
       </w:pPr>
-      <w:hyperlink w:anchor="_Toc241591666" w:history="1">
+      <w:hyperlink w:anchor="_Toc241596717" w:history="1">
         <w:r>
           <w:rPr>
             <w:rStyle w:val="Siuktni"/>
@@ -3188,7 +3188,7 @@
             <w:noProof/>
             <w:webHidden/>
           </w:rPr>
-          <w:instrText xml:space="preserve"> PAGEREF _Toc241591666 \h </w:instrText>
+          <w:instrText xml:space="preserve"> PAGEREF _Toc241596717 \h </w:instrText>
         </w:r>
         <w:r>
           <w:rPr>
@@ -3231,7 +3231,7 @@
           <w14:ligatures w14:val="standardContextual"/>
         </w:rPr>
       </w:pPr>
-      <w:hyperlink w:anchor="_Toc241591667" w:history="1">
+      <w:hyperlink w:anchor="_Toc241596718" w:history="1">
         <w:r>
           <w:rPr>
             <w:rStyle w:val="Siuktni"/>
@@ -3267,7 +3267,7 @@
             <w:noProof/>
             <w:webHidden/>
           </w:rPr>
-          <w:instrText xml:space="preserve"> PAGEREF _Toc241591667 \h </w:instrText>
+          <w:instrText xml:space="preserve"> PAGEREF _Toc241596718 \h </w:instrText>
         </w:r>
         <w:r>
           <w:rPr>
@@ -3310,7 +3310,7 @@
           <w14:ligatures w14:val="standardContextual"/>
         </w:rPr>
       </w:pPr>
-      <w:hyperlink w:anchor="_Toc241591668" w:history="1">
+      <w:hyperlink w:anchor="_Toc241596719" w:history="1">
         <w:r>
           <w:rPr>
             <w:rStyle w:val="Siuktni"/>
@@ -3346,7 +3346,7 @@
             <w:noProof/>
             <w:webHidden/>
           </w:rPr>
-          <w:instrText xml:space="preserve"> PAGEREF _Toc241591668 \h </w:instrText>
+          <w:instrText xml:space="preserve"> PAGEREF _Toc241596719 \h </w:instrText>
         </w:r>
         <w:r>
           <w:rPr>
@@ -3389,7 +3389,7 @@
           <w14:ligatures w14:val="standardContextual"/>
         </w:rPr>
       </w:pPr>
-      <w:hyperlink w:anchor="_Toc241591669" w:history="1">
+      <w:hyperlink w:anchor="_Toc241596720" w:history="1">
         <w:r>
           <w:rPr>
             <w:rStyle w:val="Siuktni"/>
@@ -3425,7 +3425,7 @@
             <w:noProof/>
             <w:webHidden/>
           </w:rPr>
-          <w:instrText xml:space="preserve"> PAGEREF _Toc241591669 \h </w:instrText>
+          <w:instrText xml:space="preserve"> PAGEREF _Toc241596720 \h </w:instrText>
         </w:r>
         <w:r>
           <w:rPr>
@@ -3471,7 +3471,7 @@
           <w14:ligatures w14:val="standardContextual"/>
         </w:rPr>
       </w:pPr>
-      <w:hyperlink w:anchor="_Toc241591670" w:history="1">
+      <w:hyperlink w:anchor="_Toc241596721" w:history="1">
         <w:r>
           <w:rPr>
             <w:rStyle w:val="Siuktni"/>
@@ -3506,7 +3506,7 @@
             <w:noProof/>
             <w:webHidden/>
           </w:rPr>
-          <w:instrText xml:space="preserve"> PAGEREF _Toc241591670 \h </w:instrText>
+          <w:instrText xml:space="preserve"> PAGEREF _Toc241596721 \h </w:instrText>
         </w:r>
         <w:r>
           <w:rPr>
@@ -3549,7 +3549,7 @@
           <w14:ligatures w14:val="standardContextual"/>
         </w:rPr>
       </w:pPr>
-      <w:hyperlink w:anchor="_Toc241591671" w:history="1">
+      <w:hyperlink w:anchor="_Toc241596722" w:history="1">
         <w:r>
           <w:rPr>
             <w:rStyle w:val="Siuktni"/>
@@ -3585,7 +3585,7 @@
             <w:noProof/>
             <w:webHidden/>
           </w:rPr>
-          <w:instrText xml:space="preserve"> PAGEREF _Toc241591671 \h </w:instrText>
+          <w:instrText xml:space="preserve"> PAGEREF _Toc241596722 \h </w:instrText>
         </w:r>
         <w:r>
           <w:rPr>
@@ -3628,7 +3628,7 @@
           <w14:ligatures w14:val="standardContextual"/>
         </w:rPr>
       </w:pPr>
-      <w:hyperlink w:anchor="_Toc241591672" w:history="1">
+      <w:hyperlink w:anchor="_Toc241596723" w:history="1">
         <w:r>
           <w:rPr>
             <w:rStyle w:val="Siuktni"/>
@@ -3664,7 +3664,7 @@
             <w:noProof/>
             <w:webHidden/>
           </w:rPr>
-          <w:instrText xml:space="preserve"> PAGEREF _Toc241591672 \h </w:instrText>
+          <w:instrText xml:space="preserve"> PAGEREF _Toc241596723 \h </w:instrText>
         </w:r>
         <w:r>
           <w:rPr>
@@ -3707,7 +3707,7 @@
           <w14:ligatures w14:val="standardContextual"/>
         </w:rPr>
       </w:pPr>
-      <w:hyperlink w:anchor="_Toc241591673" w:history="1">
+      <w:hyperlink w:anchor="_Toc241596724" w:history="1">
         <w:r>
           <w:rPr>
             <w:rStyle w:val="Siuktni"/>
@@ -3743,7 +3743,7 @@
             <w:noProof/>
             <w:webHidden/>
           </w:rPr>
-          <w:instrText xml:space="preserve"> PAGEREF _Toc241591673 \h </w:instrText>
+          <w:instrText xml:space="preserve"> PAGEREF _Toc241596724 \h </w:instrText>
         </w:r>
         <w:r>
           <w:rPr>
@@ -3789,7 +3789,7 @@
           <w14:ligatures w14:val="standardContextual"/>
         </w:rPr>
       </w:pPr>
-      <w:hyperlink w:anchor="_Toc241591674" w:history="1">
+      <w:hyperlink w:anchor="_Toc241596725" w:history="1">
         <w:r>
           <w:rPr>
             <w:rStyle w:val="Siuktni"/>
@@ -3824,7 +3824,7 @@
             <w:noProof/>
             <w:webHidden/>
           </w:rPr>
-          <w:instrText xml:space="preserve"> PAGEREF _Toc241591674 \h </w:instrText>
+          <w:instrText xml:space="preserve"> PAGEREF _Toc241596725 \h </w:instrText>
         </w:r>
         <w:r>
           <w:rPr>
@@ -3870,7 +3870,7 @@
           <w14:ligatures w14:val="standardContextual"/>
         </w:rPr>
       </w:pPr>
-      <w:hyperlink w:anchor="_Toc241591675" w:history="1">
+      <w:hyperlink w:anchor="_Toc241596726" w:history="1">
         <w:r>
           <w:rPr>
             <w:rStyle w:val="Siuktni"/>
@@ -3905,7 +3905,7 @@
             <w:noProof/>
             <w:webHidden/>
           </w:rPr>
-          <w:instrText xml:space="preserve"> PAGEREF _Toc241591675 \h </w:instrText>
+          <w:instrText xml:space="preserve"> PAGEREF _Toc241596726 \h </w:instrText>
         </w:r>
         <w:r>
           <w:rPr>
@@ -3948,7 +3948,7 @@
           <w14:ligatures w14:val="standardContextual"/>
         </w:rPr>
       </w:pPr>
-      <w:hyperlink w:anchor="_Toc241591676" w:history="1">
+      <w:hyperlink w:anchor="_Toc241596727" w:history="1">
         <w:r>
           <w:rPr>
             <w:rStyle w:val="Siuktni"/>
@@ -3984,7 +3984,7 @@
             <w:noProof/>
             <w:webHidden/>
           </w:rPr>
-          <w:instrText xml:space="preserve"> PAGEREF _Toc241591676 \h </w:instrText>
+          <w:instrText xml:space="preserve"> PAGEREF _Toc241596727 \h </w:instrText>
         </w:r>
         <w:r>
           <w:rPr>
@@ -4030,7 +4030,7 @@
           <w14:ligatures w14:val="standardContextual"/>
         </w:rPr>
       </w:pPr>
-      <w:hyperlink w:anchor="_Toc241591677" w:history="1">
+      <w:hyperlink w:anchor="_Toc241596728" w:history="1">
         <w:r>
           <w:rPr>
             <w:rStyle w:val="Siuktni"/>
@@ -4065,7 +4065,7 @@
             <w:noProof/>
             <w:webHidden/>
           </w:rPr>
-          <w:instrText xml:space="preserve"> PAGEREF _Toc241591677 \h </w:instrText>
+          <w:instrText xml:space="preserve"> PAGEREF _Toc241596728 \h </w:instrText>
         </w:r>
         <w:r>
           <w:rPr>
@@ -4111,7 +4111,7 @@
           <w14:ligatures w14:val="standardContextual"/>
         </w:rPr>
       </w:pPr>
-      <w:hyperlink w:anchor="_Toc241591678" w:history="1">
+      <w:hyperlink w:anchor="_Toc241596729" w:history="1">
         <w:r>
           <w:rPr>
             <w:rStyle w:val="Siuktni"/>
@@ -4146,7 +4146,7 @@
             <w:noProof/>
             <w:webHidden/>
           </w:rPr>
-          <w:instrText xml:space="preserve"> PAGEREF _Toc241591678 \h </w:instrText>
+          <w:instrText xml:space="preserve"> PAGEREF _Toc241596729 \h </w:instrText>
         </w:r>
         <w:r>
           <w:rPr>
@@ -4189,7 +4189,7 @@
           <w14:ligatures w14:val="standardContextual"/>
         </w:rPr>
       </w:pPr>
-      <w:hyperlink w:anchor="_Toc241591679" w:history="1">
+      <w:hyperlink w:anchor="_Toc241596730" w:history="1">
         <w:r>
           <w:rPr>
             <w:rStyle w:val="Siuktni"/>
@@ -4225,7 +4225,7 @@
             <w:noProof/>
             <w:webHidden/>
           </w:rPr>
-          <w:instrText xml:space="preserve"> PAGEREF _Toc241591679 \h </w:instrText>
+          <w:instrText xml:space="preserve"> PAGEREF _Toc241596730 \h </w:instrText>
         </w:r>
         <w:r>
           <w:rPr>
@@ -4268,7 +4268,7 @@
           <w14:ligatures w14:val="standardContextual"/>
         </w:rPr>
       </w:pPr>
-      <w:hyperlink w:anchor="_Toc241591680" w:history="1">
+      <w:hyperlink w:anchor="_Toc241596731" w:history="1">
         <w:r>
           <w:rPr>
             <w:rStyle w:val="Siuktni"/>
@@ -4304,7 +4304,7 @@
             <w:noProof/>
             <w:webHidden/>
           </w:rPr>
-          <w:instrText xml:space="preserve"> PAGEREF _Toc241591680 \h </w:instrText>
+          <w:instrText xml:space="preserve"> PAGEREF _Toc241596731 \h </w:instrText>
         </w:r>
         <w:r>
           <w:rPr>
@@ -4347,7 +4347,7 @@
           <w14:ligatures w14:val="standardContextual"/>
         </w:rPr>
       </w:pPr>
-      <w:hyperlink w:anchor="_Toc241591681" w:history="1">
+      <w:hyperlink w:anchor="_Toc241596732" w:history="1">
         <w:r>
           <w:rPr>
             <w:rStyle w:val="Siuktni"/>
@@ -4383,7 +4383,7 @@
             <w:noProof/>
             <w:webHidden/>
           </w:rPr>
-          <w:instrText xml:space="preserve"> PAGEREF _Toc241591681 \h </w:instrText>
+          <w:instrText xml:space="preserve"> PAGEREF _Toc241596732 \h </w:instrText>
         </w:r>
         <w:r>
           <w:rPr>
@@ -4429,7 +4429,7 @@
           <w14:ligatures w14:val="standardContextual"/>
         </w:rPr>
       </w:pPr>
-      <w:hyperlink w:anchor="_Toc241591682" w:history="1">
+      <w:hyperlink w:anchor="_Toc241596733" w:history="1">
         <w:r>
           <w:rPr>
             <w:rStyle w:val="Siuktni"/>
@@ -4464,7 +4464,7 @@
             <w:noProof/>
             <w:webHidden/>
           </w:rPr>
-          <w:instrText xml:space="preserve"> PAGEREF _Toc241591682 \h </w:instrText>
+          <w:instrText xml:space="preserve"> PAGEREF _Toc241596733 \h </w:instrText>
         </w:r>
         <w:r>
           <w:rPr>
@@ -4510,7 +4510,7 @@
           <w14:ligatures w14:val="standardContextual"/>
         </w:rPr>
       </w:pPr>
-      <w:hyperlink w:anchor="_Toc241591683" w:history="1">
+      <w:hyperlink w:anchor="_Toc241596734" w:history="1">
         <w:r>
           <w:rPr>
             <w:rStyle w:val="Siuktni"/>
@@ -4545,7 +4545,7 @@
             <w:noProof/>
             <w:webHidden/>
           </w:rPr>
-          <w:instrText xml:space="preserve"> PAGEREF _Toc241591683 \h </w:instrText>
+          <w:instrText xml:space="preserve"> PAGEREF _Toc241596734 \h </w:instrText>
         </w:r>
         <w:r>
           <w:rPr>
@@ -4588,7 +4588,7 @@
           <w14:ligatures w14:val="standardContextual"/>
         </w:rPr>
       </w:pPr>
-      <w:hyperlink w:anchor="_Toc241591684" w:history="1">
+      <w:hyperlink w:anchor="_Toc241596735" w:history="1">
         <w:r>
           <w:rPr>
             <w:rStyle w:val="Siuktni"/>
@@ -4624,7 +4624,7 @@
             <w:noProof/>
             <w:webHidden/>
           </w:rPr>
-          <w:instrText xml:space="preserve"> PAGEREF _Toc241591684 \h </w:instrText>
+          <w:instrText xml:space="preserve"> PAGEREF _Toc241596735 \h </w:instrText>
         </w:r>
         <w:r>
           <w:rPr>
@@ -4667,7 +4667,7 @@
           <w14:ligatures w14:val="standardContextual"/>
         </w:rPr>
       </w:pPr>
-      <w:hyperlink w:anchor="_Toc241591685" w:history="1">
+      <w:hyperlink w:anchor="_Toc241596736" w:history="1">
         <w:r>
           <w:rPr>
             <w:rStyle w:val="Siuktni"/>
@@ -4703,7 +4703,7 @@
             <w:noProof/>
             <w:webHidden/>
           </w:rPr>
-          <w:instrText xml:space="preserve"> PAGEREF _Toc241591685 \h </w:instrText>
+          <w:instrText xml:space="preserve"> PAGEREF _Toc241596736 \h </w:instrText>
         </w:r>
         <w:r>
           <w:rPr>
@@ -4746,7 +4746,7 @@
           <w14:ligatures w14:val="standardContextual"/>
         </w:rPr>
       </w:pPr>
-      <w:hyperlink w:anchor="_Toc241591686" w:history="1">
+      <w:hyperlink w:anchor="_Toc241596737" w:history="1">
         <w:r>
           <w:rPr>
             <w:rStyle w:val="Siuktni"/>
@@ -4782,7 +4782,7 @@
             <w:noProof/>
             <w:webHidden/>
           </w:rPr>
-          <w:instrText xml:space="preserve"> PAGEREF _Toc241591686 \h </w:instrText>
+          <w:instrText xml:space="preserve"> PAGEREF _Toc241596737 \h </w:instrText>
         </w:r>
         <w:r>
           <w:rPr>
@@ -4828,7 +4828,7 @@
           <w14:ligatures w14:val="standardContextual"/>
         </w:rPr>
       </w:pPr>
-      <w:hyperlink w:anchor="_Toc241591687" w:history="1">
+      <w:hyperlink w:anchor="_Toc241596738" w:history="1">
         <w:r>
           <w:rPr>
             <w:rStyle w:val="Siuktni"/>
@@ -4863,7 +4863,7 @@
             <w:noProof/>
             <w:webHidden/>
           </w:rPr>
-          <w:instrText xml:space="preserve"> PAGEREF _Toc241591687 \h </w:instrText>
+          <w:instrText xml:space="preserve"> PAGEREF _Toc241596738 \h </w:instrText>
         </w:r>
         <w:r>
           <w:rPr>
@@ -4906,7 +4906,7 @@
           <w14:ligatures w14:val="standardContextual"/>
         </w:rPr>
       </w:pPr>
-      <w:hyperlink w:anchor="_Toc241591688" w:history="1">
+      <w:hyperlink w:anchor="_Toc241596739" w:history="1">
         <w:r>
           <w:rPr>
             <w:rStyle w:val="Siuktni"/>
@@ -4942,7 +4942,7 @@
             <w:noProof/>
             <w:webHidden/>
           </w:rPr>
-          <w:instrText xml:space="preserve"> PAGEREF _Toc241591688 \h </w:instrText>
+          <w:instrText xml:space="preserve"> PAGEREF _Toc241596739 \h </w:instrText>
         </w:r>
         <w:r>
           <w:rPr>
@@ -4985,7 +4985,7 @@
           <w14:ligatures w14:val="standardContextual"/>
         </w:rPr>
       </w:pPr>
-      <w:hyperlink w:anchor="_Toc241591689" w:history="1">
+      <w:hyperlink w:anchor="_Toc241596740" w:history="1">
         <w:r>
           <w:rPr>
             <w:rStyle w:val="Siuktni"/>
@@ -5021,7 +5021,7 @@
             <w:noProof/>
             <w:webHidden/>
           </w:rPr>
-          <w:instrText xml:space="preserve"> PAGEREF _Toc241591689 \h </w:instrText>
+          <w:instrText xml:space="preserve"> PAGEREF _Toc241596740 \h </w:instrText>
         </w:r>
         <w:r>
           <w:rPr>
@@ -5064,7 +5064,7 @@
           <w14:ligatures w14:val="standardContextual"/>
         </w:rPr>
       </w:pPr>
-      <w:hyperlink w:anchor="_Toc241591690" w:history="1">
+      <w:hyperlink w:anchor="_Toc241596741" w:history="1">
         <w:r>
           <w:rPr>
             <w:rStyle w:val="Siuktni"/>
@@ -5100,7 +5100,7 @@
             <w:noProof/>
             <w:webHidden/>
           </w:rPr>
-          <w:instrText xml:space="preserve"> PAGEREF _Toc241591690 \h </w:instrText>
+          <w:instrText xml:space="preserve"> PAGEREF _Toc241596741 \h </w:instrText>
         </w:r>
         <w:r>
           <w:rPr>
@@ -5146,7 +5146,7 @@
           <w14:ligatures w14:val="standardContextual"/>
         </w:rPr>
       </w:pPr>
-      <w:hyperlink w:anchor="_Toc241591691" w:history="1">
+      <w:hyperlink w:anchor="_Toc241596742" w:history="1">
         <w:r>
           <w:rPr>
             <w:rStyle w:val="Siuktni"/>
@@ -5181,7 +5181,7 @@
             <w:noProof/>
             <w:webHidden/>
           </w:rPr>
-          <w:instrText xml:space="preserve"> PAGEREF _Toc241591691 \h </w:instrText>
+          <w:instrText xml:space="preserve"> PAGEREF _Toc241596742 \h </w:instrText>
         </w:r>
         <w:r>
           <w:rPr>
@@ -5227,7 +5227,7 @@
           <w14:ligatures w14:val="standardContextual"/>
         </w:rPr>
       </w:pPr>
-      <w:hyperlink w:anchor="_Toc241591692" w:history="1">
+      <w:hyperlink w:anchor="_Toc241596743" w:history="1">
         <w:r>
           <w:rPr>
             <w:rStyle w:val="Siuktni"/>
@@ -5262,7 +5262,7 @@
             <w:noProof/>
             <w:webHidden/>
           </w:rPr>
-          <w:instrText xml:space="preserve"> PAGEREF _Toc241591692 \h </w:instrText>
+          <w:instrText xml:space="preserve"> PAGEREF _Toc241596743 \h </w:instrText>
         </w:r>
         <w:r>
           <w:rPr>
@@ -5305,7 +5305,7 @@
           <w14:ligatures w14:val="standardContextual"/>
         </w:rPr>
       </w:pPr>
-      <w:hyperlink w:anchor="_Toc241591693" w:history="1">
+      <w:hyperlink w:anchor="_Toc241596744" w:history="1">
         <w:r>
           <w:rPr>
             <w:rStyle w:val="Siuktni"/>
@@ -5341,7 +5341,7 @@
             <w:noProof/>
             <w:webHidden/>
           </w:rPr>
-          <w:instrText xml:space="preserve"> PAGEREF _Toc241591693 \h </w:instrText>
+          <w:instrText xml:space="preserve"> PAGEREF _Toc241596744 \h </w:instrText>
         </w:r>
         <w:r>
           <w:rPr>
@@ -5384,7 +5384,7 @@
           <w14:ligatures w14:val="standardContextual"/>
         </w:rPr>
       </w:pPr>
-      <w:hyperlink w:anchor="_Toc241591694" w:history="1">
+      <w:hyperlink w:anchor="_Toc241596745" w:history="1">
         <w:r>
           <w:rPr>
             <w:rStyle w:val="Siuktni"/>
@@ -5420,7 +5420,7 @@
             <w:noProof/>
             <w:webHidden/>
           </w:rPr>
-          <w:instrText xml:space="preserve"> PAGEREF _Toc241591694 \h </w:instrText>
+          <w:instrText xml:space="preserve"> PAGEREF _Toc241596745 \h </w:instrText>
         </w:r>
         <w:r>
           <w:rPr>
@@ -5463,7 +5463,7 @@
           <w14:ligatures w14:val="standardContextual"/>
         </w:rPr>
       </w:pPr>
-      <w:hyperlink w:anchor="_Toc241591695" w:history="1">
+      <w:hyperlink w:anchor="_Toc241596746" w:history="1">
         <w:r>
           <w:rPr>
             <w:rStyle w:val="Siuktni"/>
@@ -5499,7 +5499,7 @@
             <w:noProof/>
             <w:webHidden/>
           </w:rPr>
-          <w:instrText xml:space="preserve"> PAGEREF _Toc241591695 \h </w:instrText>
+          <w:instrText xml:space="preserve"> PAGEREF _Toc241596746 \h </w:instrText>
         </w:r>
         <w:r>
           <w:rPr>
@@ -5542,7 +5542,7 @@
           <w14:ligatures w14:val="standardContextual"/>
         </w:rPr>
       </w:pPr>
-      <w:hyperlink w:anchor="_Toc241591696" w:history="1">
+      <w:hyperlink w:anchor="_Toc241596747" w:history="1">
         <w:r>
           <w:rPr>
             <w:rStyle w:val="Siuktni"/>
@@ -5578,7 +5578,7 @@
             <w:noProof/>
             <w:webHidden/>
           </w:rPr>
-          <w:instrText xml:space="preserve"> PAGEREF _Toc241591696 \h </w:instrText>
+          <w:instrText xml:space="preserve"> PAGEREF _Toc241596747 \h </w:instrText>
         </w:r>
         <w:r>
           <w:rPr>
@@ -5621,7 +5621,7 @@
           <w14:ligatures w14:val="standardContextual"/>
         </w:rPr>
       </w:pPr>
-      <w:hyperlink w:anchor="_Toc241591697" w:history="1">
+      <w:hyperlink w:anchor="_Toc241596748" w:history="1">
         <w:r>
           <w:rPr>
             <w:rStyle w:val="Siuktni"/>
@@ -5657,7 +5657,7 @@
             <w:noProof/>
             <w:webHidden/>
           </w:rPr>
-          <w:instrText xml:space="preserve"> PAGEREF _Toc241591697 \h </w:instrText>
+          <w:instrText xml:space="preserve"> PAGEREF _Toc241596748 \h </w:instrText>
         </w:r>
         <w:r>
           <w:rPr>
@@ -5703,7 +5703,7 @@
           <w14:ligatures w14:val="standardContextual"/>
         </w:rPr>
       </w:pPr>
-      <w:hyperlink w:anchor="_Toc241591698" w:history="1">
+      <w:hyperlink w:anchor="_Toc241596749" w:history="1">
         <w:r>
           <w:rPr>
             <w:rStyle w:val="Siuktni"/>
@@ -5738,7 +5738,7 @@
             <w:noProof/>
             <w:webHidden/>
           </w:rPr>
-          <w:instrText xml:space="preserve"> PAGEREF _Toc241591698 \h </w:instrText>
+          <w:instrText xml:space="preserve"> PAGEREF _Toc241596749 \h </w:instrText>
         </w:r>
         <w:r>
           <w:rPr>
@@ -5784,7 +5784,7 @@
           <w14:ligatures w14:val="standardContextual"/>
         </w:rPr>
       </w:pPr>
-      <w:hyperlink w:anchor="_Toc241591699" w:history="1">
+      <w:hyperlink w:anchor="_Toc241596750" w:history="1">
         <w:r>
           <w:rPr>
             <w:rStyle w:val="Siuktni"/>
@@ -5819,7 +5819,7 @@
             <w:noProof/>
             <w:webHidden/>
           </w:rPr>
-          <w:instrText xml:space="preserve"> PAGEREF _Toc241591699 \h </w:instrText>
+          <w:instrText xml:space="preserve"> PAGEREF _Toc241596750 \h </w:instrText>
         </w:r>
         <w:r>
           <w:rPr>
@@ -5862,7 +5862,7 @@
           <w14:ligatures w14:val="standardContextual"/>
         </w:rPr>
       </w:pPr>
-      <w:hyperlink w:anchor="_Toc241591700" w:history="1">
+      <w:hyperlink w:anchor="_Toc241596751" w:history="1">
         <w:r>
           <w:rPr>
             <w:rStyle w:val="Siuktni"/>
@@ -5898,7 +5898,7 @@
             <w:noProof/>
             <w:webHidden/>
           </w:rPr>
-          <w:instrText xml:space="preserve"> PAGEREF _Toc241591700 \h </w:instrText>
+          <w:instrText xml:space="preserve"> PAGEREF _Toc241596751 \h </w:instrText>
         </w:r>
         <w:r>
           <w:rPr>
@@ -5944,7 +5944,7 @@
           <w14:ligatures w14:val="standardContextual"/>
         </w:rPr>
       </w:pPr>
-      <w:hyperlink w:anchor="_Toc241591701" w:history="1">
+      <w:hyperlink w:anchor="_Toc241596752" w:history="1">
         <w:r>
           <w:rPr>
             <w:rStyle w:val="Siuktni"/>
@@ -5979,7 +5979,7 @@
             <w:noProof/>
             <w:webHidden/>
           </w:rPr>
-          <w:instrText xml:space="preserve"> PAGEREF _Toc241591701 \h </w:instrText>
+          <w:instrText xml:space="preserve"> PAGEREF _Toc241596752 \h </w:instrText>
         </w:r>
         <w:r>
           <w:rPr>
@@ -6022,7 +6022,7 @@
           <w14:ligatures w14:val="standardContextual"/>
         </w:rPr>
       </w:pPr>
-      <w:hyperlink w:anchor="_Toc241591702" w:history="1">
+      <w:hyperlink w:anchor="_Toc241596753" w:history="1">
         <w:r>
           <w:rPr>
             <w:rStyle w:val="Siuktni"/>
@@ -6058,7 +6058,7 @@
             <w:noProof/>
             <w:webHidden/>
           </w:rPr>
-          <w:instrText xml:space="preserve"> PAGEREF _Toc241591702 \h </w:instrText>
+          <w:instrText xml:space="preserve"> PAGEREF _Toc241596753 \h </w:instrText>
         </w:r>
         <w:r>
           <w:rPr>
@@ -6101,7 +6101,7 @@
           <w14:ligatures w14:val="standardContextual"/>
         </w:rPr>
       </w:pPr>
-      <w:hyperlink w:anchor="_Toc241591703" w:history="1">
+      <w:hyperlink w:anchor="_Toc241596754" w:history="1">
         <w:r>
           <w:rPr>
             <w:rStyle w:val="Siuktni"/>
@@ -6137,7 +6137,7 @@
             <w:noProof/>
             <w:webHidden/>
           </w:rPr>
-          <w:instrText xml:space="preserve"> PAGEREF _Toc241591703 \h </w:instrText>
+          <w:instrText xml:space="preserve"> PAGEREF _Toc241596754 \h </w:instrText>
         </w:r>
         <w:r>
           <w:rPr>
@@ -6180,7 +6180,7 @@
           <w14:ligatures w14:val="standardContextual"/>
         </w:rPr>
       </w:pPr>
-      <w:hyperlink w:anchor="_Toc241591704" w:history="1">
+      <w:hyperlink w:anchor="_Toc241596755" w:history="1">
         <w:r>
           <w:rPr>
             <w:rStyle w:val="Siuktni"/>
@@ -6216,7 +6216,7 @@
             <w:noProof/>
             <w:webHidden/>
           </w:rPr>
-          <w:instrText xml:space="preserve"> PAGEREF _Toc241591704 \h </w:instrText>
+          <w:instrText xml:space="preserve"> PAGEREF _Toc241596755 \h </w:instrText>
         </w:r>
         <w:r>
           <w:rPr>
@@ -6262,7 +6262,7 @@
           <w14:ligatures w14:val="standardContextual"/>
         </w:rPr>
       </w:pPr>
-      <w:hyperlink w:anchor="_Toc241591705" w:history="1">
+      <w:hyperlink w:anchor="_Toc241596756" w:history="1">
         <w:r>
           <w:rPr>
             <w:rStyle w:val="Siuktni"/>
@@ -6297,7 +6297,7 @@
             <w:noProof/>
             <w:webHidden/>
           </w:rPr>
-          <w:instrText xml:space="preserve"> PAGEREF _Toc241591705 \h </w:instrText>
+          <w:instrText xml:space="preserve"> PAGEREF _Toc241596756 \h </w:instrText>
         </w:r>
         <w:r>
           <w:rPr>
@@ -6340,7 +6340,7 @@
           <w14:ligatures w14:val="standardContextual"/>
         </w:rPr>
       </w:pPr>
-      <w:hyperlink w:anchor="_Toc241591706" w:history="1">
+      <w:hyperlink w:anchor="_Toc241596757" w:history="1">
         <w:r>
           <w:rPr>
             <w:rStyle w:val="Siuktni"/>
@@ -6376,7 +6376,7 @@
             <w:noProof/>
             <w:webHidden/>
           </w:rPr>
-          <w:instrText xml:space="preserve"> PAGEREF _Toc241591706 \h </w:instrText>
+          <w:instrText xml:space="preserve"> PAGEREF _Toc241596757 \h </w:instrText>
         </w:r>
         <w:r>
           <w:rPr>
@@ -6419,7 +6419,7 @@
           <w14:ligatures w14:val="standardContextual"/>
         </w:rPr>
       </w:pPr>
-      <w:hyperlink w:anchor="_Toc241591707" w:history="1">
+      <w:hyperlink w:anchor="_Toc241596758" w:history="1">
         <w:r>
           <w:rPr>
             <w:rStyle w:val="Siuktni"/>
@@ -6455,7 +6455,7 @@
             <w:noProof/>
             <w:webHidden/>
           </w:rPr>
-          <w:instrText xml:space="preserve"> PAGEREF _Toc241591707 \h </w:instrText>
+          <w:instrText xml:space="preserve"> PAGEREF _Toc241596758 \h </w:instrText>
         </w:r>
         <w:r>
           <w:rPr>
@@ -6498,7 +6498,7 @@
           <w14:ligatures w14:val="standardContextual"/>
         </w:rPr>
       </w:pPr>
-      <w:hyperlink w:anchor="_Toc241591708" w:history="1">
+      <w:hyperlink w:anchor="_Toc241596759" w:history="1">
         <w:r>
           <w:rPr>
             <w:rStyle w:val="Siuktni"/>
@@ -6534,7 +6534,7 @@
             <w:noProof/>
             <w:webHidden/>
           </w:rPr>
-          <w:instrText xml:space="preserve"> PAGEREF _Toc241591708 \h </w:instrText>
+          <w:instrText xml:space="preserve"> PAGEREF _Toc241596759 \h </w:instrText>
         </w:r>
         <w:r>
           <w:rPr>
@@ -6580,7 +6580,7 @@
           <w14:ligatures w14:val="standardContextual"/>
         </w:rPr>
       </w:pPr>
-      <w:hyperlink w:anchor="_Toc241591709" w:history="1">
+      <w:hyperlink w:anchor="_Toc241596760" w:history="1">
         <w:r>
           <w:rPr>
             <w:rStyle w:val="Siuktni"/>
@@ -6615,7 +6615,7 @@
             <w:noProof/>
             <w:webHidden/>
           </w:rPr>
-          <w:instrText xml:space="preserve"> PAGEREF _Toc241591709 \h </w:instrText>
+          <w:instrText xml:space="preserve"> PAGEREF _Toc241596760 \h </w:instrText>
         </w:r>
         <w:r>
           <w:rPr>
@@ -6658,7 +6658,7 @@
           <w14:ligatures w14:val="standardContextual"/>
         </w:rPr>
       </w:pPr>
-      <w:hyperlink w:anchor="_Toc241591710" w:history="1">
+      <w:hyperlink w:anchor="_Toc241596761" w:history="1">
         <w:r>
           <w:rPr>
             <w:rStyle w:val="Siuktni"/>
@@ -6694,7 +6694,7 @@
             <w:noProof/>
             <w:webHidden/>
           </w:rPr>
-          <w:instrText xml:space="preserve"> PAGEREF _Toc241591710 \h </w:instrText>
+          <w:instrText xml:space="preserve"> PAGEREF _Toc241596761 \h </w:instrText>
         </w:r>
         <w:r>
           <w:rPr>
@@ -6737,7 +6737,7 @@
           <w14:ligatures w14:val="standardContextual"/>
         </w:rPr>
       </w:pPr>
-      <w:hyperlink w:anchor="_Toc241591711" w:history="1">
+      <w:hyperlink w:anchor="_Toc241596762" w:history="1">
         <w:r>
           <w:rPr>
             <w:rStyle w:val="Siuktni"/>
@@ -6773,7 +6773,7 @@
             <w:noProof/>
             <w:webHidden/>
           </w:rPr>
-          <w:instrText xml:space="preserve"> PAGEREF _Toc241591711 \h </w:instrText>
+          <w:instrText xml:space="preserve"> PAGEREF _Toc241596762 \h </w:instrText>
         </w:r>
         <w:r>
           <w:rPr>
@@ -6816,7 +6816,7 @@
           <w14:ligatures w14:val="standardContextual"/>
         </w:rPr>
       </w:pPr>
-      <w:hyperlink w:anchor="_Toc241591712" w:history="1">
+      <w:hyperlink w:anchor="_Toc241596763" w:history="1">
         <w:r>
           <w:rPr>
             <w:rStyle w:val="Siuktni"/>
@@ -6852,7 +6852,7 @@
             <w:noProof/>
             <w:webHidden/>
           </w:rPr>
-          <w:instrText xml:space="preserve"> PAGEREF _Toc241591712 \h </w:instrText>
+          <w:instrText xml:space="preserve"> PAGEREF _Toc241596763 \h </w:instrText>
         </w:r>
         <w:r>
           <w:rPr>
@@ -6898,7 +6898,7 @@
           <w14:ligatures w14:val="standardContextual"/>
         </w:rPr>
       </w:pPr>
-      <w:hyperlink w:anchor="_Toc241591713" w:history="1">
+      <w:hyperlink w:anchor="_Toc241596764" w:history="1">
         <w:r>
           <w:rPr>
             <w:rStyle w:val="Siuktni"/>
@@ -6933,7 +6933,7 @@
             <w:noProof/>
             <w:webHidden/>
           </w:rPr>
-          <w:instrText xml:space="preserve"> PAGEREF _Toc241591713 \h </w:instrText>
+          <w:instrText xml:space="preserve"> PAGEREF _Toc241596764 \h </w:instrText>
         </w:r>
         <w:r>
           <w:rPr>
@@ -6979,7 +6979,7 @@
           <w14:ligatures w14:val="standardContextual"/>
         </w:rPr>
       </w:pPr>
-      <w:hyperlink w:anchor="_Toc241591714" w:history="1">
+      <w:hyperlink w:anchor="_Toc241596765" w:history="1">
         <w:r>
           <w:rPr>
             <w:rStyle w:val="Siuktni"/>
@@ -7014,7 +7014,7 @@
             <w:noProof/>
             <w:webHidden/>
           </w:rPr>
-          <w:instrText xml:space="preserve"> PAGEREF _Toc241591714 \h </w:instrText>
+          <w:instrText xml:space="preserve"> PAGEREF _Toc241596765 \h </w:instrText>
         </w:r>
         <w:r>
           <w:rPr>
@@ -7057,7 +7057,7 @@
           <w14:ligatures w14:val="standardContextual"/>
         </w:rPr>
       </w:pPr>
-      <w:hyperlink w:anchor="_Toc241591715" w:history="1">
+      <w:hyperlink w:anchor="_Toc241596766" w:history="1">
         <w:r>
           <w:rPr>
             <w:rStyle w:val="Siuktni"/>
@@ -7093,7 +7093,7 @@
             <w:noProof/>
             <w:webHidden/>
           </w:rPr>
-          <w:instrText xml:space="preserve"> PAGEREF _Toc241591715 \h </w:instrText>
+          <w:instrText xml:space="preserve"> PAGEREF _Toc241596766 \h </w:instrText>
         </w:r>
         <w:r>
           <w:rPr>
@@ -7136,7 +7136,7 @@
           <w14:ligatures w14:val="standardContextual"/>
         </w:rPr>
       </w:pPr>
-      <w:hyperlink w:anchor="_Toc241591716" w:history="1">
+      <w:hyperlink w:anchor="_Toc241596767" w:history="1">
         <w:r>
           <w:rPr>
             <w:rStyle w:val="Siuktni"/>
@@ -7172,7 +7172,7 @@
             <w:noProof/>
             <w:webHidden/>
           </w:rPr>
-          <w:instrText xml:space="preserve"> PAGEREF _Toc241591716 \h </w:instrText>
+          <w:instrText xml:space="preserve"> PAGEREF _Toc241596767 \h </w:instrText>
         </w:r>
         <w:r>
           <w:rPr>
@@ -7215,7 +7215,7 @@
           <w14:ligatures w14:val="standardContextual"/>
         </w:rPr>
       </w:pPr>
-      <w:hyperlink w:anchor="_Toc241591717" w:history="1">
+      <w:hyperlink w:anchor="_Toc241596768" w:history="1">
         <w:r>
           <w:rPr>
             <w:rStyle w:val="Siuktni"/>
@@ -7251,7 +7251,7 @@
             <w:noProof/>
             <w:webHidden/>
           </w:rPr>
-          <w:instrText xml:space="preserve"> PAGEREF _Toc241591717 \h </w:instrText>
+          <w:instrText xml:space="preserve"> PAGEREF _Toc241596768 \h </w:instrText>
         </w:r>
         <w:r>
           <w:rPr>
@@ -7294,7 +7294,7 @@
           <w14:ligatures w14:val="standardContextual"/>
         </w:rPr>
       </w:pPr>
-      <w:hyperlink w:anchor="_Toc241591718" w:history="1">
+      <w:hyperlink w:anchor="_Toc241596769" w:history="1">
         <w:r>
           <w:rPr>
             <w:rStyle w:val="Siuktni"/>
@@ -7330,7 +7330,7 @@
             <w:noProof/>
             <w:webHidden/>
           </w:rPr>
-          <w:instrText xml:space="preserve"> PAGEREF _Toc241591718 \h </w:instrText>
+          <w:instrText xml:space="preserve"> PAGEREF _Toc241596769 \h </w:instrText>
         </w:r>
         <w:r>
           <w:rPr>
@@ -7376,7 +7376,7 @@
           <w14:ligatures w14:val="standardContextual"/>
         </w:rPr>
       </w:pPr>
-      <w:hyperlink w:anchor="_Toc241591719" w:history="1">
+      <w:hyperlink w:anchor="_Toc241596770" w:history="1">
         <w:r>
           <w:rPr>
             <w:rStyle w:val="Siuktni"/>
@@ -7411,7 +7411,7 @@
             <w:noProof/>
             <w:webHidden/>
           </w:rPr>
-          <w:instrText xml:space="preserve"> PAGEREF _Toc241591719 \h </w:instrText>
+          <w:instrText xml:space="preserve"> PAGEREF _Toc241596770 \h </w:instrText>
         </w:r>
         <w:r>
           <w:rPr>
@@ -7457,7 +7457,7 @@
           <w14:ligatures w14:val="standardContextual"/>
         </w:rPr>
       </w:pPr>
-      <w:hyperlink w:anchor="_Toc241591720" w:history="1">
+      <w:hyperlink w:anchor="_Toc241596771" w:history="1">
         <w:r>
           <w:rPr>
             <w:rStyle w:val="Siuktni"/>
@@ -7492,7 +7492,7 @@
             <w:noProof/>
             <w:webHidden/>
           </w:rPr>
-          <w:instrText xml:space="preserve"> PAGEREF _Toc241591720 \h </w:instrText>
+          <w:instrText xml:space="preserve"> PAGEREF _Toc241596771 \h </w:instrText>
         </w:r>
         <w:r>
           <w:rPr>
@@ -7538,7 +7538,7 @@
           <w14:ligatures w14:val="standardContextual"/>
         </w:rPr>
       </w:pPr>
-      <w:hyperlink w:anchor="_Toc241591721" w:history="1">
+      <w:hyperlink w:anchor="_Toc241596772" w:history="1">
         <w:r>
           <w:rPr>
             <w:rStyle w:val="Siuktni"/>
@@ -7573,7 +7573,7 @@
             <w:noProof/>
             <w:webHidden/>
           </w:rPr>
-          <w:instrText xml:space="preserve"> PAGEREF _Toc241591721 \h </w:instrText>
+          <w:instrText xml:space="preserve"> PAGEREF _Toc241596772 \h </w:instrText>
         </w:r>
         <w:r>
           <w:rPr>
@@ -7593,7 +7593,7 @@
             <w:noProof/>
             <w:webHidden/>
           </w:rPr>
-          <w:t>50</w:t>
+          <w:t>49</w:t>
         </w:r>
         <w:r>
           <w:rPr>
@@ -7616,7 +7616,7 @@
           <w14:ligatures w14:val="standardContextual"/>
         </w:rPr>
       </w:pPr>
-      <w:hyperlink w:anchor="_Toc241591722" w:history="1">
+      <w:hyperlink w:anchor="_Toc241596773" w:history="1">
         <w:r>
           <w:rPr>
             <w:rStyle w:val="Siuktni"/>
@@ -7644,7 +7644,7 @@
             <w:noProof/>
             <w:webHidden/>
           </w:rPr>
-          <w:instrText xml:space="preserve"> PAGEREF _Toc241591722 \h </w:instrText>
+          <w:instrText xml:space="preserve"> PAGEREF _Toc241596773 \h </w:instrText>
         </w:r>
         <w:r>
           <w:rPr>
@@ -7687,7 +7687,7 @@
           <w14:ligatures w14:val="standardContextual"/>
         </w:rPr>
       </w:pPr>
-      <w:hyperlink w:anchor="_Toc241591723" w:history="1">
+      <w:hyperlink w:anchor="_Toc241596774" w:history="1">
         <w:r>
           <w:rPr>
             <w:rStyle w:val="Siuktni"/>
@@ -7715,7 +7715,7 @@
             <w:noProof/>
             <w:webHidden/>
           </w:rPr>
-          <w:instrText xml:space="preserve"> PAGEREF _Toc241591723 \h </w:instrText>
+          <w:instrText xml:space="preserve"> PAGEREF _Toc241596774 \h </w:instrText>
         </w:r>
         <w:r>
           <w:rPr>
@@ -7811,7 +7811,7 @@
       <w:r>
         <w:fldChar w:fldCharType="separate"/>
       </w:r>
-      <w:hyperlink w:anchor="_Toc241591724" w:history="1">
+      <w:hyperlink w:anchor="_Toc241596775" w:history="1">
         <w:r>
           <w:rPr>
             <w:rStyle w:val="Siuktni"/>
@@ -7847,7 +7847,7 @@
             <w:noProof/>
             <w:webHidden/>
           </w:rPr>
-          <w:instrText xml:space="preserve"> PAGEREF _Toc241591724 \h </w:instrText>
+          <w:instrText xml:space="preserve"> PAGEREF _Toc241596775 \h </w:instrText>
         </w:r>
         <w:r>
           <w:rPr>
@@ -7890,7 +7890,7 @@
           <w14:ligatures w14:val="standardContextual"/>
         </w:rPr>
       </w:pPr>
-      <w:hyperlink w:anchor="_Toc241591725" w:history="1">
+      <w:hyperlink w:anchor="_Toc241596776" w:history="1">
         <w:r>
           <w:rPr>
             <w:rStyle w:val="Siuktni"/>
@@ -7926,7 +7926,7 @@
             <w:noProof/>
             <w:webHidden/>
           </w:rPr>
-          <w:instrText xml:space="preserve"> PAGEREF _Toc241591725 \h </w:instrText>
+          <w:instrText xml:space="preserve"> PAGEREF _Toc241596776 \h </w:instrText>
         </w:r>
         <w:r>
           <w:rPr>
@@ -7969,7 +7969,7 @@
           <w14:ligatures w14:val="standardContextual"/>
         </w:rPr>
       </w:pPr>
-      <w:hyperlink w:anchor="_Toc241591726" w:history="1">
+      <w:hyperlink w:anchor="_Toc241596777" w:history="1">
         <w:r>
           <w:rPr>
             <w:rStyle w:val="Siuktni"/>
@@ -8005,7 +8005,7 @@
             <w:noProof/>
             <w:webHidden/>
           </w:rPr>
-          <w:instrText xml:space="preserve"> PAGEREF _Toc241591726 \h </w:instrText>
+          <w:instrText xml:space="preserve"> PAGEREF _Toc241596777 \h </w:instrText>
         </w:r>
         <w:r>
           <w:rPr>
@@ -8048,7 +8048,7 @@
           <w14:ligatures w14:val="standardContextual"/>
         </w:rPr>
       </w:pPr>
-      <w:hyperlink w:anchor="_Toc241591727" w:history="1">
+      <w:hyperlink w:anchor="_Toc241596778" w:history="1">
         <w:r>
           <w:rPr>
             <w:rStyle w:val="Siuktni"/>
@@ -8084,7 +8084,7 @@
             <w:noProof/>
             <w:webHidden/>
           </w:rPr>
-          <w:instrText xml:space="preserve"> PAGEREF _Toc241591727 \h </w:instrText>
+          <w:instrText xml:space="preserve"> PAGEREF _Toc241596778 \h </w:instrText>
         </w:r>
         <w:r>
           <w:rPr>
@@ -8127,7 +8127,7 @@
           <w14:ligatures w14:val="standardContextual"/>
         </w:rPr>
       </w:pPr>
-      <w:hyperlink w:anchor="_Toc241591728" w:history="1">
+      <w:hyperlink w:anchor="_Toc241596779" w:history="1">
         <w:r>
           <w:rPr>
             <w:rStyle w:val="Siuktni"/>
@@ -8163,7 +8163,7 @@
             <w:noProof/>
             <w:webHidden/>
           </w:rPr>
-          <w:instrText xml:space="preserve"> PAGEREF _Toc241591728 \h </w:instrText>
+          <w:instrText xml:space="preserve"> PAGEREF _Toc241596779 \h </w:instrText>
         </w:r>
         <w:r>
           <w:rPr>
@@ -8206,7 +8206,7 @@
           <w14:ligatures w14:val="standardContextual"/>
         </w:rPr>
       </w:pPr>
-      <w:hyperlink w:anchor="_Toc241591729" w:history="1">
+      <w:hyperlink w:anchor="_Toc241596780" w:history="1">
         <w:r>
           <w:rPr>
             <w:rStyle w:val="Siuktni"/>
@@ -8242,7 +8242,7 @@
             <w:noProof/>
             <w:webHidden/>
           </w:rPr>
-          <w:instrText xml:space="preserve"> PAGEREF _Toc241591729 \h </w:instrText>
+          <w:instrText xml:space="preserve"> PAGEREF _Toc241596780 \h </w:instrText>
         </w:r>
         <w:r>
           <w:rPr>
@@ -8285,7 +8285,7 @@
           <w14:ligatures w14:val="standardContextual"/>
         </w:rPr>
       </w:pPr>
-      <w:hyperlink w:anchor="_Toc241591730" w:history="1">
+      <w:hyperlink w:anchor="_Toc241596781" w:history="1">
         <w:r>
           <w:rPr>
             <w:rStyle w:val="Siuktni"/>
@@ -8321,7 +8321,7 @@
             <w:noProof/>
             <w:webHidden/>
           </w:rPr>
-          <w:instrText xml:space="preserve"> PAGEREF _Toc241591730 \h </w:instrText>
+          <w:instrText xml:space="preserve"> PAGEREF _Toc241596781 \h </w:instrText>
         </w:r>
         <w:r>
           <w:rPr>
@@ -8364,7 +8364,7 @@
           <w14:ligatures w14:val="standardContextual"/>
         </w:rPr>
       </w:pPr>
-      <w:hyperlink w:anchor="_Toc241591731" w:history="1">
+      <w:hyperlink w:anchor="_Toc241596782" w:history="1">
         <w:r>
           <w:rPr>
             <w:rStyle w:val="Siuktni"/>
@@ -8400,7 +8400,7 @@
             <w:noProof/>
             <w:webHidden/>
           </w:rPr>
-          <w:instrText xml:space="preserve"> PAGEREF _Toc241591731 \h </w:instrText>
+          <w:instrText xml:space="preserve"> PAGEREF _Toc241596782 \h </w:instrText>
         </w:r>
         <w:r>
           <w:rPr>
@@ -8443,7 +8443,7 @@
           <w14:ligatures w14:val="standardContextual"/>
         </w:rPr>
       </w:pPr>
-      <w:hyperlink w:anchor="_Toc241591732" w:history="1">
+      <w:hyperlink w:anchor="_Toc241596783" w:history="1">
         <w:r>
           <w:rPr>
             <w:rStyle w:val="Siuktni"/>
@@ -8479,7 +8479,7 @@
             <w:noProof/>
             <w:webHidden/>
           </w:rPr>
-          <w:instrText xml:space="preserve"> PAGEREF _Toc241591732 \h </w:instrText>
+          <w:instrText xml:space="preserve"> PAGEREF _Toc241596783 \h </w:instrText>
         </w:r>
         <w:r>
           <w:rPr>
@@ -8522,7 +8522,7 @@
           <w14:ligatures w14:val="standardContextual"/>
         </w:rPr>
       </w:pPr>
-      <w:hyperlink w:anchor="_Toc241591733" w:history="1">
+      <w:hyperlink w:anchor="_Toc241596784" w:history="1">
         <w:r>
           <w:rPr>
             <w:rStyle w:val="Siuktni"/>
@@ -8558,7 +8558,7 @@
             <w:noProof/>
             <w:webHidden/>
           </w:rPr>
-          <w:instrText xml:space="preserve"> PAGEREF _Toc241591733 \h </w:instrText>
+          <w:instrText xml:space="preserve"> PAGEREF _Toc241596784 \h </w:instrText>
         </w:r>
         <w:r>
           <w:rPr>
@@ -8601,7 +8601,7 @@
           <w14:ligatures w14:val="standardContextual"/>
         </w:rPr>
       </w:pPr>
-      <w:hyperlink w:anchor="_Toc241591734" w:history="1">
+      <w:hyperlink w:anchor="_Toc241596785" w:history="1">
         <w:r>
           <w:rPr>
             <w:rStyle w:val="Siuktni"/>
@@ -8637,7 +8637,7 @@
             <w:noProof/>
             <w:webHidden/>
           </w:rPr>
-          <w:instrText xml:space="preserve"> PAGEREF _Toc241591734 \h </w:instrText>
+          <w:instrText xml:space="preserve"> PAGEREF _Toc241596785 \h </w:instrText>
         </w:r>
         <w:r>
           <w:rPr>
@@ -8680,7 +8680,7 @@
           <w14:ligatures w14:val="standardContextual"/>
         </w:rPr>
       </w:pPr>
-      <w:hyperlink w:anchor="_Toc241591735" w:history="1">
+      <w:hyperlink w:anchor="_Toc241596786" w:history="1">
         <w:r>
           <w:rPr>
             <w:rStyle w:val="Siuktni"/>
@@ -8716,7 +8716,7 @@
             <w:noProof/>
             <w:webHidden/>
           </w:rPr>
-          <w:instrText xml:space="preserve"> PAGEREF _Toc241591735 \h </w:instrText>
+          <w:instrText xml:space="preserve"> PAGEREF _Toc241596786 \h </w:instrText>
         </w:r>
         <w:r>
           <w:rPr>
@@ -8759,7 +8759,7 @@
           <w14:ligatures w14:val="standardContextual"/>
         </w:rPr>
       </w:pPr>
-      <w:hyperlink w:anchor="_Toc241591736" w:history="1">
+      <w:hyperlink w:anchor="_Toc241596787" w:history="1">
         <w:r>
           <w:rPr>
             <w:rStyle w:val="Siuktni"/>
@@ -8795,7 +8795,7 @@
             <w:noProof/>
             <w:webHidden/>
           </w:rPr>
-          <w:instrText xml:space="preserve"> PAGEREF _Toc241591736 \h </w:instrText>
+          <w:instrText xml:space="preserve"> PAGEREF _Toc241596787 \h </w:instrText>
         </w:r>
         <w:r>
           <w:rPr>
@@ -8838,7 +8838,7 @@
           <w14:ligatures w14:val="standardContextual"/>
         </w:rPr>
       </w:pPr>
-      <w:hyperlink w:anchor="_Toc241591737" w:history="1">
+      <w:hyperlink w:anchor="_Toc241596788" w:history="1">
         <w:r>
           <w:rPr>
             <w:rStyle w:val="Siuktni"/>
@@ -8874,7 +8874,7 @@
             <w:noProof/>
             <w:webHidden/>
           </w:rPr>
-          <w:instrText xml:space="preserve"> PAGEREF _Toc241591737 \h </w:instrText>
+          <w:instrText xml:space="preserve"> PAGEREF _Toc241596788 \h </w:instrText>
         </w:r>
         <w:r>
           <w:rPr>
@@ -8917,7 +8917,7 @@
           <w14:ligatures w14:val="standardContextual"/>
         </w:rPr>
       </w:pPr>
-      <w:hyperlink w:anchor="_Toc241591738" w:history="1">
+      <w:hyperlink w:anchor="_Toc241596789" w:history="1">
         <w:r>
           <w:rPr>
             <w:rStyle w:val="Siuktni"/>
@@ -8953,7 +8953,7 @@
             <w:noProof/>
             <w:webHidden/>
           </w:rPr>
-          <w:instrText xml:space="preserve"> PAGEREF _Toc241591738 \h </w:instrText>
+          <w:instrText xml:space="preserve"> PAGEREF _Toc241596789 \h </w:instrText>
         </w:r>
         <w:r>
           <w:rPr>
@@ -8996,7 +8996,7 @@
           <w14:ligatures w14:val="standardContextual"/>
         </w:rPr>
       </w:pPr>
-      <w:hyperlink w:anchor="_Toc241591739" w:history="1">
+      <w:hyperlink w:anchor="_Toc241596790" w:history="1">
         <w:r>
           <w:rPr>
             <w:rStyle w:val="Siuktni"/>
@@ -9032,7 +9032,7 @@
             <w:noProof/>
             <w:webHidden/>
           </w:rPr>
-          <w:instrText xml:space="preserve"> PAGEREF _Toc241591739 \h </w:instrText>
+          <w:instrText xml:space="preserve"> PAGEREF _Toc241596790 \h </w:instrText>
         </w:r>
         <w:r>
           <w:rPr>
@@ -9075,7 +9075,7 @@
           <w14:ligatures w14:val="standardContextual"/>
         </w:rPr>
       </w:pPr>
-      <w:hyperlink w:anchor="_Toc241591740" w:history="1">
+      <w:hyperlink w:anchor="_Toc241596791" w:history="1">
         <w:r>
           <w:rPr>
             <w:rStyle w:val="Siuktni"/>
@@ -9111,7 +9111,7 @@
             <w:noProof/>
             <w:webHidden/>
           </w:rPr>
-          <w:instrText xml:space="preserve"> PAGEREF _Toc241591740 \h </w:instrText>
+          <w:instrText xml:space="preserve"> PAGEREF _Toc241596791 \h </w:instrText>
         </w:r>
         <w:r>
           <w:rPr>
@@ -9154,7 +9154,7 @@
           <w14:ligatures w14:val="standardContextual"/>
         </w:rPr>
       </w:pPr>
-      <w:hyperlink w:anchor="_Toc241591741" w:history="1">
+      <w:hyperlink w:anchor="_Toc241596792" w:history="1">
         <w:r>
           <w:rPr>
             <w:rStyle w:val="Siuktni"/>
@@ -9190,7 +9190,7 @@
             <w:noProof/>
             <w:webHidden/>
           </w:rPr>
-          <w:instrText xml:space="preserve"> PAGEREF _Toc241591741 \h </w:instrText>
+          <w:instrText xml:space="preserve"> PAGEREF _Toc241596792 \h </w:instrText>
         </w:r>
         <w:r>
           <w:rPr>
@@ -9233,7 +9233,7 @@
           <w14:ligatures w14:val="standardContextual"/>
         </w:rPr>
       </w:pPr>
-      <w:hyperlink w:anchor="_Toc241591742" w:history="1">
+      <w:hyperlink w:anchor="_Toc241596793" w:history="1">
         <w:r>
           <w:rPr>
             <w:rStyle w:val="Siuktni"/>
@@ -9269,7 +9269,7 @@
             <w:noProof/>
             <w:webHidden/>
           </w:rPr>
-          <w:instrText xml:space="preserve"> PAGEREF _Toc241591742 \h </w:instrText>
+          <w:instrText xml:space="preserve"> PAGEREF _Toc241596793 \h </w:instrText>
         </w:r>
         <w:r>
           <w:rPr>
@@ -9312,7 +9312,7 @@
           <w14:ligatures w14:val="standardContextual"/>
         </w:rPr>
       </w:pPr>
-      <w:hyperlink w:anchor="_Toc241591743" w:history="1">
+      <w:hyperlink w:anchor="_Toc241596794" w:history="1">
         <w:r>
           <w:rPr>
             <w:rStyle w:val="Siuktni"/>
@@ -9348,7 +9348,7 @@
             <w:noProof/>
             <w:webHidden/>
           </w:rPr>
-          <w:instrText xml:space="preserve"> PAGEREF _Toc241591743 \h </w:instrText>
+          <w:instrText xml:space="preserve"> PAGEREF _Toc241596794 \h </w:instrText>
         </w:r>
         <w:r>
           <w:rPr>
@@ -9391,7 +9391,7 @@
           <w14:ligatures w14:val="standardContextual"/>
         </w:rPr>
       </w:pPr>
-      <w:hyperlink w:anchor="_Toc241591744" w:history="1">
+      <w:hyperlink w:anchor="_Toc241596795" w:history="1">
         <w:r>
           <w:rPr>
             <w:rStyle w:val="Siuktni"/>
@@ -9427,7 +9427,7 @@
             <w:noProof/>
             <w:webHidden/>
           </w:rPr>
-          <w:instrText xml:space="preserve"> PAGEREF _Toc241591744 \h </w:instrText>
+          <w:instrText xml:space="preserve"> PAGEREF _Toc241596795 \h </w:instrText>
         </w:r>
         <w:r>
           <w:rPr>
@@ -9470,7 +9470,7 @@
           <w14:ligatures w14:val="standardContextual"/>
         </w:rPr>
       </w:pPr>
-      <w:hyperlink w:anchor="_Toc241591745" w:history="1">
+      <w:hyperlink w:anchor="_Toc241596796" w:history="1">
         <w:r>
           <w:rPr>
             <w:rStyle w:val="Siuktni"/>
@@ -9506,7 +9506,7 @@
             <w:noProof/>
             <w:webHidden/>
           </w:rPr>
-          <w:instrText xml:space="preserve"> PAGEREF _Toc241591745 \h </w:instrText>
+          <w:instrText xml:space="preserve"> PAGEREF _Toc241596796 \h </w:instrText>
         </w:r>
         <w:r>
           <w:rPr>
@@ -9549,7 +9549,7 @@
           <w14:ligatures w14:val="standardContextual"/>
         </w:rPr>
       </w:pPr>
-      <w:hyperlink w:anchor="_Toc241591746" w:history="1">
+      <w:hyperlink w:anchor="_Toc241596797" w:history="1">
         <w:r>
           <w:rPr>
             <w:rStyle w:val="Siuktni"/>
@@ -9585,7 +9585,7 @@
             <w:noProof/>
             <w:webHidden/>
           </w:rPr>
-          <w:instrText xml:space="preserve"> PAGEREF _Toc241591746 \h </w:instrText>
+          <w:instrText xml:space="preserve"> PAGEREF _Toc241596797 \h </w:instrText>
         </w:r>
         <w:r>
           <w:rPr>
@@ -9628,7 +9628,7 @@
           <w14:ligatures w14:val="standardContextual"/>
         </w:rPr>
       </w:pPr>
-      <w:hyperlink w:anchor="_Toc241591747" w:history="1">
+      <w:hyperlink w:anchor="_Toc241596798" w:history="1">
         <w:r>
           <w:rPr>
             <w:rStyle w:val="Siuktni"/>
@@ -9664,7 +9664,7 @@
             <w:noProof/>
             <w:webHidden/>
           </w:rPr>
-          <w:instrText xml:space="preserve"> PAGEREF _Toc241591747 \h </w:instrText>
+          <w:instrText xml:space="preserve"> PAGEREF _Toc241596798 \h </w:instrText>
         </w:r>
         <w:r>
           <w:rPr>
@@ -9707,7 +9707,7 @@
           <w14:ligatures w14:val="standardContextual"/>
         </w:rPr>
       </w:pPr>
-      <w:hyperlink w:anchor="_Toc241591748" w:history="1">
+      <w:hyperlink w:anchor="_Toc241596799" w:history="1">
         <w:r>
           <w:rPr>
             <w:rStyle w:val="Siuktni"/>
@@ -9743,7 +9743,7 @@
             <w:noProof/>
             <w:webHidden/>
           </w:rPr>
-          <w:instrText xml:space="preserve"> PAGEREF _Toc241591748 \h </w:instrText>
+          <w:instrText xml:space="preserve"> PAGEREF _Toc241596799 \h </w:instrText>
         </w:r>
         <w:r>
           <w:rPr>
@@ -9786,7 +9786,7 @@
           <w14:ligatures w14:val="standardContextual"/>
         </w:rPr>
       </w:pPr>
-      <w:hyperlink w:anchor="_Toc241591749" w:history="1">
+      <w:hyperlink w:anchor="_Toc241596800" w:history="1">
         <w:r>
           <w:rPr>
             <w:rStyle w:val="Siuktni"/>
@@ -9822,7 +9822,7 @@
             <w:noProof/>
             <w:webHidden/>
           </w:rPr>
-          <w:instrText xml:space="preserve"> PAGEREF _Toc241591749 \h </w:instrText>
+          <w:instrText xml:space="preserve"> PAGEREF _Toc241596800 \h </w:instrText>
         </w:r>
         <w:r>
           <w:rPr>
@@ -9865,7 +9865,7 @@
           <w14:ligatures w14:val="standardContextual"/>
         </w:rPr>
       </w:pPr>
-      <w:hyperlink w:anchor="_Toc241591750" w:history="1">
+      <w:hyperlink w:anchor="_Toc241596801" w:history="1">
         <w:r>
           <w:rPr>
             <w:rStyle w:val="Siuktni"/>
@@ -9901,7 +9901,7 @@
             <w:noProof/>
             <w:webHidden/>
           </w:rPr>
-          <w:instrText xml:space="preserve"> PAGEREF _Toc241591750 \h </w:instrText>
+          <w:instrText xml:space="preserve"> PAGEREF _Toc241596801 \h </w:instrText>
         </w:r>
         <w:r>
           <w:rPr>
@@ -9944,7 +9944,7 @@
           <w14:ligatures w14:val="standardContextual"/>
         </w:rPr>
       </w:pPr>
-      <w:hyperlink w:anchor="_Toc241591751" w:history="1">
+      <w:hyperlink w:anchor="_Toc241596802" w:history="1">
         <w:r>
           <w:rPr>
             <w:rStyle w:val="Siuktni"/>
@@ -9980,7 +9980,7 @@
             <w:noProof/>
             <w:webHidden/>
           </w:rPr>
-          <w:instrText xml:space="preserve"> PAGEREF _Toc241591751 \h </w:instrText>
+          <w:instrText xml:space="preserve"> PAGEREF _Toc241596802 \h </w:instrText>
         </w:r>
         <w:r>
           <w:rPr>
@@ -10023,7 +10023,7 @@
           <w14:ligatures w14:val="standardContextual"/>
         </w:rPr>
       </w:pPr>
-      <w:hyperlink w:anchor="_Toc241591752" w:history="1">
+      <w:hyperlink w:anchor="_Toc241596803" w:history="1">
         <w:r>
           <w:rPr>
             <w:rStyle w:val="Siuktni"/>
@@ -10059,7 +10059,7 @@
             <w:noProof/>
             <w:webHidden/>
           </w:rPr>
-          <w:instrText xml:space="preserve"> PAGEREF _Toc241591752 \h </w:instrText>
+          <w:instrText xml:space="preserve"> PAGEREF _Toc241596803 \h </w:instrText>
         </w:r>
         <w:r>
           <w:rPr>
@@ -10102,7 +10102,7 @@
           <w14:ligatures w14:val="standardContextual"/>
         </w:rPr>
       </w:pPr>
-      <w:hyperlink w:anchor="_Toc241591753" w:history="1">
+      <w:hyperlink w:anchor="_Toc241596804" w:history="1">
         <w:r>
           <w:rPr>
             <w:rStyle w:val="Siuktni"/>
@@ -10138,7 +10138,7 @@
             <w:noProof/>
             <w:webHidden/>
           </w:rPr>
-          <w:instrText xml:space="preserve"> PAGEREF _Toc241591753 \h </w:instrText>
+          <w:instrText xml:space="preserve"> PAGEREF _Toc241596804 \h </w:instrText>
         </w:r>
         <w:r>
           <w:rPr>
@@ -10181,7 +10181,7 @@
           <w14:ligatures w14:val="standardContextual"/>
         </w:rPr>
       </w:pPr>
-      <w:hyperlink w:anchor="_Toc241591754" w:history="1">
+      <w:hyperlink w:anchor="_Toc241596805" w:history="1">
         <w:r>
           <w:rPr>
             <w:rStyle w:val="Siuktni"/>
@@ -10196,7 +10196,7 @@
             <w:rFonts w:eastAsia="Times New Roman"/>
             <w:noProof/>
           </w:rPr>
-          <w:t xml:space="preserve"> Giới hạn tần suất chặn 194 trong 200 request gửi dồn dập vào đường thăm dò</w:t>
+          <w:t xml:space="preserve"> Một lượt gửi dồn dập vào đường thăm dò: ApacheBench báo 200 request hoàn thành và bộ đếm của nginx ghi nhận số request bị từ chối</w:t>
         </w:r>
         <w:r>
           <w:rPr>
@@ -10217,7 +10217,7 @@
             <w:noProof/>
             <w:webHidden/>
           </w:rPr>
-          <w:instrText xml:space="preserve"> PAGEREF _Toc241591754 \h </w:instrText>
+          <w:instrText xml:space="preserve"> PAGEREF _Toc241596805 \h </w:instrText>
         </w:r>
         <w:r>
           <w:rPr>
@@ -10334,7 +10334,7 @@
       <w:r>
         <w:fldChar w:fldCharType="separate"/>
       </w:r>
-      <w:hyperlink w:anchor="_Toc241591755" w:history="1">
+      <w:hyperlink w:anchor="_Toc241596806" w:history="1">
         <w:r>
           <w:rPr>
             <w:rStyle w:val="Siuktni"/>
@@ -10369,7 +10369,7 @@
             <w:noProof/>
             <w:webHidden/>
           </w:rPr>
-          <w:instrText xml:space="preserve"> PAGEREF _Toc241591755 \h </w:instrText>
+          <w:instrText xml:space="preserve"> PAGEREF _Toc241596806 \h </w:instrText>
         </w:r>
         <w:r>
           <w:rPr>
@@ -10412,7 +10412,7 @@
           <w14:ligatures w14:val="standardContextual"/>
         </w:rPr>
       </w:pPr>
-      <w:hyperlink w:anchor="_Toc241591756" w:history="1">
+      <w:hyperlink w:anchor="_Toc241596807" w:history="1">
         <w:r>
           <w:rPr>
             <w:rStyle w:val="Siuktni"/>
@@ -10447,7 +10447,7 @@
             <w:noProof/>
             <w:webHidden/>
           </w:rPr>
-          <w:instrText xml:space="preserve"> PAGEREF _Toc241591756 \h </w:instrText>
+          <w:instrText xml:space="preserve"> PAGEREF _Toc241596807 \h </w:instrText>
         </w:r>
         <w:r>
           <w:rPr>
@@ -10490,7 +10490,7 @@
           <w14:ligatures w14:val="standardContextual"/>
         </w:rPr>
       </w:pPr>
-      <w:hyperlink w:anchor="_Toc241591757" w:history="1">
+      <w:hyperlink w:anchor="_Toc241596808" w:history="1">
         <w:r>
           <w:rPr>
             <w:rStyle w:val="Siuktni"/>
@@ -10525,7 +10525,7 @@
             <w:noProof/>
             <w:webHidden/>
           </w:rPr>
-          <w:instrText xml:space="preserve"> PAGEREF _Toc241591757 \h </w:instrText>
+          <w:instrText xml:space="preserve"> PAGEREF _Toc241596808 \h </w:instrText>
         </w:r>
         <w:r>
           <w:rPr>
@@ -10568,7 +10568,7 @@
           <w14:ligatures w14:val="standardContextual"/>
         </w:rPr>
       </w:pPr>
-      <w:hyperlink w:anchor="_Toc241591758" w:history="1">
+      <w:hyperlink w:anchor="_Toc241596809" w:history="1">
         <w:r>
           <w:rPr>
             <w:rStyle w:val="Siuktni"/>
@@ -10603,7 +10603,7 @@
             <w:noProof/>
             <w:webHidden/>
           </w:rPr>
-          <w:instrText xml:space="preserve"> PAGEREF _Toc241591758 \h </w:instrText>
+          <w:instrText xml:space="preserve"> PAGEREF _Toc241596809 \h </w:instrText>
         </w:r>
         <w:r>
           <w:rPr>
@@ -10646,7 +10646,7 @@
           <w14:ligatures w14:val="standardContextual"/>
         </w:rPr>
       </w:pPr>
-      <w:hyperlink w:anchor="_Toc241591759" w:history="1">
+      <w:hyperlink w:anchor="_Toc241596810" w:history="1">
         <w:r>
           <w:rPr>
             <w:rStyle w:val="Siuktni"/>
@@ -10681,7 +10681,7 @@
             <w:noProof/>
             <w:webHidden/>
           </w:rPr>
-          <w:instrText xml:space="preserve"> PAGEREF _Toc241591759 \h </w:instrText>
+          <w:instrText xml:space="preserve"> PAGEREF _Toc241596810 \h </w:instrText>
         </w:r>
         <w:r>
           <w:rPr>
@@ -10724,7 +10724,7 @@
           <w14:ligatures w14:val="standardContextual"/>
         </w:rPr>
       </w:pPr>
-      <w:hyperlink w:anchor="_Toc241591760" w:history="1">
+      <w:hyperlink w:anchor="_Toc241596811" w:history="1">
         <w:r>
           <w:rPr>
             <w:rStyle w:val="Siuktni"/>
@@ -10759,7 +10759,7 @@
             <w:noProof/>
             <w:webHidden/>
           </w:rPr>
-          <w:instrText xml:space="preserve"> PAGEREF _Toc241591760 \h </w:instrText>
+          <w:instrText xml:space="preserve"> PAGEREF _Toc241596811 \h </w:instrText>
         </w:r>
         <w:r>
           <w:rPr>
@@ -10802,7 +10802,7 @@
           <w14:ligatures w14:val="standardContextual"/>
         </w:rPr>
       </w:pPr>
-      <w:hyperlink w:anchor="_Toc241591761" w:history="1">
+      <w:hyperlink w:anchor="_Toc241596812" w:history="1">
         <w:r>
           <w:rPr>
             <w:rStyle w:val="Siuktni"/>
@@ -10837,7 +10837,7 @@
             <w:noProof/>
             <w:webHidden/>
           </w:rPr>
-          <w:instrText xml:space="preserve"> PAGEREF _Toc241591761 \h </w:instrText>
+          <w:instrText xml:space="preserve"> PAGEREF _Toc241596812 \h </w:instrText>
         </w:r>
         <w:r>
           <w:rPr>
@@ -10880,7 +10880,7 @@
           <w14:ligatures w14:val="standardContextual"/>
         </w:rPr>
       </w:pPr>
-      <w:hyperlink w:anchor="_Toc241591762" w:history="1">
+      <w:hyperlink w:anchor="_Toc241596813" w:history="1">
         <w:r>
           <w:rPr>
             <w:rStyle w:val="Siuktni"/>
@@ -10915,7 +10915,7 @@
             <w:noProof/>
             <w:webHidden/>
           </w:rPr>
-          <w:instrText xml:space="preserve"> PAGEREF _Toc241591762 \h </w:instrText>
+          <w:instrText xml:space="preserve"> PAGEREF _Toc241596813 \h </w:instrText>
         </w:r>
         <w:r>
           <w:rPr>
@@ -10958,7 +10958,7 @@
           <w14:ligatures w14:val="standardContextual"/>
         </w:rPr>
       </w:pPr>
-      <w:hyperlink w:anchor="_Toc241591763" w:history="1">
+      <w:hyperlink w:anchor="_Toc241596814" w:history="1">
         <w:r>
           <w:rPr>
             <w:rStyle w:val="Siuktni"/>
@@ -10993,7 +10993,7 @@
             <w:noProof/>
             <w:webHidden/>
           </w:rPr>
-          <w:instrText xml:space="preserve"> PAGEREF _Toc241591763 \h </w:instrText>
+          <w:instrText xml:space="preserve"> PAGEREF _Toc241596814 \h </w:instrText>
         </w:r>
         <w:r>
           <w:rPr>
@@ -11036,7 +11036,7 @@
           <w14:ligatures w14:val="standardContextual"/>
         </w:rPr>
       </w:pPr>
-      <w:hyperlink w:anchor="_Toc241591764" w:history="1">
+      <w:hyperlink w:anchor="_Toc241596815" w:history="1">
         <w:r>
           <w:rPr>
             <w:rStyle w:val="Siuktni"/>
@@ -11071,7 +11071,7 @@
             <w:noProof/>
             <w:webHidden/>
           </w:rPr>
-          <w:instrText xml:space="preserve"> PAGEREF _Toc241591764 \h </w:instrText>
+          <w:instrText xml:space="preserve"> PAGEREF _Toc241596815 \h </w:instrText>
         </w:r>
         <w:r>
           <w:rPr>
@@ -11114,7 +11114,7 @@
           <w14:ligatures w14:val="standardContextual"/>
         </w:rPr>
       </w:pPr>
-      <w:hyperlink w:anchor="_Toc241591765" w:history="1">
+      <w:hyperlink w:anchor="_Toc241596816" w:history="1">
         <w:r>
           <w:rPr>
             <w:rStyle w:val="Siuktni"/>
@@ -11149,7 +11149,7 @@
             <w:noProof/>
             <w:webHidden/>
           </w:rPr>
-          <w:instrText xml:space="preserve"> PAGEREF _Toc241591765 \h </w:instrText>
+          <w:instrText xml:space="preserve"> PAGEREF _Toc241596816 \h </w:instrText>
         </w:r>
         <w:r>
           <w:rPr>
@@ -11192,7 +11192,7 @@
           <w14:ligatures w14:val="standardContextual"/>
         </w:rPr>
       </w:pPr>
-      <w:hyperlink w:anchor="_Toc241591766" w:history="1">
+      <w:hyperlink w:anchor="_Toc241596817" w:history="1">
         <w:r>
           <w:rPr>
             <w:rStyle w:val="Siuktni"/>
@@ -11227,7 +11227,7 @@
             <w:noProof/>
             <w:webHidden/>
           </w:rPr>
-          <w:instrText xml:space="preserve"> PAGEREF _Toc241591766 \h </w:instrText>
+          <w:instrText xml:space="preserve"> PAGEREF _Toc241596817 \h </w:instrText>
         </w:r>
         <w:r>
           <w:rPr>
@@ -11270,7 +11270,7 @@
           <w14:ligatures w14:val="standardContextual"/>
         </w:rPr>
       </w:pPr>
-      <w:hyperlink w:anchor="_Toc241591767" w:history="1">
+      <w:hyperlink w:anchor="_Toc241596818" w:history="1">
         <w:r>
           <w:rPr>
             <w:rStyle w:val="Siuktni"/>
@@ -11305,7 +11305,7 @@
             <w:noProof/>
             <w:webHidden/>
           </w:rPr>
-          <w:instrText xml:space="preserve"> PAGEREF _Toc241591767 \h </w:instrText>
+          <w:instrText xml:space="preserve"> PAGEREF _Toc241596818 \h </w:instrText>
         </w:r>
         <w:r>
           <w:rPr>
@@ -11348,7 +11348,7 @@
           <w14:ligatures w14:val="standardContextual"/>
         </w:rPr>
       </w:pPr>
-      <w:hyperlink w:anchor="_Toc241591768" w:history="1">
+      <w:hyperlink w:anchor="_Toc241596819" w:history="1">
         <w:r>
           <w:rPr>
             <w:rStyle w:val="Siuktni"/>
@@ -11383,7 +11383,7 @@
             <w:noProof/>
             <w:webHidden/>
           </w:rPr>
-          <w:instrText xml:space="preserve"> PAGEREF _Toc241591768 \h </w:instrText>
+          <w:instrText xml:space="preserve"> PAGEREF _Toc241596819 \h </w:instrText>
         </w:r>
         <w:r>
           <w:rPr>
@@ -11426,7 +11426,7 @@
           <w14:ligatures w14:val="standardContextual"/>
         </w:rPr>
       </w:pPr>
-      <w:hyperlink w:anchor="_Toc241591769" w:history="1">
+      <w:hyperlink w:anchor="_Toc241596820" w:history="1">
         <w:r>
           <w:rPr>
             <w:rStyle w:val="Siuktni"/>
@@ -11461,7 +11461,7 @@
             <w:noProof/>
             <w:webHidden/>
           </w:rPr>
-          <w:instrText xml:space="preserve"> PAGEREF _Toc241591769 \h </w:instrText>
+          <w:instrText xml:space="preserve"> PAGEREF _Toc241596820 \h </w:instrText>
         </w:r>
         <w:r>
           <w:rPr>
@@ -11504,7 +11504,7 @@
           <w14:ligatures w14:val="standardContextual"/>
         </w:rPr>
       </w:pPr>
-      <w:hyperlink w:anchor="_Toc241591770" w:history="1">
+      <w:hyperlink w:anchor="_Toc241596821" w:history="1">
         <w:r>
           <w:rPr>
             <w:rStyle w:val="Siuktni"/>
@@ -11539,7 +11539,7 @@
             <w:noProof/>
             <w:webHidden/>
           </w:rPr>
-          <w:instrText xml:space="preserve"> PAGEREF _Toc241591770 \h </w:instrText>
+          <w:instrText xml:space="preserve"> PAGEREF _Toc241596821 \h </w:instrText>
         </w:r>
         <w:r>
           <w:rPr>
@@ -11582,7 +11582,7 @@
           <w14:ligatures w14:val="standardContextual"/>
         </w:rPr>
       </w:pPr>
-      <w:hyperlink w:anchor="_Toc241591771" w:history="1">
+      <w:hyperlink w:anchor="_Toc241596822" w:history="1">
         <w:r>
           <w:rPr>
             <w:rStyle w:val="Siuktni"/>
@@ -11617,7 +11617,7 @@
             <w:noProof/>
             <w:webHidden/>
           </w:rPr>
-          <w:instrText xml:space="preserve"> PAGEREF _Toc241591771 \h </w:instrText>
+          <w:instrText xml:space="preserve"> PAGEREF _Toc241596822 \h </w:instrText>
         </w:r>
         <w:r>
           <w:rPr>
@@ -11660,7 +11660,7 @@
           <w14:ligatures w14:val="standardContextual"/>
         </w:rPr>
       </w:pPr>
-      <w:hyperlink w:anchor="_Toc241591772" w:history="1">
+      <w:hyperlink w:anchor="_Toc241596823" w:history="1">
         <w:r>
           <w:rPr>
             <w:rStyle w:val="Siuktni"/>
@@ -11695,7 +11695,7 @@
             <w:noProof/>
             <w:webHidden/>
           </w:rPr>
-          <w:instrText xml:space="preserve"> PAGEREF _Toc241591772 \h </w:instrText>
+          <w:instrText xml:space="preserve"> PAGEREF _Toc241596823 \h </w:instrText>
         </w:r>
         <w:r>
           <w:rPr>
@@ -13956,7 +13956,7 @@
       <w:pPr>
         <w:pStyle w:val="BTL-H0"/>
       </w:pPr>
-      <w:bookmarkStart w:id="2" w:name="_Toc241591647"/>
+      <w:bookmarkStart w:id="2" w:name="_Toc241596698"/>
       <w:r>
         <w:rPr>
           <w:rFonts w:eastAsia="Times New Roman"/>
@@ -14044,7 +14044,7 @@
         <w:pStyle w:val="BTL-H1"/>
         <w:pageBreakBefore/>
       </w:pPr>
-      <w:bookmarkStart w:id="3" w:name="_Toc241591648"/>
+      <w:bookmarkStart w:id="3" w:name="_Toc241596699"/>
       <w:r>
         <w:rPr>
           <w:rFonts w:eastAsia="Times New Roman"/>
@@ -14059,7 +14059,7 @@
       <w:pPr>
         <w:pStyle w:val="BTL-H2"/>
       </w:pPr>
-      <w:bookmarkStart w:id="4" w:name="_Toc241591649"/>
+      <w:bookmarkStart w:id="4" w:name="_Toc241596700"/>
       <w:r>
         <w:rPr>
           <w:rFonts w:ascii="Times New Roman" w:eastAsia="Times New Roman" w:hAnsi="Times New Roman"/>
@@ -14129,7 +14129,7 @@
           <w:noProof/>
         </w:rPr>
         <w:drawing>
-          <wp:inline distT="0" distB="0" distL="0" distR="0" wp14:anchorId="6DF930A0" wp14:editId="0BCB501B">
+          <wp:inline distT="0" distB="0" distL="0" distR="0" wp14:anchorId="19F7CF38" wp14:editId="52D5681E">
             <wp:extent cx="5400000" cy="2342951"/>
             <wp:effectExtent l="0" t="0" r="0" b="0"/>
             <wp:docPr id="2" name="Picture 2"/>
@@ -14169,7 +14169,7 @@
       <w:pPr>
         <w:pStyle w:val="BTL-Hinh"/>
       </w:pPr>
-      <w:bookmarkStart w:id="5" w:name="_Toc241591724"/>
+      <w:bookmarkStart w:id="5" w:name="_Toc241596775"/>
       <w:r>
         <w:rPr>
           <w:rFonts w:eastAsia="Times New Roman"/>
@@ -14182,7 +14182,7 @@
       <w:pPr>
         <w:pStyle w:val="BTL-H2"/>
       </w:pPr>
-      <w:bookmarkStart w:id="6" w:name="_Toc241591650"/>
+      <w:bookmarkStart w:id="6" w:name="_Toc241596701"/>
       <w:r>
         <w:rPr>
           <w:rFonts w:ascii="Times New Roman" w:eastAsia="Times New Roman" w:hAnsi="Times New Roman"/>
@@ -14196,7 +14196,7 @@
       <w:pPr>
         <w:pStyle w:val="BTL-H3"/>
       </w:pPr>
-      <w:bookmarkStart w:id="7" w:name="_Toc241591651"/>
+      <w:bookmarkStart w:id="7" w:name="_Toc241596702"/>
       <w:r>
         <w:rPr>
           <w:rFonts w:eastAsia="Times New Roman"/>
@@ -14228,7 +14228,7 @@
       <w:pPr>
         <w:pStyle w:val="BTL-H3"/>
       </w:pPr>
-      <w:bookmarkStart w:id="8" w:name="_Toc241591652"/>
+      <w:bookmarkStart w:id="8" w:name="_Toc241596703"/>
       <w:r>
         <w:rPr>
           <w:rFonts w:eastAsia="Times New Roman"/>
@@ -14259,7 +14259,7 @@
       <w:pPr>
         <w:pStyle w:val="BTL-H3"/>
       </w:pPr>
-      <w:bookmarkStart w:id="9" w:name="_Toc241591653"/>
+      <w:bookmarkStart w:id="9" w:name="_Toc241596704"/>
       <w:r>
         <w:rPr>
           <w:rFonts w:eastAsia="Times New Roman"/>
@@ -14284,7 +14284,7 @@
       <w:pPr>
         <w:pStyle w:val="BTL-H2"/>
       </w:pPr>
-      <w:bookmarkStart w:id="10" w:name="_Toc241591654"/>
+      <w:bookmarkStart w:id="10" w:name="_Toc241596705"/>
       <w:r>
         <w:rPr>
           <w:rFonts w:ascii="Times New Roman" w:eastAsia="Times New Roman" w:hAnsi="Times New Roman"/>
@@ -14309,7 +14309,7 @@
       <w:pPr>
         <w:pStyle w:val="BTL-H3"/>
       </w:pPr>
-      <w:bookmarkStart w:id="11" w:name="_Toc241591655"/>
+      <w:bookmarkStart w:id="11" w:name="_Toc241596706"/>
       <w:r>
         <w:rPr>
           <w:rFonts w:eastAsia="Times New Roman"/>
@@ -14345,7 +14345,7 @@
       <w:pPr>
         <w:pStyle w:val="BTL-H3"/>
       </w:pPr>
-      <w:bookmarkStart w:id="12" w:name="_Toc241591656"/>
+      <w:bookmarkStart w:id="12" w:name="_Toc241596707"/>
       <w:r>
         <w:rPr>
           <w:rFonts w:eastAsia="Times New Roman"/>
@@ -14381,7 +14381,7 @@
       <w:pPr>
         <w:pStyle w:val="BTL-H3"/>
       </w:pPr>
-      <w:bookmarkStart w:id="13" w:name="_Toc241591657"/>
+      <w:bookmarkStart w:id="13" w:name="_Toc241596708"/>
       <w:r>
         <w:rPr>
           <w:rFonts w:eastAsia="Times New Roman"/>
@@ -14414,7 +14414,7 @@
         <w:pStyle w:val="BTL-Bang"/>
         <w:keepNext/>
       </w:pPr>
-      <w:bookmarkStart w:id="14" w:name="_Toc241591755"/>
+      <w:bookmarkStart w:id="14" w:name="_Toc241596806"/>
       <w:r>
         <w:rPr>
           <w:rFonts w:eastAsia="Times New Roman"/>
@@ -14957,7 +14957,7 @@
       <w:pPr>
         <w:pStyle w:val="BTL-H2"/>
       </w:pPr>
-      <w:bookmarkStart w:id="15" w:name="_Toc241591658"/>
+      <w:bookmarkStart w:id="15" w:name="_Toc241596709"/>
       <w:r>
         <w:rPr>
           <w:rFonts w:ascii="Times New Roman" w:eastAsia="Times New Roman" w:hAnsi="Times New Roman"/>
@@ -14977,7 +14977,7 @@
           <w:noProof/>
         </w:rPr>
         <w:drawing>
-          <wp:inline distT="0" distB="0" distL="0" distR="0" wp14:anchorId="11CCD788" wp14:editId="7A7526F6">
+          <wp:inline distT="0" distB="0" distL="0" distR="0" wp14:anchorId="60081965" wp14:editId="31C31102">
             <wp:extent cx="5400000" cy="2636674"/>
             <wp:effectExtent l="0" t="0" r="0" b="0"/>
             <wp:docPr id="3" name="Picture 3"/>
@@ -15017,7 +15017,7 @@
       <w:pPr>
         <w:pStyle w:val="BTL-Hinh"/>
       </w:pPr>
-      <w:bookmarkStart w:id="16" w:name="_Toc241591725"/>
+      <w:bookmarkStart w:id="16" w:name="_Toc241596776"/>
       <w:r>
         <w:rPr>
           <w:rFonts w:eastAsia="Times New Roman"/>
@@ -15086,7 +15086,7 @@
       <w:pPr>
         <w:pStyle w:val="BTL-H2"/>
       </w:pPr>
-      <w:bookmarkStart w:id="17" w:name="_Toc241591659"/>
+      <w:bookmarkStart w:id="17" w:name="_Toc241596710"/>
       <w:r>
         <w:rPr>
           <w:rFonts w:ascii="Times New Roman" w:eastAsia="Times New Roman" w:hAnsi="Times New Roman"/>
@@ -15100,7 +15100,7 @@
       <w:pPr>
         <w:pStyle w:val="BTL-H3"/>
       </w:pPr>
-      <w:bookmarkStart w:id="18" w:name="_Toc241591660"/>
+      <w:bookmarkStart w:id="18" w:name="_Toc241596711"/>
       <w:r>
         <w:rPr>
           <w:rFonts w:eastAsia="Times New Roman"/>
@@ -15132,7 +15132,7 @@
         </w:rPr>
         <w:lastRenderedPageBreak/>
         <w:drawing>
-          <wp:inline distT="0" distB="0" distL="0" distR="0" wp14:anchorId="7B64B229" wp14:editId="6113C667">
+          <wp:inline distT="0" distB="0" distL="0" distR="0" wp14:anchorId="237040FC" wp14:editId="2479D36C">
             <wp:extent cx="4165050" cy="5760000"/>
             <wp:effectExtent l="0" t="0" r="0" b="0"/>
             <wp:docPr id="4" name="Picture 4"/>
@@ -15172,7 +15172,7 @@
       <w:pPr>
         <w:pStyle w:val="BTL-Hinh"/>
       </w:pPr>
-      <w:bookmarkStart w:id="19" w:name="_Toc241591726"/>
+      <w:bookmarkStart w:id="19" w:name="_Toc241596777"/>
       <w:r>
         <w:rPr>
           <w:rFonts w:eastAsia="Times New Roman"/>
@@ -15185,7 +15185,7 @@
       <w:pPr>
         <w:pStyle w:val="BTL-H3"/>
       </w:pPr>
-      <w:bookmarkStart w:id="20" w:name="_Toc241591661"/>
+      <w:bookmarkStart w:id="20" w:name="_Toc241596712"/>
       <w:r>
         <w:rPr>
           <w:rFonts w:eastAsia="Times New Roman"/>
@@ -15210,7 +15210,7 @@
       <w:pPr>
         <w:pStyle w:val="BTL-H3"/>
       </w:pPr>
-      <w:bookmarkStart w:id="21" w:name="_Toc241591662"/>
+      <w:bookmarkStart w:id="21" w:name="_Toc241596713"/>
       <w:r>
         <w:rPr>
           <w:rFonts w:eastAsia="Times New Roman"/>
@@ -15248,7 +15248,7 @@
         </w:rPr>
         <w:lastRenderedPageBreak/>
         <w:drawing>
-          <wp:inline distT="0" distB="0" distL="0" distR="0" wp14:anchorId="4EAF52D4" wp14:editId="3709810F">
+          <wp:inline distT="0" distB="0" distL="0" distR="0" wp14:anchorId="70B0A1D6" wp14:editId="433D7325">
             <wp:extent cx="5400000" cy="1638281"/>
             <wp:effectExtent l="0" t="0" r="0" b="0"/>
             <wp:docPr id="5" name="Picture 5"/>
@@ -15288,7 +15288,7 @@
       <w:pPr>
         <w:pStyle w:val="BTL-Hinh"/>
       </w:pPr>
-      <w:bookmarkStart w:id="22" w:name="_Toc241591727"/>
+      <w:bookmarkStart w:id="22" w:name="_Toc241596778"/>
       <w:r>
         <w:rPr>
           <w:rFonts w:eastAsia="Times New Roman"/>
@@ -15301,7 +15301,7 @@
       <w:pPr>
         <w:pStyle w:val="BTL-H3"/>
       </w:pPr>
-      <w:bookmarkStart w:id="23" w:name="_Toc241591663"/>
+      <w:bookmarkStart w:id="23" w:name="_Toc241596714"/>
       <w:r>
         <w:rPr>
           <w:rFonts w:eastAsia="Times New Roman"/>
@@ -15326,7 +15326,7 @@
       <w:pPr>
         <w:pStyle w:val="BTL-H3"/>
       </w:pPr>
-      <w:bookmarkStart w:id="24" w:name="_Toc241591664"/>
+      <w:bookmarkStart w:id="24" w:name="_Toc241596715"/>
       <w:r>
         <w:rPr>
           <w:rFonts w:eastAsia="Times New Roman"/>
@@ -15368,7 +15368,7 @@
           <w:noProof/>
         </w:rPr>
         <w:drawing>
-          <wp:inline distT="0" distB="0" distL="0" distR="0" wp14:anchorId="02A8E176" wp14:editId="23DE2A82">
+          <wp:inline distT="0" distB="0" distL="0" distR="0" wp14:anchorId="27773B91" wp14:editId="2434FD73">
             <wp:extent cx="5400000" cy="1636194"/>
             <wp:effectExtent l="0" t="0" r="0" b="0"/>
             <wp:docPr id="6" name="Picture 6"/>
@@ -15408,7 +15408,7 @@
       <w:pPr>
         <w:pStyle w:val="BTL-Hinh"/>
       </w:pPr>
-      <w:bookmarkStart w:id="25" w:name="_Toc241591728"/>
+      <w:bookmarkStart w:id="25" w:name="_Toc241596779"/>
       <w:r>
         <w:rPr>
           <w:rFonts w:eastAsia="Times New Roman"/>
@@ -15421,7 +15421,7 @@
       <w:pPr>
         <w:pStyle w:val="BTL-H3"/>
       </w:pPr>
-      <w:bookmarkStart w:id="26" w:name="_Toc241591665"/>
+      <w:bookmarkStart w:id="26" w:name="_Toc241596716"/>
       <w:r>
         <w:rPr>
           <w:rFonts w:eastAsia="Times New Roman"/>
@@ -15447,7 +15447,7 @@
         <w:pStyle w:val="BTL-Bang"/>
         <w:keepNext/>
       </w:pPr>
-      <w:bookmarkStart w:id="27" w:name="_Toc241591756"/>
+      <w:bookmarkStart w:id="27" w:name="_Toc241596807"/>
       <w:r>
         <w:rPr>
           <w:rFonts w:eastAsia="Times New Roman"/>
@@ -16233,7 +16233,7 @@
       <w:pPr>
         <w:pStyle w:val="BTL-H2"/>
       </w:pPr>
-      <w:bookmarkStart w:id="28" w:name="_Toc241591666"/>
+      <w:bookmarkStart w:id="28" w:name="_Toc241596717"/>
       <w:r>
         <w:rPr>
           <w:rFonts w:ascii="Times New Roman" w:eastAsia="Times New Roman" w:hAnsi="Times New Roman"/>
@@ -16247,7 +16247,7 @@
       <w:pPr>
         <w:pStyle w:val="BTL-H3"/>
       </w:pPr>
-      <w:bookmarkStart w:id="29" w:name="_Toc241591667"/>
+      <w:bookmarkStart w:id="29" w:name="_Toc241596718"/>
       <w:r>
         <w:rPr>
           <w:rFonts w:eastAsia="Times New Roman"/>
@@ -16283,7 +16283,7 @@
       <w:pPr>
         <w:pStyle w:val="BTL-H3"/>
       </w:pPr>
-      <w:bookmarkStart w:id="30" w:name="_Toc241591668"/>
+      <w:bookmarkStart w:id="30" w:name="_Toc241596719"/>
       <w:r>
         <w:rPr>
           <w:rFonts w:eastAsia="Times New Roman"/>
@@ -16319,7 +16319,7 @@
       <w:pPr>
         <w:pStyle w:val="BTL-H3"/>
       </w:pPr>
-      <w:bookmarkStart w:id="31" w:name="_Toc241591669"/>
+      <w:bookmarkStart w:id="31" w:name="_Toc241596720"/>
       <w:r>
         <w:rPr>
           <w:rFonts w:eastAsia="Times New Roman"/>
@@ -16344,7 +16344,7 @@
       <w:pPr>
         <w:pStyle w:val="BTL-H2"/>
       </w:pPr>
-      <w:bookmarkStart w:id="32" w:name="_Toc241591670"/>
+      <w:bookmarkStart w:id="32" w:name="_Toc241596721"/>
       <w:r>
         <w:rPr>
           <w:rFonts w:ascii="Times New Roman" w:eastAsia="Times New Roman" w:hAnsi="Times New Roman"/>
@@ -16358,7 +16358,7 @@
       <w:pPr>
         <w:pStyle w:val="BTL-H3"/>
       </w:pPr>
-      <w:bookmarkStart w:id="33" w:name="_Toc241591671"/>
+      <w:bookmarkStart w:id="33" w:name="_Toc241596722"/>
       <w:r>
         <w:rPr>
           <w:rFonts w:eastAsia="Times New Roman"/>
@@ -16395,7 +16395,7 @@
       <w:pPr>
         <w:pStyle w:val="BTL-H3"/>
       </w:pPr>
-      <w:bookmarkStart w:id="34" w:name="_Toc241591672"/>
+      <w:bookmarkStart w:id="34" w:name="_Toc241596723"/>
       <w:r>
         <w:rPr>
           <w:rFonts w:eastAsia="Times New Roman"/>
@@ -16448,7 +16448,7 @@
           <w:noProof/>
         </w:rPr>
         <w:drawing>
-          <wp:inline distT="0" distB="0" distL="0" distR="0" wp14:anchorId="1D119160" wp14:editId="4602D9AE">
+          <wp:inline distT="0" distB="0" distL="0" distR="0" wp14:anchorId="1FEBDB1A" wp14:editId="3641425F">
             <wp:extent cx="5400000" cy="2683264"/>
             <wp:effectExtent l="0" t="0" r="0" b="0"/>
             <wp:docPr id="7" name="Picture 7"/>
@@ -16488,7 +16488,7 @@
       <w:pPr>
         <w:pStyle w:val="BTL-Hinh"/>
       </w:pPr>
-      <w:bookmarkStart w:id="35" w:name="_Toc241591729"/>
+      <w:bookmarkStart w:id="35" w:name="_Toc241596780"/>
       <w:r>
         <w:rPr>
           <w:rFonts w:eastAsia="Times New Roman"/>
@@ -16501,7 +16501,7 @@
       <w:pPr>
         <w:pStyle w:val="BTL-H3"/>
       </w:pPr>
-      <w:bookmarkStart w:id="36" w:name="_Toc241591673"/>
+      <w:bookmarkStart w:id="36" w:name="_Toc241596724"/>
       <w:r>
         <w:rPr>
           <w:rFonts w:eastAsia="Times New Roman"/>
@@ -16537,7 +16537,7 @@
       <w:pPr>
         <w:pStyle w:val="BTL-H2"/>
       </w:pPr>
-      <w:bookmarkStart w:id="37" w:name="_Toc241591674"/>
+      <w:bookmarkStart w:id="37" w:name="_Toc241596725"/>
       <w:r>
         <w:rPr>
           <w:rFonts w:ascii="Times New Roman" w:eastAsia="Times New Roman" w:hAnsi="Times New Roman"/>
@@ -16552,7 +16552,7 @@
         <w:pStyle w:val="BTL-Bang"/>
         <w:keepNext/>
       </w:pPr>
-      <w:bookmarkStart w:id="38" w:name="_Toc241591757"/>
+      <w:bookmarkStart w:id="38" w:name="_Toc241596808"/>
       <w:r>
         <w:rPr>
           <w:rFonts w:eastAsia="Times New Roman"/>
@@ -17138,7 +17138,7 @@
       <w:pPr>
         <w:pStyle w:val="BTL-H2"/>
       </w:pPr>
-      <w:bookmarkStart w:id="39" w:name="_Toc241591675"/>
+      <w:bookmarkStart w:id="39" w:name="_Toc241596726"/>
       <w:r>
         <w:rPr>
           <w:rFonts w:ascii="Times New Roman" w:eastAsia="Times New Roman" w:hAnsi="Times New Roman"/>
@@ -17181,7 +17181,7 @@
         <w:pStyle w:val="BTL-H1"/>
         <w:pageBreakBefore/>
       </w:pPr>
-      <w:bookmarkStart w:id="40" w:name="_Toc241591676"/>
+      <w:bookmarkStart w:id="40" w:name="_Toc241596727"/>
       <w:r>
         <w:rPr>
           <w:rFonts w:eastAsia="Times New Roman"/>
@@ -17196,7 +17196,7 @@
       <w:pPr>
         <w:pStyle w:val="BTL-H2"/>
       </w:pPr>
-      <w:bookmarkStart w:id="41" w:name="_Toc241591677"/>
+      <w:bookmarkStart w:id="41" w:name="_Toc241596728"/>
       <w:r>
         <w:rPr>
           <w:rFonts w:ascii="Times New Roman" w:eastAsia="Times New Roman" w:hAnsi="Times New Roman"/>
@@ -17238,7 +17238,7 @@
       <w:pPr>
         <w:pStyle w:val="BTL-H2"/>
       </w:pPr>
-      <w:bookmarkStart w:id="42" w:name="_Toc241591678"/>
+      <w:bookmarkStart w:id="42" w:name="_Toc241596729"/>
       <w:r>
         <w:rPr>
           <w:rFonts w:ascii="Times New Roman" w:eastAsia="Times New Roman" w:hAnsi="Times New Roman"/>
@@ -17258,7 +17258,7 @@
           <w:noProof/>
         </w:rPr>
         <w:drawing>
-          <wp:inline distT="0" distB="0" distL="0" distR="0" wp14:anchorId="7665BED3" wp14:editId="3856A3F5">
+          <wp:inline distT="0" distB="0" distL="0" distR="0" wp14:anchorId="009C0CC2" wp14:editId="7DA22492">
             <wp:extent cx="5400000" cy="3572877"/>
             <wp:effectExtent l="0" t="0" r="0" b="0"/>
             <wp:docPr id="8" name="Picture 8"/>
@@ -17298,7 +17298,7 @@
       <w:pPr>
         <w:pStyle w:val="BTL-Hinh"/>
       </w:pPr>
-      <w:bookmarkStart w:id="43" w:name="_Toc241591730"/>
+      <w:bookmarkStart w:id="43" w:name="_Toc241596781"/>
       <w:r>
         <w:rPr>
           <w:rFonts w:eastAsia="Times New Roman"/>
@@ -17333,7 +17333,7 @@
       <w:pPr>
         <w:pStyle w:val="BTL-H3"/>
       </w:pPr>
-      <w:bookmarkStart w:id="44" w:name="_Toc241591679"/>
+      <w:bookmarkStart w:id="44" w:name="_Toc241596730"/>
       <w:r>
         <w:rPr>
           <w:rFonts w:eastAsia="Times New Roman"/>
@@ -17415,7 +17415,7 @@
           <w:noProof/>
         </w:rPr>
         <w:drawing>
-          <wp:inline distT="0" distB="0" distL="0" distR="0" wp14:anchorId="6EDCB8DB" wp14:editId="24AC9502">
+          <wp:inline distT="0" distB="0" distL="0" distR="0" wp14:anchorId="5061FAC9" wp14:editId="59DEDF3D">
             <wp:extent cx="5400000" cy="4059467"/>
             <wp:effectExtent l="0" t="0" r="0" b="0"/>
             <wp:docPr id="9" name="Picture 9"/>
@@ -17455,7 +17455,7 @@
       <w:pPr>
         <w:pStyle w:val="BTL-Hinh"/>
       </w:pPr>
-      <w:bookmarkStart w:id="45" w:name="_Toc241591731"/>
+      <w:bookmarkStart w:id="45" w:name="_Toc241596782"/>
       <w:r>
         <w:rPr>
           <w:rFonts w:eastAsia="Times New Roman"/>
@@ -17474,7 +17474,7 @@
           <w:noProof/>
         </w:rPr>
         <w:drawing>
-          <wp:inline distT="0" distB="0" distL="0" distR="0" wp14:anchorId="0BDD337D" wp14:editId="400CFA02">
+          <wp:inline distT="0" distB="0" distL="0" distR="0" wp14:anchorId="5627086B" wp14:editId="327AC1DF">
             <wp:extent cx="5400000" cy="1537386"/>
             <wp:effectExtent l="0" t="0" r="0" b="0"/>
             <wp:docPr id="10" name="Picture 10"/>
@@ -17514,7 +17514,7 @@
       <w:pPr>
         <w:pStyle w:val="BTL-Hinh"/>
       </w:pPr>
-      <w:bookmarkStart w:id="46" w:name="_Toc241591732"/>
+      <w:bookmarkStart w:id="46" w:name="_Toc241596783"/>
       <w:r>
         <w:rPr>
           <w:rFonts w:eastAsia="Times New Roman"/>
@@ -17527,7 +17527,7 @@
       <w:pPr>
         <w:pStyle w:val="BTL-H3"/>
       </w:pPr>
-      <w:bookmarkStart w:id="47" w:name="_Toc241591680"/>
+      <w:bookmarkStart w:id="47" w:name="_Toc241596731"/>
       <w:r>
         <w:rPr>
           <w:rFonts w:eastAsia="Times New Roman"/>
@@ -17542,7 +17542,7 @@
         <w:pStyle w:val="BTL-Bang"/>
         <w:keepNext/>
       </w:pPr>
-      <w:bookmarkStart w:id="48" w:name="_Toc241591758"/>
+      <w:bookmarkStart w:id="48" w:name="_Toc241596809"/>
       <w:r>
         <w:rPr>
           <w:rFonts w:eastAsia="Times New Roman"/>
@@ -18327,7 +18327,7 @@
           <w:noProof/>
         </w:rPr>
         <w:drawing>
-          <wp:inline distT="0" distB="0" distL="0" distR="0" wp14:anchorId="4CDFF006" wp14:editId="4607F317">
+          <wp:inline distT="0" distB="0" distL="0" distR="0" wp14:anchorId="2A6C490D" wp14:editId="173B44AD">
             <wp:extent cx="5400000" cy="1274772"/>
             <wp:effectExtent l="0" t="0" r="0" b="0"/>
             <wp:docPr id="11" name="Picture 11"/>
@@ -18367,7 +18367,7 @@
       <w:pPr>
         <w:pStyle w:val="BTL-Hinh"/>
       </w:pPr>
-      <w:bookmarkStart w:id="49" w:name="_Toc241591733"/>
+      <w:bookmarkStart w:id="49" w:name="_Toc241596784"/>
       <w:r>
         <w:rPr>
           <w:rFonts w:eastAsia="Times New Roman"/>
@@ -18380,7 +18380,7 @@
       <w:pPr>
         <w:pStyle w:val="BTL-H3"/>
       </w:pPr>
-      <w:bookmarkStart w:id="50" w:name="_Toc241591681"/>
+      <w:bookmarkStart w:id="50" w:name="_Toc241596732"/>
       <w:r>
         <w:rPr>
           <w:rFonts w:eastAsia="Times New Roman"/>
@@ -18418,7 +18418,7 @@
       <w:pPr>
         <w:pStyle w:val="BTL-H2"/>
       </w:pPr>
-      <w:bookmarkStart w:id="51" w:name="_Toc241591682"/>
+      <w:bookmarkStart w:id="51" w:name="_Toc241596733"/>
       <w:r>
         <w:rPr>
           <w:rFonts w:ascii="Times New Roman" w:eastAsia="Times New Roman" w:hAnsi="Times New Roman"/>
@@ -18444,7 +18444,7 @@
         <w:pStyle w:val="BTL-Bang"/>
         <w:keepNext/>
       </w:pPr>
-      <w:bookmarkStart w:id="52" w:name="_Toc241591759"/>
+      <w:bookmarkStart w:id="52" w:name="_Toc241596810"/>
       <w:r>
         <w:rPr>
           <w:rFonts w:eastAsia="Times New Roman"/>
@@ -18902,7 +18902,7 @@
       <w:pPr>
         <w:pStyle w:val="BTL-H2"/>
       </w:pPr>
-      <w:bookmarkStart w:id="53" w:name="_Toc241591683"/>
+      <w:bookmarkStart w:id="53" w:name="_Toc241596734"/>
       <w:r>
         <w:rPr>
           <w:rFonts w:ascii="Times New Roman" w:eastAsia="Times New Roman" w:hAnsi="Times New Roman"/>
@@ -18916,7 +18916,7 @@
       <w:pPr>
         <w:pStyle w:val="BTL-H3"/>
       </w:pPr>
-      <w:bookmarkStart w:id="54" w:name="_Toc241591684"/>
+      <w:bookmarkStart w:id="54" w:name="_Toc241596735"/>
       <w:r>
         <w:rPr>
           <w:rFonts w:eastAsia="Times New Roman"/>
@@ -19030,7 +19030,7 @@
       <w:pPr>
         <w:pStyle w:val="BTL-H3"/>
       </w:pPr>
-      <w:bookmarkStart w:id="55" w:name="_Toc241591685"/>
+      <w:bookmarkStart w:id="55" w:name="_Toc241596736"/>
       <w:r>
         <w:rPr>
           <w:rFonts w:eastAsia="Times New Roman"/>
@@ -19679,7 +19679,7 @@
       <w:pPr>
         <w:pStyle w:val="BTL-H3"/>
       </w:pPr>
-      <w:bookmarkStart w:id="56" w:name="_Toc241591686"/>
+      <w:bookmarkStart w:id="56" w:name="_Toc241596737"/>
       <w:r>
         <w:rPr>
           <w:rFonts w:eastAsia="Times New Roman"/>
@@ -19843,7 +19843,7 @@
       <w:pPr>
         <w:pStyle w:val="BTL-H2"/>
       </w:pPr>
-      <w:bookmarkStart w:id="57" w:name="_Toc241591687"/>
+      <w:bookmarkStart w:id="57" w:name="_Toc241596738"/>
       <w:r>
         <w:rPr>
           <w:rFonts w:ascii="Times New Roman" w:eastAsia="Times New Roman" w:hAnsi="Times New Roman"/>
@@ -19857,7 +19857,7 @@
       <w:pPr>
         <w:pStyle w:val="BTL-H3"/>
       </w:pPr>
-      <w:bookmarkStart w:id="58" w:name="_Toc241591688"/>
+      <w:bookmarkStart w:id="58" w:name="_Toc241596739"/>
       <w:r>
         <w:rPr>
           <w:rFonts w:eastAsia="Times New Roman"/>
@@ -20065,7 +20065,7 @@
         <w:pStyle w:val="BTL-Bang"/>
         <w:keepNext/>
       </w:pPr>
-      <w:bookmarkStart w:id="59" w:name="_Toc241591760"/>
+      <w:bookmarkStart w:id="59" w:name="_Toc241596811"/>
       <w:r>
         <w:rPr>
           <w:rFonts w:eastAsia="Times New Roman"/>
@@ -20431,7 +20431,7 @@
       <w:pPr>
         <w:pStyle w:val="BTL-H3"/>
       </w:pPr>
-      <w:bookmarkStart w:id="60" w:name="_Toc241591689"/>
+      <w:bookmarkStart w:id="60" w:name="_Toc241596740"/>
       <w:r>
         <w:rPr>
           <w:rFonts w:eastAsia="Times New Roman"/>
@@ -20551,7 +20551,7 @@
       <w:pPr>
         <w:pStyle w:val="BTL-H3"/>
       </w:pPr>
-      <w:bookmarkStart w:id="61" w:name="_Toc241591690"/>
+      <w:bookmarkStart w:id="61" w:name="_Toc241596741"/>
       <w:r>
         <w:rPr>
           <w:rFonts w:eastAsia="Times New Roman"/>
@@ -20683,7 +20683,7 @@
       <w:pPr>
         <w:pStyle w:val="BTL-H2"/>
       </w:pPr>
-      <w:bookmarkStart w:id="62" w:name="_Toc241591691"/>
+      <w:bookmarkStart w:id="62" w:name="_Toc241596742"/>
       <w:r>
         <w:rPr>
           <w:rFonts w:ascii="Times New Roman" w:eastAsia="Times New Roman" w:hAnsi="Times New Roman"/>
@@ -20903,7 +20903,7 @@
       <w:pPr>
         <w:pStyle w:val="BTL-H2"/>
       </w:pPr>
-      <w:bookmarkStart w:id="63" w:name="_Toc241591692"/>
+      <w:bookmarkStart w:id="63" w:name="_Toc241596743"/>
       <w:r>
         <w:rPr>
           <w:rFonts w:ascii="Times New Roman" w:eastAsia="Times New Roman" w:hAnsi="Times New Roman"/>
@@ -20917,7 +20917,7 @@
       <w:pPr>
         <w:pStyle w:val="BTL-H3"/>
       </w:pPr>
-      <w:bookmarkStart w:id="64" w:name="_Toc241591693"/>
+      <w:bookmarkStart w:id="64" w:name="_Toc241596744"/>
       <w:r>
         <w:rPr>
           <w:rFonts w:eastAsia="Times New Roman"/>
@@ -20974,7 +20974,20 @@
         <w:rPr>
           <w:rFonts w:eastAsia="Times New Roman"/>
         </w:rPr>
-        <w:t xml:space="preserve"> gồm cả địa chỉ 192.168.240.10. Toàn bộ cổng 80 chỉ làm một việc: chuyển hướng 301 sang HTTPS.</w:t>
+        <w:t xml:space="preserve"> gồm cả địa chỉ 192.168.240.10. Cổng 80 chỉ còn một việc là chuyển hướng 301 sang HTTPS, ngoại trừ đường </w:t>
+      </w:r>
+      <w:r>
+        <w:rPr>
+          <w:rFonts w:ascii="Consolas" w:eastAsia="Consolas" w:hAnsi="Consolas"/>
+          <w:sz w:val="23"/>
+        </w:rPr>
+        <w:t>/﻿healthz</w:t>
+      </w:r>
+      <w:r>
+        <w:rPr>
+          <w:rFonts w:eastAsia="Times New Roman"/>
+        </w:rPr>
+        <w:t xml:space="preserve"> được giữ lại trên cả hai cổng để hệ thống giám sát gọi được mà không qua bước chuyển hướng (mục 2.7.4).</w:t>
       </w:r>
     </w:p>
     <w:p>
@@ -21115,7 +21128,7 @@
         </w:rPr>
         <w:lastRenderedPageBreak/>
         <w:drawing>
-          <wp:inline distT="0" distB="0" distL="0" distR="0" wp14:anchorId="3A059C30" wp14:editId="0445A752">
+          <wp:inline distT="0" distB="0" distL="0" distR="0" wp14:anchorId="57C6693A" wp14:editId="71BFC1BD">
             <wp:extent cx="5400000" cy="2062614"/>
             <wp:effectExtent l="0" t="0" r="0" b="0"/>
             <wp:docPr id="12" name="Picture 12"/>
@@ -21155,7 +21168,7 @@
       <w:pPr>
         <w:pStyle w:val="BTL-Hinh"/>
       </w:pPr>
-      <w:bookmarkStart w:id="65" w:name="_Toc241591734"/>
+      <w:bookmarkStart w:id="65" w:name="_Toc241596785"/>
       <w:r>
         <w:rPr>
           <w:rFonts w:eastAsia="Times New Roman"/>
@@ -21168,7 +21181,7 @@
       <w:pPr>
         <w:pStyle w:val="BTL-H3"/>
       </w:pPr>
-      <w:bookmarkStart w:id="66" w:name="_Toc241591694"/>
+      <w:bookmarkStart w:id="66" w:name="_Toc241596745"/>
       <w:r>
         <w:rPr>
           <w:rFonts w:eastAsia="Times New Roman"/>
@@ -21463,7 +21476,7 @@
       <w:pPr>
         <w:pStyle w:val="BTL-H3"/>
       </w:pPr>
-      <w:bookmarkStart w:id="67" w:name="_Toc241591695"/>
+      <w:bookmarkStart w:id="67" w:name="_Toc241596746"/>
       <w:r>
         <w:rPr>
           <w:rFonts w:eastAsia="Times New Roman"/>
@@ -21532,7 +21545,7 @@
           <w:noProof/>
         </w:rPr>
         <w:drawing>
-          <wp:inline distT="0" distB="0" distL="0" distR="0" wp14:anchorId="7F30AC02" wp14:editId="0943C3EA">
+          <wp:inline distT="0" distB="0" distL="0" distR="0" wp14:anchorId="64787089" wp14:editId="7B8221CA">
             <wp:extent cx="5400000" cy="924620"/>
             <wp:effectExtent l="0" t="0" r="0" b="0"/>
             <wp:docPr id="13" name="Picture 13"/>
@@ -21572,7 +21585,7 @@
       <w:pPr>
         <w:pStyle w:val="BTL-Hinh"/>
       </w:pPr>
-      <w:bookmarkStart w:id="68" w:name="_Toc241591735"/>
+      <w:bookmarkStart w:id="68" w:name="_Toc241596786"/>
       <w:r>
         <w:rPr>
           <w:rFonts w:eastAsia="Times New Roman"/>
@@ -21591,7 +21604,7 @@
           <w:noProof/>
         </w:rPr>
         <w:drawing>
-          <wp:inline distT="0" distB="0" distL="0" distR="0" wp14:anchorId="07BF8CCD" wp14:editId="5A894F11">
+          <wp:inline distT="0" distB="0" distL="0" distR="0" wp14:anchorId="4A574369" wp14:editId="10C1E4E5">
             <wp:extent cx="5400000" cy="749544"/>
             <wp:effectExtent l="0" t="0" r="0" b="0"/>
             <wp:docPr id="14" name="Picture 14"/>
@@ -21631,7 +21644,7 @@
       <w:pPr>
         <w:pStyle w:val="BTL-Hinh"/>
       </w:pPr>
-      <w:bookmarkStart w:id="69" w:name="_Toc241591736"/>
+      <w:bookmarkStart w:id="69" w:name="_Toc241596787"/>
       <w:r>
         <w:rPr>
           <w:rFonts w:eastAsia="Times New Roman"/>
@@ -21650,7 +21663,7 @@
           <w:noProof/>
         </w:rPr>
         <w:drawing>
-          <wp:inline distT="0" distB="0" distL="0" distR="0" wp14:anchorId="60AB1AA9" wp14:editId="1F2ABD48">
+          <wp:inline distT="0" distB="0" distL="0" distR="0" wp14:anchorId="7976DF2F" wp14:editId="605CFE8A">
             <wp:extent cx="5400000" cy="924620"/>
             <wp:effectExtent l="0" t="0" r="0" b="0"/>
             <wp:docPr id="15" name="Picture 15"/>
@@ -21690,7 +21703,7 @@
       <w:pPr>
         <w:pStyle w:val="BTL-Hinh"/>
       </w:pPr>
-      <w:bookmarkStart w:id="70" w:name="_Toc241591737"/>
+      <w:bookmarkStart w:id="70" w:name="_Toc241596788"/>
       <w:r>
         <w:rPr>
           <w:rFonts w:eastAsia="Times New Roman"/>
@@ -21703,7 +21716,7 @@
       <w:pPr>
         <w:pStyle w:val="BTL-H3"/>
       </w:pPr>
-      <w:bookmarkStart w:id="71" w:name="_Toc241591696"/>
+      <w:bookmarkStart w:id="71" w:name="_Toc241596747"/>
       <w:r>
         <w:rPr>
           <w:rFonts w:eastAsia="Times New Roman"/>
@@ -21920,7 +21933,7 @@
       <w:pPr>
         <w:pStyle w:val="BTL-H3"/>
       </w:pPr>
-      <w:bookmarkStart w:id="72" w:name="_Toc241591697"/>
+      <w:bookmarkStart w:id="72" w:name="_Toc241596748"/>
       <w:r>
         <w:rPr>
           <w:rFonts w:eastAsia="Times New Roman"/>
@@ -21952,7 +21965,7 @@
       <w:pPr>
         <w:pStyle w:val="BTL-H2"/>
       </w:pPr>
-      <w:bookmarkStart w:id="73" w:name="_Toc241591698"/>
+      <w:bookmarkStart w:id="73" w:name="_Toc241596749"/>
       <w:r>
         <w:rPr>
           <w:rFonts w:ascii="Times New Roman" w:eastAsia="Times New Roman" w:hAnsi="Times New Roman"/>
@@ -22027,7 +22040,7 @@
       <w:pPr>
         <w:pStyle w:val="BTL-H2"/>
       </w:pPr>
-      <w:bookmarkStart w:id="74" w:name="_Toc241591699"/>
+      <w:bookmarkStart w:id="74" w:name="_Toc241596750"/>
       <w:r>
         <w:rPr>
           <w:rFonts w:ascii="Times New Roman" w:eastAsia="Times New Roman" w:hAnsi="Times New Roman"/>
@@ -22053,7 +22066,7 @@
         <w:pStyle w:val="BTL-H1"/>
         <w:pageBreakBefore/>
       </w:pPr>
-      <w:bookmarkStart w:id="75" w:name="_Toc241591700"/>
+      <w:bookmarkStart w:id="75" w:name="_Toc241596751"/>
       <w:r>
         <w:rPr>
           <w:rFonts w:eastAsia="Times New Roman"/>
@@ -22068,7 +22081,7 @@
       <w:pPr>
         <w:pStyle w:val="BTL-H2"/>
       </w:pPr>
-      <w:bookmarkStart w:id="76" w:name="_Toc241591701"/>
+      <w:bookmarkStart w:id="76" w:name="_Toc241596752"/>
       <w:r>
         <w:rPr>
           <w:rFonts w:ascii="Times New Roman" w:eastAsia="Times New Roman" w:hAnsi="Times New Roman"/>
@@ -22082,7 +22095,7 @@
       <w:pPr>
         <w:pStyle w:val="BTL-H3"/>
       </w:pPr>
-      <w:bookmarkStart w:id="77" w:name="_Toc241591702"/>
+      <w:bookmarkStart w:id="77" w:name="_Toc241596753"/>
       <w:r>
         <w:rPr>
           <w:rFonts w:eastAsia="Times New Roman"/>
@@ -22097,7 +22110,7 @@
         <w:pStyle w:val="BTL-Bang"/>
         <w:keepNext/>
       </w:pPr>
-      <w:bookmarkStart w:id="78" w:name="_Toc241591761"/>
+      <w:bookmarkStart w:id="78" w:name="_Toc241596812"/>
       <w:r>
         <w:rPr>
           <w:rFonts w:eastAsia="Times New Roman"/>
@@ -22554,7 +22567,7 @@
       <w:pPr>
         <w:pStyle w:val="BTL-H3"/>
       </w:pPr>
-      <w:bookmarkStart w:id="79" w:name="_Toc241591703"/>
+      <w:bookmarkStart w:id="79" w:name="_Toc241596754"/>
       <w:r>
         <w:rPr>
           <w:rFonts w:eastAsia="Times New Roman"/>
@@ -22636,7 +22649,7 @@
         </w:rPr>
         <w:lastRenderedPageBreak/>
         <w:drawing>
-          <wp:inline distT="0" distB="0" distL="0" distR="0" wp14:anchorId="45AC3E9C" wp14:editId="7BEABD23">
+          <wp:inline distT="0" distB="0" distL="0" distR="0" wp14:anchorId="6A9DE6B2" wp14:editId="46A83074">
             <wp:extent cx="5400000" cy="2853347"/>
             <wp:effectExtent l="0" t="0" r="0" b="0"/>
             <wp:docPr id="16" name="Picture 16"/>
@@ -22676,7 +22689,7 @@
       <w:pPr>
         <w:pStyle w:val="BTL-Hinh"/>
       </w:pPr>
-      <w:bookmarkStart w:id="80" w:name="_Toc241591738"/>
+      <w:bookmarkStart w:id="80" w:name="_Toc241596789"/>
       <w:r>
         <w:rPr>
           <w:rFonts w:eastAsia="Times New Roman"/>
@@ -22689,7 +22702,7 @@
       <w:pPr>
         <w:pStyle w:val="BTL-H3"/>
       </w:pPr>
-      <w:bookmarkStart w:id="81" w:name="_Toc241591704"/>
+      <w:bookmarkStart w:id="81" w:name="_Toc241596755"/>
       <w:r>
         <w:rPr>
           <w:rFonts w:eastAsia="Times New Roman"/>
@@ -22731,7 +22744,7 @@
         <w:pStyle w:val="BTL-Bang"/>
         <w:keepNext/>
       </w:pPr>
-      <w:bookmarkStart w:id="82" w:name="_Toc241591762"/>
+      <w:bookmarkStart w:id="82" w:name="_Toc241596813"/>
       <w:r>
         <w:rPr>
           <w:rFonts w:eastAsia="Times New Roman"/>
@@ -23226,7 +23239,7 @@
         <w:pStyle w:val="BTL-Bang"/>
         <w:keepNext/>
       </w:pPr>
-      <w:bookmarkStart w:id="83" w:name="_Toc241591763"/>
+      <w:bookmarkStart w:id="83" w:name="_Toc241596814"/>
       <w:r>
         <w:rPr>
           <w:rFonts w:eastAsia="Times New Roman"/>
@@ -23659,7 +23672,7 @@
       <w:pPr>
         <w:pStyle w:val="BTL-H2"/>
       </w:pPr>
-      <w:bookmarkStart w:id="84" w:name="_Toc241591705"/>
+      <w:bookmarkStart w:id="84" w:name="_Toc241596756"/>
       <w:r>
         <w:rPr>
           <w:rFonts w:ascii="Times New Roman" w:eastAsia="Times New Roman" w:hAnsi="Times New Roman"/>
@@ -23673,7 +23686,7 @@
       <w:pPr>
         <w:pStyle w:val="BTL-H3"/>
       </w:pPr>
-      <w:bookmarkStart w:id="85" w:name="_Toc241591706"/>
+      <w:bookmarkStart w:id="85" w:name="_Toc241596757"/>
       <w:r>
         <w:rPr>
           <w:rFonts w:eastAsia="Times New Roman"/>
@@ -23725,7 +23738,7 @@
         <w:pStyle w:val="BTL-Bang"/>
         <w:keepNext/>
       </w:pPr>
-      <w:bookmarkStart w:id="86" w:name="_Toc241591764"/>
+      <w:bookmarkStart w:id="86" w:name="_Toc241596815"/>
       <w:r>
         <w:rPr>
           <w:rFonts w:eastAsia="Times New Roman"/>
@@ -24223,7 +24236,7 @@
           <w:noProof/>
         </w:rPr>
         <w:drawing>
-          <wp:inline distT="0" distB="0" distL="0" distR="0" wp14:anchorId="7766D914" wp14:editId="3FA2CDBA">
+          <wp:inline distT="0" distB="0" distL="0" distR="0" wp14:anchorId="3D579A4C" wp14:editId="64C72C60">
             <wp:extent cx="5400000" cy="1449848"/>
             <wp:effectExtent l="0" t="0" r="0" b="0"/>
             <wp:docPr id="17" name="Picture 17"/>
@@ -24263,7 +24276,7 @@
       <w:pPr>
         <w:pStyle w:val="BTL-Hinh"/>
       </w:pPr>
-      <w:bookmarkStart w:id="87" w:name="_Toc241591739"/>
+      <w:bookmarkStart w:id="87" w:name="_Toc241596790"/>
       <w:r>
         <w:rPr>
           <w:rFonts w:eastAsia="Times New Roman"/>
@@ -24283,7 +24296,7 @@
         </w:rPr>
         <w:lastRenderedPageBreak/>
         <w:drawing>
-          <wp:inline distT="0" distB="0" distL="0" distR="0" wp14:anchorId="63BB1CFA" wp14:editId="1C539CCE">
+          <wp:inline distT="0" distB="0" distL="0" distR="0" wp14:anchorId="47FE45C0" wp14:editId="00C6BFA7">
             <wp:extent cx="5400000" cy="1451318"/>
             <wp:effectExtent l="0" t="0" r="0" b="0"/>
             <wp:docPr id="18" name="Picture 18"/>
@@ -24323,7 +24336,7 @@
       <w:pPr>
         <w:pStyle w:val="BTL-Hinh"/>
       </w:pPr>
-      <w:bookmarkStart w:id="88" w:name="_Toc241591740"/>
+      <w:bookmarkStart w:id="88" w:name="_Toc241596791"/>
       <w:r>
         <w:rPr>
           <w:rFonts w:eastAsia="Times New Roman"/>
@@ -24342,7 +24355,7 @@
           <w:noProof/>
         </w:rPr>
         <w:drawing>
-          <wp:inline distT="0" distB="0" distL="0" distR="0" wp14:anchorId="4EB35996" wp14:editId="5180A5A9">
+          <wp:inline distT="0" distB="0" distL="0" distR="0" wp14:anchorId="63B32888" wp14:editId="6B26D274">
             <wp:extent cx="5400000" cy="1274772"/>
             <wp:effectExtent l="0" t="0" r="0" b="0"/>
             <wp:docPr id="19" name="Picture 19"/>
@@ -24382,7 +24395,7 @@
       <w:pPr>
         <w:pStyle w:val="BTL-Hinh"/>
       </w:pPr>
-      <w:bookmarkStart w:id="89" w:name="_Toc241591741"/>
+      <w:bookmarkStart w:id="89" w:name="_Toc241596792"/>
       <w:r>
         <w:rPr>
           <w:rFonts w:eastAsia="Times New Roman"/>
@@ -24395,7 +24408,7 @@
       <w:pPr>
         <w:pStyle w:val="BTL-H3"/>
       </w:pPr>
-      <w:bookmarkStart w:id="90" w:name="_Toc241591707"/>
+      <w:bookmarkStart w:id="90" w:name="_Toc241596758"/>
       <w:r>
         <w:rPr>
           <w:rFonts w:eastAsia="Times New Roman"/>
@@ -24434,7 +24447,7 @@
         <w:pStyle w:val="BTL-Bang"/>
         <w:keepNext/>
       </w:pPr>
-      <w:bookmarkStart w:id="91" w:name="_Toc241591765"/>
+      <w:bookmarkStart w:id="91" w:name="_Toc241596816"/>
       <w:r>
         <w:rPr>
           <w:rFonts w:eastAsia="Times New Roman"/>
@@ -24916,7 +24929,7 @@
         </w:rPr>
         <w:lastRenderedPageBreak/>
         <w:drawing>
-          <wp:inline distT="0" distB="0" distL="0" distR="0" wp14:anchorId="4F6019E3" wp14:editId="34CDFCF8">
+          <wp:inline distT="0" distB="0" distL="0" distR="0" wp14:anchorId="4B64AAC5" wp14:editId="6FF82081">
             <wp:extent cx="5400000" cy="1912500"/>
             <wp:effectExtent l="0" t="0" r="0" b="0"/>
             <wp:docPr id="20" name="Picture 20"/>
@@ -24956,7 +24969,7 @@
       <w:pPr>
         <w:pStyle w:val="BTL-Hinh"/>
       </w:pPr>
-      <w:bookmarkStart w:id="92" w:name="_Toc241591742"/>
+      <w:bookmarkStart w:id="92" w:name="_Toc241596793"/>
       <w:r>
         <w:rPr>
           <w:rFonts w:eastAsia="Times New Roman"/>
@@ -24975,7 +24988,7 @@
           <w:noProof/>
         </w:rPr>
         <w:drawing>
-          <wp:inline distT="0" distB="0" distL="0" distR="0" wp14:anchorId="5D6E9853" wp14:editId="76D68702">
+          <wp:inline distT="0" distB="0" distL="0" distR="0" wp14:anchorId="1D03E602" wp14:editId="399B98FE">
             <wp:extent cx="5400000" cy="1187234"/>
             <wp:effectExtent l="0" t="0" r="0" b="0"/>
             <wp:docPr id="21" name="Picture 21"/>
@@ -25015,7 +25028,7 @@
       <w:pPr>
         <w:pStyle w:val="BTL-Hinh"/>
       </w:pPr>
-      <w:bookmarkStart w:id="93" w:name="_Toc241591743"/>
+      <w:bookmarkStart w:id="93" w:name="_Toc241596794"/>
       <w:r>
         <w:rPr>
           <w:rFonts w:eastAsia="Times New Roman"/>
@@ -25028,7 +25041,7 @@
       <w:pPr>
         <w:pStyle w:val="BTL-H3"/>
       </w:pPr>
-      <w:bookmarkStart w:id="94" w:name="_Toc241591708"/>
+      <w:bookmarkStart w:id="94" w:name="_Toc241596759"/>
       <w:r>
         <w:rPr>
           <w:rFonts w:eastAsia="Times New Roman"/>
@@ -25110,7 +25123,7 @@
       <w:pPr>
         <w:pStyle w:val="BTL-H2"/>
       </w:pPr>
-      <w:bookmarkStart w:id="95" w:name="_Toc241591709"/>
+      <w:bookmarkStart w:id="95" w:name="_Toc241596760"/>
       <w:r>
         <w:rPr>
           <w:rFonts w:ascii="Times New Roman" w:eastAsia="Times New Roman" w:hAnsi="Times New Roman"/>
@@ -25124,7 +25137,7 @@
       <w:pPr>
         <w:pStyle w:val="BTL-H3"/>
       </w:pPr>
-      <w:bookmarkStart w:id="96" w:name="_Toc241591710"/>
+      <w:bookmarkStart w:id="96" w:name="_Toc241596761"/>
       <w:r>
         <w:rPr>
           <w:rFonts w:eastAsia="Times New Roman"/>
@@ -25203,7 +25216,7 @@
         <w:pStyle w:val="BTL-Bang"/>
         <w:keepNext/>
       </w:pPr>
-      <w:bookmarkStart w:id="97" w:name="_Toc241591766"/>
+      <w:bookmarkStart w:id="97" w:name="_Toc241596817"/>
       <w:r>
         <w:rPr>
           <w:rFonts w:eastAsia="Times New Roman"/>
@@ -25552,7 +25565,7 @@
         </w:rPr>
         <w:lastRenderedPageBreak/>
         <w:drawing>
-          <wp:inline distT="0" distB="0" distL="0" distR="0" wp14:anchorId="1F065648" wp14:editId="5128DA0D">
+          <wp:inline distT="0" distB="0" distL="0" distR="0" wp14:anchorId="21491FF1" wp14:editId="0D5B27F6">
             <wp:extent cx="5400000" cy="2260465"/>
             <wp:effectExtent l="0" t="0" r="0" b="0"/>
             <wp:docPr id="22" name="Picture 22"/>
@@ -25592,7 +25605,7 @@
       <w:pPr>
         <w:pStyle w:val="BTL-Hinh"/>
       </w:pPr>
-      <w:bookmarkStart w:id="98" w:name="_Toc241591744"/>
+      <w:bookmarkStart w:id="98" w:name="_Toc241596795"/>
       <w:r>
         <w:rPr>
           <w:rFonts w:eastAsia="Times New Roman"/>
@@ -25622,7 +25635,7 @@
           <w:noProof/>
         </w:rPr>
         <w:drawing>
-          <wp:inline distT="0" distB="0" distL="0" distR="0" wp14:anchorId="27421305" wp14:editId="2CE068AE">
+          <wp:inline distT="0" distB="0" distL="0" distR="0" wp14:anchorId="7D18BFD0" wp14:editId="39837849">
             <wp:extent cx="5400000" cy="4513678"/>
             <wp:effectExtent l="0" t="0" r="0" b="0"/>
             <wp:docPr id="23" name="Picture 23"/>
@@ -25662,7 +25675,7 @@
       <w:pPr>
         <w:pStyle w:val="BTL-Hinh"/>
       </w:pPr>
-      <w:bookmarkStart w:id="99" w:name="_Toc241591745"/>
+      <w:bookmarkStart w:id="99" w:name="_Toc241596796"/>
       <w:r>
         <w:rPr>
           <w:rFonts w:eastAsia="Times New Roman"/>
@@ -25675,7 +25688,7 @@
       <w:pPr>
         <w:pStyle w:val="BTL-H3"/>
       </w:pPr>
-      <w:bookmarkStart w:id="100" w:name="_Toc241591711"/>
+      <w:bookmarkStart w:id="100" w:name="_Toc241596762"/>
       <w:r>
         <w:rPr>
           <w:rFonts w:eastAsia="Times New Roman"/>
@@ -25805,7 +25818,7 @@
           <w:noProof/>
         </w:rPr>
         <w:drawing>
-          <wp:inline distT="0" distB="0" distL="0" distR="0" wp14:anchorId="381CA817" wp14:editId="3E693BC5">
+          <wp:inline distT="0" distB="0" distL="0" distR="0" wp14:anchorId="03AA6DC0" wp14:editId="3C412170">
             <wp:extent cx="5400000" cy="3813374"/>
             <wp:effectExtent l="0" t="0" r="0" b="0"/>
             <wp:docPr id="24" name="Picture 24"/>
@@ -25845,7 +25858,7 @@
       <w:pPr>
         <w:pStyle w:val="BTL-Hinh"/>
       </w:pPr>
-      <w:bookmarkStart w:id="101" w:name="_Toc241591746"/>
+      <w:bookmarkStart w:id="101" w:name="_Toc241596797"/>
       <w:r>
         <w:rPr>
           <w:rFonts w:eastAsia="Times New Roman"/>
@@ -25858,7 +25871,7 @@
       <w:pPr>
         <w:pStyle w:val="BTL-H3"/>
       </w:pPr>
-      <w:bookmarkStart w:id="102" w:name="_Toc241591712"/>
+      <w:bookmarkStart w:id="102" w:name="_Toc241596763"/>
       <w:r>
         <w:rPr>
           <w:rFonts w:eastAsia="Times New Roman"/>
@@ -26040,7 +26053,7 @@
       <w:pPr>
         <w:pStyle w:val="BTL-H2"/>
       </w:pPr>
-      <w:bookmarkStart w:id="103" w:name="_Toc241591713"/>
+      <w:bookmarkStart w:id="103" w:name="_Toc241596764"/>
       <w:r>
         <w:rPr>
           <w:rFonts w:ascii="Times New Roman" w:eastAsia="Times New Roman" w:hAnsi="Times New Roman"/>
@@ -26090,7 +26103,7 @@
         <w:pStyle w:val="BTL-Bang"/>
         <w:keepNext/>
       </w:pPr>
-      <w:bookmarkStart w:id="104" w:name="_Toc241591767"/>
+      <w:bookmarkStart w:id="104" w:name="_Toc241596818"/>
       <w:r>
         <w:rPr>
           <w:rFonts w:eastAsia="Times New Roman"/>
@@ -26487,7 +26500,7 @@
         </w:rPr>
         <w:lastRenderedPageBreak/>
         <w:drawing>
-          <wp:inline distT="0" distB="0" distL="0" distR="0" wp14:anchorId="6626BDFE" wp14:editId="7753B9C6">
+          <wp:inline distT="0" distB="0" distL="0" distR="0" wp14:anchorId="29AC927E" wp14:editId="5C7CA637">
             <wp:extent cx="5400000" cy="3638298"/>
             <wp:effectExtent l="0" t="0" r="0" b="0"/>
             <wp:docPr id="25" name="Picture 25"/>
@@ -26527,7 +26540,7 @@
       <w:pPr>
         <w:pStyle w:val="BTL-Hinh"/>
       </w:pPr>
-      <w:bookmarkStart w:id="105" w:name="_Toc241591747"/>
+      <w:bookmarkStart w:id="105" w:name="_Toc241596798"/>
       <w:r>
         <w:rPr>
           <w:rFonts w:eastAsia="Times New Roman"/>
@@ -26546,7 +26559,7 @@
           <w:noProof/>
         </w:rPr>
         <w:drawing>
-          <wp:inline distT="0" distB="0" distL="0" distR="0" wp14:anchorId="620ACE79" wp14:editId="539FE760">
+          <wp:inline distT="0" distB="0" distL="0" distR="0" wp14:anchorId="35017FE5" wp14:editId="15944DF5">
             <wp:extent cx="5400000" cy="3725836"/>
             <wp:effectExtent l="0" t="0" r="0" b="0"/>
             <wp:docPr id="26" name="Picture 26"/>
@@ -26586,7 +26599,7 @@
       <w:pPr>
         <w:pStyle w:val="BTL-Hinh"/>
       </w:pPr>
-      <w:bookmarkStart w:id="106" w:name="_Toc241591748"/>
+      <w:bookmarkStart w:id="106" w:name="_Toc241596799"/>
       <w:r>
         <w:rPr>
           <w:rFonts w:eastAsia="Times New Roman"/>
@@ -26599,7 +26612,7 @@
       <w:pPr>
         <w:pStyle w:val="BTL-H2"/>
       </w:pPr>
-      <w:bookmarkStart w:id="107" w:name="_Toc241591714"/>
+      <w:bookmarkStart w:id="107" w:name="_Toc241596765"/>
       <w:r>
         <w:rPr>
           <w:rFonts w:ascii="Times New Roman" w:eastAsia="Times New Roman" w:hAnsi="Times New Roman"/>
@@ -26644,7 +26657,7 @@
       <w:pPr>
         <w:pStyle w:val="BTL-H3"/>
       </w:pPr>
-      <w:bookmarkStart w:id="108" w:name="_Toc241591715"/>
+      <w:bookmarkStart w:id="108" w:name="_Toc241596766"/>
       <w:r>
         <w:rPr>
           <w:rFonts w:eastAsia="Times New Roman"/>
@@ -26659,7 +26672,7 @@
         <w:pStyle w:val="BTL-Bang"/>
         <w:keepNext/>
       </w:pPr>
-      <w:bookmarkStart w:id="109" w:name="_Toc241591768"/>
+      <w:bookmarkStart w:id="109" w:name="_Toc241596819"/>
       <w:r>
         <w:rPr>
           <w:rFonts w:eastAsia="Times New Roman"/>
@@ -29060,7 +29073,7 @@
         </w:rPr>
         <w:lastRenderedPageBreak/>
         <w:drawing>
-          <wp:inline distT="0" distB="0" distL="0" distR="0" wp14:anchorId="387C2B89" wp14:editId="0E9F028F">
+          <wp:inline distT="0" distB="0" distL="0" distR="0" wp14:anchorId="757F7AB4" wp14:editId="36934F44">
             <wp:extent cx="5400000" cy="2025000"/>
             <wp:effectExtent l="0" t="0" r="0" b="0"/>
             <wp:docPr id="27" name="Picture 27"/>
@@ -29100,7 +29113,7 @@
       <w:pPr>
         <w:pStyle w:val="BTL-Hinh"/>
       </w:pPr>
-      <w:bookmarkStart w:id="110" w:name="_Toc241591749"/>
+      <w:bookmarkStart w:id="110" w:name="_Toc241596800"/>
       <w:r>
         <w:rPr>
           <w:rFonts w:eastAsia="Times New Roman"/>
@@ -29119,7 +29132,7 @@
           <w:noProof/>
         </w:rPr>
         <w:drawing>
-          <wp:inline distT="0" distB="0" distL="0" distR="0" wp14:anchorId="0531EEFC" wp14:editId="67A9F483">
+          <wp:inline distT="0" distB="0" distL="0" distR="0" wp14:anchorId="4C54B18E" wp14:editId="682C63DC">
             <wp:extent cx="5400000" cy="2502840"/>
             <wp:effectExtent l="0" t="0" r="0" b="0"/>
             <wp:docPr id="28" name="Picture 28"/>
@@ -29159,7 +29172,7 @@
       <w:pPr>
         <w:pStyle w:val="BTL-Hinh"/>
       </w:pPr>
-      <w:bookmarkStart w:id="111" w:name="_Toc241591750"/>
+      <w:bookmarkStart w:id="111" w:name="_Toc241596801"/>
       <w:r>
         <w:rPr>
           <w:rFonts w:eastAsia="Times New Roman"/>
@@ -29256,7 +29269,7 @@
       <w:pPr>
         <w:pStyle w:val="BTL-H3"/>
       </w:pPr>
-      <w:bookmarkStart w:id="112" w:name="_Toc241591716"/>
+      <w:bookmarkStart w:id="112" w:name="_Toc241596767"/>
       <w:r>
         <w:rPr>
           <w:rFonts w:eastAsia="Times New Roman"/>
@@ -29282,7 +29295,7 @@
         <w:pStyle w:val="BTL-Bang"/>
         <w:keepNext/>
       </w:pPr>
-      <w:bookmarkStart w:id="113" w:name="_Toc241591769"/>
+      <w:bookmarkStart w:id="113" w:name="_Toc241596820"/>
       <w:r>
         <w:rPr>
           <w:rFonts w:eastAsia="Times New Roman"/>
@@ -29981,7 +29994,7 @@
       <w:pPr>
         <w:pStyle w:val="BTL-H3"/>
       </w:pPr>
-      <w:bookmarkStart w:id="114" w:name="_Toc241591717"/>
+      <w:bookmarkStart w:id="114" w:name="_Toc241596768"/>
       <w:r>
         <w:rPr>
           <w:rFonts w:eastAsia="Times New Roman"/>
@@ -29996,7 +30009,7 @@
         <w:pStyle w:val="BTL-Bang"/>
         <w:keepNext/>
       </w:pPr>
-      <w:bookmarkStart w:id="115" w:name="_Toc241591770"/>
+      <w:bookmarkStart w:id="115" w:name="_Toc241596821"/>
       <w:r>
         <w:rPr>
           <w:rFonts w:eastAsia="Times New Roman"/>
@@ -31431,7 +31444,7 @@
         </w:rPr>
         <w:lastRenderedPageBreak/>
         <w:drawing>
-          <wp:inline distT="0" distB="0" distL="0" distR="0" wp14:anchorId="7E1643EA" wp14:editId="373871A7">
+          <wp:inline distT="0" distB="0" distL="0" distR="0" wp14:anchorId="09FFCF82" wp14:editId="35C866E0">
             <wp:extent cx="5400000" cy="2675380"/>
             <wp:effectExtent l="0" t="0" r="0" b="0"/>
             <wp:docPr id="29" name="Picture 29"/>
@@ -31471,7 +31484,7 @@
       <w:pPr>
         <w:pStyle w:val="BTL-Hinh"/>
       </w:pPr>
-      <w:bookmarkStart w:id="116" w:name="_Toc241591751"/>
+      <w:bookmarkStart w:id="116" w:name="_Toc241596802"/>
       <w:r>
         <w:rPr>
           <w:rFonts w:eastAsia="Times New Roman"/>
@@ -31545,7 +31558,7 @@
       <w:pPr>
         <w:pStyle w:val="BTL-H3"/>
       </w:pPr>
-      <w:bookmarkStart w:id="117" w:name="_Toc241591718"/>
+      <w:bookmarkStart w:id="117" w:name="_Toc241596769"/>
       <w:r>
         <w:rPr>
           <w:rFonts w:eastAsia="Times New Roman"/>
@@ -31610,7 +31623,7 @@
         <w:pStyle w:val="BTL-Bang"/>
         <w:keepNext/>
       </w:pPr>
-      <w:bookmarkStart w:id="118" w:name="_Toc241591771"/>
+      <w:bookmarkStart w:id="118" w:name="_Toc241596822"/>
       <w:r>
         <w:rPr>
           <w:rFonts w:eastAsia="Times New Roman"/>
@@ -32416,7 +32429,7 @@
         </w:rPr>
         <w:lastRenderedPageBreak/>
         <w:drawing>
-          <wp:inline distT="0" distB="0" distL="0" distR="0" wp14:anchorId="0B6CE113" wp14:editId="6B033B5D">
+          <wp:inline distT="0" distB="0" distL="0" distR="0" wp14:anchorId="641F5F23" wp14:editId="2291B1A9">
             <wp:extent cx="5400000" cy="1785528"/>
             <wp:effectExtent l="0" t="0" r="0" b="0"/>
             <wp:docPr id="30" name="Picture 30"/>
@@ -32456,7 +32469,7 @@
       <w:pPr>
         <w:pStyle w:val="BTL-Hinh"/>
       </w:pPr>
-      <w:bookmarkStart w:id="119" w:name="_Toc241591752"/>
+      <w:bookmarkStart w:id="119" w:name="_Toc241596803"/>
       <w:r>
         <w:rPr>
           <w:rFonts w:eastAsia="Times New Roman"/>
@@ -32469,7 +32482,7 @@
       <w:pPr>
         <w:pStyle w:val="BTL-H2"/>
       </w:pPr>
-      <w:bookmarkStart w:id="120" w:name="_Toc241591719"/>
+      <w:bookmarkStart w:id="120" w:name="_Toc241596770"/>
       <w:r>
         <w:rPr>
           <w:rFonts w:ascii="Times New Roman" w:eastAsia="Times New Roman" w:hAnsi="Times New Roman"/>
@@ -32508,7 +32521,7 @@
         <w:pStyle w:val="BTL-Bang"/>
         <w:keepNext/>
       </w:pPr>
-      <w:bookmarkStart w:id="121" w:name="_Toc241591772"/>
+      <w:bookmarkStart w:id="121" w:name="_Toc241596823"/>
       <w:r>
         <w:rPr>
           <w:rFonts w:eastAsia="Times New Roman"/>
@@ -33674,7 +33687,13 @@
         <w:rPr>
           <w:rFonts w:eastAsia="Times New Roman"/>
         </w:rPr>
-        <w:t xml:space="preserve">Hạng mục giới hạn tần suất từng báo đạt một cách sai lệch. Bản đầu của kiểm tra này gọi tới cổng 80 rồi đếm dòng "Non-2xx" mà ApacheBench in ra. Cổng 80 chỉ làm một việc là chuyển cưỡng bức sang HTTPS, nên toàn bộ 200 request đều nhận mã 301, và 301 cũng là non-2xx. Kiểm tra vì thế luôn đạt cho dù giới hạn có tắt. Bản hiện tại gọi thẳng sang HTTPS và đếm mã 429 trong tệp log riêng của đường thăm dò, do chính nginx ghi lại. Kết quả là 193 trên 200 request nhận 429; bảy request còn lại lọt qua, sát với </w:t>
+        <w:t>Hạng mục giới hạn tần suất từng báo đạt một cách sai lệch. Bản đầu của kiểm tra này gọi tới cổng 80 rồi đếm dòng "Non-2xx" mà ApacheBench in ra. Đường mà ApacheBench gọi ở cổng 80 chỉ nhận chuyển hướng cưỡng bức sang HTTPS, nên toàn bộ 200 request đều nhận mã 301, và 301 cũng là non-2xx. Kiểm tra vì thế luôn đạt cho dù giới hạn có tắt. Bản hiện tại gọi thẳng sang HTTPS và đếm mã 429 trong tệp log riêng của đường thăm dò, do chính nginx ghi lại. Kết quả là 194 trên 200 request nhận 429; sáu request còn lại l</w:t>
+      </w:r>
+      <w:r>
+        <w:rPr>
+          <w:rFonts w:eastAsia="Times New Roman"/>
+        </w:rPr>
+        <w:t xml:space="preserve">ọt qua, đúng bằng </w:t>
       </w:r>
       <w:r>
         <w:rPr>
@@ -33801,8 +33820,8 @@
         </w:rPr>
         <w:lastRenderedPageBreak/>
         <w:drawing>
-          <wp:inline distT="0" distB="0" distL="0" distR="0" wp14:anchorId="76095817" wp14:editId="5F856D8E">
-            <wp:extent cx="5400000" cy="3113070"/>
+          <wp:inline distT="0" distB="0" distL="0" distR="0" wp14:anchorId="4A59621B" wp14:editId="62158B1C">
+            <wp:extent cx="5400000" cy="2325228"/>
             <wp:effectExtent l="0" t="0" r="0" b="0"/>
             <wp:docPr id="31" name="Picture 31"/>
             <wp:cNvGraphicFramePr>
@@ -33824,7 +33843,7 @@
                   <pic:spPr>
                     <a:xfrm>
                       <a:off x="0" y="0"/>
-                      <a:ext cx="5400000" cy="3113070"/>
+                      <a:ext cx="5400000" cy="2325228"/>
                     </a:xfrm>
                     <a:prstGeom prst="rect">
                       <a:avLst/>
@@ -33841,7 +33860,7 @@
       <w:pPr>
         <w:pStyle w:val="BTL-Hinh"/>
       </w:pPr>
-      <w:bookmarkStart w:id="122" w:name="_Toc241591753"/>
+      <w:bookmarkStart w:id="122" w:name="_Toc241596804"/>
       <w:r>
         <w:rPr>
           <w:rFonts w:eastAsia="Times New Roman"/>
@@ -33860,8 +33879,8 @@
           <w:noProof/>
         </w:rPr>
         <w:drawing>
-          <wp:inline distT="0" distB="0" distL="0" distR="0" wp14:anchorId="1CC8BC87" wp14:editId="5BF535A6">
-            <wp:extent cx="5400000" cy="1090854"/>
+          <wp:inline distT="0" distB="0" distL="0" distR="0" wp14:anchorId="6F86A130" wp14:editId="1AE29D7C">
+            <wp:extent cx="5400000" cy="1099696"/>
             <wp:effectExtent l="0" t="0" r="0" b="0"/>
             <wp:docPr id="32" name="Picture 32"/>
             <wp:cNvGraphicFramePr>
@@ -33883,7 +33902,7 @@
                   <pic:spPr>
                     <a:xfrm>
                       <a:off x="0" y="0"/>
-                      <a:ext cx="5400000" cy="1090854"/>
+                      <a:ext cx="5400000" cy="1099696"/>
                     </a:xfrm>
                     <a:prstGeom prst="rect">
                       <a:avLst/>
@@ -33900,12 +33919,12 @@
       <w:pPr>
         <w:pStyle w:val="BTL-Hinh"/>
       </w:pPr>
-      <w:bookmarkStart w:id="123" w:name="_Toc241591754"/>
-      <w:r>
-        <w:rPr>
-          <w:rFonts w:eastAsia="Times New Roman"/>
-        </w:rPr>
-        <w:t>Giới hạn tần suất chặn 194 trong 200 request gửi dồn dập vào đường thăm dò</w:t>
+      <w:bookmarkStart w:id="123" w:name="_Toc241596805"/>
+      <w:r>
+        <w:rPr>
+          <w:rFonts w:eastAsia="Times New Roman"/>
+        </w:rPr>
+        <w:t>Một lượt gửi dồn dập vào đường thăm dò: ApacheBench báo 200 request hoàn thành và bộ đếm của nginx ghi nhận số request bị từ chối</w:t>
       </w:r>
       <w:bookmarkEnd w:id="123"/>
     </w:p>
@@ -33913,7 +33932,7 @@
       <w:pPr>
         <w:pStyle w:val="BTL-H2"/>
       </w:pPr>
-      <w:bookmarkStart w:id="124" w:name="_Toc241591720"/>
+      <w:bookmarkStart w:id="124" w:name="_Toc241596771"/>
       <w:r>
         <w:rPr>
           <w:rFonts w:ascii="Times New Roman" w:eastAsia="Times New Roman" w:hAnsi="Times New Roman"/>
@@ -34001,32 +34020,38 @@
       <w:pPr>
         <w:pStyle w:val="BTL-H2"/>
       </w:pPr>
-      <w:bookmarkStart w:id="125" w:name="_Toc241591721"/>
+      <w:bookmarkStart w:id="125" w:name="_Toc241596772"/>
       <w:r>
         <w:rPr>
           <w:rFonts w:ascii="Times New Roman" w:eastAsia="Times New Roman" w:hAnsi="Times New Roman"/>
           <w:b w:val="0"/>
         </w:rPr>
+        <w:t>Kết chương</w:t>
+      </w:r>
+      <w:bookmarkEnd w:id="125"/>
+    </w:p>
+    <w:p>
+      <w:pPr>
+        <w:pStyle w:val="BTL-Text"/>
+      </w:pPr>
+      <w:r>
+        <w:rPr>
+          <w:rFonts w:eastAsia="Times New Roman"/>
+        </w:rPr>
+        <w:t xml:space="preserve">Chương này đã đo đủ ba nội dung đề bài yêu cầu. Về phân phối tải, 600 request gửi đồng thời qua 20 kết nối, tổng hợp từ 20 lượt độc lập cho mỗi thuật toán: round robin chia </w:t>
+      </w:r>
+      <w:r>
+        <w:rPr>
+          <w:rFonts w:eastAsia="Times New Roman"/>
+        </w:rPr>
         <w:lastRenderedPageBreak/>
-        <w:t>Kết chương</w:t>
-      </w:r>
-      <w:bookmarkEnd w:id="125"/>
-    </w:p>
-    <w:p>
-      <w:pPr>
-        <w:pStyle w:val="BTL-Text"/>
-      </w:pPr>
-      <w:r>
-        <w:rPr>
-          <w:rFonts w:eastAsia="Times New Roman"/>
-        </w:rPr>
-        <w:t>Chương này đã đo đủ ba nội dung đề bài yêu cầu. Về phân phối tải, 600 request gửi đồng thời qua 20 kết nối, tổng hợp từ 20 lượt độc lập cho mỗi thuật toán: round robin chia 199,9 / 200,1 / 200,0 với độ lệch lớn nhất giữa hai node trong một lượt là 1,0 request, least_conn chia 199,9 / 200,5 / 199,6 với độ lệch 10,2 request, còn ip_hash dồn 600 request về một node ở cả hai mươi lượt. Về khả năng chịu lỗi, tắt hẳn một node trong 30 giây không làm hỏng request nào ở cả 12 vòng đo lặp lại; cái giá phải trả là 8,</w:t>
-      </w:r>
-      <w:r>
-        <w:rPr>
-          <w:rFonts w:eastAsia="Times New Roman"/>
-        </w:rPr>
-        <w:t>8 ± 0,4 request mỗi vòng phải chờ thêm hai giây, đúng như phân tích về kiểm tra sức khỏe thụ động ở Chương 1. Về phiên làm việc, kho dùng chung giữ được 10 trên 10 phiên sau khi tắt node phục vụ đăng nhập, cách lưu trong node giữ được 0 trên 10.</w:t>
+        <w:t>199,9 / 200,1 / 200,0 với độ lệch lớn nhất giữa hai node trong một lượt là 1,0 request, least_conn chia 199,9 / 200,5 / 199,6 với độ lệch 10,2 request, còn ip_hash dồn 600 request về một node ở cả hai mươi lượt. Về khả năng chịu lỗi, tắt hẳn một node trong 30 giây không làm hỏng request nào ở cả 12 vòng đo lặp lại; cái giá phải trả là 8,8 ± 0,4 request mỗi vòng phải chờ thêm hai giây, đúng như phân tích về kiểm tra sức khỏe thụ động ở Chương 1. Về phiên làm việc, kho dùng chung giữ được 10 trên 10 phiên sau</w:t>
+      </w:r>
+      <w:r>
+        <w:rPr>
+          <w:rFonts w:eastAsia="Times New Roman"/>
+        </w:rPr>
+        <w:t xml:space="preserve"> khi tắt node phục vụ đăng nhập, cách lưu trong node giữ được 0 trên 10.</w:t>
       </w:r>
     </w:p>
     <w:p>
@@ -34051,7 +34076,7 @@
         <w:pStyle w:val="BTL-H0"/>
         <w:pageBreakBefore/>
       </w:pPr>
-      <w:bookmarkStart w:id="126" w:name="_Toc241591722"/>
+      <w:bookmarkStart w:id="126" w:name="_Toc241596773"/>
       <w:r>
         <w:rPr>
           <w:rFonts w:eastAsia="Times New Roman"/>
@@ -34388,7 +34413,7 @@
         <w:pStyle w:val="BTL-H0"/>
         <w:pageBreakBefore/>
       </w:pPr>
-      <w:bookmarkStart w:id="127" w:name="_Toc241591723"/>
+      <w:bookmarkStart w:id="127" w:name="_Toc241596774"/>
       <w:r>
         <w:rPr>
           <w:rFonts w:eastAsia="Times New Roman"/>

--- a/REPORT/BaoCao_BTL_INT14105_Nhom15.docx
+++ b/REPORT/BaoCao_BTL_INT14105_Nhom15.docx
@@ -40,7 +40,7 @@
           <w:noProof/>
         </w:rPr>
         <w:drawing>
-          <wp:inline distT="0" distB="0" distL="0" distR="0" wp14:anchorId="17FC454D" wp14:editId="43FB47A1">
+          <wp:inline distT="0" distB="0" distL="0" distR="0" wp14:anchorId="7E389A4E" wp14:editId="5C84A456">
             <wp:extent cx="1296000" cy="1296000"/>
             <wp:effectExtent l="0" t="0" r="0" b="0"/>
             <wp:docPr id="1" name="Picture 1"/>
@@ -250,7 +250,7 @@
       <w:pPr>
         <w:pStyle w:val="BTL-H0"/>
       </w:pPr>
-      <w:bookmarkStart w:id="0" w:name="_Toc241596696"/>
+      <w:bookmarkStart w:id="0" w:name="_Toc241599428"/>
       <w:r>
         <w:lastRenderedPageBreak/>
         <w:t>PHÂN CÔNG NHI</w:t>
@@ -974,7 +974,7 @@
       <w:pPr>
         <w:pStyle w:val="BTL-H0"/>
       </w:pPr>
-      <w:bookmarkStart w:id="1" w:name="_Toc241596697"/>
+      <w:bookmarkStart w:id="1" w:name="_Toc241599429"/>
       <w:r>
         <w:t>NHÓM TH</w:t>
       </w:r>
@@ -1507,7 +1507,7 @@
       <w:r>
         <w:fldChar w:fldCharType="separate"/>
       </w:r>
-      <w:hyperlink w:anchor="_Toc241596696" w:history="1">
+      <w:hyperlink w:anchor="_Toc241599428" w:history="1">
         <w:r>
           <w:rPr>
             <w:rStyle w:val="Siuktni"/>
@@ -1534,7 +1534,7 @@
             <w:noProof/>
             <w:webHidden/>
           </w:rPr>
-          <w:instrText xml:space="preserve"> PAGEREF _Toc241596696 \h </w:instrText>
+          <w:instrText xml:space="preserve"> PAGEREF _Toc241599428 \h </w:instrText>
         </w:r>
         <w:r>
           <w:rPr>
@@ -1577,7 +1577,7 @@
           <w14:ligatures w14:val="standardContextual"/>
         </w:rPr>
       </w:pPr>
-      <w:hyperlink w:anchor="_Toc241596697" w:history="1">
+      <w:hyperlink w:anchor="_Toc241599429" w:history="1">
         <w:r>
           <w:rPr>
             <w:rStyle w:val="Siuktni"/>
@@ -1604,7 +1604,7 @@
             <w:noProof/>
             <w:webHidden/>
           </w:rPr>
-          <w:instrText xml:space="preserve"> PAGEREF _Toc241596697 \h </w:instrText>
+          <w:instrText xml:space="preserve"> PAGEREF _Toc241599429 \h </w:instrText>
         </w:r>
         <w:r>
           <w:rPr>
@@ -1647,7 +1647,7 @@
           <w14:ligatures w14:val="standardContextual"/>
         </w:rPr>
       </w:pPr>
-      <w:hyperlink w:anchor="_Toc241596698" w:history="1">
+      <w:hyperlink w:anchor="_Toc241599430" w:history="1">
         <w:r>
           <w:rPr>
             <w:rStyle w:val="Siuktni"/>
@@ -1675,7 +1675,7 @@
             <w:noProof/>
             <w:webHidden/>
           </w:rPr>
-          <w:instrText xml:space="preserve"> PAGEREF _Toc241596698 \h </w:instrText>
+          <w:instrText xml:space="preserve"> PAGEREF _Toc241599430 \h </w:instrText>
         </w:r>
         <w:r>
           <w:rPr>
@@ -1718,7 +1718,7 @@
           <w14:ligatures w14:val="standardContextual"/>
         </w:rPr>
       </w:pPr>
-      <w:hyperlink w:anchor="_Toc241596699" w:history="1">
+      <w:hyperlink w:anchor="_Toc241599431" w:history="1">
         <w:r>
           <w:rPr>
             <w:rStyle w:val="Siuktni"/>
@@ -1754,7 +1754,7 @@
             <w:noProof/>
             <w:webHidden/>
           </w:rPr>
-          <w:instrText xml:space="preserve"> PAGEREF _Toc241596699 \h </w:instrText>
+          <w:instrText xml:space="preserve"> PAGEREF _Toc241599431 \h </w:instrText>
         </w:r>
         <w:r>
           <w:rPr>
@@ -1800,7 +1800,7 @@
           <w14:ligatures w14:val="standardContextual"/>
         </w:rPr>
       </w:pPr>
-      <w:hyperlink w:anchor="_Toc241596700" w:history="1">
+      <w:hyperlink w:anchor="_Toc241599432" w:history="1">
         <w:r>
           <w:rPr>
             <w:rStyle w:val="Siuktni"/>
@@ -1835,7 +1835,7 @@
             <w:noProof/>
             <w:webHidden/>
           </w:rPr>
-          <w:instrText xml:space="preserve"> PAGEREF _Toc241596700 \h </w:instrText>
+          <w:instrText xml:space="preserve"> PAGEREF _Toc241599432 \h </w:instrText>
         </w:r>
         <w:r>
           <w:rPr>
@@ -1881,7 +1881,7 @@
           <w14:ligatures w14:val="standardContextual"/>
         </w:rPr>
       </w:pPr>
-      <w:hyperlink w:anchor="_Toc241596701" w:history="1">
+      <w:hyperlink w:anchor="_Toc241599433" w:history="1">
         <w:r>
           <w:rPr>
             <w:rStyle w:val="Siuktni"/>
@@ -1916,7 +1916,7 @@
             <w:noProof/>
             <w:webHidden/>
           </w:rPr>
-          <w:instrText xml:space="preserve"> PAGEREF _Toc241596701 \h </w:instrText>
+          <w:instrText xml:space="preserve"> PAGEREF _Toc241599433 \h </w:instrText>
         </w:r>
         <w:r>
           <w:rPr>
@@ -1959,7 +1959,7 @@
           <w14:ligatures w14:val="standardContextual"/>
         </w:rPr>
       </w:pPr>
-      <w:hyperlink w:anchor="_Toc241596702" w:history="1">
+      <w:hyperlink w:anchor="_Toc241599434" w:history="1">
         <w:r>
           <w:rPr>
             <w:rStyle w:val="Siuktni"/>
@@ -1995,7 +1995,7 @@
             <w:noProof/>
             <w:webHidden/>
           </w:rPr>
-          <w:instrText xml:space="preserve"> PAGEREF _Toc241596702 \h </w:instrText>
+          <w:instrText xml:space="preserve"> PAGEREF _Toc241599434 \h </w:instrText>
         </w:r>
         <w:r>
           <w:rPr>
@@ -2038,7 +2038,7 @@
           <w14:ligatures w14:val="standardContextual"/>
         </w:rPr>
       </w:pPr>
-      <w:hyperlink w:anchor="_Toc241596703" w:history="1">
+      <w:hyperlink w:anchor="_Toc241599435" w:history="1">
         <w:r>
           <w:rPr>
             <w:rStyle w:val="Siuktni"/>
@@ -2074,7 +2074,7 @@
             <w:noProof/>
             <w:webHidden/>
           </w:rPr>
-          <w:instrText xml:space="preserve"> PAGEREF _Toc241596703 \h </w:instrText>
+          <w:instrText xml:space="preserve"> PAGEREF _Toc241599435 \h </w:instrText>
         </w:r>
         <w:r>
           <w:rPr>
@@ -2117,7 +2117,7 @@
           <w14:ligatures w14:val="standardContextual"/>
         </w:rPr>
       </w:pPr>
-      <w:hyperlink w:anchor="_Toc241596704" w:history="1">
+      <w:hyperlink w:anchor="_Toc241599436" w:history="1">
         <w:r>
           <w:rPr>
             <w:rStyle w:val="Siuktni"/>
@@ -2153,7 +2153,7 @@
             <w:noProof/>
             <w:webHidden/>
           </w:rPr>
-          <w:instrText xml:space="preserve"> PAGEREF _Toc241596704 \h </w:instrText>
+          <w:instrText xml:space="preserve"> PAGEREF _Toc241599436 \h </w:instrText>
         </w:r>
         <w:r>
           <w:rPr>
@@ -2199,7 +2199,7 @@
           <w14:ligatures w14:val="standardContextual"/>
         </w:rPr>
       </w:pPr>
-      <w:hyperlink w:anchor="_Toc241596705" w:history="1">
+      <w:hyperlink w:anchor="_Toc241599437" w:history="1">
         <w:r>
           <w:rPr>
             <w:rStyle w:val="Siuktni"/>
@@ -2234,7 +2234,7 @@
             <w:noProof/>
             <w:webHidden/>
           </w:rPr>
-          <w:instrText xml:space="preserve"> PAGEREF _Toc241596705 \h </w:instrText>
+          <w:instrText xml:space="preserve"> PAGEREF _Toc241599437 \h </w:instrText>
         </w:r>
         <w:r>
           <w:rPr>
@@ -2277,7 +2277,7 @@
           <w14:ligatures w14:val="standardContextual"/>
         </w:rPr>
       </w:pPr>
-      <w:hyperlink w:anchor="_Toc241596706" w:history="1">
+      <w:hyperlink w:anchor="_Toc241599438" w:history="1">
         <w:r>
           <w:rPr>
             <w:rStyle w:val="Siuktni"/>
@@ -2313,7 +2313,7 @@
             <w:noProof/>
             <w:webHidden/>
           </w:rPr>
-          <w:instrText xml:space="preserve"> PAGEREF _Toc241596706 \h </w:instrText>
+          <w:instrText xml:space="preserve"> PAGEREF _Toc241599438 \h </w:instrText>
         </w:r>
         <w:r>
           <w:rPr>
@@ -2356,7 +2356,7 @@
           <w14:ligatures w14:val="standardContextual"/>
         </w:rPr>
       </w:pPr>
-      <w:hyperlink w:anchor="_Toc241596707" w:history="1">
+      <w:hyperlink w:anchor="_Toc241599439" w:history="1">
         <w:r>
           <w:rPr>
             <w:rStyle w:val="Siuktni"/>
@@ -2392,7 +2392,7 @@
             <w:noProof/>
             <w:webHidden/>
           </w:rPr>
-          <w:instrText xml:space="preserve"> PAGEREF _Toc241596707 \h </w:instrText>
+          <w:instrText xml:space="preserve"> PAGEREF _Toc241599439 \h </w:instrText>
         </w:r>
         <w:r>
           <w:rPr>
@@ -2435,7 +2435,7 @@
           <w14:ligatures w14:val="standardContextual"/>
         </w:rPr>
       </w:pPr>
-      <w:hyperlink w:anchor="_Toc241596708" w:history="1">
+      <w:hyperlink w:anchor="_Toc241599440" w:history="1">
         <w:r>
           <w:rPr>
             <w:rStyle w:val="Siuktni"/>
@@ -2471,7 +2471,7 @@
             <w:noProof/>
             <w:webHidden/>
           </w:rPr>
-          <w:instrText xml:space="preserve"> PAGEREF _Toc241596708 \h </w:instrText>
+          <w:instrText xml:space="preserve"> PAGEREF _Toc241599440 \h </w:instrText>
         </w:r>
         <w:r>
           <w:rPr>
@@ -2517,7 +2517,7 @@
           <w14:ligatures w14:val="standardContextual"/>
         </w:rPr>
       </w:pPr>
-      <w:hyperlink w:anchor="_Toc241596709" w:history="1">
+      <w:hyperlink w:anchor="_Toc241599441" w:history="1">
         <w:r>
           <w:rPr>
             <w:rStyle w:val="Siuktni"/>
@@ -2552,7 +2552,7 @@
             <w:noProof/>
             <w:webHidden/>
           </w:rPr>
-          <w:instrText xml:space="preserve"> PAGEREF _Toc241596709 \h </w:instrText>
+          <w:instrText xml:space="preserve"> PAGEREF _Toc241599441 \h </w:instrText>
         </w:r>
         <w:r>
           <w:rPr>
@@ -2598,7 +2598,7 @@
           <w14:ligatures w14:val="standardContextual"/>
         </w:rPr>
       </w:pPr>
-      <w:hyperlink w:anchor="_Toc241596710" w:history="1">
+      <w:hyperlink w:anchor="_Toc241599442" w:history="1">
         <w:r>
           <w:rPr>
             <w:rStyle w:val="Siuktni"/>
@@ -2633,7 +2633,7 @@
             <w:noProof/>
             <w:webHidden/>
           </w:rPr>
-          <w:instrText xml:space="preserve"> PAGEREF _Toc241596710 \h </w:instrText>
+          <w:instrText xml:space="preserve"> PAGEREF _Toc241599442 \h </w:instrText>
         </w:r>
         <w:r>
           <w:rPr>
@@ -2676,7 +2676,7 @@
           <w14:ligatures w14:val="standardContextual"/>
         </w:rPr>
       </w:pPr>
-      <w:hyperlink w:anchor="_Toc241596711" w:history="1">
+      <w:hyperlink w:anchor="_Toc241599443" w:history="1">
         <w:r>
           <w:rPr>
             <w:rStyle w:val="Siuktni"/>
@@ -2712,7 +2712,7 @@
             <w:noProof/>
             <w:webHidden/>
           </w:rPr>
-          <w:instrText xml:space="preserve"> PAGEREF _Toc241596711 \h </w:instrText>
+          <w:instrText xml:space="preserve"> PAGEREF _Toc241599443 \h </w:instrText>
         </w:r>
         <w:r>
           <w:rPr>
@@ -2755,7 +2755,7 @@
           <w14:ligatures w14:val="standardContextual"/>
         </w:rPr>
       </w:pPr>
-      <w:hyperlink w:anchor="_Toc241596712" w:history="1">
+      <w:hyperlink w:anchor="_Toc241599444" w:history="1">
         <w:r>
           <w:rPr>
             <w:rStyle w:val="Siuktni"/>
@@ -2791,7 +2791,7 @@
             <w:noProof/>
             <w:webHidden/>
           </w:rPr>
-          <w:instrText xml:space="preserve"> PAGEREF _Toc241596712 \h </w:instrText>
+          <w:instrText xml:space="preserve"> PAGEREF _Toc241599444 \h </w:instrText>
         </w:r>
         <w:r>
           <w:rPr>
@@ -2834,7 +2834,7 @@
           <w14:ligatures w14:val="standardContextual"/>
         </w:rPr>
       </w:pPr>
-      <w:hyperlink w:anchor="_Toc241596713" w:history="1">
+      <w:hyperlink w:anchor="_Toc241599445" w:history="1">
         <w:r>
           <w:rPr>
             <w:rStyle w:val="Siuktni"/>
@@ -2870,7 +2870,7 @@
             <w:noProof/>
             <w:webHidden/>
           </w:rPr>
-          <w:instrText xml:space="preserve"> PAGEREF _Toc241596713 \h </w:instrText>
+          <w:instrText xml:space="preserve"> PAGEREF _Toc241599445 \h </w:instrText>
         </w:r>
         <w:r>
           <w:rPr>
@@ -2913,7 +2913,7 @@
           <w14:ligatures w14:val="standardContextual"/>
         </w:rPr>
       </w:pPr>
-      <w:hyperlink w:anchor="_Toc241596714" w:history="1">
+      <w:hyperlink w:anchor="_Toc241599446" w:history="1">
         <w:r>
           <w:rPr>
             <w:rStyle w:val="Siuktni"/>
@@ -2949,7 +2949,7 @@
             <w:noProof/>
             <w:webHidden/>
           </w:rPr>
-          <w:instrText xml:space="preserve"> PAGEREF _Toc241596714 \h </w:instrText>
+          <w:instrText xml:space="preserve"> PAGEREF _Toc241599446 \h </w:instrText>
         </w:r>
         <w:r>
           <w:rPr>
@@ -2992,7 +2992,7 @@
           <w14:ligatures w14:val="standardContextual"/>
         </w:rPr>
       </w:pPr>
-      <w:hyperlink w:anchor="_Toc241596715" w:history="1">
+      <w:hyperlink w:anchor="_Toc241599447" w:history="1">
         <w:r>
           <w:rPr>
             <w:rStyle w:val="Siuktni"/>
@@ -3028,7 +3028,7 @@
             <w:noProof/>
             <w:webHidden/>
           </w:rPr>
-          <w:instrText xml:space="preserve"> PAGEREF _Toc241596715 \h </w:instrText>
+          <w:instrText xml:space="preserve"> PAGEREF _Toc241599447 \h </w:instrText>
         </w:r>
         <w:r>
           <w:rPr>
@@ -3071,7 +3071,7 @@
           <w14:ligatures w14:val="standardContextual"/>
         </w:rPr>
       </w:pPr>
-      <w:hyperlink w:anchor="_Toc241596716" w:history="1">
+      <w:hyperlink w:anchor="_Toc241599448" w:history="1">
         <w:r>
           <w:rPr>
             <w:rStyle w:val="Siuktni"/>
@@ -3107,7 +3107,7 @@
             <w:noProof/>
             <w:webHidden/>
           </w:rPr>
-          <w:instrText xml:space="preserve"> PAGEREF _Toc241596716 \h </w:instrText>
+          <w:instrText xml:space="preserve"> PAGEREF _Toc241599448 \h </w:instrText>
         </w:r>
         <w:r>
           <w:rPr>
@@ -3153,7 +3153,7 @@
           <w14:ligatures w14:val="standardContextual"/>
         </w:rPr>
       </w:pPr>
-      <w:hyperlink w:anchor="_Toc241596717" w:history="1">
+      <w:hyperlink w:anchor="_Toc241599449" w:history="1">
         <w:r>
           <w:rPr>
             <w:rStyle w:val="Siuktni"/>
@@ -3188,7 +3188,7 @@
             <w:noProof/>
             <w:webHidden/>
           </w:rPr>
-          <w:instrText xml:space="preserve"> PAGEREF _Toc241596717 \h </w:instrText>
+          <w:instrText xml:space="preserve"> PAGEREF _Toc241599449 \h </w:instrText>
         </w:r>
         <w:r>
           <w:rPr>
@@ -3231,7 +3231,7 @@
           <w14:ligatures w14:val="standardContextual"/>
         </w:rPr>
       </w:pPr>
-      <w:hyperlink w:anchor="_Toc241596718" w:history="1">
+      <w:hyperlink w:anchor="_Toc241599450" w:history="1">
         <w:r>
           <w:rPr>
             <w:rStyle w:val="Siuktni"/>
@@ -3267,7 +3267,7 @@
             <w:noProof/>
             <w:webHidden/>
           </w:rPr>
-          <w:instrText xml:space="preserve"> PAGEREF _Toc241596718 \h </w:instrText>
+          <w:instrText xml:space="preserve"> PAGEREF _Toc241599450 \h </w:instrText>
         </w:r>
         <w:r>
           <w:rPr>
@@ -3310,7 +3310,7 @@
           <w14:ligatures w14:val="standardContextual"/>
         </w:rPr>
       </w:pPr>
-      <w:hyperlink w:anchor="_Toc241596719" w:history="1">
+      <w:hyperlink w:anchor="_Toc241599451" w:history="1">
         <w:r>
           <w:rPr>
             <w:rStyle w:val="Siuktni"/>
@@ -3346,7 +3346,7 @@
             <w:noProof/>
             <w:webHidden/>
           </w:rPr>
-          <w:instrText xml:space="preserve"> PAGEREF _Toc241596719 \h </w:instrText>
+          <w:instrText xml:space="preserve"> PAGEREF _Toc241599451 \h </w:instrText>
         </w:r>
         <w:r>
           <w:rPr>
@@ -3389,7 +3389,7 @@
           <w14:ligatures w14:val="standardContextual"/>
         </w:rPr>
       </w:pPr>
-      <w:hyperlink w:anchor="_Toc241596720" w:history="1">
+      <w:hyperlink w:anchor="_Toc241599452" w:history="1">
         <w:r>
           <w:rPr>
             <w:rStyle w:val="Siuktni"/>
@@ -3425,7 +3425,7 @@
             <w:noProof/>
             <w:webHidden/>
           </w:rPr>
-          <w:instrText xml:space="preserve"> PAGEREF _Toc241596720 \h </w:instrText>
+          <w:instrText xml:space="preserve"> PAGEREF _Toc241599452 \h </w:instrText>
         </w:r>
         <w:r>
           <w:rPr>
@@ -3471,7 +3471,7 @@
           <w14:ligatures w14:val="standardContextual"/>
         </w:rPr>
       </w:pPr>
-      <w:hyperlink w:anchor="_Toc241596721" w:history="1">
+      <w:hyperlink w:anchor="_Toc241599453" w:history="1">
         <w:r>
           <w:rPr>
             <w:rStyle w:val="Siuktni"/>
@@ -3506,7 +3506,7 @@
             <w:noProof/>
             <w:webHidden/>
           </w:rPr>
-          <w:instrText xml:space="preserve"> PAGEREF _Toc241596721 \h </w:instrText>
+          <w:instrText xml:space="preserve"> PAGEREF _Toc241599453 \h </w:instrText>
         </w:r>
         <w:r>
           <w:rPr>
@@ -3549,7 +3549,7 @@
           <w14:ligatures w14:val="standardContextual"/>
         </w:rPr>
       </w:pPr>
-      <w:hyperlink w:anchor="_Toc241596722" w:history="1">
+      <w:hyperlink w:anchor="_Toc241599454" w:history="1">
         <w:r>
           <w:rPr>
             <w:rStyle w:val="Siuktni"/>
@@ -3585,7 +3585,7 @@
             <w:noProof/>
             <w:webHidden/>
           </w:rPr>
-          <w:instrText xml:space="preserve"> PAGEREF _Toc241596722 \h </w:instrText>
+          <w:instrText xml:space="preserve"> PAGEREF _Toc241599454 \h </w:instrText>
         </w:r>
         <w:r>
           <w:rPr>
@@ -3628,7 +3628,7 @@
           <w14:ligatures w14:val="standardContextual"/>
         </w:rPr>
       </w:pPr>
-      <w:hyperlink w:anchor="_Toc241596723" w:history="1">
+      <w:hyperlink w:anchor="_Toc241599455" w:history="1">
         <w:r>
           <w:rPr>
             <w:rStyle w:val="Siuktni"/>
@@ -3664,7 +3664,7 @@
             <w:noProof/>
             <w:webHidden/>
           </w:rPr>
-          <w:instrText xml:space="preserve"> PAGEREF _Toc241596723 \h </w:instrText>
+          <w:instrText xml:space="preserve"> PAGEREF _Toc241599455 \h </w:instrText>
         </w:r>
         <w:r>
           <w:rPr>
@@ -3707,7 +3707,7 @@
           <w14:ligatures w14:val="standardContextual"/>
         </w:rPr>
       </w:pPr>
-      <w:hyperlink w:anchor="_Toc241596724" w:history="1">
+      <w:hyperlink w:anchor="_Toc241599456" w:history="1">
         <w:r>
           <w:rPr>
             <w:rStyle w:val="Siuktni"/>
@@ -3743,7 +3743,7 @@
             <w:noProof/>
             <w:webHidden/>
           </w:rPr>
-          <w:instrText xml:space="preserve"> PAGEREF _Toc241596724 \h </w:instrText>
+          <w:instrText xml:space="preserve"> PAGEREF _Toc241599456 \h </w:instrText>
         </w:r>
         <w:r>
           <w:rPr>
@@ -3789,7 +3789,7 @@
           <w14:ligatures w14:val="standardContextual"/>
         </w:rPr>
       </w:pPr>
-      <w:hyperlink w:anchor="_Toc241596725" w:history="1">
+      <w:hyperlink w:anchor="_Toc241599457" w:history="1">
         <w:r>
           <w:rPr>
             <w:rStyle w:val="Siuktni"/>
@@ -3824,7 +3824,7 @@
             <w:noProof/>
             <w:webHidden/>
           </w:rPr>
-          <w:instrText xml:space="preserve"> PAGEREF _Toc241596725 \h </w:instrText>
+          <w:instrText xml:space="preserve"> PAGEREF _Toc241599457 \h </w:instrText>
         </w:r>
         <w:r>
           <w:rPr>
@@ -3870,7 +3870,7 @@
           <w14:ligatures w14:val="standardContextual"/>
         </w:rPr>
       </w:pPr>
-      <w:hyperlink w:anchor="_Toc241596726" w:history="1">
+      <w:hyperlink w:anchor="_Toc241599458" w:history="1">
         <w:r>
           <w:rPr>
             <w:rStyle w:val="Siuktni"/>
@@ -3905,7 +3905,7 @@
             <w:noProof/>
             <w:webHidden/>
           </w:rPr>
-          <w:instrText xml:space="preserve"> PAGEREF _Toc241596726 \h </w:instrText>
+          <w:instrText xml:space="preserve"> PAGEREF _Toc241599458 \h </w:instrText>
         </w:r>
         <w:r>
           <w:rPr>
@@ -3948,7 +3948,7 @@
           <w14:ligatures w14:val="standardContextual"/>
         </w:rPr>
       </w:pPr>
-      <w:hyperlink w:anchor="_Toc241596727" w:history="1">
+      <w:hyperlink w:anchor="_Toc241599459" w:history="1">
         <w:r>
           <w:rPr>
             <w:rStyle w:val="Siuktni"/>
@@ -3984,7 +3984,7 @@
             <w:noProof/>
             <w:webHidden/>
           </w:rPr>
-          <w:instrText xml:space="preserve"> PAGEREF _Toc241596727 \h </w:instrText>
+          <w:instrText xml:space="preserve"> PAGEREF _Toc241599459 \h </w:instrText>
         </w:r>
         <w:r>
           <w:rPr>
@@ -4030,7 +4030,7 @@
           <w14:ligatures w14:val="standardContextual"/>
         </w:rPr>
       </w:pPr>
-      <w:hyperlink w:anchor="_Toc241596728" w:history="1">
+      <w:hyperlink w:anchor="_Toc241599460" w:history="1">
         <w:r>
           <w:rPr>
             <w:rStyle w:val="Siuktni"/>
@@ -4065,7 +4065,7 @@
             <w:noProof/>
             <w:webHidden/>
           </w:rPr>
-          <w:instrText xml:space="preserve"> PAGEREF _Toc241596728 \h </w:instrText>
+          <w:instrText xml:space="preserve"> PAGEREF _Toc241599460 \h </w:instrText>
         </w:r>
         <w:r>
           <w:rPr>
@@ -4111,7 +4111,7 @@
           <w14:ligatures w14:val="standardContextual"/>
         </w:rPr>
       </w:pPr>
-      <w:hyperlink w:anchor="_Toc241596729" w:history="1">
+      <w:hyperlink w:anchor="_Toc241599461" w:history="1">
         <w:r>
           <w:rPr>
             <w:rStyle w:val="Siuktni"/>
@@ -4146,7 +4146,7 @@
             <w:noProof/>
             <w:webHidden/>
           </w:rPr>
-          <w:instrText xml:space="preserve"> PAGEREF _Toc241596729 \h </w:instrText>
+          <w:instrText xml:space="preserve"> PAGEREF _Toc241599461 \h </w:instrText>
         </w:r>
         <w:r>
           <w:rPr>
@@ -4189,7 +4189,7 @@
           <w14:ligatures w14:val="standardContextual"/>
         </w:rPr>
       </w:pPr>
-      <w:hyperlink w:anchor="_Toc241596730" w:history="1">
+      <w:hyperlink w:anchor="_Toc241599462" w:history="1">
         <w:r>
           <w:rPr>
             <w:rStyle w:val="Siuktni"/>
@@ -4225,7 +4225,7 @@
             <w:noProof/>
             <w:webHidden/>
           </w:rPr>
-          <w:instrText xml:space="preserve"> PAGEREF _Toc241596730 \h </w:instrText>
+          <w:instrText xml:space="preserve"> PAGEREF _Toc241599462 \h </w:instrText>
         </w:r>
         <w:r>
           <w:rPr>
@@ -4268,7 +4268,7 @@
           <w14:ligatures w14:val="standardContextual"/>
         </w:rPr>
       </w:pPr>
-      <w:hyperlink w:anchor="_Toc241596731" w:history="1">
+      <w:hyperlink w:anchor="_Toc241599463" w:history="1">
         <w:r>
           <w:rPr>
             <w:rStyle w:val="Siuktni"/>
@@ -4304,7 +4304,7 @@
             <w:noProof/>
             <w:webHidden/>
           </w:rPr>
-          <w:instrText xml:space="preserve"> PAGEREF _Toc241596731 \h </w:instrText>
+          <w:instrText xml:space="preserve"> PAGEREF _Toc241599463 \h </w:instrText>
         </w:r>
         <w:r>
           <w:rPr>
@@ -4347,7 +4347,7 @@
           <w14:ligatures w14:val="standardContextual"/>
         </w:rPr>
       </w:pPr>
-      <w:hyperlink w:anchor="_Toc241596732" w:history="1">
+      <w:hyperlink w:anchor="_Toc241599464" w:history="1">
         <w:r>
           <w:rPr>
             <w:rStyle w:val="Siuktni"/>
@@ -4383,7 +4383,7 @@
             <w:noProof/>
             <w:webHidden/>
           </w:rPr>
-          <w:instrText xml:space="preserve"> PAGEREF _Toc241596732 \h </w:instrText>
+          <w:instrText xml:space="preserve"> PAGEREF _Toc241599464 \h </w:instrText>
         </w:r>
         <w:r>
           <w:rPr>
@@ -4429,7 +4429,7 @@
           <w14:ligatures w14:val="standardContextual"/>
         </w:rPr>
       </w:pPr>
-      <w:hyperlink w:anchor="_Toc241596733" w:history="1">
+      <w:hyperlink w:anchor="_Toc241599465" w:history="1">
         <w:r>
           <w:rPr>
             <w:rStyle w:val="Siuktni"/>
@@ -4464,7 +4464,7 @@
             <w:noProof/>
             <w:webHidden/>
           </w:rPr>
-          <w:instrText xml:space="preserve"> PAGEREF _Toc241596733 \h </w:instrText>
+          <w:instrText xml:space="preserve"> PAGEREF _Toc241599465 \h </w:instrText>
         </w:r>
         <w:r>
           <w:rPr>
@@ -4510,7 +4510,7 @@
           <w14:ligatures w14:val="standardContextual"/>
         </w:rPr>
       </w:pPr>
-      <w:hyperlink w:anchor="_Toc241596734" w:history="1">
+      <w:hyperlink w:anchor="_Toc241599466" w:history="1">
         <w:r>
           <w:rPr>
             <w:rStyle w:val="Siuktni"/>
@@ -4545,7 +4545,7 @@
             <w:noProof/>
             <w:webHidden/>
           </w:rPr>
-          <w:instrText xml:space="preserve"> PAGEREF _Toc241596734 \h </w:instrText>
+          <w:instrText xml:space="preserve"> PAGEREF _Toc241599466 \h </w:instrText>
         </w:r>
         <w:r>
           <w:rPr>
@@ -4588,7 +4588,7 @@
           <w14:ligatures w14:val="standardContextual"/>
         </w:rPr>
       </w:pPr>
-      <w:hyperlink w:anchor="_Toc241596735" w:history="1">
+      <w:hyperlink w:anchor="_Toc241599467" w:history="1">
         <w:r>
           <w:rPr>
             <w:rStyle w:val="Siuktni"/>
@@ -4624,7 +4624,7 @@
             <w:noProof/>
             <w:webHidden/>
           </w:rPr>
-          <w:instrText xml:space="preserve"> PAGEREF _Toc241596735 \h </w:instrText>
+          <w:instrText xml:space="preserve"> PAGEREF _Toc241599467 \h </w:instrText>
         </w:r>
         <w:r>
           <w:rPr>
@@ -4667,7 +4667,7 @@
           <w14:ligatures w14:val="standardContextual"/>
         </w:rPr>
       </w:pPr>
-      <w:hyperlink w:anchor="_Toc241596736" w:history="1">
+      <w:hyperlink w:anchor="_Toc241599468" w:history="1">
         <w:r>
           <w:rPr>
             <w:rStyle w:val="Siuktni"/>
@@ -4703,7 +4703,7 @@
             <w:noProof/>
             <w:webHidden/>
           </w:rPr>
-          <w:instrText xml:space="preserve"> PAGEREF _Toc241596736 \h </w:instrText>
+          <w:instrText xml:space="preserve"> PAGEREF _Toc241599468 \h </w:instrText>
         </w:r>
         <w:r>
           <w:rPr>
@@ -4746,7 +4746,7 @@
           <w14:ligatures w14:val="standardContextual"/>
         </w:rPr>
       </w:pPr>
-      <w:hyperlink w:anchor="_Toc241596737" w:history="1">
+      <w:hyperlink w:anchor="_Toc241599469" w:history="1">
         <w:r>
           <w:rPr>
             <w:rStyle w:val="Siuktni"/>
@@ -4782,7 +4782,7 @@
             <w:noProof/>
             <w:webHidden/>
           </w:rPr>
-          <w:instrText xml:space="preserve"> PAGEREF _Toc241596737 \h </w:instrText>
+          <w:instrText xml:space="preserve"> PAGEREF _Toc241599469 \h </w:instrText>
         </w:r>
         <w:r>
           <w:rPr>
@@ -4828,7 +4828,7 @@
           <w14:ligatures w14:val="standardContextual"/>
         </w:rPr>
       </w:pPr>
-      <w:hyperlink w:anchor="_Toc241596738" w:history="1">
+      <w:hyperlink w:anchor="_Toc241599470" w:history="1">
         <w:r>
           <w:rPr>
             <w:rStyle w:val="Siuktni"/>
@@ -4863,7 +4863,7 @@
             <w:noProof/>
             <w:webHidden/>
           </w:rPr>
-          <w:instrText xml:space="preserve"> PAGEREF _Toc241596738 \h </w:instrText>
+          <w:instrText xml:space="preserve"> PAGEREF _Toc241599470 \h </w:instrText>
         </w:r>
         <w:r>
           <w:rPr>
@@ -4883,7 +4883,7 @@
             <w:noProof/>
             <w:webHidden/>
           </w:rPr>
-          <w:t>24</w:t>
+          <w:t>25</w:t>
         </w:r>
         <w:r>
           <w:rPr>
@@ -4906,7 +4906,7 @@
           <w14:ligatures w14:val="standardContextual"/>
         </w:rPr>
       </w:pPr>
-      <w:hyperlink w:anchor="_Toc241596739" w:history="1">
+      <w:hyperlink w:anchor="_Toc241599471" w:history="1">
         <w:r>
           <w:rPr>
             <w:rStyle w:val="Siuktni"/>
@@ -4942,7 +4942,7 @@
             <w:noProof/>
             <w:webHidden/>
           </w:rPr>
-          <w:instrText xml:space="preserve"> PAGEREF _Toc241596739 \h </w:instrText>
+          <w:instrText xml:space="preserve"> PAGEREF _Toc241599471 \h </w:instrText>
         </w:r>
         <w:r>
           <w:rPr>
@@ -4962,7 +4962,7 @@
             <w:noProof/>
             <w:webHidden/>
           </w:rPr>
-          <w:t>24</w:t>
+          <w:t>25</w:t>
         </w:r>
         <w:r>
           <w:rPr>
@@ -4985,7 +4985,7 @@
           <w14:ligatures w14:val="standardContextual"/>
         </w:rPr>
       </w:pPr>
-      <w:hyperlink w:anchor="_Toc241596740" w:history="1">
+      <w:hyperlink w:anchor="_Toc241599472" w:history="1">
         <w:r>
           <w:rPr>
             <w:rStyle w:val="Siuktni"/>
@@ -5021,7 +5021,7 @@
             <w:noProof/>
             <w:webHidden/>
           </w:rPr>
-          <w:instrText xml:space="preserve"> PAGEREF _Toc241596740 \h </w:instrText>
+          <w:instrText xml:space="preserve"> PAGEREF _Toc241599472 \h </w:instrText>
         </w:r>
         <w:r>
           <w:rPr>
@@ -5064,7 +5064,7 @@
           <w14:ligatures w14:val="standardContextual"/>
         </w:rPr>
       </w:pPr>
-      <w:hyperlink w:anchor="_Toc241596741" w:history="1">
+      <w:hyperlink w:anchor="_Toc241599473" w:history="1">
         <w:r>
           <w:rPr>
             <w:rStyle w:val="Siuktni"/>
@@ -5100,7 +5100,7 @@
             <w:noProof/>
             <w:webHidden/>
           </w:rPr>
-          <w:instrText xml:space="preserve"> PAGEREF _Toc241596741 \h </w:instrText>
+          <w:instrText xml:space="preserve"> PAGEREF _Toc241599473 \h </w:instrText>
         </w:r>
         <w:r>
           <w:rPr>
@@ -5120,7 +5120,7 @@
             <w:noProof/>
             <w:webHidden/>
           </w:rPr>
-          <w:t>25</w:t>
+          <w:t>26</w:t>
         </w:r>
         <w:r>
           <w:rPr>
@@ -5146,7 +5146,7 @@
           <w14:ligatures w14:val="standardContextual"/>
         </w:rPr>
       </w:pPr>
-      <w:hyperlink w:anchor="_Toc241596742" w:history="1">
+      <w:hyperlink w:anchor="_Toc241599474" w:history="1">
         <w:r>
           <w:rPr>
             <w:rStyle w:val="Siuktni"/>
@@ -5181,7 +5181,7 @@
             <w:noProof/>
             <w:webHidden/>
           </w:rPr>
-          <w:instrText xml:space="preserve"> PAGEREF _Toc241596742 \h </w:instrText>
+          <w:instrText xml:space="preserve"> PAGEREF _Toc241599474 \h </w:instrText>
         </w:r>
         <w:r>
           <w:rPr>
@@ -5227,7 +5227,7 @@
           <w14:ligatures w14:val="standardContextual"/>
         </w:rPr>
       </w:pPr>
-      <w:hyperlink w:anchor="_Toc241596743" w:history="1">
+      <w:hyperlink w:anchor="_Toc241599475" w:history="1">
         <w:r>
           <w:rPr>
             <w:rStyle w:val="Siuktni"/>
@@ -5262,7 +5262,7 @@
             <w:noProof/>
             <w:webHidden/>
           </w:rPr>
-          <w:instrText xml:space="preserve"> PAGEREF _Toc241596743 \h </w:instrText>
+          <w:instrText xml:space="preserve"> PAGEREF _Toc241599475 \h </w:instrText>
         </w:r>
         <w:r>
           <w:rPr>
@@ -5305,7 +5305,7 @@
           <w14:ligatures w14:val="standardContextual"/>
         </w:rPr>
       </w:pPr>
-      <w:hyperlink w:anchor="_Toc241596744" w:history="1">
+      <w:hyperlink w:anchor="_Toc241599476" w:history="1">
         <w:r>
           <w:rPr>
             <w:rStyle w:val="Siuktni"/>
@@ -5341,7 +5341,7 @@
             <w:noProof/>
             <w:webHidden/>
           </w:rPr>
-          <w:instrText xml:space="preserve"> PAGEREF _Toc241596744 \h </w:instrText>
+          <w:instrText xml:space="preserve"> PAGEREF _Toc241599476 \h </w:instrText>
         </w:r>
         <w:r>
           <w:rPr>
@@ -5384,7 +5384,7 @@
           <w14:ligatures w14:val="standardContextual"/>
         </w:rPr>
       </w:pPr>
-      <w:hyperlink w:anchor="_Toc241596745" w:history="1">
+      <w:hyperlink w:anchor="_Toc241599477" w:history="1">
         <w:r>
           <w:rPr>
             <w:rStyle w:val="Siuktni"/>
@@ -5420,7 +5420,7 @@
             <w:noProof/>
             <w:webHidden/>
           </w:rPr>
-          <w:instrText xml:space="preserve"> PAGEREF _Toc241596745 \h </w:instrText>
+          <w:instrText xml:space="preserve"> PAGEREF _Toc241599477 \h </w:instrText>
         </w:r>
         <w:r>
           <w:rPr>
@@ -5463,7 +5463,7 @@
           <w14:ligatures w14:val="standardContextual"/>
         </w:rPr>
       </w:pPr>
-      <w:hyperlink w:anchor="_Toc241596746" w:history="1">
+      <w:hyperlink w:anchor="_Toc241599478" w:history="1">
         <w:r>
           <w:rPr>
             <w:rStyle w:val="Siuktni"/>
@@ -5499,7 +5499,7 @@
             <w:noProof/>
             <w:webHidden/>
           </w:rPr>
-          <w:instrText xml:space="preserve"> PAGEREF _Toc241596746 \h </w:instrText>
+          <w:instrText xml:space="preserve"> PAGEREF _Toc241599478 \h </w:instrText>
         </w:r>
         <w:r>
           <w:rPr>
@@ -5542,7 +5542,7 @@
           <w14:ligatures w14:val="standardContextual"/>
         </w:rPr>
       </w:pPr>
-      <w:hyperlink w:anchor="_Toc241596747" w:history="1">
+      <w:hyperlink w:anchor="_Toc241599479" w:history="1">
         <w:r>
           <w:rPr>
             <w:rStyle w:val="Siuktni"/>
@@ -5578,7 +5578,7 @@
             <w:noProof/>
             <w:webHidden/>
           </w:rPr>
-          <w:instrText xml:space="preserve"> PAGEREF _Toc241596747 \h </w:instrText>
+          <w:instrText xml:space="preserve"> PAGEREF _Toc241599479 \h </w:instrText>
         </w:r>
         <w:r>
           <w:rPr>
@@ -5621,7 +5621,7 @@
           <w14:ligatures w14:val="standardContextual"/>
         </w:rPr>
       </w:pPr>
-      <w:hyperlink w:anchor="_Toc241596748" w:history="1">
+      <w:hyperlink w:anchor="_Toc241599480" w:history="1">
         <w:r>
           <w:rPr>
             <w:rStyle w:val="Siuktni"/>
@@ -5657,7 +5657,7 @@
             <w:noProof/>
             <w:webHidden/>
           </w:rPr>
-          <w:instrText xml:space="preserve"> PAGEREF _Toc241596748 \h </w:instrText>
+          <w:instrText xml:space="preserve"> PAGEREF _Toc241599480 \h </w:instrText>
         </w:r>
         <w:r>
           <w:rPr>
@@ -5703,7 +5703,7 @@
           <w14:ligatures w14:val="standardContextual"/>
         </w:rPr>
       </w:pPr>
-      <w:hyperlink w:anchor="_Toc241596749" w:history="1">
+      <w:hyperlink w:anchor="_Toc241599481" w:history="1">
         <w:r>
           <w:rPr>
             <w:rStyle w:val="Siuktni"/>
@@ -5738,7 +5738,7 @@
             <w:noProof/>
             <w:webHidden/>
           </w:rPr>
-          <w:instrText xml:space="preserve"> PAGEREF _Toc241596749 \h </w:instrText>
+          <w:instrText xml:space="preserve"> PAGEREF _Toc241599481 \h </w:instrText>
         </w:r>
         <w:r>
           <w:rPr>
@@ -5784,7 +5784,7 @@
           <w14:ligatures w14:val="standardContextual"/>
         </w:rPr>
       </w:pPr>
-      <w:hyperlink w:anchor="_Toc241596750" w:history="1">
+      <w:hyperlink w:anchor="_Toc241599482" w:history="1">
         <w:r>
           <w:rPr>
             <w:rStyle w:val="Siuktni"/>
@@ -5819,7 +5819,7 @@
             <w:noProof/>
             <w:webHidden/>
           </w:rPr>
-          <w:instrText xml:space="preserve"> PAGEREF _Toc241596750 \h </w:instrText>
+          <w:instrText xml:space="preserve"> PAGEREF _Toc241599482 \h </w:instrText>
         </w:r>
         <w:r>
           <w:rPr>
@@ -5862,7 +5862,7 @@
           <w14:ligatures w14:val="standardContextual"/>
         </w:rPr>
       </w:pPr>
-      <w:hyperlink w:anchor="_Toc241596751" w:history="1">
+      <w:hyperlink w:anchor="_Toc241599483" w:history="1">
         <w:r>
           <w:rPr>
             <w:rStyle w:val="Siuktni"/>
@@ -5898,7 +5898,7 @@
             <w:noProof/>
             <w:webHidden/>
           </w:rPr>
-          <w:instrText xml:space="preserve"> PAGEREF _Toc241596751 \h </w:instrText>
+          <w:instrText xml:space="preserve"> PAGEREF _Toc241599483 \h </w:instrText>
         </w:r>
         <w:r>
           <w:rPr>
@@ -5944,7 +5944,7 @@
           <w14:ligatures w14:val="standardContextual"/>
         </w:rPr>
       </w:pPr>
-      <w:hyperlink w:anchor="_Toc241596752" w:history="1">
+      <w:hyperlink w:anchor="_Toc241599484" w:history="1">
         <w:r>
           <w:rPr>
             <w:rStyle w:val="Siuktni"/>
@@ -5979,7 +5979,7 @@
             <w:noProof/>
             <w:webHidden/>
           </w:rPr>
-          <w:instrText xml:space="preserve"> PAGEREF _Toc241596752 \h </w:instrText>
+          <w:instrText xml:space="preserve"> PAGEREF _Toc241599484 \h </w:instrText>
         </w:r>
         <w:r>
           <w:rPr>
@@ -6022,7 +6022,7 @@
           <w14:ligatures w14:val="standardContextual"/>
         </w:rPr>
       </w:pPr>
-      <w:hyperlink w:anchor="_Toc241596753" w:history="1">
+      <w:hyperlink w:anchor="_Toc241599485" w:history="1">
         <w:r>
           <w:rPr>
             <w:rStyle w:val="Siuktni"/>
@@ -6058,7 +6058,7 @@
             <w:noProof/>
             <w:webHidden/>
           </w:rPr>
-          <w:instrText xml:space="preserve"> PAGEREF _Toc241596753 \h </w:instrText>
+          <w:instrText xml:space="preserve"> PAGEREF _Toc241599485 \h </w:instrText>
         </w:r>
         <w:r>
           <w:rPr>
@@ -6101,7 +6101,7 @@
           <w14:ligatures w14:val="standardContextual"/>
         </w:rPr>
       </w:pPr>
-      <w:hyperlink w:anchor="_Toc241596754" w:history="1">
+      <w:hyperlink w:anchor="_Toc241599486" w:history="1">
         <w:r>
           <w:rPr>
             <w:rStyle w:val="Siuktni"/>
@@ -6137,7 +6137,7 @@
             <w:noProof/>
             <w:webHidden/>
           </w:rPr>
-          <w:instrText xml:space="preserve"> PAGEREF _Toc241596754 \h </w:instrText>
+          <w:instrText xml:space="preserve"> PAGEREF _Toc241599486 \h </w:instrText>
         </w:r>
         <w:r>
           <w:rPr>
@@ -6180,7 +6180,7 @@
           <w14:ligatures w14:val="standardContextual"/>
         </w:rPr>
       </w:pPr>
-      <w:hyperlink w:anchor="_Toc241596755" w:history="1">
+      <w:hyperlink w:anchor="_Toc241599487" w:history="1">
         <w:r>
           <w:rPr>
             <w:rStyle w:val="Siuktni"/>
@@ -6216,7 +6216,7 @@
             <w:noProof/>
             <w:webHidden/>
           </w:rPr>
-          <w:instrText xml:space="preserve"> PAGEREF _Toc241596755 \h </w:instrText>
+          <w:instrText xml:space="preserve"> PAGEREF _Toc241599487 \h </w:instrText>
         </w:r>
         <w:r>
           <w:rPr>
@@ -6262,7 +6262,7 @@
           <w14:ligatures w14:val="standardContextual"/>
         </w:rPr>
       </w:pPr>
-      <w:hyperlink w:anchor="_Toc241596756" w:history="1">
+      <w:hyperlink w:anchor="_Toc241599488" w:history="1">
         <w:r>
           <w:rPr>
             <w:rStyle w:val="Siuktni"/>
@@ -6297,7 +6297,7 @@
             <w:noProof/>
             <w:webHidden/>
           </w:rPr>
-          <w:instrText xml:space="preserve"> PAGEREF _Toc241596756 \h </w:instrText>
+          <w:instrText xml:space="preserve"> PAGEREF _Toc241599488 \h </w:instrText>
         </w:r>
         <w:r>
           <w:rPr>
@@ -6340,7 +6340,7 @@
           <w14:ligatures w14:val="standardContextual"/>
         </w:rPr>
       </w:pPr>
-      <w:hyperlink w:anchor="_Toc241596757" w:history="1">
+      <w:hyperlink w:anchor="_Toc241599489" w:history="1">
         <w:r>
           <w:rPr>
             <w:rStyle w:val="Siuktni"/>
@@ -6376,7 +6376,7 @@
             <w:noProof/>
             <w:webHidden/>
           </w:rPr>
-          <w:instrText xml:space="preserve"> PAGEREF _Toc241596757 \h </w:instrText>
+          <w:instrText xml:space="preserve"> PAGEREF _Toc241599489 \h </w:instrText>
         </w:r>
         <w:r>
           <w:rPr>
@@ -6419,7 +6419,7 @@
           <w14:ligatures w14:val="standardContextual"/>
         </w:rPr>
       </w:pPr>
-      <w:hyperlink w:anchor="_Toc241596758" w:history="1">
+      <w:hyperlink w:anchor="_Toc241599490" w:history="1">
         <w:r>
           <w:rPr>
             <w:rStyle w:val="Siuktni"/>
@@ -6455,7 +6455,7 @@
             <w:noProof/>
             <w:webHidden/>
           </w:rPr>
-          <w:instrText xml:space="preserve"> PAGEREF _Toc241596758 \h </w:instrText>
+          <w:instrText xml:space="preserve"> PAGEREF _Toc241599490 \h </w:instrText>
         </w:r>
         <w:r>
           <w:rPr>
@@ -6498,7 +6498,7 @@
           <w14:ligatures w14:val="standardContextual"/>
         </w:rPr>
       </w:pPr>
-      <w:hyperlink w:anchor="_Toc241596759" w:history="1">
+      <w:hyperlink w:anchor="_Toc241599491" w:history="1">
         <w:r>
           <w:rPr>
             <w:rStyle w:val="Siuktni"/>
@@ -6534,7 +6534,7 @@
             <w:noProof/>
             <w:webHidden/>
           </w:rPr>
-          <w:instrText xml:space="preserve"> PAGEREF _Toc241596759 \h </w:instrText>
+          <w:instrText xml:space="preserve"> PAGEREF _Toc241599491 \h </w:instrText>
         </w:r>
         <w:r>
           <w:rPr>
@@ -6580,7 +6580,7 @@
           <w14:ligatures w14:val="standardContextual"/>
         </w:rPr>
       </w:pPr>
-      <w:hyperlink w:anchor="_Toc241596760" w:history="1">
+      <w:hyperlink w:anchor="_Toc241599492" w:history="1">
         <w:r>
           <w:rPr>
             <w:rStyle w:val="Siuktni"/>
@@ -6615,7 +6615,7 @@
             <w:noProof/>
             <w:webHidden/>
           </w:rPr>
-          <w:instrText xml:space="preserve"> PAGEREF _Toc241596760 \h </w:instrText>
+          <w:instrText xml:space="preserve"> PAGEREF _Toc241599492 \h </w:instrText>
         </w:r>
         <w:r>
           <w:rPr>
@@ -6658,7 +6658,7 @@
           <w14:ligatures w14:val="standardContextual"/>
         </w:rPr>
       </w:pPr>
-      <w:hyperlink w:anchor="_Toc241596761" w:history="1">
+      <w:hyperlink w:anchor="_Toc241599493" w:history="1">
         <w:r>
           <w:rPr>
             <w:rStyle w:val="Siuktni"/>
@@ -6694,7 +6694,7 @@
             <w:noProof/>
             <w:webHidden/>
           </w:rPr>
-          <w:instrText xml:space="preserve"> PAGEREF _Toc241596761 \h </w:instrText>
+          <w:instrText xml:space="preserve"> PAGEREF _Toc241599493 \h </w:instrText>
         </w:r>
         <w:r>
           <w:rPr>
@@ -6737,7 +6737,7 @@
           <w14:ligatures w14:val="standardContextual"/>
         </w:rPr>
       </w:pPr>
-      <w:hyperlink w:anchor="_Toc241596762" w:history="1">
+      <w:hyperlink w:anchor="_Toc241599494" w:history="1">
         <w:r>
           <w:rPr>
             <w:rStyle w:val="Siuktni"/>
@@ -6773,7 +6773,7 @@
             <w:noProof/>
             <w:webHidden/>
           </w:rPr>
-          <w:instrText xml:space="preserve"> PAGEREF _Toc241596762 \h </w:instrText>
+          <w:instrText xml:space="preserve"> PAGEREF _Toc241599494 \h </w:instrText>
         </w:r>
         <w:r>
           <w:rPr>
@@ -6816,7 +6816,7 @@
           <w14:ligatures w14:val="standardContextual"/>
         </w:rPr>
       </w:pPr>
-      <w:hyperlink w:anchor="_Toc241596763" w:history="1">
+      <w:hyperlink w:anchor="_Toc241599495" w:history="1">
         <w:r>
           <w:rPr>
             <w:rStyle w:val="Siuktni"/>
@@ -6852,7 +6852,7 @@
             <w:noProof/>
             <w:webHidden/>
           </w:rPr>
-          <w:instrText xml:space="preserve"> PAGEREF _Toc241596763 \h </w:instrText>
+          <w:instrText xml:space="preserve"> PAGEREF _Toc241599495 \h </w:instrText>
         </w:r>
         <w:r>
           <w:rPr>
@@ -6898,7 +6898,7 @@
           <w14:ligatures w14:val="standardContextual"/>
         </w:rPr>
       </w:pPr>
-      <w:hyperlink w:anchor="_Toc241596764" w:history="1">
+      <w:hyperlink w:anchor="_Toc241599496" w:history="1">
         <w:r>
           <w:rPr>
             <w:rStyle w:val="Siuktni"/>
@@ -6933,7 +6933,7 @@
             <w:noProof/>
             <w:webHidden/>
           </w:rPr>
-          <w:instrText xml:space="preserve"> PAGEREF _Toc241596764 \h </w:instrText>
+          <w:instrText xml:space="preserve"> PAGEREF _Toc241599496 \h </w:instrText>
         </w:r>
         <w:r>
           <w:rPr>
@@ -6979,7 +6979,7 @@
           <w14:ligatures w14:val="standardContextual"/>
         </w:rPr>
       </w:pPr>
-      <w:hyperlink w:anchor="_Toc241596765" w:history="1">
+      <w:hyperlink w:anchor="_Toc241599497" w:history="1">
         <w:r>
           <w:rPr>
             <w:rStyle w:val="Siuktni"/>
@@ -7014,7 +7014,7 @@
             <w:noProof/>
             <w:webHidden/>
           </w:rPr>
-          <w:instrText xml:space="preserve"> PAGEREF _Toc241596765 \h </w:instrText>
+          <w:instrText xml:space="preserve"> PAGEREF _Toc241599497 \h </w:instrText>
         </w:r>
         <w:r>
           <w:rPr>
@@ -7057,7 +7057,7 @@
           <w14:ligatures w14:val="standardContextual"/>
         </w:rPr>
       </w:pPr>
-      <w:hyperlink w:anchor="_Toc241596766" w:history="1">
+      <w:hyperlink w:anchor="_Toc241599498" w:history="1">
         <w:r>
           <w:rPr>
             <w:rStyle w:val="Siuktni"/>
@@ -7093,7 +7093,7 @@
             <w:noProof/>
             <w:webHidden/>
           </w:rPr>
-          <w:instrText xml:space="preserve"> PAGEREF _Toc241596766 \h </w:instrText>
+          <w:instrText xml:space="preserve"> PAGEREF _Toc241599498 \h </w:instrText>
         </w:r>
         <w:r>
           <w:rPr>
@@ -7136,7 +7136,7 @@
           <w14:ligatures w14:val="standardContextual"/>
         </w:rPr>
       </w:pPr>
-      <w:hyperlink w:anchor="_Toc241596767" w:history="1">
+      <w:hyperlink w:anchor="_Toc241599499" w:history="1">
         <w:r>
           <w:rPr>
             <w:rStyle w:val="Siuktni"/>
@@ -7172,7 +7172,7 @@
             <w:noProof/>
             <w:webHidden/>
           </w:rPr>
-          <w:instrText xml:space="preserve"> PAGEREF _Toc241596767 \h </w:instrText>
+          <w:instrText xml:space="preserve"> PAGEREF _Toc241599499 \h </w:instrText>
         </w:r>
         <w:r>
           <w:rPr>
@@ -7215,7 +7215,7 @@
           <w14:ligatures w14:val="standardContextual"/>
         </w:rPr>
       </w:pPr>
-      <w:hyperlink w:anchor="_Toc241596768" w:history="1">
+      <w:hyperlink w:anchor="_Toc241599500" w:history="1">
         <w:r>
           <w:rPr>
             <w:rStyle w:val="Siuktni"/>
@@ -7251,7 +7251,7 @@
             <w:noProof/>
             <w:webHidden/>
           </w:rPr>
-          <w:instrText xml:space="preserve"> PAGEREF _Toc241596768 \h </w:instrText>
+          <w:instrText xml:space="preserve"> PAGEREF _Toc241599500 \h </w:instrText>
         </w:r>
         <w:r>
           <w:rPr>
@@ -7294,7 +7294,7 @@
           <w14:ligatures w14:val="standardContextual"/>
         </w:rPr>
       </w:pPr>
-      <w:hyperlink w:anchor="_Toc241596769" w:history="1">
+      <w:hyperlink w:anchor="_Toc241599501" w:history="1">
         <w:r>
           <w:rPr>
             <w:rStyle w:val="Siuktni"/>
@@ -7330,7 +7330,7 @@
             <w:noProof/>
             <w:webHidden/>
           </w:rPr>
-          <w:instrText xml:space="preserve"> PAGEREF _Toc241596769 \h </w:instrText>
+          <w:instrText xml:space="preserve"> PAGEREF _Toc241599501 \h </w:instrText>
         </w:r>
         <w:r>
           <w:rPr>
@@ -7376,7 +7376,7 @@
           <w14:ligatures w14:val="standardContextual"/>
         </w:rPr>
       </w:pPr>
-      <w:hyperlink w:anchor="_Toc241596770" w:history="1">
+      <w:hyperlink w:anchor="_Toc241599502" w:history="1">
         <w:r>
           <w:rPr>
             <w:rStyle w:val="Siuktni"/>
@@ -7411,7 +7411,7 @@
             <w:noProof/>
             <w:webHidden/>
           </w:rPr>
-          <w:instrText xml:space="preserve"> PAGEREF _Toc241596770 \h </w:instrText>
+          <w:instrText xml:space="preserve"> PAGEREF _Toc241599502 \h </w:instrText>
         </w:r>
         <w:r>
           <w:rPr>
@@ -7457,7 +7457,7 @@
           <w14:ligatures w14:val="standardContextual"/>
         </w:rPr>
       </w:pPr>
-      <w:hyperlink w:anchor="_Toc241596771" w:history="1">
+      <w:hyperlink w:anchor="_Toc241599503" w:history="1">
         <w:r>
           <w:rPr>
             <w:rStyle w:val="Siuktni"/>
@@ -7492,7 +7492,7 @@
             <w:noProof/>
             <w:webHidden/>
           </w:rPr>
-          <w:instrText xml:space="preserve"> PAGEREF _Toc241596771 \h </w:instrText>
+          <w:instrText xml:space="preserve"> PAGEREF _Toc241599503 \h </w:instrText>
         </w:r>
         <w:r>
           <w:rPr>
@@ -7538,7 +7538,7 @@
           <w14:ligatures w14:val="standardContextual"/>
         </w:rPr>
       </w:pPr>
-      <w:hyperlink w:anchor="_Toc241596772" w:history="1">
+      <w:hyperlink w:anchor="_Toc241599504" w:history="1">
         <w:r>
           <w:rPr>
             <w:rStyle w:val="Siuktni"/>
@@ -7573,7 +7573,7 @@
             <w:noProof/>
             <w:webHidden/>
           </w:rPr>
-          <w:instrText xml:space="preserve"> PAGEREF _Toc241596772 \h </w:instrText>
+          <w:instrText xml:space="preserve"> PAGEREF _Toc241599504 \h </w:instrText>
         </w:r>
         <w:r>
           <w:rPr>
@@ -7616,7 +7616,7 @@
           <w14:ligatures w14:val="standardContextual"/>
         </w:rPr>
       </w:pPr>
-      <w:hyperlink w:anchor="_Toc241596773" w:history="1">
+      <w:hyperlink w:anchor="_Toc241599505" w:history="1">
         <w:r>
           <w:rPr>
             <w:rStyle w:val="Siuktni"/>
@@ -7644,7 +7644,7 @@
             <w:noProof/>
             <w:webHidden/>
           </w:rPr>
-          <w:instrText xml:space="preserve"> PAGEREF _Toc241596773 \h </w:instrText>
+          <w:instrText xml:space="preserve"> PAGEREF _Toc241599505 \h </w:instrText>
         </w:r>
         <w:r>
           <w:rPr>
@@ -7687,7 +7687,7 @@
           <w14:ligatures w14:val="standardContextual"/>
         </w:rPr>
       </w:pPr>
-      <w:hyperlink w:anchor="_Toc241596774" w:history="1">
+      <w:hyperlink w:anchor="_Toc241599506" w:history="1">
         <w:r>
           <w:rPr>
             <w:rStyle w:val="Siuktni"/>
@@ -7715,7 +7715,7 @@
             <w:noProof/>
             <w:webHidden/>
           </w:rPr>
-          <w:instrText xml:space="preserve"> PAGEREF _Toc241596774 \h </w:instrText>
+          <w:instrText xml:space="preserve"> PAGEREF _Toc241599506 \h </w:instrText>
         </w:r>
         <w:r>
           <w:rPr>
@@ -7811,7 +7811,7 @@
       <w:r>
         <w:fldChar w:fldCharType="separate"/>
       </w:r>
-      <w:hyperlink w:anchor="_Toc241596775" w:history="1">
+      <w:hyperlink w:anchor="_Toc241599507" w:history="1">
         <w:r>
           <w:rPr>
             <w:rStyle w:val="Siuktni"/>
@@ -7847,7 +7847,7 @@
             <w:noProof/>
             <w:webHidden/>
           </w:rPr>
-          <w:instrText xml:space="preserve"> PAGEREF _Toc241596775 \h </w:instrText>
+          <w:instrText xml:space="preserve"> PAGEREF _Toc241599507 \h </w:instrText>
         </w:r>
         <w:r>
           <w:rPr>
@@ -7890,7 +7890,7 @@
           <w14:ligatures w14:val="standardContextual"/>
         </w:rPr>
       </w:pPr>
-      <w:hyperlink w:anchor="_Toc241596776" w:history="1">
+      <w:hyperlink w:anchor="_Toc241599508" w:history="1">
         <w:r>
           <w:rPr>
             <w:rStyle w:val="Siuktni"/>
@@ -7926,7 +7926,7 @@
             <w:noProof/>
             <w:webHidden/>
           </w:rPr>
-          <w:instrText xml:space="preserve"> PAGEREF _Toc241596776 \h </w:instrText>
+          <w:instrText xml:space="preserve"> PAGEREF _Toc241599508 \h </w:instrText>
         </w:r>
         <w:r>
           <w:rPr>
@@ -7969,7 +7969,7 @@
           <w14:ligatures w14:val="standardContextual"/>
         </w:rPr>
       </w:pPr>
-      <w:hyperlink w:anchor="_Toc241596777" w:history="1">
+      <w:hyperlink w:anchor="_Toc241599509" w:history="1">
         <w:r>
           <w:rPr>
             <w:rStyle w:val="Siuktni"/>
@@ -8005,7 +8005,7 @@
             <w:noProof/>
             <w:webHidden/>
           </w:rPr>
-          <w:instrText xml:space="preserve"> PAGEREF _Toc241596777 \h </w:instrText>
+          <w:instrText xml:space="preserve"> PAGEREF _Toc241599509 \h </w:instrText>
         </w:r>
         <w:r>
           <w:rPr>
@@ -8048,7 +8048,7 @@
           <w14:ligatures w14:val="standardContextual"/>
         </w:rPr>
       </w:pPr>
-      <w:hyperlink w:anchor="_Toc241596778" w:history="1">
+      <w:hyperlink w:anchor="_Toc241599510" w:history="1">
         <w:r>
           <w:rPr>
             <w:rStyle w:val="Siuktni"/>
@@ -8084,7 +8084,7 @@
             <w:noProof/>
             <w:webHidden/>
           </w:rPr>
-          <w:instrText xml:space="preserve"> PAGEREF _Toc241596778 \h </w:instrText>
+          <w:instrText xml:space="preserve"> PAGEREF _Toc241599510 \h </w:instrText>
         </w:r>
         <w:r>
           <w:rPr>
@@ -8127,7 +8127,7 @@
           <w14:ligatures w14:val="standardContextual"/>
         </w:rPr>
       </w:pPr>
-      <w:hyperlink w:anchor="_Toc241596779" w:history="1">
+      <w:hyperlink w:anchor="_Toc241599511" w:history="1">
         <w:r>
           <w:rPr>
             <w:rStyle w:val="Siuktni"/>
@@ -8163,7 +8163,7 @@
             <w:noProof/>
             <w:webHidden/>
           </w:rPr>
-          <w:instrText xml:space="preserve"> PAGEREF _Toc241596779 \h </w:instrText>
+          <w:instrText xml:space="preserve"> PAGEREF _Toc241599511 \h </w:instrText>
         </w:r>
         <w:r>
           <w:rPr>
@@ -8206,7 +8206,7 @@
           <w14:ligatures w14:val="standardContextual"/>
         </w:rPr>
       </w:pPr>
-      <w:hyperlink w:anchor="_Toc241596780" w:history="1">
+      <w:hyperlink w:anchor="_Toc241599512" w:history="1">
         <w:r>
           <w:rPr>
             <w:rStyle w:val="Siuktni"/>
@@ -8242,7 +8242,7 @@
             <w:noProof/>
             <w:webHidden/>
           </w:rPr>
-          <w:instrText xml:space="preserve"> PAGEREF _Toc241596780 \h </w:instrText>
+          <w:instrText xml:space="preserve"> PAGEREF _Toc241599512 \h </w:instrText>
         </w:r>
         <w:r>
           <w:rPr>
@@ -8285,7 +8285,7 @@
           <w14:ligatures w14:val="standardContextual"/>
         </w:rPr>
       </w:pPr>
-      <w:hyperlink w:anchor="_Toc241596781" w:history="1">
+      <w:hyperlink w:anchor="_Toc241599513" w:history="1">
         <w:r>
           <w:rPr>
             <w:rStyle w:val="Siuktni"/>
@@ -8321,7 +8321,7 @@
             <w:noProof/>
             <w:webHidden/>
           </w:rPr>
-          <w:instrText xml:space="preserve"> PAGEREF _Toc241596781 \h </w:instrText>
+          <w:instrText xml:space="preserve"> PAGEREF _Toc241599513 \h </w:instrText>
         </w:r>
         <w:r>
           <w:rPr>
@@ -8364,7 +8364,7 @@
           <w14:ligatures w14:val="standardContextual"/>
         </w:rPr>
       </w:pPr>
-      <w:hyperlink w:anchor="_Toc241596782" w:history="1">
+      <w:hyperlink w:anchor="_Toc241599514" w:history="1">
         <w:r>
           <w:rPr>
             <w:rStyle w:val="Siuktni"/>
@@ -8400,7 +8400,7 @@
             <w:noProof/>
             <w:webHidden/>
           </w:rPr>
-          <w:instrText xml:space="preserve"> PAGEREF _Toc241596782 \h </w:instrText>
+          <w:instrText xml:space="preserve"> PAGEREF _Toc241599514 \h </w:instrText>
         </w:r>
         <w:r>
           <w:rPr>
@@ -8443,7 +8443,7 @@
           <w14:ligatures w14:val="standardContextual"/>
         </w:rPr>
       </w:pPr>
-      <w:hyperlink w:anchor="_Toc241596783" w:history="1">
+      <w:hyperlink w:anchor="_Toc241599515" w:history="1">
         <w:r>
           <w:rPr>
             <w:rStyle w:val="Siuktni"/>
@@ -8479,7 +8479,7 @@
             <w:noProof/>
             <w:webHidden/>
           </w:rPr>
-          <w:instrText xml:space="preserve"> PAGEREF _Toc241596783 \h </w:instrText>
+          <w:instrText xml:space="preserve"> PAGEREF _Toc241599515 \h </w:instrText>
         </w:r>
         <w:r>
           <w:rPr>
@@ -8522,7 +8522,7 @@
           <w14:ligatures w14:val="standardContextual"/>
         </w:rPr>
       </w:pPr>
-      <w:hyperlink w:anchor="_Toc241596784" w:history="1">
+      <w:hyperlink w:anchor="_Toc241599516" w:history="1">
         <w:r>
           <w:rPr>
             <w:rStyle w:val="Siuktni"/>
@@ -8558,7 +8558,7 @@
             <w:noProof/>
             <w:webHidden/>
           </w:rPr>
-          <w:instrText xml:space="preserve"> PAGEREF _Toc241596784 \h </w:instrText>
+          <w:instrText xml:space="preserve"> PAGEREF _Toc241599516 \h </w:instrText>
         </w:r>
         <w:r>
           <w:rPr>
@@ -8601,7 +8601,7 @@
           <w14:ligatures w14:val="standardContextual"/>
         </w:rPr>
       </w:pPr>
-      <w:hyperlink w:anchor="_Toc241596785" w:history="1">
+      <w:hyperlink w:anchor="_Toc241599517" w:history="1">
         <w:r>
           <w:rPr>
             <w:rStyle w:val="Siuktni"/>
@@ -8637,7 +8637,7 @@
             <w:noProof/>
             <w:webHidden/>
           </w:rPr>
-          <w:instrText xml:space="preserve"> PAGEREF _Toc241596785 \h </w:instrText>
+          <w:instrText xml:space="preserve"> PAGEREF _Toc241599517 \h </w:instrText>
         </w:r>
         <w:r>
           <w:rPr>
@@ -8680,7 +8680,7 @@
           <w14:ligatures w14:val="standardContextual"/>
         </w:rPr>
       </w:pPr>
-      <w:hyperlink w:anchor="_Toc241596786" w:history="1">
+      <w:hyperlink w:anchor="_Toc241599518" w:history="1">
         <w:r>
           <w:rPr>
             <w:rStyle w:val="Siuktni"/>
@@ -8716,7 +8716,7 @@
             <w:noProof/>
             <w:webHidden/>
           </w:rPr>
-          <w:instrText xml:space="preserve"> PAGEREF _Toc241596786 \h </w:instrText>
+          <w:instrText xml:space="preserve"> PAGEREF _Toc241599518 \h </w:instrText>
         </w:r>
         <w:r>
           <w:rPr>
@@ -8759,7 +8759,7 @@
           <w14:ligatures w14:val="standardContextual"/>
         </w:rPr>
       </w:pPr>
-      <w:hyperlink w:anchor="_Toc241596787" w:history="1">
+      <w:hyperlink w:anchor="_Toc241599519" w:history="1">
         <w:r>
           <w:rPr>
             <w:rStyle w:val="Siuktni"/>
@@ -8795,7 +8795,7 @@
             <w:noProof/>
             <w:webHidden/>
           </w:rPr>
-          <w:instrText xml:space="preserve"> PAGEREF _Toc241596787 \h </w:instrText>
+          <w:instrText xml:space="preserve"> PAGEREF _Toc241599519 \h </w:instrText>
         </w:r>
         <w:r>
           <w:rPr>
@@ -8838,7 +8838,7 @@
           <w14:ligatures w14:val="standardContextual"/>
         </w:rPr>
       </w:pPr>
-      <w:hyperlink w:anchor="_Toc241596788" w:history="1">
+      <w:hyperlink w:anchor="_Toc241599520" w:history="1">
         <w:r>
           <w:rPr>
             <w:rStyle w:val="Siuktni"/>
@@ -8874,7 +8874,7 @@
             <w:noProof/>
             <w:webHidden/>
           </w:rPr>
-          <w:instrText xml:space="preserve"> PAGEREF _Toc241596788 \h </w:instrText>
+          <w:instrText xml:space="preserve"> PAGEREF _Toc241599520 \h </w:instrText>
         </w:r>
         <w:r>
           <w:rPr>
@@ -8917,7 +8917,7 @@
           <w14:ligatures w14:val="standardContextual"/>
         </w:rPr>
       </w:pPr>
-      <w:hyperlink w:anchor="_Toc241596789" w:history="1">
+      <w:hyperlink w:anchor="_Toc241599521" w:history="1">
         <w:r>
           <w:rPr>
             <w:rStyle w:val="Siuktni"/>
@@ -8953,7 +8953,7 @@
             <w:noProof/>
             <w:webHidden/>
           </w:rPr>
-          <w:instrText xml:space="preserve"> PAGEREF _Toc241596789 \h </w:instrText>
+          <w:instrText xml:space="preserve"> PAGEREF _Toc241599521 \h </w:instrText>
         </w:r>
         <w:r>
           <w:rPr>
@@ -8996,7 +8996,7 @@
           <w14:ligatures w14:val="standardContextual"/>
         </w:rPr>
       </w:pPr>
-      <w:hyperlink w:anchor="_Toc241596790" w:history="1">
+      <w:hyperlink w:anchor="_Toc241599522" w:history="1">
         <w:r>
           <w:rPr>
             <w:rStyle w:val="Siuktni"/>
@@ -9032,7 +9032,7 @@
             <w:noProof/>
             <w:webHidden/>
           </w:rPr>
-          <w:instrText xml:space="preserve"> PAGEREF _Toc241596790 \h </w:instrText>
+          <w:instrText xml:space="preserve"> PAGEREF _Toc241599522 \h </w:instrText>
         </w:r>
         <w:r>
           <w:rPr>
@@ -9075,7 +9075,7 @@
           <w14:ligatures w14:val="standardContextual"/>
         </w:rPr>
       </w:pPr>
-      <w:hyperlink w:anchor="_Toc241596791" w:history="1">
+      <w:hyperlink w:anchor="_Toc241599523" w:history="1">
         <w:r>
           <w:rPr>
             <w:rStyle w:val="Siuktni"/>
@@ -9111,7 +9111,7 @@
             <w:noProof/>
             <w:webHidden/>
           </w:rPr>
-          <w:instrText xml:space="preserve"> PAGEREF _Toc241596791 \h </w:instrText>
+          <w:instrText xml:space="preserve"> PAGEREF _Toc241599523 \h </w:instrText>
         </w:r>
         <w:r>
           <w:rPr>
@@ -9154,7 +9154,7 @@
           <w14:ligatures w14:val="standardContextual"/>
         </w:rPr>
       </w:pPr>
-      <w:hyperlink w:anchor="_Toc241596792" w:history="1">
+      <w:hyperlink w:anchor="_Toc241599524" w:history="1">
         <w:r>
           <w:rPr>
             <w:rStyle w:val="Siuktni"/>
@@ -9190,7 +9190,7 @@
             <w:noProof/>
             <w:webHidden/>
           </w:rPr>
-          <w:instrText xml:space="preserve"> PAGEREF _Toc241596792 \h </w:instrText>
+          <w:instrText xml:space="preserve"> PAGEREF _Toc241599524 \h </w:instrText>
         </w:r>
         <w:r>
           <w:rPr>
@@ -9233,7 +9233,7 @@
           <w14:ligatures w14:val="standardContextual"/>
         </w:rPr>
       </w:pPr>
-      <w:hyperlink w:anchor="_Toc241596793" w:history="1">
+      <w:hyperlink w:anchor="_Toc241599525" w:history="1">
         <w:r>
           <w:rPr>
             <w:rStyle w:val="Siuktni"/>
@@ -9269,7 +9269,7 @@
             <w:noProof/>
             <w:webHidden/>
           </w:rPr>
-          <w:instrText xml:space="preserve"> PAGEREF _Toc241596793 \h </w:instrText>
+          <w:instrText xml:space="preserve"> PAGEREF _Toc241599525 \h </w:instrText>
         </w:r>
         <w:r>
           <w:rPr>
@@ -9312,7 +9312,7 @@
           <w14:ligatures w14:val="standardContextual"/>
         </w:rPr>
       </w:pPr>
-      <w:hyperlink w:anchor="_Toc241596794" w:history="1">
+      <w:hyperlink w:anchor="_Toc241599526" w:history="1">
         <w:r>
           <w:rPr>
             <w:rStyle w:val="Siuktni"/>
@@ -9348,7 +9348,7 @@
             <w:noProof/>
             <w:webHidden/>
           </w:rPr>
-          <w:instrText xml:space="preserve"> PAGEREF _Toc241596794 \h </w:instrText>
+          <w:instrText xml:space="preserve"> PAGEREF _Toc241599526 \h </w:instrText>
         </w:r>
         <w:r>
           <w:rPr>
@@ -9391,7 +9391,7 @@
           <w14:ligatures w14:val="standardContextual"/>
         </w:rPr>
       </w:pPr>
-      <w:hyperlink w:anchor="_Toc241596795" w:history="1">
+      <w:hyperlink w:anchor="_Toc241599527" w:history="1">
         <w:r>
           <w:rPr>
             <w:rStyle w:val="Siuktni"/>
@@ -9427,7 +9427,7 @@
             <w:noProof/>
             <w:webHidden/>
           </w:rPr>
-          <w:instrText xml:space="preserve"> PAGEREF _Toc241596795 \h </w:instrText>
+          <w:instrText xml:space="preserve"> PAGEREF _Toc241599527 \h </w:instrText>
         </w:r>
         <w:r>
           <w:rPr>
@@ -9470,7 +9470,7 @@
           <w14:ligatures w14:val="standardContextual"/>
         </w:rPr>
       </w:pPr>
-      <w:hyperlink w:anchor="_Toc241596796" w:history="1">
+      <w:hyperlink w:anchor="_Toc241599528" w:history="1">
         <w:r>
           <w:rPr>
             <w:rStyle w:val="Siuktni"/>
@@ -9506,7 +9506,7 @@
             <w:noProof/>
             <w:webHidden/>
           </w:rPr>
-          <w:instrText xml:space="preserve"> PAGEREF _Toc241596796 \h </w:instrText>
+          <w:instrText xml:space="preserve"> PAGEREF _Toc241599528 \h </w:instrText>
         </w:r>
         <w:r>
           <w:rPr>
@@ -9549,7 +9549,7 @@
           <w14:ligatures w14:val="standardContextual"/>
         </w:rPr>
       </w:pPr>
-      <w:hyperlink w:anchor="_Toc241596797" w:history="1">
+      <w:hyperlink w:anchor="_Toc241599529" w:history="1">
         <w:r>
           <w:rPr>
             <w:rStyle w:val="Siuktni"/>
@@ -9585,7 +9585,7 @@
             <w:noProof/>
             <w:webHidden/>
           </w:rPr>
-          <w:instrText xml:space="preserve"> PAGEREF _Toc241596797 \h </w:instrText>
+          <w:instrText xml:space="preserve"> PAGEREF _Toc241599529 \h </w:instrText>
         </w:r>
         <w:r>
           <w:rPr>
@@ -9628,7 +9628,7 @@
           <w14:ligatures w14:val="standardContextual"/>
         </w:rPr>
       </w:pPr>
-      <w:hyperlink w:anchor="_Toc241596798" w:history="1">
+      <w:hyperlink w:anchor="_Toc241599530" w:history="1">
         <w:r>
           <w:rPr>
             <w:rStyle w:val="Siuktni"/>
@@ -9664,7 +9664,7 @@
             <w:noProof/>
             <w:webHidden/>
           </w:rPr>
-          <w:instrText xml:space="preserve"> PAGEREF _Toc241596798 \h </w:instrText>
+          <w:instrText xml:space="preserve"> PAGEREF _Toc241599530 \h </w:instrText>
         </w:r>
         <w:r>
           <w:rPr>
@@ -9707,7 +9707,7 @@
           <w14:ligatures w14:val="standardContextual"/>
         </w:rPr>
       </w:pPr>
-      <w:hyperlink w:anchor="_Toc241596799" w:history="1">
+      <w:hyperlink w:anchor="_Toc241599531" w:history="1">
         <w:r>
           <w:rPr>
             <w:rStyle w:val="Siuktni"/>
@@ -9743,7 +9743,7 @@
             <w:noProof/>
             <w:webHidden/>
           </w:rPr>
-          <w:instrText xml:space="preserve"> PAGEREF _Toc241596799 \h </w:instrText>
+          <w:instrText xml:space="preserve"> PAGEREF _Toc241599531 \h </w:instrText>
         </w:r>
         <w:r>
           <w:rPr>
@@ -9786,7 +9786,7 @@
           <w14:ligatures w14:val="standardContextual"/>
         </w:rPr>
       </w:pPr>
-      <w:hyperlink w:anchor="_Toc241596800" w:history="1">
+      <w:hyperlink w:anchor="_Toc241599532" w:history="1">
         <w:r>
           <w:rPr>
             <w:rStyle w:val="Siuktni"/>
@@ -9822,7 +9822,7 @@
             <w:noProof/>
             <w:webHidden/>
           </w:rPr>
-          <w:instrText xml:space="preserve"> PAGEREF _Toc241596800 \h </w:instrText>
+          <w:instrText xml:space="preserve"> PAGEREF _Toc241599532 \h </w:instrText>
         </w:r>
         <w:r>
           <w:rPr>
@@ -9865,7 +9865,7 @@
           <w14:ligatures w14:val="standardContextual"/>
         </w:rPr>
       </w:pPr>
-      <w:hyperlink w:anchor="_Toc241596801" w:history="1">
+      <w:hyperlink w:anchor="_Toc241599533" w:history="1">
         <w:r>
           <w:rPr>
             <w:rStyle w:val="Siuktni"/>
@@ -9901,7 +9901,7 @@
             <w:noProof/>
             <w:webHidden/>
           </w:rPr>
-          <w:instrText xml:space="preserve"> PAGEREF _Toc241596801 \h </w:instrText>
+          <w:instrText xml:space="preserve"> PAGEREF _Toc241599533 \h </w:instrText>
         </w:r>
         <w:r>
           <w:rPr>
@@ -9944,7 +9944,7 @@
           <w14:ligatures w14:val="standardContextual"/>
         </w:rPr>
       </w:pPr>
-      <w:hyperlink w:anchor="_Toc241596802" w:history="1">
+      <w:hyperlink w:anchor="_Toc241599534" w:history="1">
         <w:r>
           <w:rPr>
             <w:rStyle w:val="Siuktni"/>
@@ -9980,7 +9980,7 @@
             <w:noProof/>
             <w:webHidden/>
           </w:rPr>
-          <w:instrText xml:space="preserve"> PAGEREF _Toc241596802 \h </w:instrText>
+          <w:instrText xml:space="preserve"> PAGEREF _Toc241599534 \h </w:instrText>
         </w:r>
         <w:r>
           <w:rPr>
@@ -10023,7 +10023,7 @@
           <w14:ligatures w14:val="standardContextual"/>
         </w:rPr>
       </w:pPr>
-      <w:hyperlink w:anchor="_Toc241596803" w:history="1">
+      <w:hyperlink w:anchor="_Toc241599535" w:history="1">
         <w:r>
           <w:rPr>
             <w:rStyle w:val="Siuktni"/>
@@ -10059,7 +10059,7 @@
             <w:noProof/>
             <w:webHidden/>
           </w:rPr>
-          <w:instrText xml:space="preserve"> PAGEREF _Toc241596803 \h </w:instrText>
+          <w:instrText xml:space="preserve"> PAGEREF _Toc241599535 \h </w:instrText>
         </w:r>
         <w:r>
           <w:rPr>
@@ -10102,7 +10102,7 @@
           <w14:ligatures w14:val="standardContextual"/>
         </w:rPr>
       </w:pPr>
-      <w:hyperlink w:anchor="_Toc241596804" w:history="1">
+      <w:hyperlink w:anchor="_Toc241599536" w:history="1">
         <w:r>
           <w:rPr>
             <w:rStyle w:val="Siuktni"/>
@@ -10138,7 +10138,7 @@
             <w:noProof/>
             <w:webHidden/>
           </w:rPr>
-          <w:instrText xml:space="preserve"> PAGEREF _Toc241596804 \h </w:instrText>
+          <w:instrText xml:space="preserve"> PAGEREF _Toc241599536 \h </w:instrText>
         </w:r>
         <w:r>
           <w:rPr>
@@ -10181,7 +10181,7 @@
           <w14:ligatures w14:val="standardContextual"/>
         </w:rPr>
       </w:pPr>
-      <w:hyperlink w:anchor="_Toc241596805" w:history="1">
+      <w:hyperlink w:anchor="_Toc241599537" w:history="1">
         <w:r>
           <w:rPr>
             <w:rStyle w:val="Siuktni"/>
@@ -10217,7 +10217,7 @@
             <w:noProof/>
             <w:webHidden/>
           </w:rPr>
-          <w:instrText xml:space="preserve"> PAGEREF _Toc241596805 \h </w:instrText>
+          <w:instrText xml:space="preserve"> PAGEREF _Toc241599537 \h </w:instrText>
         </w:r>
         <w:r>
           <w:rPr>
@@ -10334,7 +10334,7 @@
       <w:r>
         <w:fldChar w:fldCharType="separate"/>
       </w:r>
-      <w:hyperlink w:anchor="_Toc241596806" w:history="1">
+      <w:hyperlink w:anchor="_Toc241599538" w:history="1">
         <w:r>
           <w:rPr>
             <w:rStyle w:val="Siuktni"/>
@@ -10369,7 +10369,7 @@
             <w:noProof/>
             <w:webHidden/>
           </w:rPr>
-          <w:instrText xml:space="preserve"> PAGEREF _Toc241596806 \h </w:instrText>
+          <w:instrText xml:space="preserve"> PAGEREF _Toc241599538 \h </w:instrText>
         </w:r>
         <w:r>
           <w:rPr>
@@ -10412,7 +10412,7 @@
           <w14:ligatures w14:val="standardContextual"/>
         </w:rPr>
       </w:pPr>
-      <w:hyperlink w:anchor="_Toc241596807" w:history="1">
+      <w:hyperlink w:anchor="_Toc241599539" w:history="1">
         <w:r>
           <w:rPr>
             <w:rStyle w:val="Siuktni"/>
@@ -10447,7 +10447,7 @@
             <w:noProof/>
             <w:webHidden/>
           </w:rPr>
-          <w:instrText xml:space="preserve"> PAGEREF _Toc241596807 \h </w:instrText>
+          <w:instrText xml:space="preserve"> PAGEREF _Toc241599539 \h </w:instrText>
         </w:r>
         <w:r>
           <w:rPr>
@@ -10490,7 +10490,7 @@
           <w14:ligatures w14:val="standardContextual"/>
         </w:rPr>
       </w:pPr>
-      <w:hyperlink w:anchor="_Toc241596808" w:history="1">
+      <w:hyperlink w:anchor="_Toc241599540" w:history="1">
         <w:r>
           <w:rPr>
             <w:rStyle w:val="Siuktni"/>
@@ -10525,7 +10525,7 @@
             <w:noProof/>
             <w:webHidden/>
           </w:rPr>
-          <w:instrText xml:space="preserve"> PAGEREF _Toc241596808 \h </w:instrText>
+          <w:instrText xml:space="preserve"> PAGEREF _Toc241599540 \h </w:instrText>
         </w:r>
         <w:r>
           <w:rPr>
@@ -10568,7 +10568,7 @@
           <w14:ligatures w14:val="standardContextual"/>
         </w:rPr>
       </w:pPr>
-      <w:hyperlink w:anchor="_Toc241596809" w:history="1">
+      <w:hyperlink w:anchor="_Toc241599541" w:history="1">
         <w:r>
           <w:rPr>
             <w:rStyle w:val="Siuktni"/>
@@ -10603,7 +10603,7 @@
             <w:noProof/>
             <w:webHidden/>
           </w:rPr>
-          <w:instrText xml:space="preserve"> PAGEREF _Toc241596809 \h </w:instrText>
+          <w:instrText xml:space="preserve"> PAGEREF _Toc241599541 \h </w:instrText>
         </w:r>
         <w:r>
           <w:rPr>
@@ -10646,7 +10646,7 @@
           <w14:ligatures w14:val="standardContextual"/>
         </w:rPr>
       </w:pPr>
-      <w:hyperlink w:anchor="_Toc241596810" w:history="1">
+      <w:hyperlink w:anchor="_Toc241599542" w:history="1">
         <w:r>
           <w:rPr>
             <w:rStyle w:val="Siuktni"/>
@@ -10681,7 +10681,7 @@
             <w:noProof/>
             <w:webHidden/>
           </w:rPr>
-          <w:instrText xml:space="preserve"> PAGEREF _Toc241596810 \h </w:instrText>
+          <w:instrText xml:space="preserve"> PAGEREF _Toc241599542 \h </w:instrText>
         </w:r>
         <w:r>
           <w:rPr>
@@ -10701,7 +10701,7 @@
             <w:noProof/>
             <w:webHidden/>
           </w:rPr>
-          <w:t>22</w:t>
+          <w:t>23</w:t>
         </w:r>
         <w:r>
           <w:rPr>
@@ -10724,7 +10724,7 @@
           <w14:ligatures w14:val="standardContextual"/>
         </w:rPr>
       </w:pPr>
-      <w:hyperlink w:anchor="_Toc241596811" w:history="1">
+      <w:hyperlink w:anchor="_Toc241599543" w:history="1">
         <w:r>
           <w:rPr>
             <w:rStyle w:val="Siuktni"/>
@@ -10759,7 +10759,7 @@
             <w:noProof/>
             <w:webHidden/>
           </w:rPr>
-          <w:instrText xml:space="preserve"> PAGEREF _Toc241596811 \h </w:instrText>
+          <w:instrText xml:space="preserve"> PAGEREF _Toc241599543 \h </w:instrText>
         </w:r>
         <w:r>
           <w:rPr>
@@ -10802,7 +10802,7 @@
           <w14:ligatures w14:val="standardContextual"/>
         </w:rPr>
       </w:pPr>
-      <w:hyperlink w:anchor="_Toc241596812" w:history="1">
+      <w:hyperlink w:anchor="_Toc241599544" w:history="1">
         <w:r>
           <w:rPr>
             <w:rStyle w:val="Siuktni"/>
@@ -10837,7 +10837,7 @@
             <w:noProof/>
             <w:webHidden/>
           </w:rPr>
-          <w:instrText xml:space="preserve"> PAGEREF _Toc241596812 \h </w:instrText>
+          <w:instrText xml:space="preserve"> PAGEREF _Toc241599544 \h </w:instrText>
         </w:r>
         <w:r>
           <w:rPr>
@@ -10880,7 +10880,7 @@
           <w14:ligatures w14:val="standardContextual"/>
         </w:rPr>
       </w:pPr>
-      <w:hyperlink w:anchor="_Toc241596813" w:history="1">
+      <w:hyperlink w:anchor="_Toc241599545" w:history="1">
         <w:r>
           <w:rPr>
             <w:rStyle w:val="Siuktni"/>
@@ -10915,7 +10915,7 @@
             <w:noProof/>
             <w:webHidden/>
           </w:rPr>
-          <w:instrText xml:space="preserve"> PAGEREF _Toc241596813 \h </w:instrText>
+          <w:instrText xml:space="preserve"> PAGEREF _Toc241599545 \h </w:instrText>
         </w:r>
         <w:r>
           <w:rPr>
@@ -10958,7 +10958,7 @@
           <w14:ligatures w14:val="standardContextual"/>
         </w:rPr>
       </w:pPr>
-      <w:hyperlink w:anchor="_Toc241596814" w:history="1">
+      <w:hyperlink w:anchor="_Toc241599546" w:history="1">
         <w:r>
           <w:rPr>
             <w:rStyle w:val="Siuktni"/>
@@ -10993,7 +10993,7 @@
             <w:noProof/>
             <w:webHidden/>
           </w:rPr>
-          <w:instrText xml:space="preserve"> PAGEREF _Toc241596814 \h </w:instrText>
+          <w:instrText xml:space="preserve"> PAGEREF _Toc241599546 \h </w:instrText>
         </w:r>
         <w:r>
           <w:rPr>
@@ -11036,7 +11036,7 @@
           <w14:ligatures w14:val="standardContextual"/>
         </w:rPr>
       </w:pPr>
-      <w:hyperlink w:anchor="_Toc241596815" w:history="1">
+      <w:hyperlink w:anchor="_Toc241599547" w:history="1">
         <w:r>
           <w:rPr>
             <w:rStyle w:val="Siuktni"/>
@@ -11071,7 +11071,7 @@
             <w:noProof/>
             <w:webHidden/>
           </w:rPr>
-          <w:instrText xml:space="preserve"> PAGEREF _Toc241596815 \h </w:instrText>
+          <w:instrText xml:space="preserve"> PAGEREF _Toc241599547 \h </w:instrText>
         </w:r>
         <w:r>
           <w:rPr>
@@ -11114,7 +11114,7 @@
           <w14:ligatures w14:val="standardContextual"/>
         </w:rPr>
       </w:pPr>
-      <w:hyperlink w:anchor="_Toc241596816" w:history="1">
+      <w:hyperlink w:anchor="_Toc241599548" w:history="1">
         <w:r>
           <w:rPr>
             <w:rStyle w:val="Siuktni"/>
@@ -11149,7 +11149,7 @@
             <w:noProof/>
             <w:webHidden/>
           </w:rPr>
-          <w:instrText xml:space="preserve"> PAGEREF _Toc241596816 \h </w:instrText>
+          <w:instrText xml:space="preserve"> PAGEREF _Toc241599548 \h </w:instrText>
         </w:r>
         <w:r>
           <w:rPr>
@@ -11192,7 +11192,7 @@
           <w14:ligatures w14:val="standardContextual"/>
         </w:rPr>
       </w:pPr>
-      <w:hyperlink w:anchor="_Toc241596817" w:history="1">
+      <w:hyperlink w:anchor="_Toc241599549" w:history="1">
         <w:r>
           <w:rPr>
             <w:rStyle w:val="Siuktni"/>
@@ -11227,7 +11227,7 @@
             <w:noProof/>
             <w:webHidden/>
           </w:rPr>
-          <w:instrText xml:space="preserve"> PAGEREF _Toc241596817 \h </w:instrText>
+          <w:instrText xml:space="preserve"> PAGEREF _Toc241599549 \h </w:instrText>
         </w:r>
         <w:r>
           <w:rPr>
@@ -11270,7 +11270,7 @@
           <w14:ligatures w14:val="standardContextual"/>
         </w:rPr>
       </w:pPr>
-      <w:hyperlink w:anchor="_Toc241596818" w:history="1">
+      <w:hyperlink w:anchor="_Toc241599550" w:history="1">
         <w:r>
           <w:rPr>
             <w:rStyle w:val="Siuktni"/>
@@ -11305,7 +11305,7 @@
             <w:noProof/>
             <w:webHidden/>
           </w:rPr>
-          <w:instrText xml:space="preserve"> PAGEREF _Toc241596818 \h </w:instrText>
+          <w:instrText xml:space="preserve"> PAGEREF _Toc241599550 \h </w:instrText>
         </w:r>
         <w:r>
           <w:rPr>
@@ -11348,7 +11348,7 @@
           <w14:ligatures w14:val="standardContextual"/>
         </w:rPr>
       </w:pPr>
-      <w:hyperlink w:anchor="_Toc241596819" w:history="1">
+      <w:hyperlink w:anchor="_Toc241599551" w:history="1">
         <w:r>
           <w:rPr>
             <w:rStyle w:val="Siuktni"/>
@@ -11383,7 +11383,7 @@
             <w:noProof/>
             <w:webHidden/>
           </w:rPr>
-          <w:instrText xml:space="preserve"> PAGEREF _Toc241596819 \h </w:instrText>
+          <w:instrText xml:space="preserve"> PAGEREF _Toc241599551 \h </w:instrText>
         </w:r>
         <w:r>
           <w:rPr>
@@ -11426,7 +11426,7 @@
           <w14:ligatures w14:val="standardContextual"/>
         </w:rPr>
       </w:pPr>
-      <w:hyperlink w:anchor="_Toc241596820" w:history="1">
+      <w:hyperlink w:anchor="_Toc241599552" w:history="1">
         <w:r>
           <w:rPr>
             <w:rStyle w:val="Siuktni"/>
@@ -11461,7 +11461,7 @@
             <w:noProof/>
             <w:webHidden/>
           </w:rPr>
-          <w:instrText xml:space="preserve"> PAGEREF _Toc241596820 \h </w:instrText>
+          <w:instrText xml:space="preserve"> PAGEREF _Toc241599552 \h </w:instrText>
         </w:r>
         <w:r>
           <w:rPr>
@@ -11504,7 +11504,7 @@
           <w14:ligatures w14:val="standardContextual"/>
         </w:rPr>
       </w:pPr>
-      <w:hyperlink w:anchor="_Toc241596821" w:history="1">
+      <w:hyperlink w:anchor="_Toc241599553" w:history="1">
         <w:r>
           <w:rPr>
             <w:rStyle w:val="Siuktni"/>
@@ -11539,7 +11539,7 @@
             <w:noProof/>
             <w:webHidden/>
           </w:rPr>
-          <w:instrText xml:space="preserve"> PAGEREF _Toc241596821 \h </w:instrText>
+          <w:instrText xml:space="preserve"> PAGEREF _Toc241599553 \h </w:instrText>
         </w:r>
         <w:r>
           <w:rPr>
@@ -11582,7 +11582,7 @@
           <w14:ligatures w14:val="standardContextual"/>
         </w:rPr>
       </w:pPr>
-      <w:hyperlink w:anchor="_Toc241596822" w:history="1">
+      <w:hyperlink w:anchor="_Toc241599554" w:history="1">
         <w:r>
           <w:rPr>
             <w:rStyle w:val="Siuktni"/>
@@ -11617,7 +11617,7 @@
             <w:noProof/>
             <w:webHidden/>
           </w:rPr>
-          <w:instrText xml:space="preserve"> PAGEREF _Toc241596822 \h </w:instrText>
+          <w:instrText xml:space="preserve"> PAGEREF _Toc241599554 \h </w:instrText>
         </w:r>
         <w:r>
           <w:rPr>
@@ -11660,7 +11660,7 @@
           <w14:ligatures w14:val="standardContextual"/>
         </w:rPr>
       </w:pPr>
-      <w:hyperlink w:anchor="_Toc241596823" w:history="1">
+      <w:hyperlink w:anchor="_Toc241599555" w:history="1">
         <w:r>
           <w:rPr>
             <w:rStyle w:val="Siuktni"/>
@@ -11695,7 +11695,7 @@
             <w:noProof/>
             <w:webHidden/>
           </w:rPr>
-          <w:instrText xml:space="preserve"> PAGEREF _Toc241596823 \h </w:instrText>
+          <w:instrText xml:space="preserve"> PAGEREF _Toc241599555 \h </w:instrText>
         </w:r>
         <w:r>
           <w:rPr>
@@ -13956,7 +13956,7 @@
       <w:pPr>
         <w:pStyle w:val="BTL-H0"/>
       </w:pPr>
-      <w:bookmarkStart w:id="2" w:name="_Toc241596698"/>
+      <w:bookmarkStart w:id="2" w:name="_Toc241599430"/>
       <w:r>
         <w:rPr>
           <w:rFonts w:eastAsia="Times New Roman"/>
@@ -14044,7 +14044,7 @@
         <w:pStyle w:val="BTL-H1"/>
         <w:pageBreakBefore/>
       </w:pPr>
-      <w:bookmarkStart w:id="3" w:name="_Toc241596699"/>
+      <w:bookmarkStart w:id="3" w:name="_Toc241599431"/>
       <w:r>
         <w:rPr>
           <w:rFonts w:eastAsia="Times New Roman"/>
@@ -14059,7 +14059,7 @@
       <w:pPr>
         <w:pStyle w:val="BTL-H2"/>
       </w:pPr>
-      <w:bookmarkStart w:id="4" w:name="_Toc241596700"/>
+      <w:bookmarkStart w:id="4" w:name="_Toc241599432"/>
       <w:r>
         <w:rPr>
           <w:rFonts w:ascii="Times New Roman" w:eastAsia="Times New Roman" w:hAnsi="Times New Roman"/>
@@ -14129,7 +14129,7 @@
           <w:noProof/>
         </w:rPr>
         <w:drawing>
-          <wp:inline distT="0" distB="0" distL="0" distR="0" wp14:anchorId="19F7CF38" wp14:editId="52D5681E">
+          <wp:inline distT="0" distB="0" distL="0" distR="0" wp14:anchorId="67A156C6" wp14:editId="338ADA79">
             <wp:extent cx="5400000" cy="2342951"/>
             <wp:effectExtent l="0" t="0" r="0" b="0"/>
             <wp:docPr id="2" name="Picture 2"/>
@@ -14169,7 +14169,7 @@
       <w:pPr>
         <w:pStyle w:val="BTL-Hinh"/>
       </w:pPr>
-      <w:bookmarkStart w:id="5" w:name="_Toc241596775"/>
+      <w:bookmarkStart w:id="5" w:name="_Toc241599507"/>
       <w:r>
         <w:rPr>
           <w:rFonts w:eastAsia="Times New Roman"/>
@@ -14182,7 +14182,7 @@
       <w:pPr>
         <w:pStyle w:val="BTL-H2"/>
       </w:pPr>
-      <w:bookmarkStart w:id="6" w:name="_Toc241596701"/>
+      <w:bookmarkStart w:id="6" w:name="_Toc241599433"/>
       <w:r>
         <w:rPr>
           <w:rFonts w:ascii="Times New Roman" w:eastAsia="Times New Roman" w:hAnsi="Times New Roman"/>
@@ -14196,7 +14196,7 @@
       <w:pPr>
         <w:pStyle w:val="BTL-H3"/>
       </w:pPr>
-      <w:bookmarkStart w:id="7" w:name="_Toc241596702"/>
+      <w:bookmarkStart w:id="7" w:name="_Toc241599434"/>
       <w:r>
         <w:rPr>
           <w:rFonts w:eastAsia="Times New Roman"/>
@@ -14228,7 +14228,7 @@
       <w:pPr>
         <w:pStyle w:val="BTL-H3"/>
       </w:pPr>
-      <w:bookmarkStart w:id="8" w:name="_Toc241596703"/>
+      <w:bookmarkStart w:id="8" w:name="_Toc241599435"/>
       <w:r>
         <w:rPr>
           <w:rFonts w:eastAsia="Times New Roman"/>
@@ -14259,7 +14259,7 @@
       <w:pPr>
         <w:pStyle w:val="BTL-H3"/>
       </w:pPr>
-      <w:bookmarkStart w:id="9" w:name="_Toc241596704"/>
+      <w:bookmarkStart w:id="9" w:name="_Toc241599436"/>
       <w:r>
         <w:rPr>
           <w:rFonts w:eastAsia="Times New Roman"/>
@@ -14284,7 +14284,7 @@
       <w:pPr>
         <w:pStyle w:val="BTL-H2"/>
       </w:pPr>
-      <w:bookmarkStart w:id="10" w:name="_Toc241596705"/>
+      <w:bookmarkStart w:id="10" w:name="_Toc241599437"/>
       <w:r>
         <w:rPr>
           <w:rFonts w:ascii="Times New Roman" w:eastAsia="Times New Roman" w:hAnsi="Times New Roman"/>
@@ -14309,7 +14309,7 @@
       <w:pPr>
         <w:pStyle w:val="BTL-H3"/>
       </w:pPr>
-      <w:bookmarkStart w:id="11" w:name="_Toc241596706"/>
+      <w:bookmarkStart w:id="11" w:name="_Toc241599438"/>
       <w:r>
         <w:rPr>
           <w:rFonts w:eastAsia="Times New Roman"/>
@@ -14345,7 +14345,7 @@
       <w:pPr>
         <w:pStyle w:val="BTL-H3"/>
       </w:pPr>
-      <w:bookmarkStart w:id="12" w:name="_Toc241596707"/>
+      <w:bookmarkStart w:id="12" w:name="_Toc241599439"/>
       <w:r>
         <w:rPr>
           <w:rFonts w:eastAsia="Times New Roman"/>
@@ -14381,7 +14381,7 @@
       <w:pPr>
         <w:pStyle w:val="BTL-H3"/>
       </w:pPr>
-      <w:bookmarkStart w:id="13" w:name="_Toc241596708"/>
+      <w:bookmarkStart w:id="13" w:name="_Toc241599440"/>
       <w:r>
         <w:rPr>
           <w:rFonts w:eastAsia="Times New Roman"/>
@@ -14414,7 +14414,7 @@
         <w:pStyle w:val="BTL-Bang"/>
         <w:keepNext/>
       </w:pPr>
-      <w:bookmarkStart w:id="14" w:name="_Toc241596806"/>
+      <w:bookmarkStart w:id="14" w:name="_Toc241599538"/>
       <w:r>
         <w:rPr>
           <w:rFonts w:eastAsia="Times New Roman"/>
@@ -14957,7 +14957,7 @@
       <w:pPr>
         <w:pStyle w:val="BTL-H2"/>
       </w:pPr>
-      <w:bookmarkStart w:id="15" w:name="_Toc241596709"/>
+      <w:bookmarkStart w:id="15" w:name="_Toc241599441"/>
       <w:r>
         <w:rPr>
           <w:rFonts w:ascii="Times New Roman" w:eastAsia="Times New Roman" w:hAnsi="Times New Roman"/>
@@ -14977,7 +14977,7 @@
           <w:noProof/>
         </w:rPr>
         <w:drawing>
-          <wp:inline distT="0" distB="0" distL="0" distR="0" wp14:anchorId="60081965" wp14:editId="31C31102">
+          <wp:inline distT="0" distB="0" distL="0" distR="0" wp14:anchorId="70EC270D" wp14:editId="2EA3086C">
             <wp:extent cx="5400000" cy="2636674"/>
             <wp:effectExtent l="0" t="0" r="0" b="0"/>
             <wp:docPr id="3" name="Picture 3"/>
@@ -15017,7 +15017,7 @@
       <w:pPr>
         <w:pStyle w:val="BTL-Hinh"/>
       </w:pPr>
-      <w:bookmarkStart w:id="16" w:name="_Toc241596776"/>
+      <w:bookmarkStart w:id="16" w:name="_Toc241599508"/>
       <w:r>
         <w:rPr>
           <w:rFonts w:eastAsia="Times New Roman"/>
@@ -15086,7 +15086,7 @@
       <w:pPr>
         <w:pStyle w:val="BTL-H2"/>
       </w:pPr>
-      <w:bookmarkStart w:id="17" w:name="_Toc241596710"/>
+      <w:bookmarkStart w:id="17" w:name="_Toc241599442"/>
       <w:r>
         <w:rPr>
           <w:rFonts w:ascii="Times New Roman" w:eastAsia="Times New Roman" w:hAnsi="Times New Roman"/>
@@ -15100,7 +15100,7 @@
       <w:pPr>
         <w:pStyle w:val="BTL-H3"/>
       </w:pPr>
-      <w:bookmarkStart w:id="18" w:name="_Toc241596711"/>
+      <w:bookmarkStart w:id="18" w:name="_Toc241599443"/>
       <w:r>
         <w:rPr>
           <w:rFonts w:eastAsia="Times New Roman"/>
@@ -15132,7 +15132,7 @@
         </w:rPr>
         <w:lastRenderedPageBreak/>
         <w:drawing>
-          <wp:inline distT="0" distB="0" distL="0" distR="0" wp14:anchorId="237040FC" wp14:editId="2479D36C">
+          <wp:inline distT="0" distB="0" distL="0" distR="0" wp14:anchorId="3F86E3E3" wp14:editId="34E14E56">
             <wp:extent cx="4165050" cy="5760000"/>
             <wp:effectExtent l="0" t="0" r="0" b="0"/>
             <wp:docPr id="4" name="Picture 4"/>
@@ -15172,7 +15172,7 @@
       <w:pPr>
         <w:pStyle w:val="BTL-Hinh"/>
       </w:pPr>
-      <w:bookmarkStart w:id="19" w:name="_Toc241596777"/>
+      <w:bookmarkStart w:id="19" w:name="_Toc241599509"/>
       <w:r>
         <w:rPr>
           <w:rFonts w:eastAsia="Times New Roman"/>
@@ -15185,7 +15185,7 @@
       <w:pPr>
         <w:pStyle w:val="BTL-H3"/>
       </w:pPr>
-      <w:bookmarkStart w:id="20" w:name="_Toc241596712"/>
+      <w:bookmarkStart w:id="20" w:name="_Toc241599444"/>
       <w:r>
         <w:rPr>
           <w:rFonts w:eastAsia="Times New Roman"/>
@@ -15210,7 +15210,7 @@
       <w:pPr>
         <w:pStyle w:val="BTL-H3"/>
       </w:pPr>
-      <w:bookmarkStart w:id="21" w:name="_Toc241596713"/>
+      <w:bookmarkStart w:id="21" w:name="_Toc241599445"/>
       <w:r>
         <w:rPr>
           <w:rFonts w:eastAsia="Times New Roman"/>
@@ -15248,7 +15248,7 @@
         </w:rPr>
         <w:lastRenderedPageBreak/>
         <w:drawing>
-          <wp:inline distT="0" distB="0" distL="0" distR="0" wp14:anchorId="70B0A1D6" wp14:editId="433D7325">
+          <wp:inline distT="0" distB="0" distL="0" distR="0" wp14:anchorId="42870F09" wp14:editId="5258A549">
             <wp:extent cx="5400000" cy="1638281"/>
             <wp:effectExtent l="0" t="0" r="0" b="0"/>
             <wp:docPr id="5" name="Picture 5"/>
@@ -15288,7 +15288,7 @@
       <w:pPr>
         <w:pStyle w:val="BTL-Hinh"/>
       </w:pPr>
-      <w:bookmarkStart w:id="22" w:name="_Toc241596778"/>
+      <w:bookmarkStart w:id="22" w:name="_Toc241599510"/>
       <w:r>
         <w:rPr>
           <w:rFonts w:eastAsia="Times New Roman"/>
@@ -15301,7 +15301,7 @@
       <w:pPr>
         <w:pStyle w:val="BTL-H3"/>
       </w:pPr>
-      <w:bookmarkStart w:id="23" w:name="_Toc241596714"/>
+      <w:bookmarkStart w:id="23" w:name="_Toc241599446"/>
       <w:r>
         <w:rPr>
           <w:rFonts w:eastAsia="Times New Roman"/>
@@ -15326,7 +15326,7 @@
       <w:pPr>
         <w:pStyle w:val="BTL-H3"/>
       </w:pPr>
-      <w:bookmarkStart w:id="24" w:name="_Toc241596715"/>
+      <w:bookmarkStart w:id="24" w:name="_Toc241599447"/>
       <w:r>
         <w:rPr>
           <w:rFonts w:eastAsia="Times New Roman"/>
@@ -15368,7 +15368,7 @@
           <w:noProof/>
         </w:rPr>
         <w:drawing>
-          <wp:inline distT="0" distB="0" distL="0" distR="0" wp14:anchorId="27773B91" wp14:editId="2434FD73">
+          <wp:inline distT="0" distB="0" distL="0" distR="0" wp14:anchorId="2DC9B345" wp14:editId="2DEF1810">
             <wp:extent cx="5400000" cy="1636194"/>
             <wp:effectExtent l="0" t="0" r="0" b="0"/>
             <wp:docPr id="6" name="Picture 6"/>
@@ -15408,7 +15408,7 @@
       <w:pPr>
         <w:pStyle w:val="BTL-Hinh"/>
       </w:pPr>
-      <w:bookmarkStart w:id="25" w:name="_Toc241596779"/>
+      <w:bookmarkStart w:id="25" w:name="_Toc241599511"/>
       <w:r>
         <w:rPr>
           <w:rFonts w:eastAsia="Times New Roman"/>
@@ -15421,7 +15421,7 @@
       <w:pPr>
         <w:pStyle w:val="BTL-H3"/>
       </w:pPr>
-      <w:bookmarkStart w:id="26" w:name="_Toc241596716"/>
+      <w:bookmarkStart w:id="26" w:name="_Toc241599448"/>
       <w:r>
         <w:rPr>
           <w:rFonts w:eastAsia="Times New Roman"/>
@@ -15447,7 +15447,7 @@
         <w:pStyle w:val="BTL-Bang"/>
         <w:keepNext/>
       </w:pPr>
-      <w:bookmarkStart w:id="27" w:name="_Toc241596807"/>
+      <w:bookmarkStart w:id="27" w:name="_Toc241599539"/>
       <w:r>
         <w:rPr>
           <w:rFonts w:eastAsia="Times New Roman"/>
@@ -16233,7 +16233,7 @@
       <w:pPr>
         <w:pStyle w:val="BTL-H2"/>
       </w:pPr>
-      <w:bookmarkStart w:id="28" w:name="_Toc241596717"/>
+      <w:bookmarkStart w:id="28" w:name="_Toc241599449"/>
       <w:r>
         <w:rPr>
           <w:rFonts w:ascii="Times New Roman" w:eastAsia="Times New Roman" w:hAnsi="Times New Roman"/>
@@ -16247,7 +16247,7 @@
       <w:pPr>
         <w:pStyle w:val="BTL-H3"/>
       </w:pPr>
-      <w:bookmarkStart w:id="29" w:name="_Toc241596718"/>
+      <w:bookmarkStart w:id="29" w:name="_Toc241599450"/>
       <w:r>
         <w:rPr>
           <w:rFonts w:eastAsia="Times New Roman"/>
@@ -16283,7 +16283,7 @@
       <w:pPr>
         <w:pStyle w:val="BTL-H3"/>
       </w:pPr>
-      <w:bookmarkStart w:id="30" w:name="_Toc241596719"/>
+      <w:bookmarkStart w:id="30" w:name="_Toc241599451"/>
       <w:r>
         <w:rPr>
           <w:rFonts w:eastAsia="Times New Roman"/>
@@ -16319,7 +16319,7 @@
       <w:pPr>
         <w:pStyle w:val="BTL-H3"/>
       </w:pPr>
-      <w:bookmarkStart w:id="31" w:name="_Toc241596720"/>
+      <w:bookmarkStart w:id="31" w:name="_Toc241599452"/>
       <w:r>
         <w:rPr>
           <w:rFonts w:eastAsia="Times New Roman"/>
@@ -16344,7 +16344,7 @@
       <w:pPr>
         <w:pStyle w:val="BTL-H2"/>
       </w:pPr>
-      <w:bookmarkStart w:id="32" w:name="_Toc241596721"/>
+      <w:bookmarkStart w:id="32" w:name="_Toc241599453"/>
       <w:r>
         <w:rPr>
           <w:rFonts w:ascii="Times New Roman" w:eastAsia="Times New Roman" w:hAnsi="Times New Roman"/>
@@ -16358,7 +16358,7 @@
       <w:pPr>
         <w:pStyle w:val="BTL-H3"/>
       </w:pPr>
-      <w:bookmarkStart w:id="33" w:name="_Toc241596722"/>
+      <w:bookmarkStart w:id="33" w:name="_Toc241599454"/>
       <w:r>
         <w:rPr>
           <w:rFonts w:eastAsia="Times New Roman"/>
@@ -16395,7 +16395,7 @@
       <w:pPr>
         <w:pStyle w:val="BTL-H3"/>
       </w:pPr>
-      <w:bookmarkStart w:id="34" w:name="_Toc241596723"/>
+      <w:bookmarkStart w:id="34" w:name="_Toc241599455"/>
       <w:r>
         <w:rPr>
           <w:rFonts w:eastAsia="Times New Roman"/>
@@ -16448,7 +16448,7 @@
           <w:noProof/>
         </w:rPr>
         <w:drawing>
-          <wp:inline distT="0" distB="0" distL="0" distR="0" wp14:anchorId="1FEBDB1A" wp14:editId="3641425F">
+          <wp:inline distT="0" distB="0" distL="0" distR="0" wp14:anchorId="487AE7EB" wp14:editId="2E1FEE80">
             <wp:extent cx="5400000" cy="2683264"/>
             <wp:effectExtent l="0" t="0" r="0" b="0"/>
             <wp:docPr id="7" name="Picture 7"/>
@@ -16488,7 +16488,7 @@
       <w:pPr>
         <w:pStyle w:val="BTL-Hinh"/>
       </w:pPr>
-      <w:bookmarkStart w:id="35" w:name="_Toc241596780"/>
+      <w:bookmarkStart w:id="35" w:name="_Toc241599512"/>
       <w:r>
         <w:rPr>
           <w:rFonts w:eastAsia="Times New Roman"/>
@@ -16501,7 +16501,7 @@
       <w:pPr>
         <w:pStyle w:val="BTL-H3"/>
       </w:pPr>
-      <w:bookmarkStart w:id="36" w:name="_Toc241596724"/>
+      <w:bookmarkStart w:id="36" w:name="_Toc241599456"/>
       <w:r>
         <w:rPr>
           <w:rFonts w:eastAsia="Times New Roman"/>
@@ -16537,7 +16537,7 @@
       <w:pPr>
         <w:pStyle w:val="BTL-H2"/>
       </w:pPr>
-      <w:bookmarkStart w:id="37" w:name="_Toc241596725"/>
+      <w:bookmarkStart w:id="37" w:name="_Toc241599457"/>
       <w:r>
         <w:rPr>
           <w:rFonts w:ascii="Times New Roman" w:eastAsia="Times New Roman" w:hAnsi="Times New Roman"/>
@@ -16552,7 +16552,7 @@
         <w:pStyle w:val="BTL-Bang"/>
         <w:keepNext/>
       </w:pPr>
-      <w:bookmarkStart w:id="38" w:name="_Toc241596808"/>
+      <w:bookmarkStart w:id="38" w:name="_Toc241599540"/>
       <w:r>
         <w:rPr>
           <w:rFonts w:eastAsia="Times New Roman"/>
@@ -17138,7 +17138,7 @@
       <w:pPr>
         <w:pStyle w:val="BTL-H2"/>
       </w:pPr>
-      <w:bookmarkStart w:id="39" w:name="_Toc241596726"/>
+      <w:bookmarkStart w:id="39" w:name="_Toc241599458"/>
       <w:r>
         <w:rPr>
           <w:rFonts w:ascii="Times New Roman" w:eastAsia="Times New Roman" w:hAnsi="Times New Roman"/>
@@ -17181,7 +17181,7 @@
         <w:pStyle w:val="BTL-H1"/>
         <w:pageBreakBefore/>
       </w:pPr>
-      <w:bookmarkStart w:id="40" w:name="_Toc241596727"/>
+      <w:bookmarkStart w:id="40" w:name="_Toc241599459"/>
       <w:r>
         <w:rPr>
           <w:rFonts w:eastAsia="Times New Roman"/>
@@ -17196,7 +17196,7 @@
       <w:pPr>
         <w:pStyle w:val="BTL-H2"/>
       </w:pPr>
-      <w:bookmarkStart w:id="41" w:name="_Toc241596728"/>
+      <w:bookmarkStart w:id="41" w:name="_Toc241599460"/>
       <w:r>
         <w:rPr>
           <w:rFonts w:ascii="Times New Roman" w:eastAsia="Times New Roman" w:hAnsi="Times New Roman"/>
@@ -17238,7 +17238,7 @@
       <w:pPr>
         <w:pStyle w:val="BTL-H2"/>
       </w:pPr>
-      <w:bookmarkStart w:id="42" w:name="_Toc241596729"/>
+      <w:bookmarkStart w:id="42" w:name="_Toc241599461"/>
       <w:r>
         <w:rPr>
           <w:rFonts w:ascii="Times New Roman" w:eastAsia="Times New Roman" w:hAnsi="Times New Roman"/>
@@ -17258,7 +17258,7 @@
           <w:noProof/>
         </w:rPr>
         <w:drawing>
-          <wp:inline distT="0" distB="0" distL="0" distR="0" wp14:anchorId="009C0CC2" wp14:editId="7DA22492">
+          <wp:inline distT="0" distB="0" distL="0" distR="0" wp14:anchorId="1A0D6CF5" wp14:editId="1019BF49">
             <wp:extent cx="5400000" cy="3572877"/>
             <wp:effectExtent l="0" t="0" r="0" b="0"/>
             <wp:docPr id="8" name="Picture 8"/>
@@ -17298,7 +17298,7 @@
       <w:pPr>
         <w:pStyle w:val="BTL-Hinh"/>
       </w:pPr>
-      <w:bookmarkStart w:id="43" w:name="_Toc241596781"/>
+      <w:bookmarkStart w:id="43" w:name="_Toc241599513"/>
       <w:r>
         <w:rPr>
           <w:rFonts w:eastAsia="Times New Roman"/>
@@ -17333,7 +17333,7 @@
       <w:pPr>
         <w:pStyle w:val="BTL-H3"/>
       </w:pPr>
-      <w:bookmarkStart w:id="44" w:name="_Toc241596730"/>
+      <w:bookmarkStart w:id="44" w:name="_Toc241599462"/>
       <w:r>
         <w:rPr>
           <w:rFonts w:eastAsia="Times New Roman"/>
@@ -17415,7 +17415,7 @@
           <w:noProof/>
         </w:rPr>
         <w:drawing>
-          <wp:inline distT="0" distB="0" distL="0" distR="0" wp14:anchorId="5061FAC9" wp14:editId="59DEDF3D">
+          <wp:inline distT="0" distB="0" distL="0" distR="0" wp14:anchorId="46CC038C" wp14:editId="1BB0FC43">
             <wp:extent cx="5400000" cy="4059467"/>
             <wp:effectExtent l="0" t="0" r="0" b="0"/>
             <wp:docPr id="9" name="Picture 9"/>
@@ -17455,7 +17455,7 @@
       <w:pPr>
         <w:pStyle w:val="BTL-Hinh"/>
       </w:pPr>
-      <w:bookmarkStart w:id="45" w:name="_Toc241596782"/>
+      <w:bookmarkStart w:id="45" w:name="_Toc241599514"/>
       <w:r>
         <w:rPr>
           <w:rFonts w:eastAsia="Times New Roman"/>
@@ -17474,7 +17474,7 @@
           <w:noProof/>
         </w:rPr>
         <w:drawing>
-          <wp:inline distT="0" distB="0" distL="0" distR="0" wp14:anchorId="5627086B" wp14:editId="327AC1DF">
+          <wp:inline distT="0" distB="0" distL="0" distR="0" wp14:anchorId="6FCA471E" wp14:editId="3E172D41">
             <wp:extent cx="5400000" cy="1537386"/>
             <wp:effectExtent l="0" t="0" r="0" b="0"/>
             <wp:docPr id="10" name="Picture 10"/>
@@ -17514,7 +17514,7 @@
       <w:pPr>
         <w:pStyle w:val="BTL-Hinh"/>
       </w:pPr>
-      <w:bookmarkStart w:id="46" w:name="_Toc241596783"/>
+      <w:bookmarkStart w:id="46" w:name="_Toc241599515"/>
       <w:r>
         <w:rPr>
           <w:rFonts w:eastAsia="Times New Roman"/>
@@ -17527,7 +17527,7 @@
       <w:pPr>
         <w:pStyle w:val="BTL-H3"/>
       </w:pPr>
-      <w:bookmarkStart w:id="47" w:name="_Toc241596731"/>
+      <w:bookmarkStart w:id="47" w:name="_Toc241599463"/>
       <w:r>
         <w:rPr>
           <w:rFonts w:eastAsia="Times New Roman"/>
@@ -17542,7 +17542,7 @@
         <w:pStyle w:val="BTL-Bang"/>
         <w:keepNext/>
       </w:pPr>
-      <w:bookmarkStart w:id="48" w:name="_Toc241596809"/>
+      <w:bookmarkStart w:id="48" w:name="_Toc241599541"/>
       <w:r>
         <w:rPr>
           <w:rFonts w:eastAsia="Times New Roman"/>
@@ -17560,11 +17560,11 @@
         <w:tblLook w:val="04A0" w:firstRow="1" w:lastRow="0" w:firstColumn="1" w:lastColumn="0" w:noHBand="0" w:noVBand="1"/>
       </w:tblPr>
       <w:tblGrid>
+        <w:gridCol w:w="1890"/>
         <w:gridCol w:w="1891"/>
-        <w:gridCol w:w="1892"/>
         <w:gridCol w:w="1893"/>
         <w:gridCol w:w="1891"/>
-        <w:gridCol w:w="1891"/>
+        <w:gridCol w:w="1893"/>
       </w:tblGrid>
       <w:tr>
         <w:trPr>
@@ -17747,7 +17747,7 @@
                 <w:rFonts w:eastAsia="Times New Roman"/>
                 <w:sz w:val="22"/>
               </w:rPr>
-              <w:t>8080, 8443</w:t>
+              <w:t>127.0.0.1:8080 và 127.0.0.1:8443</w:t>
             </w:r>
           </w:p>
         </w:tc>
@@ -18314,7 +18314,109 @@
         <w:rPr>
           <w:rFonts w:eastAsia="Times New Roman"/>
         </w:rPr>
-        <w:t xml:space="preserve"> có cổng công bố ra máy chủ. Máy khách trong mạng nội bộ gọi tới 192.168.240.10, còn khi cần xem bằng trình duyệt thì gọi qua cổng 8443 của máy chủ.</w:t>
+        <w:t xml:space="preserve"> có cổng công bố ra máy chủ, và hai cổng đó chỉ mở trên </w:t>
+      </w:r>
+      <w:r>
+        <w:rPr>
+          <w:rFonts w:ascii="Consolas" w:eastAsia="Consolas" w:hAnsi="Consolas"/>
+          <w:sz w:val="23"/>
+        </w:rPr>
+        <w:t>127.﻿0.﻿0.﻿1</w:t>
+      </w:r>
+      <w:r>
+        <w:rPr>
+          <w:rFonts w:eastAsia="Times New Roman"/>
+        </w:rPr>
+        <w:t xml:space="preserve"> chứ không phải </w:t>
+      </w:r>
+      <w:r>
+        <w:rPr>
+          <w:rFonts w:ascii="Consolas" w:eastAsia="Consolas" w:hAnsi="Consolas"/>
+          <w:sz w:val="23"/>
+        </w:rPr>
+        <w:t>0.﻿0.﻿0.﻿0</w:t>
+      </w:r>
+      <w:r>
+        <w:rPr>
+          <w:rFonts w:eastAsia="Times New Roman"/>
+        </w:rPr>
+        <w:t xml:space="preserve">: chứng chỉ tự ký cùng mật khẩu dev của lab không nên nghe lời gọi từ bất kỳ máy nào trong cùng mạng. Máy khách trong mạng nội bộ gọi tới 192.168.240.10, còn khi cần xem bằng trình duyệt thì gọi qua </w:t>
+      </w:r>
+      <w:r>
+        <w:rPr>
+          <w:rFonts w:ascii="Consolas" w:eastAsia="Consolas" w:hAnsi="Consolas"/>
+          <w:sz w:val="23"/>
+        </w:rPr>
+        <w:t>https:/﻿/﻿localhost:8443</w:t>
+      </w:r>
+      <w:r>
+        <w:rPr>
+          <w:rFonts w:eastAsia="Times New Roman"/>
+        </w:rPr>
+        <w:t>.</w:t>
+      </w:r>
+    </w:p>
+    <w:p>
+      <w:pPr>
+        <w:pStyle w:val="BTL-Text"/>
+      </w:pPr>
+      <w:r>
+        <w:rPr>
+          <w:rFonts w:eastAsia="Times New Roman"/>
+        </w:rPr>
+        <w:t xml:space="preserve">Thứ tự khởi động được xếp bằng </w:t>
+      </w:r>
+      <w:r>
+        <w:rPr>
+          <w:rFonts w:ascii="Consolas" w:eastAsia="Consolas" w:hAnsi="Consolas"/>
+          <w:sz w:val="23"/>
+        </w:rPr>
+        <w:t>depends_﻿on</w:t>
+      </w:r>
+      <w:r>
+        <w:rPr>
+          <w:rFonts w:eastAsia="Times New Roman"/>
+        </w:rPr>
+        <w:t xml:space="preserve"> kèm </w:t>
+      </w:r>
+      <w:r>
+        <w:rPr>
+          <w:rFonts w:ascii="Consolas" w:eastAsia="Consolas" w:hAnsi="Consolas"/>
+          <w:sz w:val="23"/>
+        </w:rPr>
+        <w:t>condition: service_﻿healthy</w:t>
+      </w:r>
+      <w:r>
+        <w:rPr>
+          <w:rFonts w:eastAsia="Times New Roman"/>
+        </w:rPr>
+        <w:t xml:space="preserve">. Mỗi node có một healthcheck gọi </w:t>
+      </w:r>
+      <w:r>
+        <w:rPr>
+          <w:rFonts w:ascii="Consolas" w:eastAsia="Consolas" w:hAnsi="Consolas"/>
+          <w:sz w:val="23"/>
+        </w:rPr>
+        <w:t>/﻿healthz</w:t>
+      </w:r>
+      <w:r>
+        <w:rPr>
+          <w:rFonts w:eastAsia="Times New Roman"/>
+        </w:rPr>
+        <w:t xml:space="preserve"> trên chính nó, và </w:t>
+      </w:r>
+      <w:r>
+        <w:rPr>
+          <w:rFonts w:ascii="Consolas" w:eastAsia="Consolas" w:hAnsi="Consolas"/>
+          <w:sz w:val="23"/>
+        </w:rPr>
+        <w:t>lb01</w:t>
+      </w:r>
+      <w:r>
+        <w:rPr>
+          <w:rFonts w:eastAsia="Times New Roman"/>
+        </w:rPr>
+        <w:t xml:space="preserve"> chỉ được dựng lên sau khi cả ba node đều healthy; tới lượt mình, mỗi node chờ Redis và MariaDB. Không có ràng buộc này thì bộ cân bằng tải kịp khởi động sớm hơn node, và loạt request đầu tiên của một phép đo nhận 502 không liên quan gì đến nội dung đang đo.</w:t>
       </w:r>
     </w:p>
     <w:p>
@@ -18327,7 +18429,7 @@
           <w:noProof/>
         </w:rPr>
         <w:drawing>
-          <wp:inline distT="0" distB="0" distL="0" distR="0" wp14:anchorId="2A6C490D" wp14:editId="173B44AD">
+          <wp:inline distT="0" distB="0" distL="0" distR="0" wp14:anchorId="1A2FEB0F" wp14:editId="3B596D20">
             <wp:extent cx="5400000" cy="1274772"/>
             <wp:effectExtent l="0" t="0" r="0" b="0"/>
             <wp:docPr id="11" name="Picture 11"/>
@@ -18367,7 +18469,7 @@
       <w:pPr>
         <w:pStyle w:val="BTL-Hinh"/>
       </w:pPr>
-      <w:bookmarkStart w:id="49" w:name="_Toc241596784"/>
+      <w:bookmarkStart w:id="49" w:name="_Toc241599516"/>
       <w:r>
         <w:rPr>
           <w:rFonts w:eastAsia="Times New Roman"/>
@@ -18380,7 +18482,7 @@
       <w:pPr>
         <w:pStyle w:val="BTL-H3"/>
       </w:pPr>
-      <w:bookmarkStart w:id="50" w:name="_Toc241596732"/>
+      <w:bookmarkStart w:id="50" w:name="_Toc241599464"/>
       <w:r>
         <w:rPr>
           <w:rFonts w:eastAsia="Times New Roman"/>
@@ -18418,7 +18520,7 @@
       <w:pPr>
         <w:pStyle w:val="BTL-H2"/>
       </w:pPr>
-      <w:bookmarkStart w:id="51" w:name="_Toc241596733"/>
+      <w:bookmarkStart w:id="51" w:name="_Toc241599465"/>
       <w:r>
         <w:rPr>
           <w:rFonts w:ascii="Times New Roman" w:eastAsia="Times New Roman" w:hAnsi="Times New Roman"/>
@@ -18436,6 +18538,7 @@
         <w:rPr>
           <w:rFonts w:eastAsia="Times New Roman"/>
         </w:rPr>
+        <w:lastRenderedPageBreak/>
         <w:t>Cây thư mục của đề tài như sau.</w:t>
       </w:r>
     </w:p>
@@ -18444,7 +18547,7 @@
         <w:pStyle w:val="BTL-Bang"/>
         <w:keepNext/>
       </w:pPr>
-      <w:bookmarkStart w:id="52" w:name="_Toc241596810"/>
+      <w:bookmarkStart w:id="52" w:name="_Toc241599542"/>
       <w:r>
         <w:rPr>
           <w:rFonts w:eastAsia="Times New Roman"/>
@@ -18601,7 +18704,6 @@
                 <w:rFonts w:eastAsia="Times New Roman"/>
                 <w:sz w:val="22"/>
               </w:rPr>
-              <w:lastRenderedPageBreak/>
               <w:t>nginx/lb/templates/default.conf.template</w:t>
             </w:r>
           </w:p>
@@ -18902,7 +19004,7 @@
       <w:pPr>
         <w:pStyle w:val="BTL-H2"/>
       </w:pPr>
-      <w:bookmarkStart w:id="53" w:name="_Toc241596734"/>
+      <w:bookmarkStart w:id="53" w:name="_Toc241599466"/>
       <w:r>
         <w:rPr>
           <w:rFonts w:ascii="Times New Roman" w:eastAsia="Times New Roman" w:hAnsi="Times New Roman"/>
@@ -18916,7 +19018,7 @@
       <w:pPr>
         <w:pStyle w:val="BTL-H3"/>
       </w:pPr>
-      <w:bookmarkStart w:id="54" w:name="_Toc241596735"/>
+      <w:bookmarkStart w:id="54" w:name="_Toc241599467"/>
       <w:r>
         <w:rPr>
           <w:rFonts w:eastAsia="Times New Roman"/>
@@ -19030,7 +19132,7 @@
       <w:pPr>
         <w:pStyle w:val="BTL-H3"/>
       </w:pPr>
-      <w:bookmarkStart w:id="55" w:name="_Toc241596736"/>
+      <w:bookmarkStart w:id="55" w:name="_Toc241599468"/>
       <w:r>
         <w:rPr>
           <w:rFonts w:eastAsia="Times New Roman"/>
@@ -19253,6 +19355,7 @@
           <w:rFonts w:ascii="Consolas" w:eastAsia="Consolas" w:hAnsi="Consolas"/>
           <w:sz w:val="19"/>
         </w:rPr>
+        <w:lastRenderedPageBreak/>
         <w:t xml:space="preserve"> </w:t>
       </w:r>
     </w:p>
@@ -19393,14 +19496,7 @@
         <w:rPr>
           <w:rFonts w:eastAsia="Times New Roman"/>
         </w:rPr>
-        <w:t xml:space="preserve"> luôn là IP khách hàng, nhưng làm vậy thì các quy tắc chặn lại lấy đúng cái đích cần chặn làm điều </w:t>
-      </w:r>
-      <w:r>
-        <w:rPr>
-          <w:rFonts w:eastAsia="Times New Roman"/>
-        </w:rPr>
-        <w:lastRenderedPageBreak/>
-        <w:t xml:space="preserve">kiện: module realip chạy ở giai đoạn preaccess trước module access, nên khi </w:t>
+        <w:t xml:space="preserve"> luôn là IP khách hàng, nhưng làm vậy thì các quy tắc chặn lại lấy đúng cái đích cần chặn làm điều kiện: module realip chạy ở giai đoạn preaccess trước module access, nên khi </w:t>
       </w:r>
       <w:r>
         <w:rPr>
@@ -19679,7 +19775,7 @@
       <w:pPr>
         <w:pStyle w:val="BTL-H3"/>
       </w:pPr>
-      <w:bookmarkStart w:id="56" w:name="_Toc241596737"/>
+      <w:bookmarkStart w:id="56" w:name="_Toc241599469"/>
       <w:r>
         <w:rPr>
           <w:rFonts w:eastAsia="Times New Roman"/>
@@ -19810,6 +19906,7 @@
         <w:rPr>
           <w:rFonts w:eastAsia="Times New Roman"/>
         </w:rPr>
+        <w:lastRenderedPageBreak/>
         <w:t xml:space="preserve">Nhật ký đăng nhập ghi vào bảng </w:t>
       </w:r>
       <w:r>
@@ -19843,7 +19940,7 @@
       <w:pPr>
         <w:pStyle w:val="BTL-H2"/>
       </w:pPr>
-      <w:bookmarkStart w:id="57" w:name="_Toc241596738"/>
+      <w:bookmarkStart w:id="57" w:name="_Toc241599470"/>
       <w:r>
         <w:rPr>
           <w:rFonts w:ascii="Times New Roman" w:eastAsia="Times New Roman" w:hAnsi="Times New Roman"/>
@@ -19857,7 +19954,7 @@
       <w:pPr>
         <w:pStyle w:val="BTL-H3"/>
       </w:pPr>
-      <w:bookmarkStart w:id="58" w:name="_Toc241596739"/>
+      <w:bookmarkStart w:id="58" w:name="_Toc241599471"/>
       <w:r>
         <w:rPr>
           <w:rFonts w:eastAsia="Times New Roman"/>
@@ -19944,7 +20041,6 @@
           <w:rFonts w:ascii="Consolas" w:eastAsia="Consolas" w:hAnsi="Consolas"/>
           <w:sz w:val="19"/>
         </w:rPr>
-        <w:lastRenderedPageBreak/>
         <w:t xml:space="preserve">    server web02:${BACKEND_PORT} max_fails=${MAX_FAILS} fail_timeout=${FAIL_TIMEOUT};</w:t>
       </w:r>
     </w:p>
@@ -20065,7 +20161,7 @@
         <w:pStyle w:val="BTL-Bang"/>
         <w:keepNext/>
       </w:pPr>
-      <w:bookmarkStart w:id="59" w:name="_Toc241596811"/>
+      <w:bookmarkStart w:id="59" w:name="_Toc241599543"/>
       <w:r>
         <w:rPr>
           <w:rFonts w:eastAsia="Times New Roman"/>
@@ -20431,7 +20527,7 @@
       <w:pPr>
         <w:pStyle w:val="BTL-H3"/>
       </w:pPr>
-      <w:bookmarkStart w:id="60" w:name="_Toc241596740"/>
+      <w:bookmarkStart w:id="60" w:name="_Toc241599472"/>
       <w:r>
         <w:rPr>
           <w:rFonts w:eastAsia="Times New Roman"/>
@@ -20544,6 +20640,7 @@
         <w:rPr>
           <w:rFonts w:eastAsia="Times New Roman"/>
         </w:rPr>
+        <w:lastRenderedPageBreak/>
         <w:t>Vì nginx bản mã nguồn mở không có kiểm tra sức khỏe chủ động, node chỉ bị phát hiện khi có một yêu cầu thật gửi tới và thất bại. Chi phí của cơ chế thụ động này chính là các request phải chờ hết 2 giây.</w:t>
       </w:r>
     </w:p>
@@ -20551,7 +20648,7 @@
       <w:pPr>
         <w:pStyle w:val="BTL-H3"/>
       </w:pPr>
-      <w:bookmarkStart w:id="61" w:name="_Toc241596741"/>
+      <w:bookmarkStart w:id="61" w:name="_Toc241599473"/>
       <w:r>
         <w:rPr>
           <w:rFonts w:eastAsia="Times New Roman"/>
@@ -20669,7 +20766,6 @@
           <w:rFonts w:ascii="Consolas" w:eastAsia="Consolas" w:hAnsi="Consolas"/>
           <w:sz w:val="23"/>
         </w:rPr>
-        <w:lastRenderedPageBreak/>
         <w:t>$upstream_﻿status</w:t>
       </w:r>
       <w:r>
@@ -20683,7 +20779,7 @@
       <w:pPr>
         <w:pStyle w:val="BTL-H2"/>
       </w:pPr>
-      <w:bookmarkStart w:id="62" w:name="_Toc241596742"/>
+      <w:bookmarkStart w:id="62" w:name="_Toc241599474"/>
       <w:r>
         <w:rPr>
           <w:rFonts w:ascii="Times New Roman" w:eastAsia="Times New Roman" w:hAnsi="Times New Roman"/>
@@ -20790,7 +20886,7 @@
           <w:rFonts w:ascii="Consolas" w:eastAsia="Consolas" w:hAnsi="Consolas"/>
           <w:sz w:val="23"/>
         </w:rPr>
-        <w:t>-﻿-﻿maxmemory-﻿policy allkeys-﻿lru</w:t>
+        <w:t>-﻿-﻿maxmemory-﻿policy noeviction</w:t>
       </w:r>
       <w:r>
         <w:rPr>
@@ -20809,76 +20905,128 @@
         <w:rPr>
           <w:rFonts w:eastAsia="Times New Roman"/>
         </w:rPr>
-        <w:t>, tức là dữ liệu phiên chỉ nằm trong bộ nhớ và không ghi đĩa. Đây là lựa chọn đúng cho đối tượng phiên: phiên có vòng đời ngắn, mất thì đăng nhập lại, đổi lại không phải chịu độ trễ ghi đĩa.</w:t>
-      </w:r>
-    </w:p>
-    <w:p>
-      <w:pPr>
-        <w:pStyle w:val="BTL-Text"/>
-      </w:pPr>
-      <w:r>
-        <w:rPr>
-          <w:rFonts w:eastAsia="Times New Roman"/>
-        </w:rPr>
-        <w:t xml:space="preserve">Các cờ cookie đặt tại node nên mọi node gửi về cùng một chính sách: </w:t>
+        <w:t xml:space="preserve">, tức là dữ liệu phiên chỉ nằm trong bộ nhớ và không ghi đĩa. Đây là lựa chọn đúng cho đối tượng phiên: phiên có vòng đời ngắn, mất thì đăng nhập lại, đổi lại không phải chịu độ trễ ghi đĩa. Chính sách </w:t>
       </w:r>
       <w:r>
         <w:rPr>
           <w:rFonts w:ascii="Consolas" w:eastAsia="Consolas" w:hAnsi="Consolas"/>
           <w:sz w:val="23"/>
         </w:rPr>
-        <w:t>session.﻿cookie_﻿httponly</w:t>
-      </w:r>
-      <w:r>
-        <w:rPr>
-          <w:rFonts w:eastAsia="Times New Roman"/>
-        </w:rPr>
-        <w:t xml:space="preserve">, </w:t>
+        <w:t>noeviction</w:t>
+      </w:r>
+      <w:r>
+        <w:rPr>
+          <w:rFonts w:eastAsia="Times New Roman"/>
+        </w:rPr>
+        <w:t xml:space="preserve"> thay vì </w:t>
       </w:r>
       <w:r>
         <w:rPr>
           <w:rFonts w:ascii="Consolas" w:eastAsia="Consolas" w:hAnsi="Consolas"/>
           <w:sz w:val="23"/>
         </w:rPr>
-        <w:t>session.﻿cookie_﻿secure</w:t>
-      </w:r>
-      <w:r>
-        <w:rPr>
-          <w:rFonts w:eastAsia="Times New Roman"/>
-        </w:rPr>
-        <w:t xml:space="preserve">, </w:t>
+        <w:t>allkeys-﻿lru</w:t>
+      </w:r>
+      <w:r>
+        <w:rPr>
+          <w:rFonts w:eastAsia="Times New Roman"/>
+        </w:rPr>
+        <w:t xml:space="preserve"> là có chủ đích: </w:t>
       </w:r>
       <w:r>
         <w:rPr>
           <w:rFonts w:ascii="Consolas" w:eastAsia="Consolas" w:hAnsi="Consolas"/>
           <w:sz w:val="23"/>
         </w:rPr>
-        <w:t>session.﻿cookie_﻿samesite = Lax</w:t>
-      </w:r>
-      <w:r>
-        <w:rPr>
-          <w:rFonts w:eastAsia="Times New Roman"/>
-        </w:rPr>
-        <w:t xml:space="preserve">, </w:t>
+        <w:t>allkeys-﻿lru</w:t>
+      </w:r>
+      <w:r>
+        <w:rPr>
+          <w:rFonts w:eastAsia="Times New Roman"/>
+        </w:rPr>
+        <w:t xml:space="preserve"> coi mọi khóa như nhau, nên khi đầy bộ nhớ nó loại cả phiên đang hoạt động và người dùng bị đăng xuất không một dấu hiệu lỗi; </w:t>
       </w:r>
       <w:r>
         <w:rPr>
           <w:rFonts w:ascii="Consolas" w:eastAsia="Consolas" w:hAnsi="Consolas"/>
           <w:sz w:val="23"/>
         </w:rPr>
-        <w:t>session.﻿use_﻿strict_﻿mode = 1</w:t>
-      </w:r>
-      <w:r>
-        <w:rPr>
-          <w:rFonts w:eastAsia="Times New Roman"/>
-        </w:rPr>
-        <w:t xml:space="preserve"> và </w:t>
+        <w:t>noeviction</w:t>
+      </w:r>
+      <w:r>
+        <w:rPr>
+          <w:rFonts w:eastAsia="Times New Roman"/>
+        </w:rPr>
+        <w:t xml:space="preserve"> khiến thao tác ghi thất bại và để lại dấu vết có thể phát hiện được.</w:t>
+      </w:r>
+    </w:p>
+    <w:p>
+      <w:pPr>
+        <w:pStyle w:val="BTL-Text"/>
+      </w:pPr>
+      <w:r>
+        <w:rPr>
+          <w:rFonts w:eastAsia="Times New Roman"/>
+        </w:rPr>
+        <w:t xml:space="preserve">Các cờ cookie đặt tại node nên mọi node gửi về cùng một chính sách: </w:t>
       </w:r>
       <w:r>
         <w:rPr>
           <w:rFonts w:ascii="Consolas" w:eastAsia="Consolas" w:hAnsi="Consolas"/>
           <w:sz w:val="23"/>
         </w:rPr>
+        <w:t>session.﻿cookie_﻿httponly</w:t>
+      </w:r>
+      <w:r>
+        <w:rPr>
+          <w:rFonts w:eastAsia="Times New Roman"/>
+        </w:rPr>
+        <w:t xml:space="preserve">, </w:t>
+      </w:r>
+      <w:r>
+        <w:rPr>
+          <w:rFonts w:ascii="Consolas" w:eastAsia="Consolas" w:hAnsi="Consolas"/>
+          <w:sz w:val="23"/>
+        </w:rPr>
+        <w:t>session.﻿cookie_﻿secure</w:t>
+      </w:r>
+      <w:r>
+        <w:rPr>
+          <w:rFonts w:eastAsia="Times New Roman"/>
+        </w:rPr>
+        <w:t xml:space="preserve">, </w:t>
+      </w:r>
+      <w:r>
+        <w:rPr>
+          <w:rFonts w:ascii="Consolas" w:eastAsia="Consolas" w:hAnsi="Consolas"/>
+          <w:sz w:val="23"/>
+        </w:rPr>
+        <w:t>session.﻿cookie_﻿samesite = Lax</w:t>
+      </w:r>
+      <w:r>
+        <w:rPr>
+          <w:rFonts w:eastAsia="Times New Roman"/>
+        </w:rPr>
+        <w:t xml:space="preserve">, </w:t>
+      </w:r>
+      <w:r>
+        <w:rPr>
+          <w:rFonts w:ascii="Consolas" w:eastAsia="Consolas" w:hAnsi="Consolas"/>
+          <w:sz w:val="23"/>
+        </w:rPr>
+        <w:t>session.﻿use_﻿strict_﻿mode = 1</w:t>
+      </w:r>
+      <w:r>
+        <w:rPr>
+          <w:rFonts w:eastAsia="Times New Roman"/>
+        </w:rPr>
+        <w:t xml:space="preserve"> và </w:t>
+      </w:r>
+      <w:r>
+        <w:rPr>
+          <w:rFonts w:ascii="Consolas" w:eastAsia="Consolas" w:hAnsi="Consolas"/>
+          <w:sz w:val="23"/>
+        </w:rPr>
         <w:t>session.﻿sid_﻿length = 32</w:t>
       </w:r>
       <w:r>
@@ -20903,7 +21051,7 @@
       <w:pPr>
         <w:pStyle w:val="BTL-H2"/>
       </w:pPr>
-      <w:bookmarkStart w:id="63" w:name="_Toc241596743"/>
+      <w:bookmarkStart w:id="63" w:name="_Toc241599475"/>
       <w:r>
         <w:rPr>
           <w:rFonts w:ascii="Times New Roman" w:eastAsia="Times New Roman" w:hAnsi="Times New Roman"/>
@@ -20917,7 +21065,7 @@
       <w:pPr>
         <w:pStyle w:val="BTL-H3"/>
       </w:pPr>
-      <w:bookmarkStart w:id="64" w:name="_Toc241596744"/>
+      <w:bookmarkStart w:id="64" w:name="_Toc241599476"/>
       <w:r>
         <w:rPr>
           <w:rFonts w:eastAsia="Times New Roman"/>
@@ -21095,6 +21243,7 @@
           <w:rFonts w:ascii="Consolas" w:eastAsia="Consolas" w:hAnsi="Consolas"/>
           <w:sz w:val="23"/>
         </w:rPr>
+        <w:lastRenderedPageBreak/>
         <w:t>server_﻿tokens off</w:t>
       </w:r>
       <w:r>
@@ -21126,9 +21275,8 @@
         <w:rPr>
           <w:noProof/>
         </w:rPr>
-        <w:lastRenderedPageBreak/>
         <w:drawing>
-          <wp:inline distT="0" distB="0" distL="0" distR="0" wp14:anchorId="57C6693A" wp14:editId="71BFC1BD">
+          <wp:inline distT="0" distB="0" distL="0" distR="0" wp14:anchorId="70BC33D2" wp14:editId="7F1CFF43">
             <wp:extent cx="5400000" cy="2062614"/>
             <wp:effectExtent l="0" t="0" r="0" b="0"/>
             <wp:docPr id="12" name="Picture 12"/>
@@ -21168,7 +21316,7 @@
       <w:pPr>
         <w:pStyle w:val="BTL-Hinh"/>
       </w:pPr>
-      <w:bookmarkStart w:id="65" w:name="_Toc241596785"/>
+      <w:bookmarkStart w:id="65" w:name="_Toc241599517"/>
       <w:r>
         <w:rPr>
           <w:rFonts w:eastAsia="Times New Roman"/>
@@ -21181,7 +21329,7 @@
       <w:pPr>
         <w:pStyle w:val="BTL-H3"/>
       </w:pPr>
-      <w:bookmarkStart w:id="66" w:name="_Toc241596745"/>
+      <w:bookmarkStart w:id="66" w:name="_Toc241599477"/>
       <w:r>
         <w:rPr>
           <w:rFonts w:eastAsia="Times New Roman"/>
@@ -21476,7 +21624,7 @@
       <w:pPr>
         <w:pStyle w:val="BTL-H3"/>
       </w:pPr>
-      <w:bookmarkStart w:id="67" w:name="_Toc241596746"/>
+      <w:bookmarkStart w:id="67" w:name="_Toc241599478"/>
       <w:r>
         <w:rPr>
           <w:rFonts w:eastAsia="Times New Roman"/>
@@ -21520,7 +21668,14 @@
         <w:rPr>
           <w:rFonts w:eastAsia="Times New Roman"/>
         </w:rPr>
-        <w:t xml:space="preserve"> khiến node chỉ trả lời bộ cân bằng tải, kể cả khi người gọi đã nằm trong mạng backend. Không có lớp thứ hai thì chỉ cần một container khác trong cùng mạng là đọc được dữ liệu của node mà không đi qua bất kỳ kiểm soát nào ở tầng bảy.</w:t>
+        <w:t xml:space="preserve"> khiến node chỉ trả lời bộ cân bằng tải, kể cả khi người gọi đã nằm trong mạng backend. Không có lớp thứ hai </w:t>
+      </w:r>
+      <w:r>
+        <w:rPr>
+          <w:rFonts w:eastAsia="Times New Roman"/>
+        </w:rPr>
+        <w:lastRenderedPageBreak/>
+        <w:t>thì chỉ cần một container khác trong cùng mạng là đọc được dữ liệu của node mà không đi qua bất kỳ kiểm soát nào ở tầng bảy.</w:t>
       </w:r>
     </w:p>
     <w:p>
@@ -21531,7 +21686,6 @@
         <w:rPr>
           <w:rFonts w:eastAsia="Times New Roman"/>
         </w:rPr>
-        <w:lastRenderedPageBreak/>
         <w:t>Lớp thứ hai là quy tắc ở tầng ứng dụng, không phải quy tắc tường lửa ở tầng mạng: nó chặn sau khi kết nối TCP đã thiết lập nên vẫn để lộ việc cổng đang mở. Khi backend trải trên nhiều máy vật lý, cần thêm quy tắc tường lửa theo địa chỉ nguồn và mã hoá cả đoạn từ bộ cân bằng tải về node.</w:t>
       </w:r>
     </w:p>
@@ -21545,7 +21699,7 @@
           <w:noProof/>
         </w:rPr>
         <w:drawing>
-          <wp:inline distT="0" distB="0" distL="0" distR="0" wp14:anchorId="64787089" wp14:editId="7B8221CA">
+          <wp:inline distT="0" distB="0" distL="0" distR="0" wp14:anchorId="1679B6D6" wp14:editId="5667EF35">
             <wp:extent cx="5400000" cy="924620"/>
             <wp:effectExtent l="0" t="0" r="0" b="0"/>
             <wp:docPr id="13" name="Picture 13"/>
@@ -21585,7 +21739,7 @@
       <w:pPr>
         <w:pStyle w:val="BTL-Hinh"/>
       </w:pPr>
-      <w:bookmarkStart w:id="68" w:name="_Toc241596786"/>
+      <w:bookmarkStart w:id="68" w:name="_Toc241599518"/>
       <w:r>
         <w:rPr>
           <w:rFonts w:eastAsia="Times New Roman"/>
@@ -21604,7 +21758,7 @@
           <w:noProof/>
         </w:rPr>
         <w:drawing>
-          <wp:inline distT="0" distB="0" distL="0" distR="0" wp14:anchorId="4A574369" wp14:editId="10C1E4E5">
+          <wp:inline distT="0" distB="0" distL="0" distR="0" wp14:anchorId="6C509852" wp14:editId="6AF07A59">
             <wp:extent cx="5400000" cy="749544"/>
             <wp:effectExtent l="0" t="0" r="0" b="0"/>
             <wp:docPr id="14" name="Picture 14"/>
@@ -21644,7 +21798,7 @@
       <w:pPr>
         <w:pStyle w:val="BTL-Hinh"/>
       </w:pPr>
-      <w:bookmarkStart w:id="69" w:name="_Toc241596787"/>
+      <w:bookmarkStart w:id="69" w:name="_Toc241599519"/>
       <w:r>
         <w:rPr>
           <w:rFonts w:eastAsia="Times New Roman"/>
@@ -21663,7 +21817,7 @@
           <w:noProof/>
         </w:rPr>
         <w:drawing>
-          <wp:inline distT="0" distB="0" distL="0" distR="0" wp14:anchorId="7976DF2F" wp14:editId="605CFE8A">
+          <wp:inline distT="0" distB="0" distL="0" distR="0" wp14:anchorId="26928C37" wp14:editId="5F19D266">
             <wp:extent cx="5400000" cy="924620"/>
             <wp:effectExtent l="0" t="0" r="0" b="0"/>
             <wp:docPr id="15" name="Picture 15"/>
@@ -21703,7 +21857,7 @@
       <w:pPr>
         <w:pStyle w:val="BTL-Hinh"/>
       </w:pPr>
-      <w:bookmarkStart w:id="70" w:name="_Toc241596788"/>
+      <w:bookmarkStart w:id="70" w:name="_Toc241599520"/>
       <w:r>
         <w:rPr>
           <w:rFonts w:eastAsia="Times New Roman"/>
@@ -21716,7 +21870,7 @@
       <w:pPr>
         <w:pStyle w:val="BTL-H3"/>
       </w:pPr>
-      <w:bookmarkStart w:id="71" w:name="_Toc241596747"/>
+      <w:bookmarkStart w:id="71" w:name="_Toc241599479"/>
       <w:r>
         <w:rPr>
           <w:rFonts w:eastAsia="Times New Roman"/>
@@ -21933,7 +22087,7 @@
       <w:pPr>
         <w:pStyle w:val="BTL-H3"/>
       </w:pPr>
-      <w:bookmarkStart w:id="72" w:name="_Toc241596748"/>
+      <w:bookmarkStart w:id="72" w:name="_Toc241599480"/>
       <w:r>
         <w:rPr>
           <w:rFonts w:eastAsia="Times New Roman"/>
@@ -21951,21 +22105,15 @@
         <w:rPr>
           <w:rFonts w:eastAsia="Times New Roman"/>
         </w:rPr>
-        <w:t xml:space="preserve">Gom TLS về một chỗ làm chứng chỉ chỉ phải quản lý một nơi, giảm chi phí giải mã ở node và cho phép bộ cân bằng tải đọc nội dung HTTP để định tuyến. Đổi lại, đoạn trong </w:t>
-      </w:r>
-      <w:r>
-        <w:rPr>
-          <w:rFonts w:eastAsia="Times New Roman"/>
-        </w:rPr>
         <w:lastRenderedPageBreak/>
-        <w:t>mạng backend là HTTP thuần, cookie vẫn mang định danh phiên thật nhưng đi không mã hóa trên đoạn đó. Với đề tài này, đoạn trong mạng backend không thể bị nghe từ ngoài vì mạng là internal và không định tuyến, nên đánh đổi chấp nhận được. Khi backend đặt ở máy vật lý khác, phải mã hóa cả hai đầu.</w:t>
+        <w:t>Gom TLS về một chỗ làm chứng chỉ chỉ phải quản lý một nơi, giảm chi phí giải mã ở node và cho phép bộ cân bằng tải đọc nội dung HTTP để định tuyến. Đổi lại, đoạn trong mạng backend là HTTP thuần, cookie vẫn mang định danh phiên thật nhưng đi không mã hóa trên đoạn đó. Với đề tài này, đoạn trong mạng backend không thể bị nghe từ ngoài vì mạng là internal và không định tuyến, nên đánh đổi chấp nhận được. Khi backend đặt ở máy vật lý khác, phải mã hóa cả hai đầu.</w:t>
       </w:r>
     </w:p>
     <w:p>
       <w:pPr>
         <w:pStyle w:val="BTL-H2"/>
       </w:pPr>
-      <w:bookmarkStart w:id="73" w:name="_Toc241596749"/>
+      <w:bookmarkStart w:id="73" w:name="_Toc241599481"/>
       <w:r>
         <w:rPr>
           <w:rFonts w:ascii="Times New Roman" w:eastAsia="Times New Roman" w:hAnsi="Times New Roman"/>
@@ -22040,7 +22188,7 @@
       <w:pPr>
         <w:pStyle w:val="BTL-H2"/>
       </w:pPr>
-      <w:bookmarkStart w:id="74" w:name="_Toc241596750"/>
+      <w:bookmarkStart w:id="74" w:name="_Toc241599482"/>
       <w:r>
         <w:rPr>
           <w:rFonts w:ascii="Times New Roman" w:eastAsia="Times New Roman" w:hAnsi="Times New Roman"/>
@@ -22066,7 +22214,7 @@
         <w:pStyle w:val="BTL-H1"/>
         <w:pageBreakBefore/>
       </w:pPr>
-      <w:bookmarkStart w:id="75" w:name="_Toc241596751"/>
+      <w:bookmarkStart w:id="75" w:name="_Toc241599483"/>
       <w:r>
         <w:rPr>
           <w:rFonts w:eastAsia="Times New Roman"/>
@@ -22081,7 +22229,7 @@
       <w:pPr>
         <w:pStyle w:val="BTL-H2"/>
       </w:pPr>
-      <w:bookmarkStart w:id="76" w:name="_Toc241596752"/>
+      <w:bookmarkStart w:id="76" w:name="_Toc241599484"/>
       <w:r>
         <w:rPr>
           <w:rFonts w:ascii="Times New Roman" w:eastAsia="Times New Roman" w:hAnsi="Times New Roman"/>
@@ -22095,7 +22243,7 @@
       <w:pPr>
         <w:pStyle w:val="BTL-H3"/>
       </w:pPr>
-      <w:bookmarkStart w:id="77" w:name="_Toc241596753"/>
+      <w:bookmarkStart w:id="77" w:name="_Toc241599485"/>
       <w:r>
         <w:rPr>
           <w:rFonts w:eastAsia="Times New Roman"/>
@@ -22110,7 +22258,7 @@
         <w:pStyle w:val="BTL-Bang"/>
         <w:keepNext/>
       </w:pPr>
-      <w:bookmarkStart w:id="78" w:name="_Toc241596812"/>
+      <w:bookmarkStart w:id="78" w:name="_Toc241599544"/>
       <w:r>
         <w:rPr>
           <w:rFonts w:eastAsia="Times New Roman"/>
@@ -22567,7 +22715,7 @@
       <w:pPr>
         <w:pStyle w:val="BTL-H3"/>
       </w:pPr>
-      <w:bookmarkStart w:id="79" w:name="_Toc241596754"/>
+      <w:bookmarkStart w:id="79" w:name="_Toc241599486"/>
       <w:r>
         <w:rPr>
           <w:rFonts w:eastAsia="Times New Roman"/>
@@ -22649,7 +22797,7 @@
         </w:rPr>
         <w:lastRenderedPageBreak/>
         <w:drawing>
-          <wp:inline distT="0" distB="0" distL="0" distR="0" wp14:anchorId="6A9DE6B2" wp14:editId="46A83074">
+          <wp:inline distT="0" distB="0" distL="0" distR="0" wp14:anchorId="7CA98AA3" wp14:editId="0F388B86">
             <wp:extent cx="5400000" cy="2853347"/>
             <wp:effectExtent l="0" t="0" r="0" b="0"/>
             <wp:docPr id="16" name="Picture 16"/>
@@ -22689,7 +22837,7 @@
       <w:pPr>
         <w:pStyle w:val="BTL-Hinh"/>
       </w:pPr>
-      <w:bookmarkStart w:id="80" w:name="_Toc241596789"/>
+      <w:bookmarkStart w:id="80" w:name="_Toc241599521"/>
       <w:r>
         <w:rPr>
           <w:rFonts w:eastAsia="Times New Roman"/>
@@ -22702,7 +22850,7 @@
       <w:pPr>
         <w:pStyle w:val="BTL-H3"/>
       </w:pPr>
-      <w:bookmarkStart w:id="81" w:name="_Toc241596755"/>
+      <w:bookmarkStart w:id="81" w:name="_Toc241599487"/>
       <w:r>
         <w:rPr>
           <w:rFonts w:eastAsia="Times New Roman"/>
@@ -22744,7 +22892,7 @@
         <w:pStyle w:val="BTL-Bang"/>
         <w:keepNext/>
       </w:pPr>
-      <w:bookmarkStart w:id="82" w:name="_Toc241596813"/>
+      <w:bookmarkStart w:id="82" w:name="_Toc241599545"/>
       <w:r>
         <w:rPr>
           <w:rFonts w:eastAsia="Times New Roman"/>
@@ -23239,7 +23387,7 @@
         <w:pStyle w:val="BTL-Bang"/>
         <w:keepNext/>
       </w:pPr>
-      <w:bookmarkStart w:id="83" w:name="_Toc241596814"/>
+      <w:bookmarkStart w:id="83" w:name="_Toc241599546"/>
       <w:r>
         <w:rPr>
           <w:rFonts w:eastAsia="Times New Roman"/>
@@ -23672,7 +23820,7 @@
       <w:pPr>
         <w:pStyle w:val="BTL-H2"/>
       </w:pPr>
-      <w:bookmarkStart w:id="84" w:name="_Toc241596756"/>
+      <w:bookmarkStart w:id="84" w:name="_Toc241599488"/>
       <w:r>
         <w:rPr>
           <w:rFonts w:ascii="Times New Roman" w:eastAsia="Times New Roman" w:hAnsi="Times New Roman"/>
@@ -23686,7 +23834,7 @@
       <w:pPr>
         <w:pStyle w:val="BTL-H3"/>
       </w:pPr>
-      <w:bookmarkStart w:id="85" w:name="_Toc241596757"/>
+      <w:bookmarkStart w:id="85" w:name="_Toc241599489"/>
       <w:r>
         <w:rPr>
           <w:rFonts w:eastAsia="Times New Roman"/>
@@ -23738,7 +23886,7 @@
         <w:pStyle w:val="BTL-Bang"/>
         <w:keepNext/>
       </w:pPr>
-      <w:bookmarkStart w:id="86" w:name="_Toc241596815"/>
+      <w:bookmarkStart w:id="86" w:name="_Toc241599547"/>
       <w:r>
         <w:rPr>
           <w:rFonts w:eastAsia="Times New Roman"/>
@@ -24236,7 +24384,7 @@
           <w:noProof/>
         </w:rPr>
         <w:drawing>
-          <wp:inline distT="0" distB="0" distL="0" distR="0" wp14:anchorId="3D579A4C" wp14:editId="64C72C60">
+          <wp:inline distT="0" distB="0" distL="0" distR="0" wp14:anchorId="074D5459" wp14:editId="3CA98471">
             <wp:extent cx="5400000" cy="1449848"/>
             <wp:effectExtent l="0" t="0" r="0" b="0"/>
             <wp:docPr id="17" name="Picture 17"/>
@@ -24276,7 +24424,7 @@
       <w:pPr>
         <w:pStyle w:val="BTL-Hinh"/>
       </w:pPr>
-      <w:bookmarkStart w:id="87" w:name="_Toc241596790"/>
+      <w:bookmarkStart w:id="87" w:name="_Toc241599522"/>
       <w:r>
         <w:rPr>
           <w:rFonts w:eastAsia="Times New Roman"/>
@@ -24296,7 +24444,7 @@
         </w:rPr>
         <w:lastRenderedPageBreak/>
         <w:drawing>
-          <wp:inline distT="0" distB="0" distL="0" distR="0" wp14:anchorId="47FE45C0" wp14:editId="00C6BFA7">
+          <wp:inline distT="0" distB="0" distL="0" distR="0" wp14:anchorId="4E4AC009" wp14:editId="24B60312">
             <wp:extent cx="5400000" cy="1451318"/>
             <wp:effectExtent l="0" t="0" r="0" b="0"/>
             <wp:docPr id="18" name="Picture 18"/>
@@ -24336,7 +24484,7 @@
       <w:pPr>
         <w:pStyle w:val="BTL-Hinh"/>
       </w:pPr>
-      <w:bookmarkStart w:id="88" w:name="_Toc241596791"/>
+      <w:bookmarkStart w:id="88" w:name="_Toc241599523"/>
       <w:r>
         <w:rPr>
           <w:rFonts w:eastAsia="Times New Roman"/>
@@ -24355,7 +24503,7 @@
           <w:noProof/>
         </w:rPr>
         <w:drawing>
-          <wp:inline distT="0" distB="0" distL="0" distR="0" wp14:anchorId="63B32888" wp14:editId="6B26D274">
+          <wp:inline distT="0" distB="0" distL="0" distR="0" wp14:anchorId="75A08F4B" wp14:editId="2BA63492">
             <wp:extent cx="5400000" cy="1274772"/>
             <wp:effectExtent l="0" t="0" r="0" b="0"/>
             <wp:docPr id="19" name="Picture 19"/>
@@ -24395,7 +24543,7 @@
       <w:pPr>
         <w:pStyle w:val="BTL-Hinh"/>
       </w:pPr>
-      <w:bookmarkStart w:id="89" w:name="_Toc241596792"/>
+      <w:bookmarkStart w:id="89" w:name="_Toc241599524"/>
       <w:r>
         <w:rPr>
           <w:rFonts w:eastAsia="Times New Roman"/>
@@ -24408,7 +24556,7 @@
       <w:pPr>
         <w:pStyle w:val="BTL-H3"/>
       </w:pPr>
-      <w:bookmarkStart w:id="90" w:name="_Toc241596758"/>
+      <w:bookmarkStart w:id="90" w:name="_Toc241599490"/>
       <w:r>
         <w:rPr>
           <w:rFonts w:eastAsia="Times New Roman"/>
@@ -24447,7 +24595,7 @@
         <w:pStyle w:val="BTL-Bang"/>
         <w:keepNext/>
       </w:pPr>
-      <w:bookmarkStart w:id="91" w:name="_Toc241596816"/>
+      <w:bookmarkStart w:id="91" w:name="_Toc241599548"/>
       <w:r>
         <w:rPr>
           <w:rFonts w:eastAsia="Times New Roman"/>
@@ -24929,7 +25077,7 @@
         </w:rPr>
         <w:lastRenderedPageBreak/>
         <w:drawing>
-          <wp:inline distT="0" distB="0" distL="0" distR="0" wp14:anchorId="4B64AAC5" wp14:editId="6FF82081">
+          <wp:inline distT="0" distB="0" distL="0" distR="0" wp14:anchorId="223B967D" wp14:editId="6308FDE5">
             <wp:extent cx="5400000" cy="1912500"/>
             <wp:effectExtent l="0" t="0" r="0" b="0"/>
             <wp:docPr id="20" name="Picture 20"/>
@@ -24969,7 +25117,7 @@
       <w:pPr>
         <w:pStyle w:val="BTL-Hinh"/>
       </w:pPr>
-      <w:bookmarkStart w:id="92" w:name="_Toc241596793"/>
+      <w:bookmarkStart w:id="92" w:name="_Toc241599525"/>
       <w:r>
         <w:rPr>
           <w:rFonts w:eastAsia="Times New Roman"/>
@@ -24988,7 +25136,7 @@
           <w:noProof/>
         </w:rPr>
         <w:drawing>
-          <wp:inline distT="0" distB="0" distL="0" distR="0" wp14:anchorId="1D03E602" wp14:editId="399B98FE">
+          <wp:inline distT="0" distB="0" distL="0" distR="0" wp14:anchorId="6B0114C7" wp14:editId="23870749">
             <wp:extent cx="5400000" cy="1187234"/>
             <wp:effectExtent l="0" t="0" r="0" b="0"/>
             <wp:docPr id="21" name="Picture 21"/>
@@ -25028,7 +25176,7 @@
       <w:pPr>
         <w:pStyle w:val="BTL-Hinh"/>
       </w:pPr>
-      <w:bookmarkStart w:id="93" w:name="_Toc241596794"/>
+      <w:bookmarkStart w:id="93" w:name="_Toc241599526"/>
       <w:r>
         <w:rPr>
           <w:rFonts w:eastAsia="Times New Roman"/>
@@ -25041,7 +25189,7 @@
       <w:pPr>
         <w:pStyle w:val="BTL-H3"/>
       </w:pPr>
-      <w:bookmarkStart w:id="94" w:name="_Toc241596759"/>
+      <w:bookmarkStart w:id="94" w:name="_Toc241599491"/>
       <w:r>
         <w:rPr>
           <w:rFonts w:eastAsia="Times New Roman"/>
@@ -25123,7 +25271,7 @@
       <w:pPr>
         <w:pStyle w:val="BTL-H2"/>
       </w:pPr>
-      <w:bookmarkStart w:id="95" w:name="_Toc241596760"/>
+      <w:bookmarkStart w:id="95" w:name="_Toc241599492"/>
       <w:r>
         <w:rPr>
           <w:rFonts w:ascii="Times New Roman" w:eastAsia="Times New Roman" w:hAnsi="Times New Roman"/>
@@ -25137,7 +25285,7 @@
       <w:pPr>
         <w:pStyle w:val="BTL-H3"/>
       </w:pPr>
-      <w:bookmarkStart w:id="96" w:name="_Toc241596761"/>
+      <w:bookmarkStart w:id="96" w:name="_Toc241599493"/>
       <w:r>
         <w:rPr>
           <w:rFonts w:eastAsia="Times New Roman"/>
@@ -25216,7 +25364,7 @@
         <w:pStyle w:val="BTL-Bang"/>
         <w:keepNext/>
       </w:pPr>
-      <w:bookmarkStart w:id="97" w:name="_Toc241596817"/>
+      <w:bookmarkStart w:id="97" w:name="_Toc241599549"/>
       <w:r>
         <w:rPr>
           <w:rFonts w:eastAsia="Times New Roman"/>
@@ -25565,7 +25713,7 @@
         </w:rPr>
         <w:lastRenderedPageBreak/>
         <w:drawing>
-          <wp:inline distT="0" distB="0" distL="0" distR="0" wp14:anchorId="21491FF1" wp14:editId="0D5B27F6">
+          <wp:inline distT="0" distB="0" distL="0" distR="0" wp14:anchorId="0E2F5211" wp14:editId="486C01C9">
             <wp:extent cx="5400000" cy="2260465"/>
             <wp:effectExtent l="0" t="0" r="0" b="0"/>
             <wp:docPr id="22" name="Picture 22"/>
@@ -25605,7 +25753,7 @@
       <w:pPr>
         <w:pStyle w:val="BTL-Hinh"/>
       </w:pPr>
-      <w:bookmarkStart w:id="98" w:name="_Toc241596795"/>
+      <w:bookmarkStart w:id="98" w:name="_Toc241599527"/>
       <w:r>
         <w:rPr>
           <w:rFonts w:eastAsia="Times New Roman"/>
@@ -25635,7 +25783,7 @@
           <w:noProof/>
         </w:rPr>
         <w:drawing>
-          <wp:inline distT="0" distB="0" distL="0" distR="0" wp14:anchorId="7D18BFD0" wp14:editId="39837849">
+          <wp:inline distT="0" distB="0" distL="0" distR="0" wp14:anchorId="728D4AEB" wp14:editId="317FFD7A">
             <wp:extent cx="5400000" cy="4513678"/>
             <wp:effectExtent l="0" t="0" r="0" b="0"/>
             <wp:docPr id="23" name="Picture 23"/>
@@ -25675,7 +25823,7 @@
       <w:pPr>
         <w:pStyle w:val="BTL-Hinh"/>
       </w:pPr>
-      <w:bookmarkStart w:id="99" w:name="_Toc241596796"/>
+      <w:bookmarkStart w:id="99" w:name="_Toc241599528"/>
       <w:r>
         <w:rPr>
           <w:rFonts w:eastAsia="Times New Roman"/>
@@ -25688,7 +25836,7 @@
       <w:pPr>
         <w:pStyle w:val="BTL-H3"/>
       </w:pPr>
-      <w:bookmarkStart w:id="100" w:name="_Toc241596762"/>
+      <w:bookmarkStart w:id="100" w:name="_Toc241599494"/>
       <w:r>
         <w:rPr>
           <w:rFonts w:eastAsia="Times New Roman"/>
@@ -25818,7 +25966,7 @@
           <w:noProof/>
         </w:rPr>
         <w:drawing>
-          <wp:inline distT="0" distB="0" distL="0" distR="0" wp14:anchorId="03AA6DC0" wp14:editId="3C412170">
+          <wp:inline distT="0" distB="0" distL="0" distR="0" wp14:anchorId="162BFE93" wp14:editId="30D20B4B">
             <wp:extent cx="5400000" cy="3813374"/>
             <wp:effectExtent l="0" t="0" r="0" b="0"/>
             <wp:docPr id="24" name="Picture 24"/>
@@ -25858,7 +26006,7 @@
       <w:pPr>
         <w:pStyle w:val="BTL-Hinh"/>
       </w:pPr>
-      <w:bookmarkStart w:id="101" w:name="_Toc241596797"/>
+      <w:bookmarkStart w:id="101" w:name="_Toc241599529"/>
       <w:r>
         <w:rPr>
           <w:rFonts w:eastAsia="Times New Roman"/>
@@ -25871,7 +26019,7 @@
       <w:pPr>
         <w:pStyle w:val="BTL-H3"/>
       </w:pPr>
-      <w:bookmarkStart w:id="102" w:name="_Toc241596763"/>
+      <w:bookmarkStart w:id="102" w:name="_Toc241599495"/>
       <w:r>
         <w:rPr>
           <w:rFonts w:eastAsia="Times New Roman"/>
@@ -26053,7 +26201,7 @@
       <w:pPr>
         <w:pStyle w:val="BTL-H2"/>
       </w:pPr>
-      <w:bookmarkStart w:id="103" w:name="_Toc241596764"/>
+      <w:bookmarkStart w:id="103" w:name="_Toc241599496"/>
       <w:r>
         <w:rPr>
           <w:rFonts w:ascii="Times New Roman" w:eastAsia="Times New Roman" w:hAnsi="Times New Roman"/>
@@ -26103,7 +26251,7 @@
         <w:pStyle w:val="BTL-Bang"/>
         <w:keepNext/>
       </w:pPr>
-      <w:bookmarkStart w:id="104" w:name="_Toc241596818"/>
+      <w:bookmarkStart w:id="104" w:name="_Toc241599550"/>
       <w:r>
         <w:rPr>
           <w:rFonts w:eastAsia="Times New Roman"/>
@@ -26500,7 +26648,7 @@
         </w:rPr>
         <w:lastRenderedPageBreak/>
         <w:drawing>
-          <wp:inline distT="0" distB="0" distL="0" distR="0" wp14:anchorId="29AC927E" wp14:editId="5C7CA637">
+          <wp:inline distT="0" distB="0" distL="0" distR="0" wp14:anchorId="05081770" wp14:editId="2277D957">
             <wp:extent cx="5400000" cy="3638298"/>
             <wp:effectExtent l="0" t="0" r="0" b="0"/>
             <wp:docPr id="25" name="Picture 25"/>
@@ -26540,7 +26688,7 @@
       <w:pPr>
         <w:pStyle w:val="BTL-Hinh"/>
       </w:pPr>
-      <w:bookmarkStart w:id="105" w:name="_Toc241596798"/>
+      <w:bookmarkStart w:id="105" w:name="_Toc241599530"/>
       <w:r>
         <w:rPr>
           <w:rFonts w:eastAsia="Times New Roman"/>
@@ -26559,7 +26707,7 @@
           <w:noProof/>
         </w:rPr>
         <w:drawing>
-          <wp:inline distT="0" distB="0" distL="0" distR="0" wp14:anchorId="35017FE5" wp14:editId="15944DF5">
+          <wp:inline distT="0" distB="0" distL="0" distR="0" wp14:anchorId="6AD9942D" wp14:editId="38167DAE">
             <wp:extent cx="5400000" cy="3725836"/>
             <wp:effectExtent l="0" t="0" r="0" b="0"/>
             <wp:docPr id="26" name="Picture 26"/>
@@ -26599,7 +26747,7 @@
       <w:pPr>
         <w:pStyle w:val="BTL-Hinh"/>
       </w:pPr>
-      <w:bookmarkStart w:id="106" w:name="_Toc241596799"/>
+      <w:bookmarkStart w:id="106" w:name="_Toc241599531"/>
       <w:r>
         <w:rPr>
           <w:rFonts w:eastAsia="Times New Roman"/>
@@ -26612,7 +26760,7 @@
       <w:pPr>
         <w:pStyle w:val="BTL-H2"/>
       </w:pPr>
-      <w:bookmarkStart w:id="107" w:name="_Toc241596765"/>
+      <w:bookmarkStart w:id="107" w:name="_Toc241599497"/>
       <w:r>
         <w:rPr>
           <w:rFonts w:ascii="Times New Roman" w:eastAsia="Times New Roman" w:hAnsi="Times New Roman"/>
@@ -26657,7 +26805,7 @@
       <w:pPr>
         <w:pStyle w:val="BTL-H3"/>
       </w:pPr>
-      <w:bookmarkStart w:id="108" w:name="_Toc241596766"/>
+      <w:bookmarkStart w:id="108" w:name="_Toc241599498"/>
       <w:r>
         <w:rPr>
           <w:rFonts w:eastAsia="Times New Roman"/>
@@ -26672,7 +26820,7 @@
         <w:pStyle w:val="BTL-Bang"/>
         <w:keepNext/>
       </w:pPr>
-      <w:bookmarkStart w:id="109" w:name="_Toc241596819"/>
+      <w:bookmarkStart w:id="109" w:name="_Toc241599551"/>
       <w:r>
         <w:rPr>
           <w:rFonts w:eastAsia="Times New Roman"/>
@@ -29073,7 +29221,7 @@
         </w:rPr>
         <w:lastRenderedPageBreak/>
         <w:drawing>
-          <wp:inline distT="0" distB="0" distL="0" distR="0" wp14:anchorId="757F7AB4" wp14:editId="36934F44">
+          <wp:inline distT="0" distB="0" distL="0" distR="0" wp14:anchorId="51E05573" wp14:editId="263B036E">
             <wp:extent cx="5400000" cy="2025000"/>
             <wp:effectExtent l="0" t="0" r="0" b="0"/>
             <wp:docPr id="27" name="Picture 27"/>
@@ -29113,7 +29261,7 @@
       <w:pPr>
         <w:pStyle w:val="BTL-Hinh"/>
       </w:pPr>
-      <w:bookmarkStart w:id="110" w:name="_Toc241596800"/>
+      <w:bookmarkStart w:id="110" w:name="_Toc241599532"/>
       <w:r>
         <w:rPr>
           <w:rFonts w:eastAsia="Times New Roman"/>
@@ -29132,7 +29280,7 @@
           <w:noProof/>
         </w:rPr>
         <w:drawing>
-          <wp:inline distT="0" distB="0" distL="0" distR="0" wp14:anchorId="4C54B18E" wp14:editId="682C63DC">
+          <wp:inline distT="0" distB="0" distL="0" distR="0" wp14:anchorId="40FF66F5" wp14:editId="211D903C">
             <wp:extent cx="5400000" cy="2502840"/>
             <wp:effectExtent l="0" t="0" r="0" b="0"/>
             <wp:docPr id="28" name="Picture 28"/>
@@ -29172,7 +29320,7 @@
       <w:pPr>
         <w:pStyle w:val="BTL-Hinh"/>
       </w:pPr>
-      <w:bookmarkStart w:id="111" w:name="_Toc241596801"/>
+      <w:bookmarkStart w:id="111" w:name="_Toc241599533"/>
       <w:r>
         <w:rPr>
           <w:rFonts w:eastAsia="Times New Roman"/>
@@ -29269,7 +29417,7 @@
       <w:pPr>
         <w:pStyle w:val="BTL-H3"/>
       </w:pPr>
-      <w:bookmarkStart w:id="112" w:name="_Toc241596767"/>
+      <w:bookmarkStart w:id="112" w:name="_Toc241599499"/>
       <w:r>
         <w:rPr>
           <w:rFonts w:eastAsia="Times New Roman"/>
@@ -29295,7 +29443,7 @@
         <w:pStyle w:val="BTL-Bang"/>
         <w:keepNext/>
       </w:pPr>
-      <w:bookmarkStart w:id="113" w:name="_Toc241596820"/>
+      <w:bookmarkStart w:id="113" w:name="_Toc241599552"/>
       <w:r>
         <w:rPr>
           <w:rFonts w:eastAsia="Times New Roman"/>
@@ -29994,7 +30142,7 @@
       <w:pPr>
         <w:pStyle w:val="BTL-H3"/>
       </w:pPr>
-      <w:bookmarkStart w:id="114" w:name="_Toc241596768"/>
+      <w:bookmarkStart w:id="114" w:name="_Toc241599500"/>
       <w:r>
         <w:rPr>
           <w:rFonts w:eastAsia="Times New Roman"/>
@@ -30009,7 +30157,7 @@
         <w:pStyle w:val="BTL-Bang"/>
         <w:keepNext/>
       </w:pPr>
-      <w:bookmarkStart w:id="115" w:name="_Toc241596821"/>
+      <w:bookmarkStart w:id="115" w:name="_Toc241599553"/>
       <w:r>
         <w:rPr>
           <w:rFonts w:eastAsia="Times New Roman"/>
@@ -31444,7 +31592,7 @@
         </w:rPr>
         <w:lastRenderedPageBreak/>
         <w:drawing>
-          <wp:inline distT="0" distB="0" distL="0" distR="0" wp14:anchorId="09FFCF82" wp14:editId="35C866E0">
+          <wp:inline distT="0" distB="0" distL="0" distR="0" wp14:anchorId="06330F5D" wp14:editId="6FE113C9">
             <wp:extent cx="5400000" cy="2675380"/>
             <wp:effectExtent l="0" t="0" r="0" b="0"/>
             <wp:docPr id="29" name="Picture 29"/>
@@ -31484,7 +31632,7 @@
       <w:pPr>
         <w:pStyle w:val="BTL-Hinh"/>
       </w:pPr>
-      <w:bookmarkStart w:id="116" w:name="_Toc241596802"/>
+      <w:bookmarkStart w:id="116" w:name="_Toc241599534"/>
       <w:r>
         <w:rPr>
           <w:rFonts w:eastAsia="Times New Roman"/>
@@ -31558,7 +31706,7 @@
       <w:pPr>
         <w:pStyle w:val="BTL-H3"/>
       </w:pPr>
-      <w:bookmarkStart w:id="117" w:name="_Toc241596769"/>
+      <w:bookmarkStart w:id="117" w:name="_Toc241599501"/>
       <w:r>
         <w:rPr>
           <w:rFonts w:eastAsia="Times New Roman"/>
@@ -31623,7 +31771,7 @@
         <w:pStyle w:val="BTL-Bang"/>
         <w:keepNext/>
       </w:pPr>
-      <w:bookmarkStart w:id="118" w:name="_Toc241596822"/>
+      <w:bookmarkStart w:id="118" w:name="_Toc241599554"/>
       <w:r>
         <w:rPr>
           <w:rFonts w:eastAsia="Times New Roman"/>
@@ -32429,7 +32577,7 @@
         </w:rPr>
         <w:lastRenderedPageBreak/>
         <w:drawing>
-          <wp:inline distT="0" distB="0" distL="0" distR="0" wp14:anchorId="641F5F23" wp14:editId="2291B1A9">
+          <wp:inline distT="0" distB="0" distL="0" distR="0" wp14:anchorId="28C0FE48" wp14:editId="0EE7D82A">
             <wp:extent cx="5400000" cy="1785528"/>
             <wp:effectExtent l="0" t="0" r="0" b="0"/>
             <wp:docPr id="30" name="Picture 30"/>
@@ -32469,7 +32617,7 @@
       <w:pPr>
         <w:pStyle w:val="BTL-Hinh"/>
       </w:pPr>
-      <w:bookmarkStart w:id="119" w:name="_Toc241596803"/>
+      <w:bookmarkStart w:id="119" w:name="_Toc241599535"/>
       <w:r>
         <w:rPr>
           <w:rFonts w:eastAsia="Times New Roman"/>
@@ -32482,7 +32630,7 @@
       <w:pPr>
         <w:pStyle w:val="BTL-H2"/>
       </w:pPr>
-      <w:bookmarkStart w:id="120" w:name="_Toc241596770"/>
+      <w:bookmarkStart w:id="120" w:name="_Toc241599502"/>
       <w:r>
         <w:rPr>
           <w:rFonts w:ascii="Times New Roman" w:eastAsia="Times New Roman" w:hAnsi="Times New Roman"/>
@@ -32521,7 +32669,7 @@
         <w:pStyle w:val="BTL-Bang"/>
         <w:keepNext/>
       </w:pPr>
-      <w:bookmarkStart w:id="121" w:name="_Toc241596823"/>
+      <w:bookmarkStart w:id="121" w:name="_Toc241599555"/>
       <w:r>
         <w:rPr>
           <w:rFonts w:eastAsia="Times New Roman"/>
@@ -33820,7 +33968,7 @@
         </w:rPr>
         <w:lastRenderedPageBreak/>
         <w:drawing>
-          <wp:inline distT="0" distB="0" distL="0" distR="0" wp14:anchorId="4A59621B" wp14:editId="62158B1C">
+          <wp:inline distT="0" distB="0" distL="0" distR="0" wp14:anchorId="6F5C8C16" wp14:editId="4C77171C">
             <wp:extent cx="5400000" cy="2325228"/>
             <wp:effectExtent l="0" t="0" r="0" b="0"/>
             <wp:docPr id="31" name="Picture 31"/>
@@ -33860,7 +34008,7 @@
       <w:pPr>
         <w:pStyle w:val="BTL-Hinh"/>
       </w:pPr>
-      <w:bookmarkStart w:id="122" w:name="_Toc241596804"/>
+      <w:bookmarkStart w:id="122" w:name="_Toc241599536"/>
       <w:r>
         <w:rPr>
           <w:rFonts w:eastAsia="Times New Roman"/>
@@ -33879,7 +34027,7 @@
           <w:noProof/>
         </w:rPr>
         <w:drawing>
-          <wp:inline distT="0" distB="0" distL="0" distR="0" wp14:anchorId="6F86A130" wp14:editId="1AE29D7C">
+          <wp:inline distT="0" distB="0" distL="0" distR="0" wp14:anchorId="0FBE7567" wp14:editId="18AA96EF">
             <wp:extent cx="5400000" cy="1099696"/>
             <wp:effectExtent l="0" t="0" r="0" b="0"/>
             <wp:docPr id="32" name="Picture 32"/>
@@ -33919,7 +34067,7 @@
       <w:pPr>
         <w:pStyle w:val="BTL-Hinh"/>
       </w:pPr>
-      <w:bookmarkStart w:id="123" w:name="_Toc241596805"/>
+      <w:bookmarkStart w:id="123" w:name="_Toc241599537"/>
       <w:r>
         <w:rPr>
           <w:rFonts w:eastAsia="Times New Roman"/>
@@ -33932,7 +34080,7 @@
       <w:pPr>
         <w:pStyle w:val="BTL-H2"/>
       </w:pPr>
-      <w:bookmarkStart w:id="124" w:name="_Toc241596771"/>
+      <w:bookmarkStart w:id="124" w:name="_Toc241599503"/>
       <w:r>
         <w:rPr>
           <w:rFonts w:ascii="Times New Roman" w:eastAsia="Times New Roman" w:hAnsi="Times New Roman"/>
@@ -34020,7 +34168,7 @@
       <w:pPr>
         <w:pStyle w:val="BTL-H2"/>
       </w:pPr>
-      <w:bookmarkStart w:id="125" w:name="_Toc241596772"/>
+      <w:bookmarkStart w:id="125" w:name="_Toc241599504"/>
       <w:r>
         <w:rPr>
           <w:rFonts w:ascii="Times New Roman" w:eastAsia="Times New Roman" w:hAnsi="Times New Roman"/>
@@ -34076,7 +34224,7 @@
         <w:pStyle w:val="BTL-H0"/>
         <w:pageBreakBefore/>
       </w:pPr>
-      <w:bookmarkStart w:id="126" w:name="_Toc241596773"/>
+      <w:bookmarkStart w:id="126" w:name="_Toc241599505"/>
       <w:r>
         <w:rPr>
           <w:rFonts w:eastAsia="Times New Roman"/>
@@ -34413,7 +34561,7 @@
         <w:pStyle w:val="BTL-H0"/>
         <w:pageBreakBefore/>
       </w:pPr>
-      <w:bookmarkStart w:id="127" w:name="_Toc241596774"/>
+      <w:bookmarkStart w:id="127" w:name="_Toc241599506"/>
       <w:r>
         <w:rPr>
           <w:rFonts w:eastAsia="Times New Roman"/>

--- a/REPORT/BaoCao_BTL_INT14105_Nhom15.docx
+++ b/REPORT/BaoCao_BTL_INT14105_Nhom15.docx
@@ -40,7 +40,7 @@
           <w:noProof/>
         </w:rPr>
         <w:drawing>
-          <wp:inline distT="0" distB="0" distL="0" distR="0" wp14:anchorId="7E389A4E" wp14:editId="5C84A456">
+          <wp:inline distT="0" distB="0" distL="0" distR="0" wp14:anchorId="5764874A" wp14:editId="46A70098">
             <wp:extent cx="1296000" cy="1296000"/>
             <wp:effectExtent l="0" t="0" r="0" b="0"/>
             <wp:docPr id="1" name="Picture 1"/>
@@ -250,7 +250,7 @@
       <w:pPr>
         <w:pStyle w:val="BTL-H0"/>
       </w:pPr>
-      <w:bookmarkStart w:id="0" w:name="_Toc241599428"/>
+      <w:bookmarkStart w:id="0" w:name="_Toc241601359"/>
       <w:r>
         <w:lastRenderedPageBreak/>
         <w:t>PHÂN CÔNG NHI</w:t>
@@ -974,7 +974,7 @@
       <w:pPr>
         <w:pStyle w:val="BTL-H0"/>
       </w:pPr>
-      <w:bookmarkStart w:id="1" w:name="_Toc241599429"/>
+      <w:bookmarkStart w:id="1" w:name="_Toc241601360"/>
       <w:r>
         <w:t>NHÓM TH</w:t>
       </w:r>
@@ -1507,7 +1507,7 @@
       <w:r>
         <w:fldChar w:fldCharType="separate"/>
       </w:r>
-      <w:hyperlink w:anchor="_Toc241599428" w:history="1">
+      <w:hyperlink w:anchor="_Toc241601359" w:history="1">
         <w:r>
           <w:rPr>
             <w:rStyle w:val="Siuktni"/>
@@ -1534,7 +1534,7 @@
             <w:noProof/>
             <w:webHidden/>
           </w:rPr>
-          <w:instrText xml:space="preserve"> PAGEREF _Toc241599428 \h </w:instrText>
+          <w:instrText xml:space="preserve"> PAGEREF _Toc241601359 \h </w:instrText>
         </w:r>
         <w:r>
           <w:rPr>
@@ -1577,7 +1577,7 @@
           <w14:ligatures w14:val="standardContextual"/>
         </w:rPr>
       </w:pPr>
-      <w:hyperlink w:anchor="_Toc241599429" w:history="1">
+      <w:hyperlink w:anchor="_Toc241601360" w:history="1">
         <w:r>
           <w:rPr>
             <w:rStyle w:val="Siuktni"/>
@@ -1604,7 +1604,7 @@
             <w:noProof/>
             <w:webHidden/>
           </w:rPr>
-          <w:instrText xml:space="preserve"> PAGEREF _Toc241599429 \h </w:instrText>
+          <w:instrText xml:space="preserve"> PAGEREF _Toc241601360 \h </w:instrText>
         </w:r>
         <w:r>
           <w:rPr>
@@ -1647,7 +1647,7 @@
           <w14:ligatures w14:val="standardContextual"/>
         </w:rPr>
       </w:pPr>
-      <w:hyperlink w:anchor="_Toc241599430" w:history="1">
+      <w:hyperlink w:anchor="_Toc241601361" w:history="1">
         <w:r>
           <w:rPr>
             <w:rStyle w:val="Siuktni"/>
@@ -1675,7 +1675,7 @@
             <w:noProof/>
             <w:webHidden/>
           </w:rPr>
-          <w:instrText xml:space="preserve"> PAGEREF _Toc241599430 \h </w:instrText>
+          <w:instrText xml:space="preserve"> PAGEREF _Toc241601361 \h </w:instrText>
         </w:r>
         <w:r>
           <w:rPr>
@@ -1718,7 +1718,7 @@
           <w14:ligatures w14:val="standardContextual"/>
         </w:rPr>
       </w:pPr>
-      <w:hyperlink w:anchor="_Toc241599431" w:history="1">
+      <w:hyperlink w:anchor="_Toc241601362" w:history="1">
         <w:r>
           <w:rPr>
             <w:rStyle w:val="Siuktni"/>
@@ -1754,7 +1754,7 @@
             <w:noProof/>
             <w:webHidden/>
           </w:rPr>
-          <w:instrText xml:space="preserve"> PAGEREF _Toc241599431 \h </w:instrText>
+          <w:instrText xml:space="preserve"> PAGEREF _Toc241601362 \h </w:instrText>
         </w:r>
         <w:r>
           <w:rPr>
@@ -1800,7 +1800,7 @@
           <w14:ligatures w14:val="standardContextual"/>
         </w:rPr>
       </w:pPr>
-      <w:hyperlink w:anchor="_Toc241599432" w:history="1">
+      <w:hyperlink w:anchor="_Toc241601363" w:history="1">
         <w:r>
           <w:rPr>
             <w:rStyle w:val="Siuktni"/>
@@ -1835,7 +1835,7 @@
             <w:noProof/>
             <w:webHidden/>
           </w:rPr>
-          <w:instrText xml:space="preserve"> PAGEREF _Toc241599432 \h </w:instrText>
+          <w:instrText xml:space="preserve"> PAGEREF _Toc241601363 \h </w:instrText>
         </w:r>
         <w:r>
           <w:rPr>
@@ -1881,7 +1881,7 @@
           <w14:ligatures w14:val="standardContextual"/>
         </w:rPr>
       </w:pPr>
-      <w:hyperlink w:anchor="_Toc241599433" w:history="1">
+      <w:hyperlink w:anchor="_Toc241601364" w:history="1">
         <w:r>
           <w:rPr>
             <w:rStyle w:val="Siuktni"/>
@@ -1916,7 +1916,7 @@
             <w:noProof/>
             <w:webHidden/>
           </w:rPr>
-          <w:instrText xml:space="preserve"> PAGEREF _Toc241599433 \h </w:instrText>
+          <w:instrText xml:space="preserve"> PAGEREF _Toc241601364 \h </w:instrText>
         </w:r>
         <w:r>
           <w:rPr>
@@ -1959,7 +1959,7 @@
           <w14:ligatures w14:val="standardContextual"/>
         </w:rPr>
       </w:pPr>
-      <w:hyperlink w:anchor="_Toc241599434" w:history="1">
+      <w:hyperlink w:anchor="_Toc241601365" w:history="1">
         <w:r>
           <w:rPr>
             <w:rStyle w:val="Siuktni"/>
@@ -1995,7 +1995,7 @@
             <w:noProof/>
             <w:webHidden/>
           </w:rPr>
-          <w:instrText xml:space="preserve"> PAGEREF _Toc241599434 \h </w:instrText>
+          <w:instrText xml:space="preserve"> PAGEREF _Toc241601365 \h </w:instrText>
         </w:r>
         <w:r>
           <w:rPr>
@@ -2038,7 +2038,7 @@
           <w14:ligatures w14:val="standardContextual"/>
         </w:rPr>
       </w:pPr>
-      <w:hyperlink w:anchor="_Toc241599435" w:history="1">
+      <w:hyperlink w:anchor="_Toc241601366" w:history="1">
         <w:r>
           <w:rPr>
             <w:rStyle w:val="Siuktni"/>
@@ -2074,7 +2074,7 @@
             <w:noProof/>
             <w:webHidden/>
           </w:rPr>
-          <w:instrText xml:space="preserve"> PAGEREF _Toc241599435 \h </w:instrText>
+          <w:instrText xml:space="preserve"> PAGEREF _Toc241601366 \h </w:instrText>
         </w:r>
         <w:r>
           <w:rPr>
@@ -2117,7 +2117,7 @@
           <w14:ligatures w14:val="standardContextual"/>
         </w:rPr>
       </w:pPr>
-      <w:hyperlink w:anchor="_Toc241599436" w:history="1">
+      <w:hyperlink w:anchor="_Toc241601367" w:history="1">
         <w:r>
           <w:rPr>
             <w:rStyle w:val="Siuktni"/>
@@ -2153,7 +2153,7 @@
             <w:noProof/>
             <w:webHidden/>
           </w:rPr>
-          <w:instrText xml:space="preserve"> PAGEREF _Toc241599436 \h </w:instrText>
+          <w:instrText xml:space="preserve"> PAGEREF _Toc241601367 \h </w:instrText>
         </w:r>
         <w:r>
           <w:rPr>
@@ -2199,7 +2199,7 @@
           <w14:ligatures w14:val="standardContextual"/>
         </w:rPr>
       </w:pPr>
-      <w:hyperlink w:anchor="_Toc241599437" w:history="1">
+      <w:hyperlink w:anchor="_Toc241601368" w:history="1">
         <w:r>
           <w:rPr>
             <w:rStyle w:val="Siuktni"/>
@@ -2234,7 +2234,7 @@
             <w:noProof/>
             <w:webHidden/>
           </w:rPr>
-          <w:instrText xml:space="preserve"> PAGEREF _Toc241599437 \h </w:instrText>
+          <w:instrText xml:space="preserve"> PAGEREF _Toc241601368 \h </w:instrText>
         </w:r>
         <w:r>
           <w:rPr>
@@ -2277,7 +2277,7 @@
           <w14:ligatures w14:val="standardContextual"/>
         </w:rPr>
       </w:pPr>
-      <w:hyperlink w:anchor="_Toc241599438" w:history="1">
+      <w:hyperlink w:anchor="_Toc241601369" w:history="1">
         <w:r>
           <w:rPr>
             <w:rStyle w:val="Siuktni"/>
@@ -2313,7 +2313,7 @@
             <w:noProof/>
             <w:webHidden/>
           </w:rPr>
-          <w:instrText xml:space="preserve"> PAGEREF _Toc241599438 \h </w:instrText>
+          <w:instrText xml:space="preserve"> PAGEREF _Toc241601369 \h </w:instrText>
         </w:r>
         <w:r>
           <w:rPr>
@@ -2356,7 +2356,7 @@
           <w14:ligatures w14:val="standardContextual"/>
         </w:rPr>
       </w:pPr>
-      <w:hyperlink w:anchor="_Toc241599439" w:history="1">
+      <w:hyperlink w:anchor="_Toc241601370" w:history="1">
         <w:r>
           <w:rPr>
             <w:rStyle w:val="Siuktni"/>
@@ -2392,7 +2392,7 @@
             <w:noProof/>
             <w:webHidden/>
           </w:rPr>
-          <w:instrText xml:space="preserve"> PAGEREF _Toc241599439 \h </w:instrText>
+          <w:instrText xml:space="preserve"> PAGEREF _Toc241601370 \h </w:instrText>
         </w:r>
         <w:r>
           <w:rPr>
@@ -2435,7 +2435,7 @@
           <w14:ligatures w14:val="standardContextual"/>
         </w:rPr>
       </w:pPr>
-      <w:hyperlink w:anchor="_Toc241599440" w:history="1">
+      <w:hyperlink w:anchor="_Toc241601371" w:history="1">
         <w:r>
           <w:rPr>
             <w:rStyle w:val="Siuktni"/>
@@ -2471,7 +2471,7 @@
             <w:noProof/>
             <w:webHidden/>
           </w:rPr>
-          <w:instrText xml:space="preserve"> PAGEREF _Toc241599440 \h </w:instrText>
+          <w:instrText xml:space="preserve"> PAGEREF _Toc241601371 \h </w:instrText>
         </w:r>
         <w:r>
           <w:rPr>
@@ -2517,7 +2517,7 @@
           <w14:ligatures w14:val="standardContextual"/>
         </w:rPr>
       </w:pPr>
-      <w:hyperlink w:anchor="_Toc241599441" w:history="1">
+      <w:hyperlink w:anchor="_Toc241601372" w:history="1">
         <w:r>
           <w:rPr>
             <w:rStyle w:val="Siuktni"/>
@@ -2552,7 +2552,7 @@
             <w:noProof/>
             <w:webHidden/>
           </w:rPr>
-          <w:instrText xml:space="preserve"> PAGEREF _Toc241599441 \h </w:instrText>
+          <w:instrText xml:space="preserve"> PAGEREF _Toc241601372 \h </w:instrText>
         </w:r>
         <w:r>
           <w:rPr>
@@ -2598,7 +2598,7 @@
           <w14:ligatures w14:val="standardContextual"/>
         </w:rPr>
       </w:pPr>
-      <w:hyperlink w:anchor="_Toc241599442" w:history="1">
+      <w:hyperlink w:anchor="_Toc241601373" w:history="1">
         <w:r>
           <w:rPr>
             <w:rStyle w:val="Siuktni"/>
@@ -2633,7 +2633,7 @@
             <w:noProof/>
             <w:webHidden/>
           </w:rPr>
-          <w:instrText xml:space="preserve"> PAGEREF _Toc241599442 \h </w:instrText>
+          <w:instrText xml:space="preserve"> PAGEREF _Toc241601373 \h </w:instrText>
         </w:r>
         <w:r>
           <w:rPr>
@@ -2676,7 +2676,7 @@
           <w14:ligatures w14:val="standardContextual"/>
         </w:rPr>
       </w:pPr>
-      <w:hyperlink w:anchor="_Toc241599443" w:history="1">
+      <w:hyperlink w:anchor="_Toc241601374" w:history="1">
         <w:r>
           <w:rPr>
             <w:rStyle w:val="Siuktni"/>
@@ -2712,7 +2712,7 @@
             <w:noProof/>
             <w:webHidden/>
           </w:rPr>
-          <w:instrText xml:space="preserve"> PAGEREF _Toc241599443 \h </w:instrText>
+          <w:instrText xml:space="preserve"> PAGEREF _Toc241601374 \h </w:instrText>
         </w:r>
         <w:r>
           <w:rPr>
@@ -2755,7 +2755,7 @@
           <w14:ligatures w14:val="standardContextual"/>
         </w:rPr>
       </w:pPr>
-      <w:hyperlink w:anchor="_Toc241599444" w:history="1">
+      <w:hyperlink w:anchor="_Toc241601375" w:history="1">
         <w:r>
           <w:rPr>
             <w:rStyle w:val="Siuktni"/>
@@ -2791,7 +2791,7 @@
             <w:noProof/>
             <w:webHidden/>
           </w:rPr>
-          <w:instrText xml:space="preserve"> PAGEREF _Toc241599444 \h </w:instrText>
+          <w:instrText xml:space="preserve"> PAGEREF _Toc241601375 \h </w:instrText>
         </w:r>
         <w:r>
           <w:rPr>
@@ -2834,7 +2834,7 @@
           <w14:ligatures w14:val="standardContextual"/>
         </w:rPr>
       </w:pPr>
-      <w:hyperlink w:anchor="_Toc241599445" w:history="1">
+      <w:hyperlink w:anchor="_Toc241601376" w:history="1">
         <w:r>
           <w:rPr>
             <w:rStyle w:val="Siuktni"/>
@@ -2870,7 +2870,7 @@
             <w:noProof/>
             <w:webHidden/>
           </w:rPr>
-          <w:instrText xml:space="preserve"> PAGEREF _Toc241599445 \h </w:instrText>
+          <w:instrText xml:space="preserve"> PAGEREF _Toc241601376 \h </w:instrText>
         </w:r>
         <w:r>
           <w:rPr>
@@ -2913,7 +2913,7 @@
           <w14:ligatures w14:val="standardContextual"/>
         </w:rPr>
       </w:pPr>
-      <w:hyperlink w:anchor="_Toc241599446" w:history="1">
+      <w:hyperlink w:anchor="_Toc241601377" w:history="1">
         <w:r>
           <w:rPr>
             <w:rStyle w:val="Siuktni"/>
@@ -2949,7 +2949,7 @@
             <w:noProof/>
             <w:webHidden/>
           </w:rPr>
-          <w:instrText xml:space="preserve"> PAGEREF _Toc241599446 \h </w:instrText>
+          <w:instrText xml:space="preserve"> PAGEREF _Toc241601377 \h </w:instrText>
         </w:r>
         <w:r>
           <w:rPr>
@@ -2992,7 +2992,7 @@
           <w14:ligatures w14:val="standardContextual"/>
         </w:rPr>
       </w:pPr>
-      <w:hyperlink w:anchor="_Toc241599447" w:history="1">
+      <w:hyperlink w:anchor="_Toc241601378" w:history="1">
         <w:r>
           <w:rPr>
             <w:rStyle w:val="Siuktni"/>
@@ -3028,7 +3028,7 @@
             <w:noProof/>
             <w:webHidden/>
           </w:rPr>
-          <w:instrText xml:space="preserve"> PAGEREF _Toc241599447 \h </w:instrText>
+          <w:instrText xml:space="preserve"> PAGEREF _Toc241601378 \h </w:instrText>
         </w:r>
         <w:r>
           <w:rPr>
@@ -3071,7 +3071,7 @@
           <w14:ligatures w14:val="standardContextual"/>
         </w:rPr>
       </w:pPr>
-      <w:hyperlink w:anchor="_Toc241599448" w:history="1">
+      <w:hyperlink w:anchor="_Toc241601379" w:history="1">
         <w:r>
           <w:rPr>
             <w:rStyle w:val="Siuktni"/>
@@ -3107,7 +3107,7 @@
             <w:noProof/>
             <w:webHidden/>
           </w:rPr>
-          <w:instrText xml:space="preserve"> PAGEREF _Toc241599448 \h </w:instrText>
+          <w:instrText xml:space="preserve"> PAGEREF _Toc241601379 \h </w:instrText>
         </w:r>
         <w:r>
           <w:rPr>
@@ -3153,7 +3153,7 @@
           <w14:ligatures w14:val="standardContextual"/>
         </w:rPr>
       </w:pPr>
-      <w:hyperlink w:anchor="_Toc241599449" w:history="1">
+      <w:hyperlink w:anchor="_Toc241601380" w:history="1">
         <w:r>
           <w:rPr>
             <w:rStyle w:val="Siuktni"/>
@@ -3188,7 +3188,7 @@
             <w:noProof/>
             <w:webHidden/>
           </w:rPr>
-          <w:instrText xml:space="preserve"> PAGEREF _Toc241599449 \h </w:instrText>
+          <w:instrText xml:space="preserve"> PAGEREF _Toc241601380 \h </w:instrText>
         </w:r>
         <w:r>
           <w:rPr>
@@ -3231,7 +3231,7 @@
           <w14:ligatures w14:val="standardContextual"/>
         </w:rPr>
       </w:pPr>
-      <w:hyperlink w:anchor="_Toc241599450" w:history="1">
+      <w:hyperlink w:anchor="_Toc241601381" w:history="1">
         <w:r>
           <w:rPr>
             <w:rStyle w:val="Siuktni"/>
@@ -3267,7 +3267,7 @@
             <w:noProof/>
             <w:webHidden/>
           </w:rPr>
-          <w:instrText xml:space="preserve"> PAGEREF _Toc241599450 \h </w:instrText>
+          <w:instrText xml:space="preserve"> PAGEREF _Toc241601381 \h </w:instrText>
         </w:r>
         <w:r>
           <w:rPr>
@@ -3310,7 +3310,7 @@
           <w14:ligatures w14:val="standardContextual"/>
         </w:rPr>
       </w:pPr>
-      <w:hyperlink w:anchor="_Toc241599451" w:history="1">
+      <w:hyperlink w:anchor="_Toc241601382" w:history="1">
         <w:r>
           <w:rPr>
             <w:rStyle w:val="Siuktni"/>
@@ -3346,7 +3346,7 @@
             <w:noProof/>
             <w:webHidden/>
           </w:rPr>
-          <w:instrText xml:space="preserve"> PAGEREF _Toc241599451 \h </w:instrText>
+          <w:instrText xml:space="preserve"> PAGEREF _Toc241601382 \h </w:instrText>
         </w:r>
         <w:r>
           <w:rPr>
@@ -3389,7 +3389,7 @@
           <w14:ligatures w14:val="standardContextual"/>
         </w:rPr>
       </w:pPr>
-      <w:hyperlink w:anchor="_Toc241599452" w:history="1">
+      <w:hyperlink w:anchor="_Toc241601383" w:history="1">
         <w:r>
           <w:rPr>
             <w:rStyle w:val="Siuktni"/>
@@ -3425,7 +3425,7 @@
             <w:noProof/>
             <w:webHidden/>
           </w:rPr>
-          <w:instrText xml:space="preserve"> PAGEREF _Toc241599452 \h </w:instrText>
+          <w:instrText xml:space="preserve"> PAGEREF _Toc241601383 \h </w:instrText>
         </w:r>
         <w:r>
           <w:rPr>
@@ -3471,7 +3471,7 @@
           <w14:ligatures w14:val="standardContextual"/>
         </w:rPr>
       </w:pPr>
-      <w:hyperlink w:anchor="_Toc241599453" w:history="1">
+      <w:hyperlink w:anchor="_Toc241601384" w:history="1">
         <w:r>
           <w:rPr>
             <w:rStyle w:val="Siuktni"/>
@@ -3506,7 +3506,7 @@
             <w:noProof/>
             <w:webHidden/>
           </w:rPr>
-          <w:instrText xml:space="preserve"> PAGEREF _Toc241599453 \h </w:instrText>
+          <w:instrText xml:space="preserve"> PAGEREF _Toc241601384 \h </w:instrText>
         </w:r>
         <w:r>
           <w:rPr>
@@ -3549,7 +3549,7 @@
           <w14:ligatures w14:val="standardContextual"/>
         </w:rPr>
       </w:pPr>
-      <w:hyperlink w:anchor="_Toc241599454" w:history="1">
+      <w:hyperlink w:anchor="_Toc241601385" w:history="1">
         <w:r>
           <w:rPr>
             <w:rStyle w:val="Siuktni"/>
@@ -3585,7 +3585,7 @@
             <w:noProof/>
             <w:webHidden/>
           </w:rPr>
-          <w:instrText xml:space="preserve"> PAGEREF _Toc241599454 \h </w:instrText>
+          <w:instrText xml:space="preserve"> PAGEREF _Toc241601385 \h </w:instrText>
         </w:r>
         <w:r>
           <w:rPr>
@@ -3628,7 +3628,7 @@
           <w14:ligatures w14:val="standardContextual"/>
         </w:rPr>
       </w:pPr>
-      <w:hyperlink w:anchor="_Toc241599455" w:history="1">
+      <w:hyperlink w:anchor="_Toc241601386" w:history="1">
         <w:r>
           <w:rPr>
             <w:rStyle w:val="Siuktni"/>
@@ -3664,7 +3664,7 @@
             <w:noProof/>
             <w:webHidden/>
           </w:rPr>
-          <w:instrText xml:space="preserve"> PAGEREF _Toc241599455 \h </w:instrText>
+          <w:instrText xml:space="preserve"> PAGEREF _Toc241601386 \h </w:instrText>
         </w:r>
         <w:r>
           <w:rPr>
@@ -3707,7 +3707,7 @@
           <w14:ligatures w14:val="standardContextual"/>
         </w:rPr>
       </w:pPr>
-      <w:hyperlink w:anchor="_Toc241599456" w:history="1">
+      <w:hyperlink w:anchor="_Toc241601387" w:history="1">
         <w:r>
           <w:rPr>
             <w:rStyle w:val="Siuktni"/>
@@ -3743,7 +3743,7 @@
             <w:noProof/>
             <w:webHidden/>
           </w:rPr>
-          <w:instrText xml:space="preserve"> PAGEREF _Toc241599456 \h </w:instrText>
+          <w:instrText xml:space="preserve"> PAGEREF _Toc241601387 \h </w:instrText>
         </w:r>
         <w:r>
           <w:rPr>
@@ -3789,7 +3789,7 @@
           <w14:ligatures w14:val="standardContextual"/>
         </w:rPr>
       </w:pPr>
-      <w:hyperlink w:anchor="_Toc241599457" w:history="1">
+      <w:hyperlink w:anchor="_Toc241601388" w:history="1">
         <w:r>
           <w:rPr>
             <w:rStyle w:val="Siuktni"/>
@@ -3824,7 +3824,7 @@
             <w:noProof/>
             <w:webHidden/>
           </w:rPr>
-          <w:instrText xml:space="preserve"> PAGEREF _Toc241599457 \h </w:instrText>
+          <w:instrText xml:space="preserve"> PAGEREF _Toc241601388 \h </w:instrText>
         </w:r>
         <w:r>
           <w:rPr>
@@ -3870,7 +3870,7 @@
           <w14:ligatures w14:val="standardContextual"/>
         </w:rPr>
       </w:pPr>
-      <w:hyperlink w:anchor="_Toc241599458" w:history="1">
+      <w:hyperlink w:anchor="_Toc241601389" w:history="1">
         <w:r>
           <w:rPr>
             <w:rStyle w:val="Siuktni"/>
@@ -3905,7 +3905,7 @@
             <w:noProof/>
             <w:webHidden/>
           </w:rPr>
-          <w:instrText xml:space="preserve"> PAGEREF _Toc241599458 \h </w:instrText>
+          <w:instrText xml:space="preserve"> PAGEREF _Toc241601389 \h </w:instrText>
         </w:r>
         <w:r>
           <w:rPr>
@@ -3948,7 +3948,7 @@
           <w14:ligatures w14:val="standardContextual"/>
         </w:rPr>
       </w:pPr>
-      <w:hyperlink w:anchor="_Toc241599459" w:history="1">
+      <w:hyperlink w:anchor="_Toc241601390" w:history="1">
         <w:r>
           <w:rPr>
             <w:rStyle w:val="Siuktni"/>
@@ -3984,7 +3984,7 @@
             <w:noProof/>
             <w:webHidden/>
           </w:rPr>
-          <w:instrText xml:space="preserve"> PAGEREF _Toc241599459 \h </w:instrText>
+          <w:instrText xml:space="preserve"> PAGEREF _Toc241601390 \h </w:instrText>
         </w:r>
         <w:r>
           <w:rPr>
@@ -4030,7 +4030,7 @@
           <w14:ligatures w14:val="standardContextual"/>
         </w:rPr>
       </w:pPr>
-      <w:hyperlink w:anchor="_Toc241599460" w:history="1">
+      <w:hyperlink w:anchor="_Toc241601391" w:history="1">
         <w:r>
           <w:rPr>
             <w:rStyle w:val="Siuktni"/>
@@ -4065,7 +4065,7 @@
             <w:noProof/>
             <w:webHidden/>
           </w:rPr>
-          <w:instrText xml:space="preserve"> PAGEREF _Toc241599460 \h </w:instrText>
+          <w:instrText xml:space="preserve"> PAGEREF _Toc241601391 \h </w:instrText>
         </w:r>
         <w:r>
           <w:rPr>
@@ -4111,7 +4111,7 @@
           <w14:ligatures w14:val="standardContextual"/>
         </w:rPr>
       </w:pPr>
-      <w:hyperlink w:anchor="_Toc241599461" w:history="1">
+      <w:hyperlink w:anchor="_Toc241601392" w:history="1">
         <w:r>
           <w:rPr>
             <w:rStyle w:val="Siuktni"/>
@@ -4146,7 +4146,7 @@
             <w:noProof/>
             <w:webHidden/>
           </w:rPr>
-          <w:instrText xml:space="preserve"> PAGEREF _Toc241599461 \h </w:instrText>
+          <w:instrText xml:space="preserve"> PAGEREF _Toc241601392 \h </w:instrText>
         </w:r>
         <w:r>
           <w:rPr>
@@ -4189,7 +4189,7 @@
           <w14:ligatures w14:val="standardContextual"/>
         </w:rPr>
       </w:pPr>
-      <w:hyperlink w:anchor="_Toc241599462" w:history="1">
+      <w:hyperlink w:anchor="_Toc241601393" w:history="1">
         <w:r>
           <w:rPr>
             <w:rStyle w:val="Siuktni"/>
@@ -4225,7 +4225,7 @@
             <w:noProof/>
             <w:webHidden/>
           </w:rPr>
-          <w:instrText xml:space="preserve"> PAGEREF _Toc241599462 \h </w:instrText>
+          <w:instrText xml:space="preserve"> PAGEREF _Toc241601393 \h </w:instrText>
         </w:r>
         <w:r>
           <w:rPr>
@@ -4268,7 +4268,7 @@
           <w14:ligatures w14:val="standardContextual"/>
         </w:rPr>
       </w:pPr>
-      <w:hyperlink w:anchor="_Toc241599463" w:history="1">
+      <w:hyperlink w:anchor="_Toc241601394" w:history="1">
         <w:r>
           <w:rPr>
             <w:rStyle w:val="Siuktni"/>
@@ -4304,7 +4304,7 @@
             <w:noProof/>
             <w:webHidden/>
           </w:rPr>
-          <w:instrText xml:space="preserve"> PAGEREF _Toc241599463 \h </w:instrText>
+          <w:instrText xml:space="preserve"> PAGEREF _Toc241601394 \h </w:instrText>
         </w:r>
         <w:r>
           <w:rPr>
@@ -4347,7 +4347,7 @@
           <w14:ligatures w14:val="standardContextual"/>
         </w:rPr>
       </w:pPr>
-      <w:hyperlink w:anchor="_Toc241599464" w:history="1">
+      <w:hyperlink w:anchor="_Toc241601395" w:history="1">
         <w:r>
           <w:rPr>
             <w:rStyle w:val="Siuktni"/>
@@ -4383,7 +4383,7 @@
             <w:noProof/>
             <w:webHidden/>
           </w:rPr>
-          <w:instrText xml:space="preserve"> PAGEREF _Toc241599464 \h </w:instrText>
+          <w:instrText xml:space="preserve"> PAGEREF _Toc241601395 \h </w:instrText>
         </w:r>
         <w:r>
           <w:rPr>
@@ -4429,7 +4429,7 @@
           <w14:ligatures w14:val="standardContextual"/>
         </w:rPr>
       </w:pPr>
-      <w:hyperlink w:anchor="_Toc241599465" w:history="1">
+      <w:hyperlink w:anchor="_Toc241601396" w:history="1">
         <w:r>
           <w:rPr>
             <w:rStyle w:val="Siuktni"/>
@@ -4464,7 +4464,7 @@
             <w:noProof/>
             <w:webHidden/>
           </w:rPr>
-          <w:instrText xml:space="preserve"> PAGEREF _Toc241599465 \h </w:instrText>
+          <w:instrText xml:space="preserve"> PAGEREF _Toc241601396 \h </w:instrText>
         </w:r>
         <w:r>
           <w:rPr>
@@ -4510,7 +4510,7 @@
           <w14:ligatures w14:val="standardContextual"/>
         </w:rPr>
       </w:pPr>
-      <w:hyperlink w:anchor="_Toc241599466" w:history="1">
+      <w:hyperlink w:anchor="_Toc241601397" w:history="1">
         <w:r>
           <w:rPr>
             <w:rStyle w:val="Siuktni"/>
@@ -4545,7 +4545,7 @@
             <w:noProof/>
             <w:webHidden/>
           </w:rPr>
-          <w:instrText xml:space="preserve"> PAGEREF _Toc241599466 \h </w:instrText>
+          <w:instrText xml:space="preserve"> PAGEREF _Toc241601397 \h </w:instrText>
         </w:r>
         <w:r>
           <w:rPr>
@@ -4588,7 +4588,7 @@
           <w14:ligatures w14:val="standardContextual"/>
         </w:rPr>
       </w:pPr>
-      <w:hyperlink w:anchor="_Toc241599467" w:history="1">
+      <w:hyperlink w:anchor="_Toc241601398" w:history="1">
         <w:r>
           <w:rPr>
             <w:rStyle w:val="Siuktni"/>
@@ -4624,7 +4624,7 @@
             <w:noProof/>
             <w:webHidden/>
           </w:rPr>
-          <w:instrText xml:space="preserve"> PAGEREF _Toc241599467 \h </w:instrText>
+          <w:instrText xml:space="preserve"> PAGEREF _Toc241601398 \h </w:instrText>
         </w:r>
         <w:r>
           <w:rPr>
@@ -4667,7 +4667,7 @@
           <w14:ligatures w14:val="standardContextual"/>
         </w:rPr>
       </w:pPr>
-      <w:hyperlink w:anchor="_Toc241599468" w:history="1">
+      <w:hyperlink w:anchor="_Toc241601399" w:history="1">
         <w:r>
           <w:rPr>
             <w:rStyle w:val="Siuktni"/>
@@ -4703,7 +4703,7 @@
             <w:noProof/>
             <w:webHidden/>
           </w:rPr>
-          <w:instrText xml:space="preserve"> PAGEREF _Toc241599468 \h </w:instrText>
+          <w:instrText xml:space="preserve"> PAGEREF _Toc241601399 \h </w:instrText>
         </w:r>
         <w:r>
           <w:rPr>
@@ -4746,7 +4746,7 @@
           <w14:ligatures w14:val="standardContextual"/>
         </w:rPr>
       </w:pPr>
-      <w:hyperlink w:anchor="_Toc241599469" w:history="1">
+      <w:hyperlink w:anchor="_Toc241601400" w:history="1">
         <w:r>
           <w:rPr>
             <w:rStyle w:val="Siuktni"/>
@@ -4782,7 +4782,7 @@
             <w:noProof/>
             <w:webHidden/>
           </w:rPr>
-          <w:instrText xml:space="preserve"> PAGEREF _Toc241599469 \h </w:instrText>
+          <w:instrText xml:space="preserve"> PAGEREF _Toc241601400 \h </w:instrText>
         </w:r>
         <w:r>
           <w:rPr>
@@ -4828,7 +4828,7 @@
           <w14:ligatures w14:val="standardContextual"/>
         </w:rPr>
       </w:pPr>
-      <w:hyperlink w:anchor="_Toc241599470" w:history="1">
+      <w:hyperlink w:anchor="_Toc241601401" w:history="1">
         <w:r>
           <w:rPr>
             <w:rStyle w:val="Siuktni"/>
@@ -4863,7 +4863,7 @@
             <w:noProof/>
             <w:webHidden/>
           </w:rPr>
-          <w:instrText xml:space="preserve"> PAGEREF _Toc241599470 \h </w:instrText>
+          <w:instrText xml:space="preserve"> PAGEREF _Toc241601401 \h </w:instrText>
         </w:r>
         <w:r>
           <w:rPr>
@@ -4906,7 +4906,7 @@
           <w14:ligatures w14:val="standardContextual"/>
         </w:rPr>
       </w:pPr>
-      <w:hyperlink w:anchor="_Toc241599471" w:history="1">
+      <w:hyperlink w:anchor="_Toc241601402" w:history="1">
         <w:r>
           <w:rPr>
             <w:rStyle w:val="Siuktni"/>
@@ -4942,7 +4942,7 @@
             <w:noProof/>
             <w:webHidden/>
           </w:rPr>
-          <w:instrText xml:space="preserve"> PAGEREF _Toc241599471 \h </w:instrText>
+          <w:instrText xml:space="preserve"> PAGEREF _Toc241601402 \h </w:instrText>
         </w:r>
         <w:r>
           <w:rPr>
@@ -4985,7 +4985,7 @@
           <w14:ligatures w14:val="standardContextual"/>
         </w:rPr>
       </w:pPr>
-      <w:hyperlink w:anchor="_Toc241599472" w:history="1">
+      <w:hyperlink w:anchor="_Toc241601403" w:history="1">
         <w:r>
           <w:rPr>
             <w:rStyle w:val="Siuktni"/>
@@ -5021,7 +5021,7 @@
             <w:noProof/>
             <w:webHidden/>
           </w:rPr>
-          <w:instrText xml:space="preserve"> PAGEREF _Toc241599472 \h </w:instrText>
+          <w:instrText xml:space="preserve"> PAGEREF _Toc241601403 \h </w:instrText>
         </w:r>
         <w:r>
           <w:rPr>
@@ -5064,7 +5064,7 @@
           <w14:ligatures w14:val="standardContextual"/>
         </w:rPr>
       </w:pPr>
-      <w:hyperlink w:anchor="_Toc241599473" w:history="1">
+      <w:hyperlink w:anchor="_Toc241601404" w:history="1">
         <w:r>
           <w:rPr>
             <w:rStyle w:val="Siuktni"/>
@@ -5100,7 +5100,7 @@
             <w:noProof/>
             <w:webHidden/>
           </w:rPr>
-          <w:instrText xml:space="preserve"> PAGEREF _Toc241599473 \h </w:instrText>
+          <w:instrText xml:space="preserve"> PAGEREF _Toc241601404 \h </w:instrText>
         </w:r>
         <w:r>
           <w:rPr>
@@ -5146,7 +5146,7 @@
           <w14:ligatures w14:val="standardContextual"/>
         </w:rPr>
       </w:pPr>
-      <w:hyperlink w:anchor="_Toc241599474" w:history="1">
+      <w:hyperlink w:anchor="_Toc241601405" w:history="1">
         <w:r>
           <w:rPr>
             <w:rStyle w:val="Siuktni"/>
@@ -5181,7 +5181,7 @@
             <w:noProof/>
             <w:webHidden/>
           </w:rPr>
-          <w:instrText xml:space="preserve"> PAGEREF _Toc241599474 \h </w:instrText>
+          <w:instrText xml:space="preserve"> PAGEREF _Toc241601405 \h </w:instrText>
         </w:r>
         <w:r>
           <w:rPr>
@@ -5227,7 +5227,7 @@
           <w14:ligatures w14:val="standardContextual"/>
         </w:rPr>
       </w:pPr>
-      <w:hyperlink w:anchor="_Toc241599475" w:history="1">
+      <w:hyperlink w:anchor="_Toc241601406" w:history="1">
         <w:r>
           <w:rPr>
             <w:rStyle w:val="Siuktni"/>
@@ -5262,7 +5262,7 @@
             <w:noProof/>
             <w:webHidden/>
           </w:rPr>
-          <w:instrText xml:space="preserve"> PAGEREF _Toc241599475 \h </w:instrText>
+          <w:instrText xml:space="preserve"> PAGEREF _Toc241601406 \h </w:instrText>
         </w:r>
         <w:r>
           <w:rPr>
@@ -5305,7 +5305,7 @@
           <w14:ligatures w14:val="standardContextual"/>
         </w:rPr>
       </w:pPr>
-      <w:hyperlink w:anchor="_Toc241599476" w:history="1">
+      <w:hyperlink w:anchor="_Toc241601407" w:history="1">
         <w:r>
           <w:rPr>
             <w:rStyle w:val="Siuktni"/>
@@ -5341,7 +5341,7 @@
             <w:noProof/>
             <w:webHidden/>
           </w:rPr>
-          <w:instrText xml:space="preserve"> PAGEREF _Toc241599476 \h </w:instrText>
+          <w:instrText xml:space="preserve"> PAGEREF _Toc241601407 \h </w:instrText>
         </w:r>
         <w:r>
           <w:rPr>
@@ -5384,7 +5384,7 @@
           <w14:ligatures w14:val="standardContextual"/>
         </w:rPr>
       </w:pPr>
-      <w:hyperlink w:anchor="_Toc241599477" w:history="1">
+      <w:hyperlink w:anchor="_Toc241601408" w:history="1">
         <w:r>
           <w:rPr>
             <w:rStyle w:val="Siuktni"/>
@@ -5420,7 +5420,7 @@
             <w:noProof/>
             <w:webHidden/>
           </w:rPr>
-          <w:instrText xml:space="preserve"> PAGEREF _Toc241599477 \h </w:instrText>
+          <w:instrText xml:space="preserve"> PAGEREF _Toc241601408 \h </w:instrText>
         </w:r>
         <w:r>
           <w:rPr>
@@ -5463,7 +5463,7 @@
           <w14:ligatures w14:val="standardContextual"/>
         </w:rPr>
       </w:pPr>
-      <w:hyperlink w:anchor="_Toc241599478" w:history="1">
+      <w:hyperlink w:anchor="_Toc241601409" w:history="1">
         <w:r>
           <w:rPr>
             <w:rStyle w:val="Siuktni"/>
@@ -5499,7 +5499,7 @@
             <w:noProof/>
             <w:webHidden/>
           </w:rPr>
-          <w:instrText xml:space="preserve"> PAGEREF _Toc241599478 \h </w:instrText>
+          <w:instrText xml:space="preserve"> PAGEREF _Toc241601409 \h </w:instrText>
         </w:r>
         <w:r>
           <w:rPr>
@@ -5542,7 +5542,7 @@
           <w14:ligatures w14:val="standardContextual"/>
         </w:rPr>
       </w:pPr>
-      <w:hyperlink w:anchor="_Toc241599479" w:history="1">
+      <w:hyperlink w:anchor="_Toc241601410" w:history="1">
         <w:r>
           <w:rPr>
             <w:rStyle w:val="Siuktni"/>
@@ -5578,7 +5578,7 @@
             <w:noProof/>
             <w:webHidden/>
           </w:rPr>
-          <w:instrText xml:space="preserve"> PAGEREF _Toc241599479 \h </w:instrText>
+          <w:instrText xml:space="preserve"> PAGEREF _Toc241601410 \h </w:instrText>
         </w:r>
         <w:r>
           <w:rPr>
@@ -5621,7 +5621,7 @@
           <w14:ligatures w14:val="standardContextual"/>
         </w:rPr>
       </w:pPr>
-      <w:hyperlink w:anchor="_Toc241599480" w:history="1">
+      <w:hyperlink w:anchor="_Toc241601411" w:history="1">
         <w:r>
           <w:rPr>
             <w:rStyle w:val="Siuktni"/>
@@ -5657,7 +5657,7 @@
             <w:noProof/>
             <w:webHidden/>
           </w:rPr>
-          <w:instrText xml:space="preserve"> PAGEREF _Toc241599480 \h </w:instrText>
+          <w:instrText xml:space="preserve"> PAGEREF _Toc241601411 \h </w:instrText>
         </w:r>
         <w:r>
           <w:rPr>
@@ -5703,7 +5703,7 @@
           <w14:ligatures w14:val="standardContextual"/>
         </w:rPr>
       </w:pPr>
-      <w:hyperlink w:anchor="_Toc241599481" w:history="1">
+      <w:hyperlink w:anchor="_Toc241601412" w:history="1">
         <w:r>
           <w:rPr>
             <w:rStyle w:val="Siuktni"/>
@@ -5738,7 +5738,7 @@
             <w:noProof/>
             <w:webHidden/>
           </w:rPr>
-          <w:instrText xml:space="preserve"> PAGEREF _Toc241599481 \h </w:instrText>
+          <w:instrText xml:space="preserve"> PAGEREF _Toc241601412 \h </w:instrText>
         </w:r>
         <w:r>
           <w:rPr>
@@ -5784,7 +5784,7 @@
           <w14:ligatures w14:val="standardContextual"/>
         </w:rPr>
       </w:pPr>
-      <w:hyperlink w:anchor="_Toc241599482" w:history="1">
+      <w:hyperlink w:anchor="_Toc241601413" w:history="1">
         <w:r>
           <w:rPr>
             <w:rStyle w:val="Siuktni"/>
@@ -5819,7 +5819,7 @@
             <w:noProof/>
             <w:webHidden/>
           </w:rPr>
-          <w:instrText xml:space="preserve"> PAGEREF _Toc241599482 \h </w:instrText>
+          <w:instrText xml:space="preserve"> PAGEREF _Toc241601413 \h </w:instrText>
         </w:r>
         <w:r>
           <w:rPr>
@@ -5862,7 +5862,7 @@
           <w14:ligatures w14:val="standardContextual"/>
         </w:rPr>
       </w:pPr>
-      <w:hyperlink w:anchor="_Toc241599483" w:history="1">
+      <w:hyperlink w:anchor="_Toc241601414" w:history="1">
         <w:r>
           <w:rPr>
             <w:rStyle w:val="Siuktni"/>
@@ -5898,7 +5898,7 @@
             <w:noProof/>
             <w:webHidden/>
           </w:rPr>
-          <w:instrText xml:space="preserve"> PAGEREF _Toc241599483 \h </w:instrText>
+          <w:instrText xml:space="preserve"> PAGEREF _Toc241601414 \h </w:instrText>
         </w:r>
         <w:r>
           <w:rPr>
@@ -5944,7 +5944,7 @@
           <w14:ligatures w14:val="standardContextual"/>
         </w:rPr>
       </w:pPr>
-      <w:hyperlink w:anchor="_Toc241599484" w:history="1">
+      <w:hyperlink w:anchor="_Toc241601415" w:history="1">
         <w:r>
           <w:rPr>
             <w:rStyle w:val="Siuktni"/>
@@ -5979,7 +5979,7 @@
             <w:noProof/>
             <w:webHidden/>
           </w:rPr>
-          <w:instrText xml:space="preserve"> PAGEREF _Toc241599484 \h </w:instrText>
+          <w:instrText xml:space="preserve"> PAGEREF _Toc241601415 \h </w:instrText>
         </w:r>
         <w:r>
           <w:rPr>
@@ -6022,7 +6022,7 @@
           <w14:ligatures w14:val="standardContextual"/>
         </w:rPr>
       </w:pPr>
-      <w:hyperlink w:anchor="_Toc241599485" w:history="1">
+      <w:hyperlink w:anchor="_Toc241601416" w:history="1">
         <w:r>
           <w:rPr>
             <w:rStyle w:val="Siuktni"/>
@@ -6058,7 +6058,7 @@
             <w:noProof/>
             <w:webHidden/>
           </w:rPr>
-          <w:instrText xml:space="preserve"> PAGEREF _Toc241599485 \h </w:instrText>
+          <w:instrText xml:space="preserve"> PAGEREF _Toc241601416 \h </w:instrText>
         </w:r>
         <w:r>
           <w:rPr>
@@ -6101,7 +6101,7 @@
           <w14:ligatures w14:val="standardContextual"/>
         </w:rPr>
       </w:pPr>
-      <w:hyperlink w:anchor="_Toc241599486" w:history="1">
+      <w:hyperlink w:anchor="_Toc241601417" w:history="1">
         <w:r>
           <w:rPr>
             <w:rStyle w:val="Siuktni"/>
@@ -6137,7 +6137,7 @@
             <w:noProof/>
             <w:webHidden/>
           </w:rPr>
-          <w:instrText xml:space="preserve"> PAGEREF _Toc241599486 \h </w:instrText>
+          <w:instrText xml:space="preserve"> PAGEREF _Toc241601417 \h </w:instrText>
         </w:r>
         <w:r>
           <w:rPr>
@@ -6180,7 +6180,7 @@
           <w14:ligatures w14:val="standardContextual"/>
         </w:rPr>
       </w:pPr>
-      <w:hyperlink w:anchor="_Toc241599487" w:history="1">
+      <w:hyperlink w:anchor="_Toc241601418" w:history="1">
         <w:r>
           <w:rPr>
             <w:rStyle w:val="Siuktni"/>
@@ -6216,7 +6216,7 @@
             <w:noProof/>
             <w:webHidden/>
           </w:rPr>
-          <w:instrText xml:space="preserve"> PAGEREF _Toc241599487 \h </w:instrText>
+          <w:instrText xml:space="preserve"> PAGEREF _Toc241601418 \h </w:instrText>
         </w:r>
         <w:r>
           <w:rPr>
@@ -6262,7 +6262,7 @@
           <w14:ligatures w14:val="standardContextual"/>
         </w:rPr>
       </w:pPr>
-      <w:hyperlink w:anchor="_Toc241599488" w:history="1">
+      <w:hyperlink w:anchor="_Toc241601419" w:history="1">
         <w:r>
           <w:rPr>
             <w:rStyle w:val="Siuktni"/>
@@ -6297,7 +6297,7 @@
             <w:noProof/>
             <w:webHidden/>
           </w:rPr>
-          <w:instrText xml:space="preserve"> PAGEREF _Toc241599488 \h </w:instrText>
+          <w:instrText xml:space="preserve"> PAGEREF _Toc241601419 \h </w:instrText>
         </w:r>
         <w:r>
           <w:rPr>
@@ -6340,7 +6340,7 @@
           <w14:ligatures w14:val="standardContextual"/>
         </w:rPr>
       </w:pPr>
-      <w:hyperlink w:anchor="_Toc241599489" w:history="1">
+      <w:hyperlink w:anchor="_Toc241601420" w:history="1">
         <w:r>
           <w:rPr>
             <w:rStyle w:val="Siuktni"/>
@@ -6376,7 +6376,7 @@
             <w:noProof/>
             <w:webHidden/>
           </w:rPr>
-          <w:instrText xml:space="preserve"> PAGEREF _Toc241599489 \h </w:instrText>
+          <w:instrText xml:space="preserve"> PAGEREF _Toc241601420 \h </w:instrText>
         </w:r>
         <w:r>
           <w:rPr>
@@ -6419,7 +6419,7 @@
           <w14:ligatures w14:val="standardContextual"/>
         </w:rPr>
       </w:pPr>
-      <w:hyperlink w:anchor="_Toc241599490" w:history="1">
+      <w:hyperlink w:anchor="_Toc241601421" w:history="1">
         <w:r>
           <w:rPr>
             <w:rStyle w:val="Siuktni"/>
@@ -6455,7 +6455,7 @@
             <w:noProof/>
             <w:webHidden/>
           </w:rPr>
-          <w:instrText xml:space="preserve"> PAGEREF _Toc241599490 \h </w:instrText>
+          <w:instrText xml:space="preserve"> PAGEREF _Toc241601421 \h </w:instrText>
         </w:r>
         <w:r>
           <w:rPr>
@@ -6498,7 +6498,7 @@
           <w14:ligatures w14:val="standardContextual"/>
         </w:rPr>
       </w:pPr>
-      <w:hyperlink w:anchor="_Toc241599491" w:history="1">
+      <w:hyperlink w:anchor="_Toc241601422" w:history="1">
         <w:r>
           <w:rPr>
             <w:rStyle w:val="Siuktni"/>
@@ -6534,7 +6534,7 @@
             <w:noProof/>
             <w:webHidden/>
           </w:rPr>
-          <w:instrText xml:space="preserve"> PAGEREF _Toc241599491 \h </w:instrText>
+          <w:instrText xml:space="preserve"> PAGEREF _Toc241601422 \h </w:instrText>
         </w:r>
         <w:r>
           <w:rPr>
@@ -6580,7 +6580,7 @@
           <w14:ligatures w14:val="standardContextual"/>
         </w:rPr>
       </w:pPr>
-      <w:hyperlink w:anchor="_Toc241599492" w:history="1">
+      <w:hyperlink w:anchor="_Toc241601423" w:history="1">
         <w:r>
           <w:rPr>
             <w:rStyle w:val="Siuktni"/>
@@ -6615,7 +6615,7 @@
             <w:noProof/>
             <w:webHidden/>
           </w:rPr>
-          <w:instrText xml:space="preserve"> PAGEREF _Toc241599492 \h </w:instrText>
+          <w:instrText xml:space="preserve"> PAGEREF _Toc241601423 \h </w:instrText>
         </w:r>
         <w:r>
           <w:rPr>
@@ -6658,7 +6658,7 @@
           <w14:ligatures w14:val="standardContextual"/>
         </w:rPr>
       </w:pPr>
-      <w:hyperlink w:anchor="_Toc241599493" w:history="1">
+      <w:hyperlink w:anchor="_Toc241601424" w:history="1">
         <w:r>
           <w:rPr>
             <w:rStyle w:val="Siuktni"/>
@@ -6694,7 +6694,7 @@
             <w:noProof/>
             <w:webHidden/>
           </w:rPr>
-          <w:instrText xml:space="preserve"> PAGEREF _Toc241599493 \h </w:instrText>
+          <w:instrText xml:space="preserve"> PAGEREF _Toc241601424 \h </w:instrText>
         </w:r>
         <w:r>
           <w:rPr>
@@ -6737,7 +6737,7 @@
           <w14:ligatures w14:val="standardContextual"/>
         </w:rPr>
       </w:pPr>
-      <w:hyperlink w:anchor="_Toc241599494" w:history="1">
+      <w:hyperlink w:anchor="_Toc241601425" w:history="1">
         <w:r>
           <w:rPr>
             <w:rStyle w:val="Siuktni"/>
@@ -6773,7 +6773,7 @@
             <w:noProof/>
             <w:webHidden/>
           </w:rPr>
-          <w:instrText xml:space="preserve"> PAGEREF _Toc241599494 \h </w:instrText>
+          <w:instrText xml:space="preserve"> PAGEREF _Toc241601425 \h </w:instrText>
         </w:r>
         <w:r>
           <w:rPr>
@@ -6816,7 +6816,7 @@
           <w14:ligatures w14:val="standardContextual"/>
         </w:rPr>
       </w:pPr>
-      <w:hyperlink w:anchor="_Toc241599495" w:history="1">
+      <w:hyperlink w:anchor="_Toc241601426" w:history="1">
         <w:r>
           <w:rPr>
             <w:rStyle w:val="Siuktni"/>
@@ -6852,7 +6852,7 @@
             <w:noProof/>
             <w:webHidden/>
           </w:rPr>
-          <w:instrText xml:space="preserve"> PAGEREF _Toc241599495 \h </w:instrText>
+          <w:instrText xml:space="preserve"> PAGEREF _Toc241601426 \h </w:instrText>
         </w:r>
         <w:r>
           <w:rPr>
@@ -6898,7 +6898,7 @@
           <w14:ligatures w14:val="standardContextual"/>
         </w:rPr>
       </w:pPr>
-      <w:hyperlink w:anchor="_Toc241599496" w:history="1">
+      <w:hyperlink w:anchor="_Toc241601427" w:history="1">
         <w:r>
           <w:rPr>
             <w:rStyle w:val="Siuktni"/>
@@ -6933,7 +6933,7 @@
             <w:noProof/>
             <w:webHidden/>
           </w:rPr>
-          <w:instrText xml:space="preserve"> PAGEREF _Toc241599496 \h </w:instrText>
+          <w:instrText xml:space="preserve"> PAGEREF _Toc241601427 \h </w:instrText>
         </w:r>
         <w:r>
           <w:rPr>
@@ -6979,7 +6979,7 @@
           <w14:ligatures w14:val="standardContextual"/>
         </w:rPr>
       </w:pPr>
-      <w:hyperlink w:anchor="_Toc241599497" w:history="1">
+      <w:hyperlink w:anchor="_Toc241601428" w:history="1">
         <w:r>
           <w:rPr>
             <w:rStyle w:val="Siuktni"/>
@@ -7014,7 +7014,7 @@
             <w:noProof/>
             <w:webHidden/>
           </w:rPr>
-          <w:instrText xml:space="preserve"> PAGEREF _Toc241599497 \h </w:instrText>
+          <w:instrText xml:space="preserve"> PAGEREF _Toc241601428 \h </w:instrText>
         </w:r>
         <w:r>
           <w:rPr>
@@ -7057,7 +7057,7 @@
           <w14:ligatures w14:val="standardContextual"/>
         </w:rPr>
       </w:pPr>
-      <w:hyperlink w:anchor="_Toc241599498" w:history="1">
+      <w:hyperlink w:anchor="_Toc241601429" w:history="1">
         <w:r>
           <w:rPr>
             <w:rStyle w:val="Siuktni"/>
@@ -7093,7 +7093,7 @@
             <w:noProof/>
             <w:webHidden/>
           </w:rPr>
-          <w:instrText xml:space="preserve"> PAGEREF _Toc241599498 \h </w:instrText>
+          <w:instrText xml:space="preserve"> PAGEREF _Toc241601429 \h </w:instrText>
         </w:r>
         <w:r>
           <w:rPr>
@@ -7136,7 +7136,7 @@
           <w14:ligatures w14:val="standardContextual"/>
         </w:rPr>
       </w:pPr>
-      <w:hyperlink w:anchor="_Toc241599499" w:history="1">
+      <w:hyperlink w:anchor="_Toc241601430" w:history="1">
         <w:r>
           <w:rPr>
             <w:rStyle w:val="Siuktni"/>
@@ -7172,7 +7172,7 @@
             <w:noProof/>
             <w:webHidden/>
           </w:rPr>
-          <w:instrText xml:space="preserve"> PAGEREF _Toc241599499 \h </w:instrText>
+          <w:instrText xml:space="preserve"> PAGEREF _Toc241601430 \h </w:instrText>
         </w:r>
         <w:r>
           <w:rPr>
@@ -7215,7 +7215,7 @@
           <w14:ligatures w14:val="standardContextual"/>
         </w:rPr>
       </w:pPr>
-      <w:hyperlink w:anchor="_Toc241599500" w:history="1">
+      <w:hyperlink w:anchor="_Toc241601431" w:history="1">
         <w:r>
           <w:rPr>
             <w:rStyle w:val="Siuktni"/>
@@ -7251,7 +7251,7 @@
             <w:noProof/>
             <w:webHidden/>
           </w:rPr>
-          <w:instrText xml:space="preserve"> PAGEREF _Toc241599500 \h </w:instrText>
+          <w:instrText xml:space="preserve"> PAGEREF _Toc241601431 \h </w:instrText>
         </w:r>
         <w:r>
           <w:rPr>
@@ -7294,7 +7294,7 @@
           <w14:ligatures w14:val="standardContextual"/>
         </w:rPr>
       </w:pPr>
-      <w:hyperlink w:anchor="_Toc241599501" w:history="1">
+      <w:hyperlink w:anchor="_Toc241601432" w:history="1">
         <w:r>
           <w:rPr>
             <w:rStyle w:val="Siuktni"/>
@@ -7330,7 +7330,7 @@
             <w:noProof/>
             <w:webHidden/>
           </w:rPr>
-          <w:instrText xml:space="preserve"> PAGEREF _Toc241599501 \h </w:instrText>
+          <w:instrText xml:space="preserve"> PAGEREF _Toc241601432 \h </w:instrText>
         </w:r>
         <w:r>
           <w:rPr>
@@ -7376,7 +7376,7 @@
           <w14:ligatures w14:val="standardContextual"/>
         </w:rPr>
       </w:pPr>
-      <w:hyperlink w:anchor="_Toc241599502" w:history="1">
+      <w:hyperlink w:anchor="_Toc241601433" w:history="1">
         <w:r>
           <w:rPr>
             <w:rStyle w:val="Siuktni"/>
@@ -7411,7 +7411,7 @@
             <w:noProof/>
             <w:webHidden/>
           </w:rPr>
-          <w:instrText xml:space="preserve"> PAGEREF _Toc241599502 \h </w:instrText>
+          <w:instrText xml:space="preserve"> PAGEREF _Toc241601433 \h </w:instrText>
         </w:r>
         <w:r>
           <w:rPr>
@@ -7457,7 +7457,7 @@
           <w14:ligatures w14:val="standardContextual"/>
         </w:rPr>
       </w:pPr>
-      <w:hyperlink w:anchor="_Toc241599503" w:history="1">
+      <w:hyperlink w:anchor="_Toc241601434" w:history="1">
         <w:r>
           <w:rPr>
             <w:rStyle w:val="Siuktni"/>
@@ -7492,7 +7492,7 @@
             <w:noProof/>
             <w:webHidden/>
           </w:rPr>
-          <w:instrText xml:space="preserve"> PAGEREF _Toc241599503 \h </w:instrText>
+          <w:instrText xml:space="preserve"> PAGEREF _Toc241601434 \h </w:instrText>
         </w:r>
         <w:r>
           <w:rPr>
@@ -7538,7 +7538,7 @@
           <w14:ligatures w14:val="standardContextual"/>
         </w:rPr>
       </w:pPr>
-      <w:hyperlink w:anchor="_Toc241599504" w:history="1">
+      <w:hyperlink w:anchor="_Toc241601435" w:history="1">
         <w:r>
           <w:rPr>
             <w:rStyle w:val="Siuktni"/>
@@ -7573,7 +7573,7 @@
             <w:noProof/>
             <w:webHidden/>
           </w:rPr>
-          <w:instrText xml:space="preserve"> PAGEREF _Toc241599504 \h </w:instrText>
+          <w:instrText xml:space="preserve"> PAGEREF _Toc241601435 \h </w:instrText>
         </w:r>
         <w:r>
           <w:rPr>
@@ -7616,7 +7616,7 @@
           <w14:ligatures w14:val="standardContextual"/>
         </w:rPr>
       </w:pPr>
-      <w:hyperlink w:anchor="_Toc241599505" w:history="1">
+      <w:hyperlink w:anchor="_Toc241601436" w:history="1">
         <w:r>
           <w:rPr>
             <w:rStyle w:val="Siuktni"/>
@@ -7644,7 +7644,7 @@
             <w:noProof/>
             <w:webHidden/>
           </w:rPr>
-          <w:instrText xml:space="preserve"> PAGEREF _Toc241599505 \h </w:instrText>
+          <w:instrText xml:space="preserve"> PAGEREF _Toc241601436 \h </w:instrText>
         </w:r>
         <w:r>
           <w:rPr>
@@ -7687,7 +7687,7 @@
           <w14:ligatures w14:val="standardContextual"/>
         </w:rPr>
       </w:pPr>
-      <w:hyperlink w:anchor="_Toc241599506" w:history="1">
+      <w:hyperlink w:anchor="_Toc241601437" w:history="1">
         <w:r>
           <w:rPr>
             <w:rStyle w:val="Siuktni"/>
@@ -7715,7 +7715,7 @@
             <w:noProof/>
             <w:webHidden/>
           </w:rPr>
-          <w:instrText xml:space="preserve"> PAGEREF _Toc241599506 \h </w:instrText>
+          <w:instrText xml:space="preserve"> PAGEREF _Toc241601437 \h </w:instrText>
         </w:r>
         <w:r>
           <w:rPr>
@@ -7811,7 +7811,7 @@
       <w:r>
         <w:fldChar w:fldCharType="separate"/>
       </w:r>
-      <w:hyperlink w:anchor="_Toc241599507" w:history="1">
+      <w:hyperlink w:anchor="_Toc241601438" w:history="1">
         <w:r>
           <w:rPr>
             <w:rStyle w:val="Siuktni"/>
@@ -7847,7 +7847,7 @@
             <w:noProof/>
             <w:webHidden/>
           </w:rPr>
-          <w:instrText xml:space="preserve"> PAGEREF _Toc241599507 \h </w:instrText>
+          <w:instrText xml:space="preserve"> PAGEREF _Toc241601438 \h </w:instrText>
         </w:r>
         <w:r>
           <w:rPr>
@@ -7890,7 +7890,7 @@
           <w14:ligatures w14:val="standardContextual"/>
         </w:rPr>
       </w:pPr>
-      <w:hyperlink w:anchor="_Toc241599508" w:history="1">
+      <w:hyperlink w:anchor="_Toc241601439" w:history="1">
         <w:r>
           <w:rPr>
             <w:rStyle w:val="Siuktni"/>
@@ -7926,7 +7926,7 @@
             <w:noProof/>
             <w:webHidden/>
           </w:rPr>
-          <w:instrText xml:space="preserve"> PAGEREF _Toc241599508 \h </w:instrText>
+          <w:instrText xml:space="preserve"> PAGEREF _Toc241601439 \h </w:instrText>
         </w:r>
         <w:r>
           <w:rPr>
@@ -7969,7 +7969,7 @@
           <w14:ligatures w14:val="standardContextual"/>
         </w:rPr>
       </w:pPr>
-      <w:hyperlink w:anchor="_Toc241599509" w:history="1">
+      <w:hyperlink w:anchor="_Toc241601440" w:history="1">
         <w:r>
           <w:rPr>
             <w:rStyle w:val="Siuktni"/>
@@ -8005,7 +8005,7 @@
             <w:noProof/>
             <w:webHidden/>
           </w:rPr>
-          <w:instrText xml:space="preserve"> PAGEREF _Toc241599509 \h </w:instrText>
+          <w:instrText xml:space="preserve"> PAGEREF _Toc241601440 \h </w:instrText>
         </w:r>
         <w:r>
           <w:rPr>
@@ -8048,7 +8048,7 @@
           <w14:ligatures w14:val="standardContextual"/>
         </w:rPr>
       </w:pPr>
-      <w:hyperlink w:anchor="_Toc241599510" w:history="1">
+      <w:hyperlink w:anchor="_Toc241601441" w:history="1">
         <w:r>
           <w:rPr>
             <w:rStyle w:val="Siuktni"/>
@@ -8084,7 +8084,7 @@
             <w:noProof/>
             <w:webHidden/>
           </w:rPr>
-          <w:instrText xml:space="preserve"> PAGEREF _Toc241599510 \h </w:instrText>
+          <w:instrText xml:space="preserve"> PAGEREF _Toc241601441 \h </w:instrText>
         </w:r>
         <w:r>
           <w:rPr>
@@ -8127,7 +8127,7 @@
           <w14:ligatures w14:val="standardContextual"/>
         </w:rPr>
       </w:pPr>
-      <w:hyperlink w:anchor="_Toc241599511" w:history="1">
+      <w:hyperlink w:anchor="_Toc241601442" w:history="1">
         <w:r>
           <w:rPr>
             <w:rStyle w:val="Siuktni"/>
@@ -8163,7 +8163,7 @@
             <w:noProof/>
             <w:webHidden/>
           </w:rPr>
-          <w:instrText xml:space="preserve"> PAGEREF _Toc241599511 \h </w:instrText>
+          <w:instrText xml:space="preserve"> PAGEREF _Toc241601442 \h </w:instrText>
         </w:r>
         <w:r>
           <w:rPr>
@@ -8206,7 +8206,7 @@
           <w14:ligatures w14:val="standardContextual"/>
         </w:rPr>
       </w:pPr>
-      <w:hyperlink w:anchor="_Toc241599512" w:history="1">
+      <w:hyperlink w:anchor="_Toc241601443" w:history="1">
         <w:r>
           <w:rPr>
             <w:rStyle w:val="Siuktni"/>
@@ -8242,7 +8242,7 @@
             <w:noProof/>
             <w:webHidden/>
           </w:rPr>
-          <w:instrText xml:space="preserve"> PAGEREF _Toc241599512 \h </w:instrText>
+          <w:instrText xml:space="preserve"> PAGEREF _Toc241601443 \h </w:instrText>
         </w:r>
         <w:r>
           <w:rPr>
@@ -8285,7 +8285,7 @@
           <w14:ligatures w14:val="standardContextual"/>
         </w:rPr>
       </w:pPr>
-      <w:hyperlink w:anchor="_Toc241599513" w:history="1">
+      <w:hyperlink w:anchor="_Toc241601444" w:history="1">
         <w:r>
           <w:rPr>
             <w:rStyle w:val="Siuktni"/>
@@ -8321,7 +8321,7 @@
             <w:noProof/>
             <w:webHidden/>
           </w:rPr>
-          <w:instrText xml:space="preserve"> PAGEREF _Toc241599513 \h </w:instrText>
+          <w:instrText xml:space="preserve"> PAGEREF _Toc241601444 \h </w:instrText>
         </w:r>
         <w:r>
           <w:rPr>
@@ -8364,7 +8364,7 @@
           <w14:ligatures w14:val="standardContextual"/>
         </w:rPr>
       </w:pPr>
-      <w:hyperlink w:anchor="_Toc241599514" w:history="1">
+      <w:hyperlink w:anchor="_Toc241601445" w:history="1">
         <w:r>
           <w:rPr>
             <w:rStyle w:val="Siuktni"/>
@@ -8400,7 +8400,7 @@
             <w:noProof/>
             <w:webHidden/>
           </w:rPr>
-          <w:instrText xml:space="preserve"> PAGEREF _Toc241599514 \h </w:instrText>
+          <w:instrText xml:space="preserve"> PAGEREF _Toc241601445 \h </w:instrText>
         </w:r>
         <w:r>
           <w:rPr>
@@ -8443,7 +8443,7 @@
           <w14:ligatures w14:val="standardContextual"/>
         </w:rPr>
       </w:pPr>
-      <w:hyperlink w:anchor="_Toc241599515" w:history="1">
+      <w:hyperlink w:anchor="_Toc241601446" w:history="1">
         <w:r>
           <w:rPr>
             <w:rStyle w:val="Siuktni"/>
@@ -8479,7 +8479,7 @@
             <w:noProof/>
             <w:webHidden/>
           </w:rPr>
-          <w:instrText xml:space="preserve"> PAGEREF _Toc241599515 \h </w:instrText>
+          <w:instrText xml:space="preserve"> PAGEREF _Toc241601446 \h </w:instrText>
         </w:r>
         <w:r>
           <w:rPr>
@@ -8522,7 +8522,7 @@
           <w14:ligatures w14:val="standardContextual"/>
         </w:rPr>
       </w:pPr>
-      <w:hyperlink w:anchor="_Toc241599516" w:history="1">
+      <w:hyperlink w:anchor="_Toc241601447" w:history="1">
         <w:r>
           <w:rPr>
             <w:rStyle w:val="Siuktni"/>
@@ -8558,7 +8558,7 @@
             <w:noProof/>
             <w:webHidden/>
           </w:rPr>
-          <w:instrText xml:space="preserve"> PAGEREF _Toc241599516 \h </w:instrText>
+          <w:instrText xml:space="preserve"> PAGEREF _Toc241601447 \h </w:instrText>
         </w:r>
         <w:r>
           <w:rPr>
@@ -8601,7 +8601,7 @@
           <w14:ligatures w14:val="standardContextual"/>
         </w:rPr>
       </w:pPr>
-      <w:hyperlink w:anchor="_Toc241599517" w:history="1">
+      <w:hyperlink w:anchor="_Toc241601448" w:history="1">
         <w:r>
           <w:rPr>
             <w:rStyle w:val="Siuktni"/>
@@ -8637,7 +8637,7 @@
             <w:noProof/>
             <w:webHidden/>
           </w:rPr>
-          <w:instrText xml:space="preserve"> PAGEREF _Toc241599517 \h </w:instrText>
+          <w:instrText xml:space="preserve"> PAGEREF _Toc241601448 \h </w:instrText>
         </w:r>
         <w:r>
           <w:rPr>
@@ -8680,7 +8680,7 @@
           <w14:ligatures w14:val="standardContextual"/>
         </w:rPr>
       </w:pPr>
-      <w:hyperlink w:anchor="_Toc241599518" w:history="1">
+      <w:hyperlink w:anchor="_Toc241601449" w:history="1">
         <w:r>
           <w:rPr>
             <w:rStyle w:val="Siuktni"/>
@@ -8716,7 +8716,7 @@
             <w:noProof/>
             <w:webHidden/>
           </w:rPr>
-          <w:instrText xml:space="preserve"> PAGEREF _Toc241599518 \h </w:instrText>
+          <w:instrText xml:space="preserve"> PAGEREF _Toc241601449 \h </w:instrText>
         </w:r>
         <w:r>
           <w:rPr>
@@ -8759,7 +8759,7 @@
           <w14:ligatures w14:val="standardContextual"/>
         </w:rPr>
       </w:pPr>
-      <w:hyperlink w:anchor="_Toc241599519" w:history="1">
+      <w:hyperlink w:anchor="_Toc241601450" w:history="1">
         <w:r>
           <w:rPr>
             <w:rStyle w:val="Siuktni"/>
@@ -8795,7 +8795,7 @@
             <w:noProof/>
             <w:webHidden/>
           </w:rPr>
-          <w:instrText xml:space="preserve"> PAGEREF _Toc241599519 \h </w:instrText>
+          <w:instrText xml:space="preserve"> PAGEREF _Toc241601450 \h </w:instrText>
         </w:r>
         <w:r>
           <w:rPr>
@@ -8838,7 +8838,7 @@
           <w14:ligatures w14:val="standardContextual"/>
         </w:rPr>
       </w:pPr>
-      <w:hyperlink w:anchor="_Toc241599520" w:history="1">
+      <w:hyperlink w:anchor="_Toc241601451" w:history="1">
         <w:r>
           <w:rPr>
             <w:rStyle w:val="Siuktni"/>
@@ -8874,7 +8874,7 @@
             <w:noProof/>
             <w:webHidden/>
           </w:rPr>
-          <w:instrText xml:space="preserve"> PAGEREF _Toc241599520 \h </w:instrText>
+          <w:instrText xml:space="preserve"> PAGEREF _Toc241601451 \h </w:instrText>
         </w:r>
         <w:r>
           <w:rPr>
@@ -8917,7 +8917,7 @@
           <w14:ligatures w14:val="standardContextual"/>
         </w:rPr>
       </w:pPr>
-      <w:hyperlink w:anchor="_Toc241599521" w:history="1">
+      <w:hyperlink w:anchor="_Toc241601452" w:history="1">
         <w:r>
           <w:rPr>
             <w:rStyle w:val="Siuktni"/>
@@ -8953,7 +8953,7 @@
             <w:noProof/>
             <w:webHidden/>
           </w:rPr>
-          <w:instrText xml:space="preserve"> PAGEREF _Toc241599521 \h </w:instrText>
+          <w:instrText xml:space="preserve"> PAGEREF _Toc241601452 \h </w:instrText>
         </w:r>
         <w:r>
           <w:rPr>
@@ -8996,7 +8996,7 @@
           <w14:ligatures w14:val="standardContextual"/>
         </w:rPr>
       </w:pPr>
-      <w:hyperlink w:anchor="_Toc241599522" w:history="1">
+      <w:hyperlink w:anchor="_Toc241601453" w:history="1">
         <w:r>
           <w:rPr>
             <w:rStyle w:val="Siuktni"/>
@@ -9032,7 +9032,7 @@
             <w:noProof/>
             <w:webHidden/>
           </w:rPr>
-          <w:instrText xml:space="preserve"> PAGEREF _Toc241599522 \h </w:instrText>
+          <w:instrText xml:space="preserve"> PAGEREF _Toc241601453 \h </w:instrText>
         </w:r>
         <w:r>
           <w:rPr>
@@ -9075,7 +9075,7 @@
           <w14:ligatures w14:val="standardContextual"/>
         </w:rPr>
       </w:pPr>
-      <w:hyperlink w:anchor="_Toc241599523" w:history="1">
+      <w:hyperlink w:anchor="_Toc241601454" w:history="1">
         <w:r>
           <w:rPr>
             <w:rStyle w:val="Siuktni"/>
@@ -9111,7 +9111,7 @@
             <w:noProof/>
             <w:webHidden/>
           </w:rPr>
-          <w:instrText xml:space="preserve"> PAGEREF _Toc241599523 \h </w:instrText>
+          <w:instrText xml:space="preserve"> PAGEREF _Toc241601454 \h </w:instrText>
         </w:r>
         <w:r>
           <w:rPr>
@@ -9154,7 +9154,7 @@
           <w14:ligatures w14:val="standardContextual"/>
         </w:rPr>
       </w:pPr>
-      <w:hyperlink w:anchor="_Toc241599524" w:history="1">
+      <w:hyperlink w:anchor="_Toc241601455" w:history="1">
         <w:r>
           <w:rPr>
             <w:rStyle w:val="Siuktni"/>
@@ -9190,7 +9190,7 @@
             <w:noProof/>
             <w:webHidden/>
           </w:rPr>
-          <w:instrText xml:space="preserve"> PAGEREF _Toc241599524 \h </w:instrText>
+          <w:instrText xml:space="preserve"> PAGEREF _Toc241601455 \h </w:instrText>
         </w:r>
         <w:r>
           <w:rPr>
@@ -9233,7 +9233,7 @@
           <w14:ligatures w14:val="standardContextual"/>
         </w:rPr>
       </w:pPr>
-      <w:hyperlink w:anchor="_Toc241599525" w:history="1">
+      <w:hyperlink w:anchor="_Toc241601456" w:history="1">
         <w:r>
           <w:rPr>
             <w:rStyle w:val="Siuktni"/>
@@ -9269,7 +9269,7 @@
             <w:noProof/>
             <w:webHidden/>
           </w:rPr>
-          <w:instrText xml:space="preserve"> PAGEREF _Toc241599525 \h </w:instrText>
+          <w:instrText xml:space="preserve"> PAGEREF _Toc241601456 \h </w:instrText>
         </w:r>
         <w:r>
           <w:rPr>
@@ -9312,7 +9312,7 @@
           <w14:ligatures w14:val="standardContextual"/>
         </w:rPr>
       </w:pPr>
-      <w:hyperlink w:anchor="_Toc241599526" w:history="1">
+      <w:hyperlink w:anchor="_Toc241601457" w:history="1">
         <w:r>
           <w:rPr>
             <w:rStyle w:val="Siuktni"/>
@@ -9348,7 +9348,7 @@
             <w:noProof/>
             <w:webHidden/>
           </w:rPr>
-          <w:instrText xml:space="preserve"> PAGEREF _Toc241599526 \h </w:instrText>
+          <w:instrText xml:space="preserve"> PAGEREF _Toc241601457 \h </w:instrText>
         </w:r>
         <w:r>
           <w:rPr>
@@ -9391,7 +9391,7 @@
           <w14:ligatures w14:val="standardContextual"/>
         </w:rPr>
       </w:pPr>
-      <w:hyperlink w:anchor="_Toc241599527" w:history="1">
+      <w:hyperlink w:anchor="_Toc241601458" w:history="1">
         <w:r>
           <w:rPr>
             <w:rStyle w:val="Siuktni"/>
@@ -9427,7 +9427,7 @@
             <w:noProof/>
             <w:webHidden/>
           </w:rPr>
-          <w:instrText xml:space="preserve"> PAGEREF _Toc241599527 \h </w:instrText>
+          <w:instrText xml:space="preserve"> PAGEREF _Toc241601458 \h </w:instrText>
         </w:r>
         <w:r>
           <w:rPr>
@@ -9470,7 +9470,7 @@
           <w14:ligatures w14:val="standardContextual"/>
         </w:rPr>
       </w:pPr>
-      <w:hyperlink w:anchor="_Toc241599528" w:history="1">
+      <w:hyperlink w:anchor="_Toc241601459" w:history="1">
         <w:r>
           <w:rPr>
             <w:rStyle w:val="Siuktni"/>
@@ -9506,7 +9506,7 @@
             <w:noProof/>
             <w:webHidden/>
           </w:rPr>
-          <w:instrText xml:space="preserve"> PAGEREF _Toc241599528 \h </w:instrText>
+          <w:instrText xml:space="preserve"> PAGEREF _Toc241601459 \h </w:instrText>
         </w:r>
         <w:r>
           <w:rPr>
@@ -9549,7 +9549,7 @@
           <w14:ligatures w14:val="standardContextual"/>
         </w:rPr>
       </w:pPr>
-      <w:hyperlink w:anchor="_Toc241599529" w:history="1">
+      <w:hyperlink w:anchor="_Toc241601460" w:history="1">
         <w:r>
           <w:rPr>
             <w:rStyle w:val="Siuktni"/>
@@ -9585,7 +9585,7 @@
             <w:noProof/>
             <w:webHidden/>
           </w:rPr>
-          <w:instrText xml:space="preserve"> PAGEREF _Toc241599529 \h </w:instrText>
+          <w:instrText xml:space="preserve"> PAGEREF _Toc241601460 \h </w:instrText>
         </w:r>
         <w:r>
           <w:rPr>
@@ -9628,7 +9628,7 @@
           <w14:ligatures w14:val="standardContextual"/>
         </w:rPr>
       </w:pPr>
-      <w:hyperlink w:anchor="_Toc241599530" w:history="1">
+      <w:hyperlink w:anchor="_Toc241601461" w:history="1">
         <w:r>
           <w:rPr>
             <w:rStyle w:val="Siuktni"/>
@@ -9664,7 +9664,7 @@
             <w:noProof/>
             <w:webHidden/>
           </w:rPr>
-          <w:instrText xml:space="preserve"> PAGEREF _Toc241599530 \h </w:instrText>
+          <w:instrText xml:space="preserve"> PAGEREF _Toc241601461 \h </w:instrText>
         </w:r>
         <w:r>
           <w:rPr>
@@ -9707,7 +9707,7 @@
           <w14:ligatures w14:val="standardContextual"/>
         </w:rPr>
       </w:pPr>
-      <w:hyperlink w:anchor="_Toc241599531" w:history="1">
+      <w:hyperlink w:anchor="_Toc241601462" w:history="1">
         <w:r>
           <w:rPr>
             <w:rStyle w:val="Siuktni"/>
@@ -9743,7 +9743,7 @@
             <w:noProof/>
             <w:webHidden/>
           </w:rPr>
-          <w:instrText xml:space="preserve"> PAGEREF _Toc241599531 \h </w:instrText>
+          <w:instrText xml:space="preserve"> PAGEREF _Toc241601462 \h </w:instrText>
         </w:r>
         <w:r>
           <w:rPr>
@@ -9786,7 +9786,7 @@
           <w14:ligatures w14:val="standardContextual"/>
         </w:rPr>
       </w:pPr>
-      <w:hyperlink w:anchor="_Toc241599532" w:history="1">
+      <w:hyperlink w:anchor="_Toc241601463" w:history="1">
         <w:r>
           <w:rPr>
             <w:rStyle w:val="Siuktni"/>
@@ -9822,7 +9822,7 @@
             <w:noProof/>
             <w:webHidden/>
           </w:rPr>
-          <w:instrText xml:space="preserve"> PAGEREF _Toc241599532 \h </w:instrText>
+          <w:instrText xml:space="preserve"> PAGEREF _Toc241601463 \h </w:instrText>
         </w:r>
         <w:r>
           <w:rPr>
@@ -9865,7 +9865,7 @@
           <w14:ligatures w14:val="standardContextual"/>
         </w:rPr>
       </w:pPr>
-      <w:hyperlink w:anchor="_Toc241599533" w:history="1">
+      <w:hyperlink w:anchor="_Toc241601464" w:history="1">
         <w:r>
           <w:rPr>
             <w:rStyle w:val="Siuktni"/>
@@ -9901,7 +9901,7 @@
             <w:noProof/>
             <w:webHidden/>
           </w:rPr>
-          <w:instrText xml:space="preserve"> PAGEREF _Toc241599533 \h </w:instrText>
+          <w:instrText xml:space="preserve"> PAGEREF _Toc241601464 \h </w:instrText>
         </w:r>
         <w:r>
           <w:rPr>
@@ -9944,7 +9944,7 @@
           <w14:ligatures w14:val="standardContextual"/>
         </w:rPr>
       </w:pPr>
-      <w:hyperlink w:anchor="_Toc241599534" w:history="1">
+      <w:hyperlink w:anchor="_Toc241601465" w:history="1">
         <w:r>
           <w:rPr>
             <w:rStyle w:val="Siuktni"/>
@@ -9980,7 +9980,7 @@
             <w:noProof/>
             <w:webHidden/>
           </w:rPr>
-          <w:instrText xml:space="preserve"> PAGEREF _Toc241599534 \h </w:instrText>
+          <w:instrText xml:space="preserve"> PAGEREF _Toc241601465 \h </w:instrText>
         </w:r>
         <w:r>
           <w:rPr>
@@ -10023,7 +10023,7 @@
           <w14:ligatures w14:val="standardContextual"/>
         </w:rPr>
       </w:pPr>
-      <w:hyperlink w:anchor="_Toc241599535" w:history="1">
+      <w:hyperlink w:anchor="_Toc241601466" w:history="1">
         <w:r>
           <w:rPr>
             <w:rStyle w:val="Siuktni"/>
@@ -10059,7 +10059,7 @@
             <w:noProof/>
             <w:webHidden/>
           </w:rPr>
-          <w:instrText xml:space="preserve"> PAGEREF _Toc241599535 \h </w:instrText>
+          <w:instrText xml:space="preserve"> PAGEREF _Toc241601466 \h </w:instrText>
         </w:r>
         <w:r>
           <w:rPr>
@@ -10102,7 +10102,7 @@
           <w14:ligatures w14:val="standardContextual"/>
         </w:rPr>
       </w:pPr>
-      <w:hyperlink w:anchor="_Toc241599536" w:history="1">
+      <w:hyperlink w:anchor="_Toc241601467" w:history="1">
         <w:r>
           <w:rPr>
             <w:rStyle w:val="Siuktni"/>
@@ -10138,7 +10138,7 @@
             <w:noProof/>
             <w:webHidden/>
           </w:rPr>
-          <w:instrText xml:space="preserve"> PAGEREF _Toc241599536 \h </w:instrText>
+          <w:instrText xml:space="preserve"> PAGEREF _Toc241601467 \h </w:instrText>
         </w:r>
         <w:r>
           <w:rPr>
@@ -10181,7 +10181,7 @@
           <w14:ligatures w14:val="standardContextual"/>
         </w:rPr>
       </w:pPr>
-      <w:hyperlink w:anchor="_Toc241599537" w:history="1">
+      <w:hyperlink w:anchor="_Toc241601468" w:history="1">
         <w:r>
           <w:rPr>
             <w:rStyle w:val="Siuktni"/>
@@ -10217,7 +10217,7 @@
             <w:noProof/>
             <w:webHidden/>
           </w:rPr>
-          <w:instrText xml:space="preserve"> PAGEREF _Toc241599537 \h </w:instrText>
+          <w:instrText xml:space="preserve"> PAGEREF _Toc241601468 \h </w:instrText>
         </w:r>
         <w:r>
           <w:rPr>
@@ -10334,7 +10334,7 @@
       <w:r>
         <w:fldChar w:fldCharType="separate"/>
       </w:r>
-      <w:hyperlink w:anchor="_Toc241599538" w:history="1">
+      <w:hyperlink w:anchor="_Toc241601469" w:history="1">
         <w:r>
           <w:rPr>
             <w:rStyle w:val="Siuktni"/>
@@ -10369,7 +10369,7 @@
             <w:noProof/>
             <w:webHidden/>
           </w:rPr>
-          <w:instrText xml:space="preserve"> PAGEREF _Toc241599538 \h </w:instrText>
+          <w:instrText xml:space="preserve"> PAGEREF _Toc241601469 \h </w:instrText>
         </w:r>
         <w:r>
           <w:rPr>
@@ -10412,7 +10412,7 @@
           <w14:ligatures w14:val="standardContextual"/>
         </w:rPr>
       </w:pPr>
-      <w:hyperlink w:anchor="_Toc241599539" w:history="1">
+      <w:hyperlink w:anchor="_Toc241601470" w:history="1">
         <w:r>
           <w:rPr>
             <w:rStyle w:val="Siuktni"/>
@@ -10447,7 +10447,7 @@
             <w:noProof/>
             <w:webHidden/>
           </w:rPr>
-          <w:instrText xml:space="preserve"> PAGEREF _Toc241599539 \h </w:instrText>
+          <w:instrText xml:space="preserve"> PAGEREF _Toc241601470 \h </w:instrText>
         </w:r>
         <w:r>
           <w:rPr>
@@ -10490,7 +10490,7 @@
           <w14:ligatures w14:val="standardContextual"/>
         </w:rPr>
       </w:pPr>
-      <w:hyperlink w:anchor="_Toc241599540" w:history="1">
+      <w:hyperlink w:anchor="_Toc241601471" w:history="1">
         <w:r>
           <w:rPr>
             <w:rStyle w:val="Siuktni"/>
@@ -10525,7 +10525,7 @@
             <w:noProof/>
             <w:webHidden/>
           </w:rPr>
-          <w:instrText xml:space="preserve"> PAGEREF _Toc241599540 \h </w:instrText>
+          <w:instrText xml:space="preserve"> PAGEREF _Toc241601471 \h </w:instrText>
         </w:r>
         <w:r>
           <w:rPr>
@@ -10568,7 +10568,7 @@
           <w14:ligatures w14:val="standardContextual"/>
         </w:rPr>
       </w:pPr>
-      <w:hyperlink w:anchor="_Toc241599541" w:history="1">
+      <w:hyperlink w:anchor="_Toc241601472" w:history="1">
         <w:r>
           <w:rPr>
             <w:rStyle w:val="Siuktni"/>
@@ -10603,7 +10603,7 @@
             <w:noProof/>
             <w:webHidden/>
           </w:rPr>
-          <w:instrText xml:space="preserve"> PAGEREF _Toc241599541 \h </w:instrText>
+          <w:instrText xml:space="preserve"> PAGEREF _Toc241601472 \h </w:instrText>
         </w:r>
         <w:r>
           <w:rPr>
@@ -10646,7 +10646,7 @@
           <w14:ligatures w14:val="standardContextual"/>
         </w:rPr>
       </w:pPr>
-      <w:hyperlink w:anchor="_Toc241599542" w:history="1">
+      <w:hyperlink w:anchor="_Toc241601473" w:history="1">
         <w:r>
           <w:rPr>
             <w:rStyle w:val="Siuktni"/>
@@ -10681,7 +10681,7 @@
             <w:noProof/>
             <w:webHidden/>
           </w:rPr>
-          <w:instrText xml:space="preserve"> PAGEREF _Toc241599542 \h </w:instrText>
+          <w:instrText xml:space="preserve"> PAGEREF _Toc241601473 \h </w:instrText>
         </w:r>
         <w:r>
           <w:rPr>
@@ -10724,7 +10724,7 @@
           <w14:ligatures w14:val="standardContextual"/>
         </w:rPr>
       </w:pPr>
-      <w:hyperlink w:anchor="_Toc241599543" w:history="1">
+      <w:hyperlink w:anchor="_Toc241601474" w:history="1">
         <w:r>
           <w:rPr>
             <w:rStyle w:val="Siuktni"/>
@@ -10759,7 +10759,7 @@
             <w:noProof/>
             <w:webHidden/>
           </w:rPr>
-          <w:instrText xml:space="preserve"> PAGEREF _Toc241599543 \h </w:instrText>
+          <w:instrText xml:space="preserve"> PAGEREF _Toc241601474 \h </w:instrText>
         </w:r>
         <w:r>
           <w:rPr>
@@ -10802,7 +10802,7 @@
           <w14:ligatures w14:val="standardContextual"/>
         </w:rPr>
       </w:pPr>
-      <w:hyperlink w:anchor="_Toc241599544" w:history="1">
+      <w:hyperlink w:anchor="_Toc241601475" w:history="1">
         <w:r>
           <w:rPr>
             <w:rStyle w:val="Siuktni"/>
@@ -10837,7 +10837,7 @@
             <w:noProof/>
             <w:webHidden/>
           </w:rPr>
-          <w:instrText xml:space="preserve"> PAGEREF _Toc241599544 \h </w:instrText>
+          <w:instrText xml:space="preserve"> PAGEREF _Toc241601475 \h </w:instrText>
         </w:r>
         <w:r>
           <w:rPr>
@@ -10880,7 +10880,7 @@
           <w14:ligatures w14:val="standardContextual"/>
         </w:rPr>
       </w:pPr>
-      <w:hyperlink w:anchor="_Toc241599545" w:history="1">
+      <w:hyperlink w:anchor="_Toc241601476" w:history="1">
         <w:r>
           <w:rPr>
             <w:rStyle w:val="Siuktni"/>
@@ -10915,7 +10915,7 @@
             <w:noProof/>
             <w:webHidden/>
           </w:rPr>
-          <w:instrText xml:space="preserve"> PAGEREF _Toc241599545 \h </w:instrText>
+          <w:instrText xml:space="preserve"> PAGEREF _Toc241601476 \h </w:instrText>
         </w:r>
         <w:r>
           <w:rPr>
@@ -10958,7 +10958,7 @@
           <w14:ligatures w14:val="standardContextual"/>
         </w:rPr>
       </w:pPr>
-      <w:hyperlink w:anchor="_Toc241599546" w:history="1">
+      <w:hyperlink w:anchor="_Toc241601477" w:history="1">
         <w:r>
           <w:rPr>
             <w:rStyle w:val="Siuktni"/>
@@ -10993,7 +10993,7 @@
             <w:noProof/>
             <w:webHidden/>
           </w:rPr>
-          <w:instrText xml:space="preserve"> PAGEREF _Toc241599546 \h </w:instrText>
+          <w:instrText xml:space="preserve"> PAGEREF _Toc241601477 \h </w:instrText>
         </w:r>
         <w:r>
           <w:rPr>
@@ -11036,7 +11036,7 @@
           <w14:ligatures w14:val="standardContextual"/>
         </w:rPr>
       </w:pPr>
-      <w:hyperlink w:anchor="_Toc241599547" w:history="1">
+      <w:hyperlink w:anchor="_Toc241601478" w:history="1">
         <w:r>
           <w:rPr>
             <w:rStyle w:val="Siuktni"/>
@@ -11071,7 +11071,7 @@
             <w:noProof/>
             <w:webHidden/>
           </w:rPr>
-          <w:instrText xml:space="preserve"> PAGEREF _Toc241599547 \h </w:instrText>
+          <w:instrText xml:space="preserve"> PAGEREF _Toc241601478 \h </w:instrText>
         </w:r>
         <w:r>
           <w:rPr>
@@ -11114,7 +11114,7 @@
           <w14:ligatures w14:val="standardContextual"/>
         </w:rPr>
       </w:pPr>
-      <w:hyperlink w:anchor="_Toc241599548" w:history="1">
+      <w:hyperlink w:anchor="_Toc241601479" w:history="1">
         <w:r>
           <w:rPr>
             <w:rStyle w:val="Siuktni"/>
@@ -11149,7 +11149,7 @@
             <w:noProof/>
             <w:webHidden/>
           </w:rPr>
-          <w:instrText xml:space="preserve"> PAGEREF _Toc241599548 \h </w:instrText>
+          <w:instrText xml:space="preserve"> PAGEREF _Toc241601479 \h </w:instrText>
         </w:r>
         <w:r>
           <w:rPr>
@@ -11192,7 +11192,7 @@
           <w14:ligatures w14:val="standardContextual"/>
         </w:rPr>
       </w:pPr>
-      <w:hyperlink w:anchor="_Toc241599549" w:history="1">
+      <w:hyperlink w:anchor="_Toc241601480" w:history="1">
         <w:r>
           <w:rPr>
             <w:rStyle w:val="Siuktni"/>
@@ -11227,7 +11227,7 @@
             <w:noProof/>
             <w:webHidden/>
           </w:rPr>
-          <w:instrText xml:space="preserve"> PAGEREF _Toc241599549 \h </w:instrText>
+          <w:instrText xml:space="preserve"> PAGEREF _Toc241601480 \h </w:instrText>
         </w:r>
         <w:r>
           <w:rPr>
@@ -11270,7 +11270,7 @@
           <w14:ligatures w14:val="standardContextual"/>
         </w:rPr>
       </w:pPr>
-      <w:hyperlink w:anchor="_Toc241599550" w:history="1">
+      <w:hyperlink w:anchor="_Toc241601481" w:history="1">
         <w:r>
           <w:rPr>
             <w:rStyle w:val="Siuktni"/>
@@ -11305,7 +11305,7 @@
             <w:noProof/>
             <w:webHidden/>
           </w:rPr>
-          <w:instrText xml:space="preserve"> PAGEREF _Toc241599550 \h </w:instrText>
+          <w:instrText xml:space="preserve"> PAGEREF _Toc241601481 \h </w:instrText>
         </w:r>
         <w:r>
           <w:rPr>
@@ -11348,7 +11348,7 @@
           <w14:ligatures w14:val="standardContextual"/>
         </w:rPr>
       </w:pPr>
-      <w:hyperlink w:anchor="_Toc241599551" w:history="1">
+      <w:hyperlink w:anchor="_Toc241601482" w:history="1">
         <w:r>
           <w:rPr>
             <w:rStyle w:val="Siuktni"/>
@@ -11383,7 +11383,7 @@
             <w:noProof/>
             <w:webHidden/>
           </w:rPr>
-          <w:instrText xml:space="preserve"> PAGEREF _Toc241599551 \h </w:instrText>
+          <w:instrText xml:space="preserve"> PAGEREF _Toc241601482 \h </w:instrText>
         </w:r>
         <w:r>
           <w:rPr>
@@ -11426,7 +11426,7 @@
           <w14:ligatures w14:val="standardContextual"/>
         </w:rPr>
       </w:pPr>
-      <w:hyperlink w:anchor="_Toc241599552" w:history="1">
+      <w:hyperlink w:anchor="_Toc241601483" w:history="1">
         <w:r>
           <w:rPr>
             <w:rStyle w:val="Siuktni"/>
@@ -11461,7 +11461,7 @@
             <w:noProof/>
             <w:webHidden/>
           </w:rPr>
-          <w:instrText xml:space="preserve"> PAGEREF _Toc241599552 \h </w:instrText>
+          <w:instrText xml:space="preserve"> PAGEREF _Toc241601483 \h </w:instrText>
         </w:r>
         <w:r>
           <w:rPr>
@@ -11504,7 +11504,7 @@
           <w14:ligatures w14:val="standardContextual"/>
         </w:rPr>
       </w:pPr>
-      <w:hyperlink w:anchor="_Toc241599553" w:history="1">
+      <w:hyperlink w:anchor="_Toc241601484" w:history="1">
         <w:r>
           <w:rPr>
             <w:rStyle w:val="Siuktni"/>
@@ -11539,7 +11539,7 @@
             <w:noProof/>
             <w:webHidden/>
           </w:rPr>
-          <w:instrText xml:space="preserve"> PAGEREF _Toc241599553 \h </w:instrText>
+          <w:instrText xml:space="preserve"> PAGEREF _Toc241601484 \h </w:instrText>
         </w:r>
         <w:r>
           <w:rPr>
@@ -11582,7 +11582,7 @@
           <w14:ligatures w14:val="standardContextual"/>
         </w:rPr>
       </w:pPr>
-      <w:hyperlink w:anchor="_Toc241599554" w:history="1">
+      <w:hyperlink w:anchor="_Toc241601485" w:history="1">
         <w:r>
           <w:rPr>
             <w:rStyle w:val="Siuktni"/>
@@ -11617,7 +11617,7 @@
             <w:noProof/>
             <w:webHidden/>
           </w:rPr>
-          <w:instrText xml:space="preserve"> PAGEREF _Toc241599554 \h </w:instrText>
+          <w:instrText xml:space="preserve"> PAGEREF _Toc241601485 \h </w:instrText>
         </w:r>
         <w:r>
           <w:rPr>
@@ -11660,7 +11660,7 @@
           <w14:ligatures w14:val="standardContextual"/>
         </w:rPr>
       </w:pPr>
-      <w:hyperlink w:anchor="_Toc241599555" w:history="1">
+      <w:hyperlink w:anchor="_Toc241601486" w:history="1">
         <w:r>
           <w:rPr>
             <w:rStyle w:val="Siuktni"/>
@@ -11695,7 +11695,7 @@
             <w:noProof/>
             <w:webHidden/>
           </w:rPr>
-          <w:instrText xml:space="preserve"> PAGEREF _Toc241599555 \h </w:instrText>
+          <w:instrText xml:space="preserve"> PAGEREF _Toc241601486 \h </w:instrText>
         </w:r>
         <w:r>
           <w:rPr>
@@ -13956,7 +13956,7 @@
       <w:pPr>
         <w:pStyle w:val="BTL-H0"/>
       </w:pPr>
-      <w:bookmarkStart w:id="2" w:name="_Toc241599430"/>
+      <w:bookmarkStart w:id="2" w:name="_Toc241601361"/>
       <w:r>
         <w:rPr>
           <w:rFonts w:eastAsia="Times New Roman"/>
@@ -14044,7 +14044,7 @@
         <w:pStyle w:val="BTL-H1"/>
         <w:pageBreakBefore/>
       </w:pPr>
-      <w:bookmarkStart w:id="3" w:name="_Toc241599431"/>
+      <w:bookmarkStart w:id="3" w:name="_Toc241601362"/>
       <w:r>
         <w:rPr>
           <w:rFonts w:eastAsia="Times New Roman"/>
@@ -14059,7 +14059,7 @@
       <w:pPr>
         <w:pStyle w:val="BTL-H2"/>
       </w:pPr>
-      <w:bookmarkStart w:id="4" w:name="_Toc241599432"/>
+      <w:bookmarkStart w:id="4" w:name="_Toc241601363"/>
       <w:r>
         <w:rPr>
           <w:rFonts w:ascii="Times New Roman" w:eastAsia="Times New Roman" w:hAnsi="Times New Roman"/>
@@ -14129,7 +14129,7 @@
           <w:noProof/>
         </w:rPr>
         <w:drawing>
-          <wp:inline distT="0" distB="0" distL="0" distR="0" wp14:anchorId="67A156C6" wp14:editId="338ADA79">
+          <wp:inline distT="0" distB="0" distL="0" distR="0" wp14:anchorId="0FCE917A" wp14:editId="02AFA906">
             <wp:extent cx="5400000" cy="2342951"/>
             <wp:effectExtent l="0" t="0" r="0" b="0"/>
             <wp:docPr id="2" name="Picture 2"/>
@@ -14169,7 +14169,7 @@
       <w:pPr>
         <w:pStyle w:val="BTL-Hinh"/>
       </w:pPr>
-      <w:bookmarkStart w:id="5" w:name="_Toc241599507"/>
+      <w:bookmarkStart w:id="5" w:name="_Toc241601438"/>
       <w:r>
         <w:rPr>
           <w:rFonts w:eastAsia="Times New Roman"/>
@@ -14182,7 +14182,7 @@
       <w:pPr>
         <w:pStyle w:val="BTL-H2"/>
       </w:pPr>
-      <w:bookmarkStart w:id="6" w:name="_Toc241599433"/>
+      <w:bookmarkStart w:id="6" w:name="_Toc241601364"/>
       <w:r>
         <w:rPr>
           <w:rFonts w:ascii="Times New Roman" w:eastAsia="Times New Roman" w:hAnsi="Times New Roman"/>
@@ -14196,7 +14196,7 @@
       <w:pPr>
         <w:pStyle w:val="BTL-H3"/>
       </w:pPr>
-      <w:bookmarkStart w:id="7" w:name="_Toc241599434"/>
+      <w:bookmarkStart w:id="7" w:name="_Toc241601365"/>
       <w:r>
         <w:rPr>
           <w:rFonts w:eastAsia="Times New Roman"/>
@@ -14228,7 +14228,7 @@
       <w:pPr>
         <w:pStyle w:val="BTL-H3"/>
       </w:pPr>
-      <w:bookmarkStart w:id="8" w:name="_Toc241599435"/>
+      <w:bookmarkStart w:id="8" w:name="_Toc241601366"/>
       <w:r>
         <w:rPr>
           <w:rFonts w:eastAsia="Times New Roman"/>
@@ -14259,7 +14259,7 @@
       <w:pPr>
         <w:pStyle w:val="BTL-H3"/>
       </w:pPr>
-      <w:bookmarkStart w:id="9" w:name="_Toc241599436"/>
+      <w:bookmarkStart w:id="9" w:name="_Toc241601367"/>
       <w:r>
         <w:rPr>
           <w:rFonts w:eastAsia="Times New Roman"/>
@@ -14284,7 +14284,7 @@
       <w:pPr>
         <w:pStyle w:val="BTL-H2"/>
       </w:pPr>
-      <w:bookmarkStart w:id="10" w:name="_Toc241599437"/>
+      <w:bookmarkStart w:id="10" w:name="_Toc241601368"/>
       <w:r>
         <w:rPr>
           <w:rFonts w:ascii="Times New Roman" w:eastAsia="Times New Roman" w:hAnsi="Times New Roman"/>
@@ -14309,7 +14309,7 @@
       <w:pPr>
         <w:pStyle w:val="BTL-H3"/>
       </w:pPr>
-      <w:bookmarkStart w:id="11" w:name="_Toc241599438"/>
+      <w:bookmarkStart w:id="11" w:name="_Toc241601369"/>
       <w:r>
         <w:rPr>
           <w:rFonts w:eastAsia="Times New Roman"/>
@@ -14345,7 +14345,7 @@
       <w:pPr>
         <w:pStyle w:val="BTL-H3"/>
       </w:pPr>
-      <w:bookmarkStart w:id="12" w:name="_Toc241599439"/>
+      <w:bookmarkStart w:id="12" w:name="_Toc241601370"/>
       <w:r>
         <w:rPr>
           <w:rFonts w:eastAsia="Times New Roman"/>
@@ -14381,7 +14381,7 @@
       <w:pPr>
         <w:pStyle w:val="BTL-H3"/>
       </w:pPr>
-      <w:bookmarkStart w:id="13" w:name="_Toc241599440"/>
+      <w:bookmarkStart w:id="13" w:name="_Toc241601371"/>
       <w:r>
         <w:rPr>
           <w:rFonts w:eastAsia="Times New Roman"/>
@@ -14414,7 +14414,7 @@
         <w:pStyle w:val="BTL-Bang"/>
         <w:keepNext/>
       </w:pPr>
-      <w:bookmarkStart w:id="14" w:name="_Toc241599538"/>
+      <w:bookmarkStart w:id="14" w:name="_Toc241601469"/>
       <w:r>
         <w:rPr>
           <w:rFonts w:eastAsia="Times New Roman"/>
@@ -14957,7 +14957,7 @@
       <w:pPr>
         <w:pStyle w:val="BTL-H2"/>
       </w:pPr>
-      <w:bookmarkStart w:id="15" w:name="_Toc241599441"/>
+      <w:bookmarkStart w:id="15" w:name="_Toc241601372"/>
       <w:r>
         <w:rPr>
           <w:rFonts w:ascii="Times New Roman" w:eastAsia="Times New Roman" w:hAnsi="Times New Roman"/>
@@ -14977,7 +14977,7 @@
           <w:noProof/>
         </w:rPr>
         <w:drawing>
-          <wp:inline distT="0" distB="0" distL="0" distR="0" wp14:anchorId="70EC270D" wp14:editId="2EA3086C">
+          <wp:inline distT="0" distB="0" distL="0" distR="0" wp14:anchorId="27F40B65" wp14:editId="5865EEB8">
             <wp:extent cx="5400000" cy="2636674"/>
             <wp:effectExtent l="0" t="0" r="0" b="0"/>
             <wp:docPr id="3" name="Picture 3"/>
@@ -15017,7 +15017,7 @@
       <w:pPr>
         <w:pStyle w:val="BTL-Hinh"/>
       </w:pPr>
-      <w:bookmarkStart w:id="16" w:name="_Toc241599508"/>
+      <w:bookmarkStart w:id="16" w:name="_Toc241601439"/>
       <w:r>
         <w:rPr>
           <w:rFonts w:eastAsia="Times New Roman"/>
@@ -15086,7 +15086,7 @@
       <w:pPr>
         <w:pStyle w:val="BTL-H2"/>
       </w:pPr>
-      <w:bookmarkStart w:id="17" w:name="_Toc241599442"/>
+      <w:bookmarkStart w:id="17" w:name="_Toc241601373"/>
       <w:r>
         <w:rPr>
           <w:rFonts w:ascii="Times New Roman" w:eastAsia="Times New Roman" w:hAnsi="Times New Roman"/>
@@ -15100,7 +15100,7 @@
       <w:pPr>
         <w:pStyle w:val="BTL-H3"/>
       </w:pPr>
-      <w:bookmarkStart w:id="18" w:name="_Toc241599443"/>
+      <w:bookmarkStart w:id="18" w:name="_Toc241601374"/>
       <w:r>
         <w:rPr>
           <w:rFonts w:eastAsia="Times New Roman"/>
@@ -15132,7 +15132,7 @@
         </w:rPr>
         <w:lastRenderedPageBreak/>
         <w:drawing>
-          <wp:inline distT="0" distB="0" distL="0" distR="0" wp14:anchorId="3F86E3E3" wp14:editId="34E14E56">
+          <wp:inline distT="0" distB="0" distL="0" distR="0" wp14:anchorId="5983EF32" wp14:editId="357C2FA6">
             <wp:extent cx="4165050" cy="5760000"/>
             <wp:effectExtent l="0" t="0" r="0" b="0"/>
             <wp:docPr id="4" name="Picture 4"/>
@@ -15172,7 +15172,7 @@
       <w:pPr>
         <w:pStyle w:val="BTL-Hinh"/>
       </w:pPr>
-      <w:bookmarkStart w:id="19" w:name="_Toc241599509"/>
+      <w:bookmarkStart w:id="19" w:name="_Toc241601440"/>
       <w:r>
         <w:rPr>
           <w:rFonts w:eastAsia="Times New Roman"/>
@@ -15185,7 +15185,7 @@
       <w:pPr>
         <w:pStyle w:val="BTL-H3"/>
       </w:pPr>
-      <w:bookmarkStart w:id="20" w:name="_Toc241599444"/>
+      <w:bookmarkStart w:id="20" w:name="_Toc241601375"/>
       <w:r>
         <w:rPr>
           <w:rFonts w:eastAsia="Times New Roman"/>
@@ -15210,7 +15210,7 @@
       <w:pPr>
         <w:pStyle w:val="BTL-H3"/>
       </w:pPr>
-      <w:bookmarkStart w:id="21" w:name="_Toc241599445"/>
+      <w:bookmarkStart w:id="21" w:name="_Toc241601376"/>
       <w:r>
         <w:rPr>
           <w:rFonts w:eastAsia="Times New Roman"/>
@@ -15248,7 +15248,7 @@
         </w:rPr>
         <w:lastRenderedPageBreak/>
         <w:drawing>
-          <wp:inline distT="0" distB="0" distL="0" distR="0" wp14:anchorId="42870F09" wp14:editId="5258A549">
+          <wp:inline distT="0" distB="0" distL="0" distR="0" wp14:anchorId="783CCF04" wp14:editId="4FDEB2E1">
             <wp:extent cx="5400000" cy="1638281"/>
             <wp:effectExtent l="0" t="0" r="0" b="0"/>
             <wp:docPr id="5" name="Picture 5"/>
@@ -15288,7 +15288,7 @@
       <w:pPr>
         <w:pStyle w:val="BTL-Hinh"/>
       </w:pPr>
-      <w:bookmarkStart w:id="22" w:name="_Toc241599510"/>
+      <w:bookmarkStart w:id="22" w:name="_Toc241601441"/>
       <w:r>
         <w:rPr>
           <w:rFonts w:eastAsia="Times New Roman"/>
@@ -15301,7 +15301,7 @@
       <w:pPr>
         <w:pStyle w:val="BTL-H3"/>
       </w:pPr>
-      <w:bookmarkStart w:id="23" w:name="_Toc241599446"/>
+      <w:bookmarkStart w:id="23" w:name="_Toc241601377"/>
       <w:r>
         <w:rPr>
           <w:rFonts w:eastAsia="Times New Roman"/>
@@ -15326,7 +15326,7 @@
       <w:pPr>
         <w:pStyle w:val="BTL-H3"/>
       </w:pPr>
-      <w:bookmarkStart w:id="24" w:name="_Toc241599447"/>
+      <w:bookmarkStart w:id="24" w:name="_Toc241601378"/>
       <w:r>
         <w:rPr>
           <w:rFonts w:eastAsia="Times New Roman"/>
@@ -15368,7 +15368,7 @@
           <w:noProof/>
         </w:rPr>
         <w:drawing>
-          <wp:inline distT="0" distB="0" distL="0" distR="0" wp14:anchorId="2DC9B345" wp14:editId="2DEF1810">
+          <wp:inline distT="0" distB="0" distL="0" distR="0" wp14:anchorId="2D814744" wp14:editId="5397DA43">
             <wp:extent cx="5400000" cy="1636194"/>
             <wp:effectExtent l="0" t="0" r="0" b="0"/>
             <wp:docPr id="6" name="Picture 6"/>
@@ -15408,7 +15408,7 @@
       <w:pPr>
         <w:pStyle w:val="BTL-Hinh"/>
       </w:pPr>
-      <w:bookmarkStart w:id="25" w:name="_Toc241599511"/>
+      <w:bookmarkStart w:id="25" w:name="_Toc241601442"/>
       <w:r>
         <w:rPr>
           <w:rFonts w:eastAsia="Times New Roman"/>
@@ -15421,7 +15421,7 @@
       <w:pPr>
         <w:pStyle w:val="BTL-H3"/>
       </w:pPr>
-      <w:bookmarkStart w:id="26" w:name="_Toc241599448"/>
+      <w:bookmarkStart w:id="26" w:name="_Toc241601379"/>
       <w:r>
         <w:rPr>
           <w:rFonts w:eastAsia="Times New Roman"/>
@@ -15447,7 +15447,7 @@
         <w:pStyle w:val="BTL-Bang"/>
         <w:keepNext/>
       </w:pPr>
-      <w:bookmarkStart w:id="27" w:name="_Toc241599539"/>
+      <w:bookmarkStart w:id="27" w:name="_Toc241601470"/>
       <w:r>
         <w:rPr>
           <w:rFonts w:eastAsia="Times New Roman"/>
@@ -16233,7 +16233,7 @@
       <w:pPr>
         <w:pStyle w:val="BTL-H2"/>
       </w:pPr>
-      <w:bookmarkStart w:id="28" w:name="_Toc241599449"/>
+      <w:bookmarkStart w:id="28" w:name="_Toc241601380"/>
       <w:r>
         <w:rPr>
           <w:rFonts w:ascii="Times New Roman" w:eastAsia="Times New Roman" w:hAnsi="Times New Roman"/>
@@ -16247,7 +16247,7 @@
       <w:pPr>
         <w:pStyle w:val="BTL-H3"/>
       </w:pPr>
-      <w:bookmarkStart w:id="29" w:name="_Toc241599450"/>
+      <w:bookmarkStart w:id="29" w:name="_Toc241601381"/>
       <w:r>
         <w:rPr>
           <w:rFonts w:eastAsia="Times New Roman"/>
@@ -16283,7 +16283,7 @@
       <w:pPr>
         <w:pStyle w:val="BTL-H3"/>
       </w:pPr>
-      <w:bookmarkStart w:id="30" w:name="_Toc241599451"/>
+      <w:bookmarkStart w:id="30" w:name="_Toc241601382"/>
       <w:r>
         <w:rPr>
           <w:rFonts w:eastAsia="Times New Roman"/>
@@ -16319,7 +16319,7 @@
       <w:pPr>
         <w:pStyle w:val="BTL-H3"/>
       </w:pPr>
-      <w:bookmarkStart w:id="31" w:name="_Toc241599452"/>
+      <w:bookmarkStart w:id="31" w:name="_Toc241601383"/>
       <w:r>
         <w:rPr>
           <w:rFonts w:eastAsia="Times New Roman"/>
@@ -16344,7 +16344,7 @@
       <w:pPr>
         <w:pStyle w:val="BTL-H2"/>
       </w:pPr>
-      <w:bookmarkStart w:id="32" w:name="_Toc241599453"/>
+      <w:bookmarkStart w:id="32" w:name="_Toc241601384"/>
       <w:r>
         <w:rPr>
           <w:rFonts w:ascii="Times New Roman" w:eastAsia="Times New Roman" w:hAnsi="Times New Roman"/>
@@ -16358,7 +16358,7 @@
       <w:pPr>
         <w:pStyle w:val="BTL-H3"/>
       </w:pPr>
-      <w:bookmarkStart w:id="33" w:name="_Toc241599454"/>
+      <w:bookmarkStart w:id="33" w:name="_Toc241601385"/>
       <w:r>
         <w:rPr>
           <w:rFonts w:eastAsia="Times New Roman"/>
@@ -16395,7 +16395,7 @@
       <w:pPr>
         <w:pStyle w:val="BTL-H3"/>
       </w:pPr>
-      <w:bookmarkStart w:id="34" w:name="_Toc241599455"/>
+      <w:bookmarkStart w:id="34" w:name="_Toc241601386"/>
       <w:r>
         <w:rPr>
           <w:rFonts w:eastAsia="Times New Roman"/>
@@ -16448,7 +16448,7 @@
           <w:noProof/>
         </w:rPr>
         <w:drawing>
-          <wp:inline distT="0" distB="0" distL="0" distR="0" wp14:anchorId="487AE7EB" wp14:editId="2E1FEE80">
+          <wp:inline distT="0" distB="0" distL="0" distR="0" wp14:anchorId="039D1F06" wp14:editId="3DBBE51F">
             <wp:extent cx="5400000" cy="2683264"/>
             <wp:effectExtent l="0" t="0" r="0" b="0"/>
             <wp:docPr id="7" name="Picture 7"/>
@@ -16488,7 +16488,7 @@
       <w:pPr>
         <w:pStyle w:val="BTL-Hinh"/>
       </w:pPr>
-      <w:bookmarkStart w:id="35" w:name="_Toc241599512"/>
+      <w:bookmarkStart w:id="35" w:name="_Toc241601443"/>
       <w:r>
         <w:rPr>
           <w:rFonts w:eastAsia="Times New Roman"/>
@@ -16501,7 +16501,7 @@
       <w:pPr>
         <w:pStyle w:val="BTL-H3"/>
       </w:pPr>
-      <w:bookmarkStart w:id="36" w:name="_Toc241599456"/>
+      <w:bookmarkStart w:id="36" w:name="_Toc241601387"/>
       <w:r>
         <w:rPr>
           <w:rFonts w:eastAsia="Times New Roman"/>
@@ -16537,7 +16537,7 @@
       <w:pPr>
         <w:pStyle w:val="BTL-H2"/>
       </w:pPr>
-      <w:bookmarkStart w:id="37" w:name="_Toc241599457"/>
+      <w:bookmarkStart w:id="37" w:name="_Toc241601388"/>
       <w:r>
         <w:rPr>
           <w:rFonts w:ascii="Times New Roman" w:eastAsia="Times New Roman" w:hAnsi="Times New Roman"/>
@@ -16552,7 +16552,7 @@
         <w:pStyle w:val="BTL-Bang"/>
         <w:keepNext/>
       </w:pPr>
-      <w:bookmarkStart w:id="38" w:name="_Toc241599540"/>
+      <w:bookmarkStart w:id="38" w:name="_Toc241601471"/>
       <w:r>
         <w:rPr>
           <w:rFonts w:eastAsia="Times New Roman"/>
@@ -17138,7 +17138,7 @@
       <w:pPr>
         <w:pStyle w:val="BTL-H2"/>
       </w:pPr>
-      <w:bookmarkStart w:id="39" w:name="_Toc241599458"/>
+      <w:bookmarkStart w:id="39" w:name="_Toc241601389"/>
       <w:r>
         <w:rPr>
           <w:rFonts w:ascii="Times New Roman" w:eastAsia="Times New Roman" w:hAnsi="Times New Roman"/>
@@ -17181,7 +17181,7 @@
         <w:pStyle w:val="BTL-H1"/>
         <w:pageBreakBefore/>
       </w:pPr>
-      <w:bookmarkStart w:id="40" w:name="_Toc241599459"/>
+      <w:bookmarkStart w:id="40" w:name="_Toc241601390"/>
       <w:r>
         <w:rPr>
           <w:rFonts w:eastAsia="Times New Roman"/>
@@ -17196,7 +17196,7 @@
       <w:pPr>
         <w:pStyle w:val="BTL-H2"/>
       </w:pPr>
-      <w:bookmarkStart w:id="41" w:name="_Toc241599460"/>
+      <w:bookmarkStart w:id="41" w:name="_Toc241601391"/>
       <w:r>
         <w:rPr>
           <w:rFonts w:ascii="Times New Roman" w:eastAsia="Times New Roman" w:hAnsi="Times New Roman"/>
@@ -17238,7 +17238,7 @@
       <w:pPr>
         <w:pStyle w:val="BTL-H2"/>
       </w:pPr>
-      <w:bookmarkStart w:id="42" w:name="_Toc241599461"/>
+      <w:bookmarkStart w:id="42" w:name="_Toc241601392"/>
       <w:r>
         <w:rPr>
           <w:rFonts w:ascii="Times New Roman" w:eastAsia="Times New Roman" w:hAnsi="Times New Roman"/>
@@ -17258,7 +17258,7 @@
           <w:noProof/>
         </w:rPr>
         <w:drawing>
-          <wp:inline distT="0" distB="0" distL="0" distR="0" wp14:anchorId="1A0D6CF5" wp14:editId="1019BF49">
+          <wp:inline distT="0" distB="0" distL="0" distR="0" wp14:anchorId="6C51BC16" wp14:editId="16A9926E">
             <wp:extent cx="5400000" cy="3572877"/>
             <wp:effectExtent l="0" t="0" r="0" b="0"/>
             <wp:docPr id="8" name="Picture 8"/>
@@ -17298,7 +17298,7 @@
       <w:pPr>
         <w:pStyle w:val="BTL-Hinh"/>
       </w:pPr>
-      <w:bookmarkStart w:id="43" w:name="_Toc241599513"/>
+      <w:bookmarkStart w:id="43" w:name="_Toc241601444"/>
       <w:r>
         <w:rPr>
           <w:rFonts w:eastAsia="Times New Roman"/>
@@ -17333,7 +17333,7 @@
       <w:pPr>
         <w:pStyle w:val="BTL-H3"/>
       </w:pPr>
-      <w:bookmarkStart w:id="44" w:name="_Toc241599462"/>
+      <w:bookmarkStart w:id="44" w:name="_Toc241601393"/>
       <w:r>
         <w:rPr>
           <w:rFonts w:eastAsia="Times New Roman"/>
@@ -17415,7 +17415,7 @@
           <w:noProof/>
         </w:rPr>
         <w:drawing>
-          <wp:inline distT="0" distB="0" distL="0" distR="0" wp14:anchorId="46CC038C" wp14:editId="1BB0FC43">
+          <wp:inline distT="0" distB="0" distL="0" distR="0" wp14:anchorId="026331F3" wp14:editId="327FDC4B">
             <wp:extent cx="5400000" cy="4059467"/>
             <wp:effectExtent l="0" t="0" r="0" b="0"/>
             <wp:docPr id="9" name="Picture 9"/>
@@ -17455,7 +17455,7 @@
       <w:pPr>
         <w:pStyle w:val="BTL-Hinh"/>
       </w:pPr>
-      <w:bookmarkStart w:id="45" w:name="_Toc241599514"/>
+      <w:bookmarkStart w:id="45" w:name="_Toc241601445"/>
       <w:r>
         <w:rPr>
           <w:rFonts w:eastAsia="Times New Roman"/>
@@ -17474,7 +17474,7 @@
           <w:noProof/>
         </w:rPr>
         <w:drawing>
-          <wp:inline distT="0" distB="0" distL="0" distR="0" wp14:anchorId="6FCA471E" wp14:editId="3E172D41">
+          <wp:inline distT="0" distB="0" distL="0" distR="0" wp14:anchorId="6E32F8BF" wp14:editId="347D9D84">
             <wp:extent cx="5400000" cy="1537386"/>
             <wp:effectExtent l="0" t="0" r="0" b="0"/>
             <wp:docPr id="10" name="Picture 10"/>
@@ -17514,7 +17514,7 @@
       <w:pPr>
         <w:pStyle w:val="BTL-Hinh"/>
       </w:pPr>
-      <w:bookmarkStart w:id="46" w:name="_Toc241599515"/>
+      <w:bookmarkStart w:id="46" w:name="_Toc241601446"/>
       <w:r>
         <w:rPr>
           <w:rFonts w:eastAsia="Times New Roman"/>
@@ -17527,7 +17527,7 @@
       <w:pPr>
         <w:pStyle w:val="BTL-H3"/>
       </w:pPr>
-      <w:bookmarkStart w:id="47" w:name="_Toc241599463"/>
+      <w:bookmarkStart w:id="47" w:name="_Toc241601394"/>
       <w:r>
         <w:rPr>
           <w:rFonts w:eastAsia="Times New Roman"/>
@@ -17542,7 +17542,7 @@
         <w:pStyle w:val="BTL-Bang"/>
         <w:keepNext/>
       </w:pPr>
-      <w:bookmarkStart w:id="48" w:name="_Toc241599541"/>
+      <w:bookmarkStart w:id="48" w:name="_Toc241601472"/>
       <w:r>
         <w:rPr>
           <w:rFonts w:eastAsia="Times New Roman"/>
@@ -18429,7 +18429,7 @@
           <w:noProof/>
         </w:rPr>
         <w:drawing>
-          <wp:inline distT="0" distB="0" distL="0" distR="0" wp14:anchorId="1A2FEB0F" wp14:editId="3B596D20">
+          <wp:inline distT="0" distB="0" distL="0" distR="0" wp14:anchorId="52109A9B" wp14:editId="62081B5A">
             <wp:extent cx="5400000" cy="1274772"/>
             <wp:effectExtent l="0" t="0" r="0" b="0"/>
             <wp:docPr id="11" name="Picture 11"/>
@@ -18469,7 +18469,7 @@
       <w:pPr>
         <w:pStyle w:val="BTL-Hinh"/>
       </w:pPr>
-      <w:bookmarkStart w:id="49" w:name="_Toc241599516"/>
+      <w:bookmarkStart w:id="49" w:name="_Toc241601447"/>
       <w:r>
         <w:rPr>
           <w:rFonts w:eastAsia="Times New Roman"/>
@@ -18482,7 +18482,7 @@
       <w:pPr>
         <w:pStyle w:val="BTL-H3"/>
       </w:pPr>
-      <w:bookmarkStart w:id="50" w:name="_Toc241599464"/>
+      <w:bookmarkStart w:id="50" w:name="_Toc241601395"/>
       <w:r>
         <w:rPr>
           <w:rFonts w:eastAsia="Times New Roman"/>
@@ -18520,7 +18520,7 @@
       <w:pPr>
         <w:pStyle w:val="BTL-H2"/>
       </w:pPr>
-      <w:bookmarkStart w:id="51" w:name="_Toc241599465"/>
+      <w:bookmarkStart w:id="51" w:name="_Toc241601396"/>
       <w:r>
         <w:rPr>
           <w:rFonts w:ascii="Times New Roman" w:eastAsia="Times New Roman" w:hAnsi="Times New Roman"/>
@@ -18547,7 +18547,7 @@
         <w:pStyle w:val="BTL-Bang"/>
         <w:keepNext/>
       </w:pPr>
-      <w:bookmarkStart w:id="52" w:name="_Toc241599542"/>
+      <w:bookmarkStart w:id="52" w:name="_Toc241601473"/>
       <w:r>
         <w:rPr>
           <w:rFonts w:eastAsia="Times New Roman"/>
@@ -19004,7 +19004,7 @@
       <w:pPr>
         <w:pStyle w:val="BTL-H2"/>
       </w:pPr>
-      <w:bookmarkStart w:id="53" w:name="_Toc241599466"/>
+      <w:bookmarkStart w:id="53" w:name="_Toc241601397"/>
       <w:r>
         <w:rPr>
           <w:rFonts w:ascii="Times New Roman" w:eastAsia="Times New Roman" w:hAnsi="Times New Roman"/>
@@ -19018,7 +19018,7 @@
       <w:pPr>
         <w:pStyle w:val="BTL-H3"/>
       </w:pPr>
-      <w:bookmarkStart w:id="54" w:name="_Toc241599467"/>
+      <w:bookmarkStart w:id="54" w:name="_Toc241601398"/>
       <w:r>
         <w:rPr>
           <w:rFonts w:eastAsia="Times New Roman"/>
@@ -19132,7 +19132,7 @@
       <w:pPr>
         <w:pStyle w:val="BTL-H3"/>
       </w:pPr>
-      <w:bookmarkStart w:id="55" w:name="_Toc241599468"/>
+      <w:bookmarkStart w:id="55" w:name="_Toc241601399"/>
       <w:r>
         <w:rPr>
           <w:rFonts w:eastAsia="Times New Roman"/>
@@ -19775,7 +19775,7 @@
       <w:pPr>
         <w:pStyle w:val="BTL-H3"/>
       </w:pPr>
-      <w:bookmarkStart w:id="56" w:name="_Toc241599469"/>
+      <w:bookmarkStart w:id="56" w:name="_Toc241601400"/>
       <w:r>
         <w:rPr>
           <w:rFonts w:eastAsia="Times New Roman"/>
@@ -19940,7 +19940,7 @@
       <w:pPr>
         <w:pStyle w:val="BTL-H2"/>
       </w:pPr>
-      <w:bookmarkStart w:id="57" w:name="_Toc241599470"/>
+      <w:bookmarkStart w:id="57" w:name="_Toc241601401"/>
       <w:r>
         <w:rPr>
           <w:rFonts w:ascii="Times New Roman" w:eastAsia="Times New Roman" w:hAnsi="Times New Roman"/>
@@ -19954,7 +19954,7 @@
       <w:pPr>
         <w:pStyle w:val="BTL-H3"/>
       </w:pPr>
-      <w:bookmarkStart w:id="58" w:name="_Toc241599471"/>
+      <w:bookmarkStart w:id="58" w:name="_Toc241601402"/>
       <w:r>
         <w:rPr>
           <w:rFonts w:eastAsia="Times New Roman"/>
@@ -20161,7 +20161,7 @@
         <w:pStyle w:val="BTL-Bang"/>
         <w:keepNext/>
       </w:pPr>
-      <w:bookmarkStart w:id="59" w:name="_Toc241599543"/>
+      <w:bookmarkStart w:id="59" w:name="_Toc241601474"/>
       <w:r>
         <w:rPr>
           <w:rFonts w:eastAsia="Times New Roman"/>
@@ -20527,7 +20527,7 @@
       <w:pPr>
         <w:pStyle w:val="BTL-H3"/>
       </w:pPr>
-      <w:bookmarkStart w:id="60" w:name="_Toc241599472"/>
+      <w:bookmarkStart w:id="60" w:name="_Toc241601403"/>
       <w:r>
         <w:rPr>
           <w:rFonts w:eastAsia="Times New Roman"/>
@@ -20648,7 +20648,7 @@
       <w:pPr>
         <w:pStyle w:val="BTL-H3"/>
       </w:pPr>
-      <w:bookmarkStart w:id="61" w:name="_Toc241599473"/>
+      <w:bookmarkStart w:id="61" w:name="_Toc241601404"/>
       <w:r>
         <w:rPr>
           <w:rFonts w:eastAsia="Times New Roman"/>
@@ -20779,7 +20779,7 @@
       <w:pPr>
         <w:pStyle w:val="BTL-H2"/>
       </w:pPr>
-      <w:bookmarkStart w:id="62" w:name="_Toc241599474"/>
+      <w:bookmarkStart w:id="62" w:name="_Toc241601405"/>
       <w:r>
         <w:rPr>
           <w:rFonts w:ascii="Times New Roman" w:eastAsia="Times New Roman" w:hAnsi="Times New Roman"/>
@@ -21051,7 +21051,7 @@
       <w:pPr>
         <w:pStyle w:val="BTL-H2"/>
       </w:pPr>
-      <w:bookmarkStart w:id="63" w:name="_Toc241599475"/>
+      <w:bookmarkStart w:id="63" w:name="_Toc241601406"/>
       <w:r>
         <w:rPr>
           <w:rFonts w:ascii="Times New Roman" w:eastAsia="Times New Roman" w:hAnsi="Times New Roman"/>
@@ -21065,7 +21065,7 @@
       <w:pPr>
         <w:pStyle w:val="BTL-H3"/>
       </w:pPr>
-      <w:bookmarkStart w:id="64" w:name="_Toc241599476"/>
+      <w:bookmarkStart w:id="64" w:name="_Toc241601407"/>
       <w:r>
         <w:rPr>
           <w:rFonts w:eastAsia="Times New Roman"/>
@@ -21276,7 +21276,7 @@
           <w:noProof/>
         </w:rPr>
         <w:drawing>
-          <wp:inline distT="0" distB="0" distL="0" distR="0" wp14:anchorId="70BC33D2" wp14:editId="7F1CFF43">
+          <wp:inline distT="0" distB="0" distL="0" distR="0" wp14:anchorId="6C0E2CE0" wp14:editId="76DC7DC4">
             <wp:extent cx="5400000" cy="2062614"/>
             <wp:effectExtent l="0" t="0" r="0" b="0"/>
             <wp:docPr id="12" name="Picture 12"/>
@@ -21316,7 +21316,7 @@
       <w:pPr>
         <w:pStyle w:val="BTL-Hinh"/>
       </w:pPr>
-      <w:bookmarkStart w:id="65" w:name="_Toc241599517"/>
+      <w:bookmarkStart w:id="65" w:name="_Toc241601448"/>
       <w:r>
         <w:rPr>
           <w:rFonts w:eastAsia="Times New Roman"/>
@@ -21329,7 +21329,7 @@
       <w:pPr>
         <w:pStyle w:val="BTL-H3"/>
       </w:pPr>
-      <w:bookmarkStart w:id="66" w:name="_Toc241599477"/>
+      <w:bookmarkStart w:id="66" w:name="_Toc241601408"/>
       <w:r>
         <w:rPr>
           <w:rFonts w:eastAsia="Times New Roman"/>
@@ -21624,7 +21624,7 @@
       <w:pPr>
         <w:pStyle w:val="BTL-H3"/>
       </w:pPr>
-      <w:bookmarkStart w:id="67" w:name="_Toc241599478"/>
+      <w:bookmarkStart w:id="67" w:name="_Toc241601409"/>
       <w:r>
         <w:rPr>
           <w:rFonts w:eastAsia="Times New Roman"/>
@@ -21699,7 +21699,7 @@
           <w:noProof/>
         </w:rPr>
         <w:drawing>
-          <wp:inline distT="0" distB="0" distL="0" distR="0" wp14:anchorId="1679B6D6" wp14:editId="5667EF35">
+          <wp:inline distT="0" distB="0" distL="0" distR="0" wp14:anchorId="03D1B3BB" wp14:editId="1EE8B339">
             <wp:extent cx="5400000" cy="924620"/>
             <wp:effectExtent l="0" t="0" r="0" b="0"/>
             <wp:docPr id="13" name="Picture 13"/>
@@ -21739,7 +21739,7 @@
       <w:pPr>
         <w:pStyle w:val="BTL-Hinh"/>
       </w:pPr>
-      <w:bookmarkStart w:id="68" w:name="_Toc241599518"/>
+      <w:bookmarkStart w:id="68" w:name="_Toc241601449"/>
       <w:r>
         <w:rPr>
           <w:rFonts w:eastAsia="Times New Roman"/>
@@ -21758,7 +21758,7 @@
           <w:noProof/>
         </w:rPr>
         <w:drawing>
-          <wp:inline distT="0" distB="0" distL="0" distR="0" wp14:anchorId="6C509852" wp14:editId="6AF07A59">
+          <wp:inline distT="0" distB="0" distL="0" distR="0" wp14:anchorId="60306493" wp14:editId="3B8F578F">
             <wp:extent cx="5400000" cy="749544"/>
             <wp:effectExtent l="0" t="0" r="0" b="0"/>
             <wp:docPr id="14" name="Picture 14"/>
@@ -21798,7 +21798,7 @@
       <w:pPr>
         <w:pStyle w:val="BTL-Hinh"/>
       </w:pPr>
-      <w:bookmarkStart w:id="69" w:name="_Toc241599519"/>
+      <w:bookmarkStart w:id="69" w:name="_Toc241601450"/>
       <w:r>
         <w:rPr>
           <w:rFonts w:eastAsia="Times New Roman"/>
@@ -21817,7 +21817,7 @@
           <w:noProof/>
         </w:rPr>
         <w:drawing>
-          <wp:inline distT="0" distB="0" distL="0" distR="0" wp14:anchorId="26928C37" wp14:editId="5F19D266">
+          <wp:inline distT="0" distB="0" distL="0" distR="0" wp14:anchorId="051EE1F8" wp14:editId="0CCF927B">
             <wp:extent cx="5400000" cy="924620"/>
             <wp:effectExtent l="0" t="0" r="0" b="0"/>
             <wp:docPr id="15" name="Picture 15"/>
@@ -21857,7 +21857,7 @@
       <w:pPr>
         <w:pStyle w:val="BTL-Hinh"/>
       </w:pPr>
-      <w:bookmarkStart w:id="70" w:name="_Toc241599520"/>
+      <w:bookmarkStart w:id="70" w:name="_Toc241601451"/>
       <w:r>
         <w:rPr>
           <w:rFonts w:eastAsia="Times New Roman"/>
@@ -21870,7 +21870,7 @@
       <w:pPr>
         <w:pStyle w:val="BTL-H3"/>
       </w:pPr>
-      <w:bookmarkStart w:id="71" w:name="_Toc241599479"/>
+      <w:bookmarkStart w:id="71" w:name="_Toc241601410"/>
       <w:r>
         <w:rPr>
           <w:rFonts w:eastAsia="Times New Roman"/>
@@ -22087,7 +22087,7 @@
       <w:pPr>
         <w:pStyle w:val="BTL-H3"/>
       </w:pPr>
-      <w:bookmarkStart w:id="72" w:name="_Toc241599480"/>
+      <w:bookmarkStart w:id="72" w:name="_Toc241601411"/>
       <w:r>
         <w:rPr>
           <w:rFonts w:eastAsia="Times New Roman"/>
@@ -22113,7 +22113,7 @@
       <w:pPr>
         <w:pStyle w:val="BTL-H2"/>
       </w:pPr>
-      <w:bookmarkStart w:id="73" w:name="_Toc241599481"/>
+      <w:bookmarkStart w:id="73" w:name="_Toc241601412"/>
       <w:r>
         <w:rPr>
           <w:rFonts w:ascii="Times New Roman" w:eastAsia="Times New Roman" w:hAnsi="Times New Roman"/>
@@ -22188,7 +22188,7 @@
       <w:pPr>
         <w:pStyle w:val="BTL-H2"/>
       </w:pPr>
-      <w:bookmarkStart w:id="74" w:name="_Toc241599482"/>
+      <w:bookmarkStart w:id="74" w:name="_Toc241601413"/>
       <w:r>
         <w:rPr>
           <w:rFonts w:ascii="Times New Roman" w:eastAsia="Times New Roman" w:hAnsi="Times New Roman"/>
@@ -22214,7 +22214,7 @@
         <w:pStyle w:val="BTL-H1"/>
         <w:pageBreakBefore/>
       </w:pPr>
-      <w:bookmarkStart w:id="75" w:name="_Toc241599483"/>
+      <w:bookmarkStart w:id="75" w:name="_Toc241601414"/>
       <w:r>
         <w:rPr>
           <w:rFonts w:eastAsia="Times New Roman"/>
@@ -22229,7 +22229,7 @@
       <w:pPr>
         <w:pStyle w:val="BTL-H2"/>
       </w:pPr>
-      <w:bookmarkStart w:id="76" w:name="_Toc241599484"/>
+      <w:bookmarkStart w:id="76" w:name="_Toc241601415"/>
       <w:r>
         <w:rPr>
           <w:rFonts w:ascii="Times New Roman" w:eastAsia="Times New Roman" w:hAnsi="Times New Roman"/>
@@ -22243,7 +22243,7 @@
       <w:pPr>
         <w:pStyle w:val="BTL-H3"/>
       </w:pPr>
-      <w:bookmarkStart w:id="77" w:name="_Toc241599485"/>
+      <w:bookmarkStart w:id="77" w:name="_Toc241601416"/>
       <w:r>
         <w:rPr>
           <w:rFonts w:eastAsia="Times New Roman"/>
@@ -22258,7 +22258,7 @@
         <w:pStyle w:val="BTL-Bang"/>
         <w:keepNext/>
       </w:pPr>
-      <w:bookmarkStart w:id="78" w:name="_Toc241599544"/>
+      <w:bookmarkStart w:id="78" w:name="_Toc241601475"/>
       <w:r>
         <w:rPr>
           <w:rFonts w:eastAsia="Times New Roman"/>
@@ -22715,7 +22715,7 @@
       <w:pPr>
         <w:pStyle w:val="BTL-H3"/>
       </w:pPr>
-      <w:bookmarkStart w:id="79" w:name="_Toc241599486"/>
+      <w:bookmarkStart w:id="79" w:name="_Toc241601417"/>
       <w:r>
         <w:rPr>
           <w:rFonts w:eastAsia="Times New Roman"/>
@@ -22797,7 +22797,7 @@
         </w:rPr>
         <w:lastRenderedPageBreak/>
         <w:drawing>
-          <wp:inline distT="0" distB="0" distL="0" distR="0" wp14:anchorId="7CA98AA3" wp14:editId="0F388B86">
+          <wp:inline distT="0" distB="0" distL="0" distR="0" wp14:anchorId="123332AE" wp14:editId="512C0750">
             <wp:extent cx="5400000" cy="2853347"/>
             <wp:effectExtent l="0" t="0" r="0" b="0"/>
             <wp:docPr id="16" name="Picture 16"/>
@@ -22837,7 +22837,7 @@
       <w:pPr>
         <w:pStyle w:val="BTL-Hinh"/>
       </w:pPr>
-      <w:bookmarkStart w:id="80" w:name="_Toc241599521"/>
+      <w:bookmarkStart w:id="80" w:name="_Toc241601452"/>
       <w:r>
         <w:rPr>
           <w:rFonts w:eastAsia="Times New Roman"/>
@@ -22850,7 +22850,7 @@
       <w:pPr>
         <w:pStyle w:val="BTL-H3"/>
       </w:pPr>
-      <w:bookmarkStart w:id="81" w:name="_Toc241599487"/>
+      <w:bookmarkStart w:id="81" w:name="_Toc241601418"/>
       <w:r>
         <w:rPr>
           <w:rFonts w:eastAsia="Times New Roman"/>
@@ -22892,7 +22892,7 @@
         <w:pStyle w:val="BTL-Bang"/>
         <w:keepNext/>
       </w:pPr>
-      <w:bookmarkStart w:id="82" w:name="_Toc241599545"/>
+      <w:bookmarkStart w:id="82" w:name="_Toc241601476"/>
       <w:r>
         <w:rPr>
           <w:rFonts w:eastAsia="Times New Roman"/>
@@ -23387,7 +23387,7 @@
         <w:pStyle w:val="BTL-Bang"/>
         <w:keepNext/>
       </w:pPr>
-      <w:bookmarkStart w:id="83" w:name="_Toc241599546"/>
+      <w:bookmarkStart w:id="83" w:name="_Toc241601477"/>
       <w:r>
         <w:rPr>
           <w:rFonts w:eastAsia="Times New Roman"/>
@@ -23820,7 +23820,7 @@
       <w:pPr>
         <w:pStyle w:val="BTL-H2"/>
       </w:pPr>
-      <w:bookmarkStart w:id="84" w:name="_Toc241599488"/>
+      <w:bookmarkStart w:id="84" w:name="_Toc241601419"/>
       <w:r>
         <w:rPr>
           <w:rFonts w:ascii="Times New Roman" w:eastAsia="Times New Roman" w:hAnsi="Times New Roman"/>
@@ -23834,7 +23834,7 @@
       <w:pPr>
         <w:pStyle w:val="BTL-H3"/>
       </w:pPr>
-      <w:bookmarkStart w:id="85" w:name="_Toc241599489"/>
+      <w:bookmarkStart w:id="85" w:name="_Toc241601420"/>
       <w:r>
         <w:rPr>
           <w:rFonts w:eastAsia="Times New Roman"/>
@@ -23886,7 +23886,7 @@
         <w:pStyle w:val="BTL-Bang"/>
         <w:keepNext/>
       </w:pPr>
-      <w:bookmarkStart w:id="86" w:name="_Toc241599547"/>
+      <w:bookmarkStart w:id="86" w:name="_Toc241601478"/>
       <w:r>
         <w:rPr>
           <w:rFonts w:eastAsia="Times New Roman"/>
@@ -24384,7 +24384,7 @@
           <w:noProof/>
         </w:rPr>
         <w:drawing>
-          <wp:inline distT="0" distB="0" distL="0" distR="0" wp14:anchorId="074D5459" wp14:editId="3CA98471">
+          <wp:inline distT="0" distB="0" distL="0" distR="0" wp14:anchorId="21217A8E" wp14:editId="1C67620B">
             <wp:extent cx="5400000" cy="1449848"/>
             <wp:effectExtent l="0" t="0" r="0" b="0"/>
             <wp:docPr id="17" name="Picture 17"/>
@@ -24424,7 +24424,7 @@
       <w:pPr>
         <w:pStyle w:val="BTL-Hinh"/>
       </w:pPr>
-      <w:bookmarkStart w:id="87" w:name="_Toc241599522"/>
+      <w:bookmarkStart w:id="87" w:name="_Toc241601453"/>
       <w:r>
         <w:rPr>
           <w:rFonts w:eastAsia="Times New Roman"/>
@@ -24444,7 +24444,7 @@
         </w:rPr>
         <w:lastRenderedPageBreak/>
         <w:drawing>
-          <wp:inline distT="0" distB="0" distL="0" distR="0" wp14:anchorId="4E4AC009" wp14:editId="24B60312">
+          <wp:inline distT="0" distB="0" distL="0" distR="0" wp14:anchorId="45290C46" wp14:editId="52C8AFD2">
             <wp:extent cx="5400000" cy="1451318"/>
             <wp:effectExtent l="0" t="0" r="0" b="0"/>
             <wp:docPr id="18" name="Picture 18"/>
@@ -24484,7 +24484,7 @@
       <w:pPr>
         <w:pStyle w:val="BTL-Hinh"/>
       </w:pPr>
-      <w:bookmarkStart w:id="88" w:name="_Toc241599523"/>
+      <w:bookmarkStart w:id="88" w:name="_Toc241601454"/>
       <w:r>
         <w:rPr>
           <w:rFonts w:eastAsia="Times New Roman"/>
@@ -24503,7 +24503,7 @@
           <w:noProof/>
         </w:rPr>
         <w:drawing>
-          <wp:inline distT="0" distB="0" distL="0" distR="0" wp14:anchorId="75A08F4B" wp14:editId="2BA63492">
+          <wp:inline distT="0" distB="0" distL="0" distR="0" wp14:anchorId="780DF5AF" wp14:editId="4A973814">
             <wp:extent cx="5400000" cy="1274772"/>
             <wp:effectExtent l="0" t="0" r="0" b="0"/>
             <wp:docPr id="19" name="Picture 19"/>
@@ -24543,7 +24543,7 @@
       <w:pPr>
         <w:pStyle w:val="BTL-Hinh"/>
       </w:pPr>
-      <w:bookmarkStart w:id="89" w:name="_Toc241599524"/>
+      <w:bookmarkStart w:id="89" w:name="_Toc241601455"/>
       <w:r>
         <w:rPr>
           <w:rFonts w:eastAsia="Times New Roman"/>
@@ -24556,7 +24556,7 @@
       <w:pPr>
         <w:pStyle w:val="BTL-H3"/>
       </w:pPr>
-      <w:bookmarkStart w:id="90" w:name="_Toc241599490"/>
+      <w:bookmarkStart w:id="90" w:name="_Toc241601421"/>
       <w:r>
         <w:rPr>
           <w:rFonts w:eastAsia="Times New Roman"/>
@@ -24595,7 +24595,7 @@
         <w:pStyle w:val="BTL-Bang"/>
         <w:keepNext/>
       </w:pPr>
-      <w:bookmarkStart w:id="91" w:name="_Toc241599548"/>
+      <w:bookmarkStart w:id="91" w:name="_Toc241601479"/>
       <w:r>
         <w:rPr>
           <w:rFonts w:eastAsia="Times New Roman"/>
@@ -25077,7 +25077,7 @@
         </w:rPr>
         <w:lastRenderedPageBreak/>
         <w:drawing>
-          <wp:inline distT="0" distB="0" distL="0" distR="0" wp14:anchorId="223B967D" wp14:editId="6308FDE5">
+          <wp:inline distT="0" distB="0" distL="0" distR="0" wp14:anchorId="264F3AB3" wp14:editId="488B99ED">
             <wp:extent cx="5400000" cy="1912500"/>
             <wp:effectExtent l="0" t="0" r="0" b="0"/>
             <wp:docPr id="20" name="Picture 20"/>
@@ -25117,7 +25117,7 @@
       <w:pPr>
         <w:pStyle w:val="BTL-Hinh"/>
       </w:pPr>
-      <w:bookmarkStart w:id="92" w:name="_Toc241599525"/>
+      <w:bookmarkStart w:id="92" w:name="_Toc241601456"/>
       <w:r>
         <w:rPr>
           <w:rFonts w:eastAsia="Times New Roman"/>
@@ -25136,7 +25136,7 @@
           <w:noProof/>
         </w:rPr>
         <w:drawing>
-          <wp:inline distT="0" distB="0" distL="0" distR="0" wp14:anchorId="6B0114C7" wp14:editId="23870749">
+          <wp:inline distT="0" distB="0" distL="0" distR="0" wp14:anchorId="2E9CFC14" wp14:editId="577F6315">
             <wp:extent cx="5400000" cy="1187234"/>
             <wp:effectExtent l="0" t="0" r="0" b="0"/>
             <wp:docPr id="21" name="Picture 21"/>
@@ -25176,7 +25176,7 @@
       <w:pPr>
         <w:pStyle w:val="BTL-Hinh"/>
       </w:pPr>
-      <w:bookmarkStart w:id="93" w:name="_Toc241599526"/>
+      <w:bookmarkStart w:id="93" w:name="_Toc241601457"/>
       <w:r>
         <w:rPr>
           <w:rFonts w:eastAsia="Times New Roman"/>
@@ -25189,7 +25189,7 @@
       <w:pPr>
         <w:pStyle w:val="BTL-H3"/>
       </w:pPr>
-      <w:bookmarkStart w:id="94" w:name="_Toc241599491"/>
+      <w:bookmarkStart w:id="94" w:name="_Toc241601422"/>
       <w:r>
         <w:rPr>
           <w:rFonts w:eastAsia="Times New Roman"/>
@@ -25271,7 +25271,7 @@
       <w:pPr>
         <w:pStyle w:val="BTL-H2"/>
       </w:pPr>
-      <w:bookmarkStart w:id="95" w:name="_Toc241599492"/>
+      <w:bookmarkStart w:id="95" w:name="_Toc241601423"/>
       <w:r>
         <w:rPr>
           <w:rFonts w:ascii="Times New Roman" w:eastAsia="Times New Roman" w:hAnsi="Times New Roman"/>
@@ -25285,7 +25285,7 @@
       <w:pPr>
         <w:pStyle w:val="BTL-H3"/>
       </w:pPr>
-      <w:bookmarkStart w:id="96" w:name="_Toc241599493"/>
+      <w:bookmarkStart w:id="96" w:name="_Toc241601424"/>
       <w:r>
         <w:rPr>
           <w:rFonts w:eastAsia="Times New Roman"/>
@@ -25364,7 +25364,7 @@
         <w:pStyle w:val="BTL-Bang"/>
         <w:keepNext/>
       </w:pPr>
-      <w:bookmarkStart w:id="97" w:name="_Toc241599549"/>
+      <w:bookmarkStart w:id="97" w:name="_Toc241601480"/>
       <w:r>
         <w:rPr>
           <w:rFonts w:eastAsia="Times New Roman"/>
@@ -25713,7 +25713,7 @@
         </w:rPr>
         <w:lastRenderedPageBreak/>
         <w:drawing>
-          <wp:inline distT="0" distB="0" distL="0" distR="0" wp14:anchorId="0E2F5211" wp14:editId="486C01C9">
+          <wp:inline distT="0" distB="0" distL="0" distR="0" wp14:anchorId="4D08F1F9" wp14:editId="6B37B306">
             <wp:extent cx="5400000" cy="2260465"/>
             <wp:effectExtent l="0" t="0" r="0" b="0"/>
             <wp:docPr id="22" name="Picture 22"/>
@@ -25753,7 +25753,7 @@
       <w:pPr>
         <w:pStyle w:val="BTL-Hinh"/>
       </w:pPr>
-      <w:bookmarkStart w:id="98" w:name="_Toc241599527"/>
+      <w:bookmarkStart w:id="98" w:name="_Toc241601458"/>
       <w:r>
         <w:rPr>
           <w:rFonts w:eastAsia="Times New Roman"/>
@@ -25783,7 +25783,7 @@
           <w:noProof/>
         </w:rPr>
         <w:drawing>
-          <wp:inline distT="0" distB="0" distL="0" distR="0" wp14:anchorId="728D4AEB" wp14:editId="317FFD7A">
+          <wp:inline distT="0" distB="0" distL="0" distR="0" wp14:anchorId="52DBD7A7" wp14:editId="56ECFFDA">
             <wp:extent cx="5400000" cy="4513678"/>
             <wp:effectExtent l="0" t="0" r="0" b="0"/>
             <wp:docPr id="23" name="Picture 23"/>
@@ -25823,7 +25823,7 @@
       <w:pPr>
         <w:pStyle w:val="BTL-Hinh"/>
       </w:pPr>
-      <w:bookmarkStart w:id="99" w:name="_Toc241599528"/>
+      <w:bookmarkStart w:id="99" w:name="_Toc241601459"/>
       <w:r>
         <w:rPr>
           <w:rFonts w:eastAsia="Times New Roman"/>
@@ -25836,7 +25836,7 @@
       <w:pPr>
         <w:pStyle w:val="BTL-H3"/>
       </w:pPr>
-      <w:bookmarkStart w:id="100" w:name="_Toc241599494"/>
+      <w:bookmarkStart w:id="100" w:name="_Toc241601425"/>
       <w:r>
         <w:rPr>
           <w:rFonts w:eastAsia="Times New Roman"/>
@@ -25966,7 +25966,7 @@
           <w:noProof/>
         </w:rPr>
         <w:drawing>
-          <wp:inline distT="0" distB="0" distL="0" distR="0" wp14:anchorId="162BFE93" wp14:editId="30D20B4B">
+          <wp:inline distT="0" distB="0" distL="0" distR="0" wp14:anchorId="5D203465" wp14:editId="3786FD9A">
             <wp:extent cx="5400000" cy="3813374"/>
             <wp:effectExtent l="0" t="0" r="0" b="0"/>
             <wp:docPr id="24" name="Picture 24"/>
@@ -26006,7 +26006,7 @@
       <w:pPr>
         <w:pStyle w:val="BTL-Hinh"/>
       </w:pPr>
-      <w:bookmarkStart w:id="101" w:name="_Toc241599529"/>
+      <w:bookmarkStart w:id="101" w:name="_Toc241601460"/>
       <w:r>
         <w:rPr>
           <w:rFonts w:eastAsia="Times New Roman"/>
@@ -26019,7 +26019,7 @@
       <w:pPr>
         <w:pStyle w:val="BTL-H3"/>
       </w:pPr>
-      <w:bookmarkStart w:id="102" w:name="_Toc241599495"/>
+      <w:bookmarkStart w:id="102" w:name="_Toc241601426"/>
       <w:r>
         <w:rPr>
           <w:rFonts w:eastAsia="Times New Roman"/>
@@ -26201,7 +26201,7 @@
       <w:pPr>
         <w:pStyle w:val="BTL-H2"/>
       </w:pPr>
-      <w:bookmarkStart w:id="103" w:name="_Toc241599496"/>
+      <w:bookmarkStart w:id="103" w:name="_Toc241601427"/>
       <w:r>
         <w:rPr>
           <w:rFonts w:ascii="Times New Roman" w:eastAsia="Times New Roman" w:hAnsi="Times New Roman"/>
@@ -26251,7 +26251,7 @@
         <w:pStyle w:val="BTL-Bang"/>
         <w:keepNext/>
       </w:pPr>
-      <w:bookmarkStart w:id="104" w:name="_Toc241599550"/>
+      <w:bookmarkStart w:id="104" w:name="_Toc241601481"/>
       <w:r>
         <w:rPr>
           <w:rFonts w:eastAsia="Times New Roman"/>
@@ -26648,7 +26648,7 @@
         </w:rPr>
         <w:lastRenderedPageBreak/>
         <w:drawing>
-          <wp:inline distT="0" distB="0" distL="0" distR="0" wp14:anchorId="05081770" wp14:editId="2277D957">
+          <wp:inline distT="0" distB="0" distL="0" distR="0" wp14:anchorId="50BBE0E6" wp14:editId="52AFBD3B">
             <wp:extent cx="5400000" cy="3638298"/>
             <wp:effectExtent l="0" t="0" r="0" b="0"/>
             <wp:docPr id="25" name="Picture 25"/>
@@ -26688,7 +26688,7 @@
       <w:pPr>
         <w:pStyle w:val="BTL-Hinh"/>
       </w:pPr>
-      <w:bookmarkStart w:id="105" w:name="_Toc241599530"/>
+      <w:bookmarkStart w:id="105" w:name="_Toc241601461"/>
       <w:r>
         <w:rPr>
           <w:rFonts w:eastAsia="Times New Roman"/>
@@ -26707,7 +26707,7 @@
           <w:noProof/>
         </w:rPr>
         <w:drawing>
-          <wp:inline distT="0" distB="0" distL="0" distR="0" wp14:anchorId="6AD9942D" wp14:editId="38167DAE">
+          <wp:inline distT="0" distB="0" distL="0" distR="0" wp14:anchorId="3AFB6CEE" wp14:editId="5A8EC0E6">
             <wp:extent cx="5400000" cy="3725836"/>
             <wp:effectExtent l="0" t="0" r="0" b="0"/>
             <wp:docPr id="26" name="Picture 26"/>
@@ -26747,7 +26747,7 @@
       <w:pPr>
         <w:pStyle w:val="BTL-Hinh"/>
       </w:pPr>
-      <w:bookmarkStart w:id="106" w:name="_Toc241599531"/>
+      <w:bookmarkStart w:id="106" w:name="_Toc241601462"/>
       <w:r>
         <w:rPr>
           <w:rFonts w:eastAsia="Times New Roman"/>
@@ -26760,7 +26760,7 @@
       <w:pPr>
         <w:pStyle w:val="BTL-H2"/>
       </w:pPr>
-      <w:bookmarkStart w:id="107" w:name="_Toc241599497"/>
+      <w:bookmarkStart w:id="107" w:name="_Toc241601428"/>
       <w:r>
         <w:rPr>
           <w:rFonts w:ascii="Times New Roman" w:eastAsia="Times New Roman" w:hAnsi="Times New Roman"/>
@@ -26805,7 +26805,7 @@
       <w:pPr>
         <w:pStyle w:val="BTL-H3"/>
       </w:pPr>
-      <w:bookmarkStart w:id="108" w:name="_Toc241599498"/>
+      <w:bookmarkStart w:id="108" w:name="_Toc241601429"/>
       <w:r>
         <w:rPr>
           <w:rFonts w:eastAsia="Times New Roman"/>
@@ -26820,7 +26820,7 @@
         <w:pStyle w:val="BTL-Bang"/>
         <w:keepNext/>
       </w:pPr>
-      <w:bookmarkStart w:id="109" w:name="_Toc241599551"/>
+      <w:bookmarkStart w:id="109" w:name="_Toc241601482"/>
       <w:r>
         <w:rPr>
           <w:rFonts w:eastAsia="Times New Roman"/>
@@ -29221,7 +29221,7 @@
         </w:rPr>
         <w:lastRenderedPageBreak/>
         <w:drawing>
-          <wp:inline distT="0" distB="0" distL="0" distR="0" wp14:anchorId="51E05573" wp14:editId="263B036E">
+          <wp:inline distT="0" distB="0" distL="0" distR="0" wp14:anchorId="318B1A9C" wp14:editId="4088B175">
             <wp:extent cx="5400000" cy="2025000"/>
             <wp:effectExtent l="0" t="0" r="0" b="0"/>
             <wp:docPr id="27" name="Picture 27"/>
@@ -29261,7 +29261,7 @@
       <w:pPr>
         <w:pStyle w:val="BTL-Hinh"/>
       </w:pPr>
-      <w:bookmarkStart w:id="110" w:name="_Toc241599532"/>
+      <w:bookmarkStart w:id="110" w:name="_Toc241601463"/>
       <w:r>
         <w:rPr>
           <w:rFonts w:eastAsia="Times New Roman"/>
@@ -29280,7 +29280,7 @@
           <w:noProof/>
         </w:rPr>
         <w:drawing>
-          <wp:inline distT="0" distB="0" distL="0" distR="0" wp14:anchorId="40FF66F5" wp14:editId="211D903C">
+          <wp:inline distT="0" distB="0" distL="0" distR="0" wp14:anchorId="570CA6BA" wp14:editId="1B650384">
             <wp:extent cx="5400000" cy="2502840"/>
             <wp:effectExtent l="0" t="0" r="0" b="0"/>
             <wp:docPr id="28" name="Picture 28"/>
@@ -29320,7 +29320,7 @@
       <w:pPr>
         <w:pStyle w:val="BTL-Hinh"/>
       </w:pPr>
-      <w:bookmarkStart w:id="111" w:name="_Toc241599533"/>
+      <w:bookmarkStart w:id="111" w:name="_Toc241601464"/>
       <w:r>
         <w:rPr>
           <w:rFonts w:eastAsia="Times New Roman"/>
@@ -29417,7 +29417,7 @@
       <w:pPr>
         <w:pStyle w:val="BTL-H3"/>
       </w:pPr>
-      <w:bookmarkStart w:id="112" w:name="_Toc241599499"/>
+      <w:bookmarkStart w:id="112" w:name="_Toc241601430"/>
       <w:r>
         <w:rPr>
           <w:rFonts w:eastAsia="Times New Roman"/>
@@ -29443,7 +29443,7 @@
         <w:pStyle w:val="BTL-Bang"/>
         <w:keepNext/>
       </w:pPr>
-      <w:bookmarkStart w:id="113" w:name="_Toc241599552"/>
+      <w:bookmarkStart w:id="113" w:name="_Toc241601483"/>
       <w:r>
         <w:rPr>
           <w:rFonts w:eastAsia="Times New Roman"/>
@@ -30142,7 +30142,7 @@
       <w:pPr>
         <w:pStyle w:val="BTL-H3"/>
       </w:pPr>
-      <w:bookmarkStart w:id="114" w:name="_Toc241599500"/>
+      <w:bookmarkStart w:id="114" w:name="_Toc241601431"/>
       <w:r>
         <w:rPr>
           <w:rFonts w:eastAsia="Times New Roman"/>
@@ -30157,7 +30157,7 @@
         <w:pStyle w:val="BTL-Bang"/>
         <w:keepNext/>
       </w:pPr>
-      <w:bookmarkStart w:id="115" w:name="_Toc241599553"/>
+      <w:bookmarkStart w:id="115" w:name="_Toc241601484"/>
       <w:r>
         <w:rPr>
           <w:rFonts w:eastAsia="Times New Roman"/>
@@ -31592,7 +31592,7 @@
         </w:rPr>
         <w:lastRenderedPageBreak/>
         <w:drawing>
-          <wp:inline distT="0" distB="0" distL="0" distR="0" wp14:anchorId="06330F5D" wp14:editId="6FE113C9">
+          <wp:inline distT="0" distB="0" distL="0" distR="0" wp14:anchorId="0D449F8B" wp14:editId="1CA96101">
             <wp:extent cx="5400000" cy="2675380"/>
             <wp:effectExtent l="0" t="0" r="0" b="0"/>
             <wp:docPr id="29" name="Picture 29"/>
@@ -31632,7 +31632,7 @@
       <w:pPr>
         <w:pStyle w:val="BTL-Hinh"/>
       </w:pPr>
-      <w:bookmarkStart w:id="116" w:name="_Toc241599534"/>
+      <w:bookmarkStart w:id="116" w:name="_Toc241601465"/>
       <w:r>
         <w:rPr>
           <w:rFonts w:eastAsia="Times New Roman"/>
@@ -31706,7 +31706,7 @@
       <w:pPr>
         <w:pStyle w:val="BTL-H3"/>
       </w:pPr>
-      <w:bookmarkStart w:id="117" w:name="_Toc241599501"/>
+      <w:bookmarkStart w:id="117" w:name="_Toc241601432"/>
       <w:r>
         <w:rPr>
           <w:rFonts w:eastAsia="Times New Roman"/>
@@ -31771,7 +31771,7 @@
         <w:pStyle w:val="BTL-Bang"/>
         <w:keepNext/>
       </w:pPr>
-      <w:bookmarkStart w:id="118" w:name="_Toc241599554"/>
+      <w:bookmarkStart w:id="118" w:name="_Toc241601485"/>
       <w:r>
         <w:rPr>
           <w:rFonts w:eastAsia="Times New Roman"/>
@@ -32577,7 +32577,7 @@
         </w:rPr>
         <w:lastRenderedPageBreak/>
         <w:drawing>
-          <wp:inline distT="0" distB="0" distL="0" distR="0" wp14:anchorId="28C0FE48" wp14:editId="0EE7D82A">
+          <wp:inline distT="0" distB="0" distL="0" distR="0" wp14:anchorId="28FB1E1C" wp14:editId="44BEDB3C">
             <wp:extent cx="5400000" cy="1785528"/>
             <wp:effectExtent l="0" t="0" r="0" b="0"/>
             <wp:docPr id="30" name="Picture 30"/>
@@ -32617,7 +32617,7 @@
       <w:pPr>
         <w:pStyle w:val="BTL-Hinh"/>
       </w:pPr>
-      <w:bookmarkStart w:id="119" w:name="_Toc241599535"/>
+      <w:bookmarkStart w:id="119" w:name="_Toc241601466"/>
       <w:r>
         <w:rPr>
           <w:rFonts w:eastAsia="Times New Roman"/>
@@ -32630,7 +32630,7 @@
       <w:pPr>
         <w:pStyle w:val="BTL-H2"/>
       </w:pPr>
-      <w:bookmarkStart w:id="120" w:name="_Toc241599502"/>
+      <w:bookmarkStart w:id="120" w:name="_Toc241601433"/>
       <w:r>
         <w:rPr>
           <w:rFonts w:ascii="Times New Roman" w:eastAsia="Times New Roman" w:hAnsi="Times New Roman"/>
@@ -32669,7 +32669,7 @@
         <w:pStyle w:val="BTL-Bang"/>
         <w:keepNext/>
       </w:pPr>
-      <w:bookmarkStart w:id="121" w:name="_Toc241599555"/>
+      <w:bookmarkStart w:id="121" w:name="_Toc241601486"/>
       <w:r>
         <w:rPr>
           <w:rFonts w:eastAsia="Times New Roman"/>
@@ -33968,7 +33968,7 @@
         </w:rPr>
         <w:lastRenderedPageBreak/>
         <w:drawing>
-          <wp:inline distT="0" distB="0" distL="0" distR="0" wp14:anchorId="6F5C8C16" wp14:editId="4C77171C">
+          <wp:inline distT="0" distB="0" distL="0" distR="0" wp14:anchorId="68ED5613" wp14:editId="740C0977">
             <wp:extent cx="5400000" cy="2325228"/>
             <wp:effectExtent l="0" t="0" r="0" b="0"/>
             <wp:docPr id="31" name="Picture 31"/>
@@ -34008,7 +34008,7 @@
       <w:pPr>
         <w:pStyle w:val="BTL-Hinh"/>
       </w:pPr>
-      <w:bookmarkStart w:id="122" w:name="_Toc241599536"/>
+      <w:bookmarkStart w:id="122" w:name="_Toc241601467"/>
       <w:r>
         <w:rPr>
           <w:rFonts w:eastAsia="Times New Roman"/>
@@ -34027,7 +34027,7 @@
           <w:noProof/>
         </w:rPr>
         <w:drawing>
-          <wp:inline distT="0" distB="0" distL="0" distR="0" wp14:anchorId="0FBE7567" wp14:editId="18AA96EF">
+          <wp:inline distT="0" distB="0" distL="0" distR="0" wp14:anchorId="0CD41005" wp14:editId="3E7757F9">
             <wp:extent cx="5400000" cy="1099696"/>
             <wp:effectExtent l="0" t="0" r="0" b="0"/>
             <wp:docPr id="32" name="Picture 32"/>
@@ -34067,7 +34067,7 @@
       <w:pPr>
         <w:pStyle w:val="BTL-Hinh"/>
       </w:pPr>
-      <w:bookmarkStart w:id="123" w:name="_Toc241599537"/>
+      <w:bookmarkStart w:id="123" w:name="_Toc241601468"/>
       <w:r>
         <w:rPr>
           <w:rFonts w:eastAsia="Times New Roman"/>
@@ -34080,7 +34080,7 @@
       <w:pPr>
         <w:pStyle w:val="BTL-H2"/>
       </w:pPr>
-      <w:bookmarkStart w:id="124" w:name="_Toc241599503"/>
+      <w:bookmarkStart w:id="124" w:name="_Toc241601434"/>
       <w:r>
         <w:rPr>
           <w:rFonts w:ascii="Times New Roman" w:eastAsia="Times New Roman" w:hAnsi="Times New Roman"/>
@@ -34168,7 +34168,7 @@
       <w:pPr>
         <w:pStyle w:val="BTL-H2"/>
       </w:pPr>
-      <w:bookmarkStart w:id="125" w:name="_Toc241599504"/>
+      <w:bookmarkStart w:id="125" w:name="_Toc241601435"/>
       <w:r>
         <w:rPr>
           <w:rFonts w:ascii="Times New Roman" w:eastAsia="Times New Roman" w:hAnsi="Times New Roman"/>
@@ -34224,7 +34224,7 @@
         <w:pStyle w:val="BTL-H0"/>
         <w:pageBreakBefore/>
       </w:pPr>
-      <w:bookmarkStart w:id="126" w:name="_Toc241599505"/>
+      <w:bookmarkStart w:id="126" w:name="_Toc241601436"/>
       <w:r>
         <w:rPr>
           <w:rFonts w:eastAsia="Times New Roman"/>
@@ -34561,7 +34561,7 @@
         <w:pStyle w:val="BTL-H0"/>
         <w:pageBreakBefore/>
       </w:pPr>
-      <w:bookmarkStart w:id="127" w:name="_Toc241599506"/>
+      <w:bookmarkStart w:id="127" w:name="_Toc241601437"/>
       <w:r>
         <w:rPr>
           <w:rFonts w:eastAsia="Times New Roman"/>
